--- a/belgeler/36_PROFORMA_YAPIM_ISLERI.docx
+++ b/belgeler/36_PROFORMA_YAPIM_ISLERI.docx
@@ -1507,7 +1507,7 @@
                 <w:color w:val="000000"/>
                 <w:sz w:val="16"/>
               </w:rPr>
-              <w:t>30.120.2016</w:t>
+              <w:t>35.120.2016</w:t>
             </w:r>
           </w:p>
         </w:tc>
@@ -2161,7 +2161,7 @@
                 <w:color w:val="000000"/>
                 <w:sz w:val="16"/>
               </w:rPr>
-              <w:t>30.120.2016</w:t>
+              <w:t>35.120.2016</w:t>
             </w:r>
           </w:p>
         </w:tc>
@@ -11514,7 +11514,7 @@
                 <w:color w:val="000000"/>
                 <w:sz w:val="16"/>
               </w:rPr>
-              <w:t>30.100.1104</w:t>
+              <w:t>35.100.1104</w:t>
             </w:r>
           </w:p>
         </w:tc>
@@ -11705,7 +11705,7 @@
                 <w:color w:val="000000"/>
                 <w:sz w:val="16"/>
               </w:rPr>
-              <w:t>30.100.2106</w:t>
+              <w:t>35.100.2106</w:t>
             </w:r>
           </w:p>
         </w:tc>
@@ -11896,7 +11896,7 @@
                 <w:color w:val="000000"/>
                 <w:sz w:val="16"/>
               </w:rPr>
-              <w:t>30.135.3201</w:t>
+              <w:t>35.135.3201</w:t>
             </w:r>
           </w:p>
         </w:tc>
@@ -12087,7 +12087,7 @@
                 <w:color w:val="000000"/>
                 <w:sz w:val="16"/>
               </w:rPr>
-              <w:t>30.110.1104</w:t>
+              <w:t>35.110.1104</w:t>
             </w:r>
           </w:p>
         </w:tc>
@@ -12278,7 +12278,7 @@
                 <w:color w:val="000000"/>
                 <w:sz w:val="16"/>
               </w:rPr>
-              <w:t>30.115.1003</w:t>
+              <w:t>35.115.1003</w:t>
             </w:r>
           </w:p>
         </w:tc>
@@ -12469,7 +12469,7 @@
                 <w:color w:val="000000"/>
                 <w:sz w:val="16"/>
               </w:rPr>
-              <w:t>30.140.3105</w:t>
+              <w:t>35.140.3105</w:t>
             </w:r>
           </w:p>
         </w:tc>
@@ -12660,7 +12660,7 @@
                 <w:color w:val="000000"/>
                 <w:sz w:val="16"/>
               </w:rPr>
-              <w:t>30.140.3101</w:t>
+              <w:t>35.140.3101</w:t>
             </w:r>
           </w:p>
         </w:tc>
@@ -12851,7 +12851,7 @@
                 <w:color w:val="000000"/>
                 <w:sz w:val="16"/>
               </w:rPr>
-              <w:t>30.172.1706</w:t>
+              <w:t>35.172.1706</w:t>
             </w:r>
           </w:p>
         </w:tc>
@@ -13042,7 +13042,7 @@
                 <w:color w:val="000000"/>
                 <w:sz w:val="16"/>
               </w:rPr>
-              <w:t>30.170.4002</w:t>
+              <w:t>35.170.4002</w:t>
             </w:r>
           </w:p>
         </w:tc>

--- a/belgeler/36_PROFORMA_YAPIM_ISLERI.docx
+++ b/belgeler/36_PROFORMA_YAPIM_ISLERI.docx
@@ -5651,7 +5651,7 @@
                 <w:color w:val="000000"/>
                 <w:sz w:val="16"/>
               </w:rPr>
-              <w:t>15.150.1005</w:t>
+              <w:t>ÖP-15</w:t>
             </w:r>
           </w:p>
         </w:tc>
@@ -5678,7 +5678,7 @@
                 <w:color w:val="000000"/>
                 <w:sz w:val="16"/>
               </w:rPr>
-              <w:t>Beton santralinde üretilen veya satın alınan ve beton pompasıyla basılan, C 25/30 basınç dayanım sınıfında, gri renkte, normal hazır beton dökülmesi (beton nakli dahil)</w:t>
+              <w:t>Prefabrik polietilen sızdırmaz foseptik tankı — 6 m³, rotasyon kalıplı, temini, yerine konulması ve giriş-çıkış bağlantılarının yapılması</w:t>
             </w:r>
           </w:p>
         </w:tc>
@@ -5705,7 +5705,7 @@
                 <w:color w:val="000000"/>
                 <w:sz w:val="16"/>
               </w:rPr>
-              <w:t>m³</w:t>
+              <w:t>ad</w:t>
             </w:r>
           </w:p>
         </w:tc>
@@ -5732,7 +5732,7 @@
                 <w:color w:val="000000"/>
                 <w:sz w:val="16"/>
               </w:rPr>
-              <w:t>6,175</w:t>
+              <w:t>1,000</w:t>
             </w:r>
           </w:p>
         </w:tc>
@@ -5759,7 +5759,7 @@
                 <w:color w:val="000000"/>
                 <w:sz w:val="16"/>
               </w:rPr>
-              <w:t>2.960,45</w:t>
+              <w:t>55.000,00</w:t>
             </w:r>
           </w:p>
         </w:tc>
@@ -5786,7 +5786,7 @@
                 <w:color w:val="000000"/>
                 <w:sz w:val="16"/>
               </w:rPr>
-              <w:t>18.280,78</w:t>
+              <w:t>55.000,00</w:t>
             </w:r>
           </w:p>
         </w:tc>
@@ -5805,17 +5805,17 @@
           <w:p>
             <w:pPr>
               <w:spacing w:before="20" w:after="20"/>
-              <w:jc w:val="center"/>
-            </w:pPr>
-            <w:r>
-              <w:rPr>
-                <w:rFonts w:ascii="Calibri" w:hAnsi="Calibri"/>
-                <w:b w:val="0"/>
-                <w:i w:val="0"/>
-                <w:color w:val="000000"/>
-                <w:sz w:val="16"/>
-              </w:rPr>
-              <w:t>19</w:t>
+              <w:jc w:val="left"/>
+            </w:pPr>
+            <w:r>
+              <w:rPr>
+                <w:rFonts w:ascii="Calibri" w:hAnsi="Calibri"/>
+                <w:b/>
+                <w:i w:val="0"/>
+                <w:color w:val="000000"/>
+                <w:sz w:val="16"/>
+              </w:rPr>
+              <w:t>Foseptik ara toplamı</w:t>
             </w:r>
           </w:p>
         </w:tc>
@@ -5832,18 +5832,8 @@
           <w:p>
             <w:pPr>
               <w:spacing w:before="20" w:after="20"/>
-              <w:jc w:val="center"/>
-            </w:pPr>
-            <w:r>
-              <w:rPr>
-                <w:rFonts w:ascii="Calibri" w:hAnsi="Calibri"/>
-                <w:b w:val="0"/>
-                <w:i w:val="0"/>
-                <w:color w:val="000000"/>
-                <w:sz w:val="16"/>
-              </w:rPr>
-              <w:t>15.180.1003</w:t>
-            </w:r>
+              <w:jc w:val="left"/>
+            </w:pPr>
           </w:p>
         </w:tc>
         <w:tc>
@@ -5861,16 +5851,6 @@
               <w:spacing w:before="20" w:after="20"/>
               <w:jc w:val="left"/>
             </w:pPr>
-            <w:r>
-              <w:rPr>
-                <w:rFonts w:ascii="Calibri" w:hAnsi="Calibri"/>
-                <w:b w:val="0"/>
-                <w:i w:val="0"/>
-                <w:color w:val="000000"/>
-                <w:sz w:val="16"/>
-              </w:rPr>
-              <w:t>Plywood ile düz yüzeyli betonarme kalıbı yapılması</w:t>
-            </w:r>
           </w:p>
         </w:tc>
         <w:tc>
@@ -5886,18 +5866,8 @@
           <w:p>
             <w:pPr>
               <w:spacing w:before="20" w:after="20"/>
-              <w:jc w:val="center"/>
-            </w:pPr>
-            <w:r>
-              <w:rPr>
-                <w:rFonts w:ascii="Calibri" w:hAnsi="Calibri"/>
-                <w:b w:val="0"/>
-                <w:i w:val="0"/>
-                <w:color w:val="000000"/>
-                <w:sz w:val="16"/>
-              </w:rPr>
-              <w:t>m²</w:t>
-            </w:r>
+              <w:jc w:val="left"/>
+            </w:pPr>
           </w:p>
         </w:tc>
         <w:tc>
@@ -5913,71 +5883,51 @@
           <w:p>
             <w:pPr>
               <w:spacing w:before="20" w:after="20"/>
+              <w:jc w:val="left"/>
+            </w:pPr>
+          </w:p>
+        </w:tc>
+        <w:tc>
+          <w:tcPr>
+            <w:tcW w:type="dxa" w:w="1247"/>
+            <w:tcBorders>
+              <w:top w:val="single" w:sz="4" w:space="0" w:color="808080"/>
+              <w:left w:val="single" w:sz="4" w:space="0" w:color="808080"/>
+              <w:bottom w:val="single" w:sz="4" w:space="0" w:color="808080"/>
+              <w:right w:val="single" w:sz="4" w:space="0" w:color="808080"/>
+            </w:tcBorders>
+          </w:tcPr>
+          <w:p>
+            <w:pPr>
+              <w:spacing w:before="20" w:after="20"/>
+              <w:jc w:val="left"/>
+            </w:pPr>
+          </w:p>
+        </w:tc>
+        <w:tc>
+          <w:tcPr>
+            <w:tcW w:type="dxa" w:w="1361"/>
+            <w:tcBorders>
+              <w:top w:val="single" w:sz="4" w:space="0" w:color="808080"/>
+              <w:left w:val="single" w:sz="4" w:space="0" w:color="808080"/>
+              <w:bottom w:val="single" w:sz="4" w:space="0" w:color="808080"/>
+              <w:right w:val="single" w:sz="4" w:space="0" w:color="808080"/>
+            </w:tcBorders>
+          </w:tcPr>
+          <w:p>
+            <w:pPr>
+              <w:spacing w:before="20" w:after="20"/>
               <w:jc w:val="right"/>
             </w:pPr>
             <w:r>
               <w:rPr>
                 <w:rFonts w:ascii="Calibri" w:hAnsi="Calibri"/>
-                <w:b w:val="0"/>
-                <w:i w:val="0"/>
-                <w:color w:val="000000"/>
-                <w:sz w:val="16"/>
-              </w:rPr>
-              <w:t>41,400</w:t>
-            </w:r>
-          </w:p>
-        </w:tc>
-        <w:tc>
-          <w:tcPr>
-            <w:tcW w:type="dxa" w:w="1247"/>
-            <w:tcBorders>
-              <w:top w:val="single" w:sz="4" w:space="0" w:color="808080"/>
-              <w:left w:val="single" w:sz="4" w:space="0" w:color="808080"/>
-              <w:bottom w:val="single" w:sz="4" w:space="0" w:color="808080"/>
-              <w:right w:val="single" w:sz="4" w:space="0" w:color="808080"/>
-            </w:tcBorders>
-          </w:tcPr>
-          <w:p>
-            <w:pPr>
-              <w:spacing w:before="20" w:after="20"/>
-              <w:jc w:val="right"/>
-            </w:pPr>
-            <w:r>
-              <w:rPr>
-                <w:rFonts w:ascii="Calibri" w:hAnsi="Calibri"/>
-                <w:b w:val="0"/>
-                <w:i w:val="0"/>
-                <w:color w:val="000000"/>
-                <w:sz w:val="16"/>
-              </w:rPr>
-              <w:t>863,80</w:t>
-            </w:r>
-          </w:p>
-        </w:tc>
-        <w:tc>
-          <w:tcPr>
-            <w:tcW w:type="dxa" w:w="1361"/>
-            <w:tcBorders>
-              <w:top w:val="single" w:sz="4" w:space="0" w:color="808080"/>
-              <w:left w:val="single" w:sz="4" w:space="0" w:color="808080"/>
-              <w:bottom w:val="single" w:sz="4" w:space="0" w:color="808080"/>
-              <w:right w:val="single" w:sz="4" w:space="0" w:color="808080"/>
-            </w:tcBorders>
-          </w:tcPr>
-          <w:p>
-            <w:pPr>
-              <w:spacing w:before="20" w:after="20"/>
-              <w:jc w:val="right"/>
-            </w:pPr>
-            <w:r>
-              <w:rPr>
-                <w:rFonts w:ascii="Calibri" w:hAnsi="Calibri"/>
-                <w:b w:val="0"/>
-                <w:i w:val="0"/>
-                <w:color w:val="000000"/>
-                <w:sz w:val="16"/>
-              </w:rPr>
-              <w:t>35.761,32</w:t>
+                <w:b/>
+                <w:i w:val="0"/>
+                <w:color w:val="000000"/>
+                <w:sz w:val="16"/>
+              </w:rPr>
+              <w:t>59.276,30</w:t>
             </w:r>
           </w:p>
         </w:tc>
@@ -6001,12 +5951,12 @@
             <w:r>
               <w:rPr>
                 <w:rFonts w:ascii="Calibri" w:hAnsi="Calibri"/>
-                <w:b w:val="0"/>
-                <w:i w:val="0"/>
-                <w:color w:val="000000"/>
-                <w:sz w:val="16"/>
-              </w:rPr>
-              <w:t>20</w:t>
+                <w:b/>
+                <w:i w:val="0"/>
+                <w:color w:val="000000"/>
+                <w:sz w:val="16"/>
+              </w:rPr>
+              <w:t>Yem Silosu Betonarme Kaideleri</w:t>
             </w:r>
           </w:p>
         </w:tc>
@@ -6023,18 +5973,8 @@
           <w:p>
             <w:pPr>
               <w:spacing w:before="20" w:after="20"/>
-              <w:jc w:val="center"/>
-            </w:pPr>
-            <w:r>
-              <w:rPr>
-                <w:rFonts w:ascii="Calibri" w:hAnsi="Calibri"/>
-                <w:b w:val="0"/>
-                <w:i w:val="0"/>
-                <w:color w:val="000000"/>
-                <w:sz w:val="16"/>
-              </w:rPr>
-              <w:t>15.160.1003</w:t>
-            </w:r>
+              <w:jc w:val="left"/>
+            </w:pPr>
           </w:p>
         </w:tc>
         <w:tc>
@@ -6052,16 +5992,6 @@
               <w:spacing w:before="20" w:after="20"/>
               <w:jc w:val="left"/>
             </w:pPr>
-            <w:r>
-              <w:rPr>
-                <w:rFonts w:ascii="Calibri" w:hAnsi="Calibri"/>
-                <w:b w:val="0"/>
-                <w:i w:val="0"/>
-                <w:color w:val="000000"/>
-                <w:sz w:val="16"/>
-              </w:rPr>
-              <w:t>Ø 8 - Ø 12 mm nervürlü beton çelik çubuğu, çubukların kesilmesi, bükülmesi ve yerine konulması</w:t>
-            </w:r>
           </w:p>
         </w:tc>
         <w:tc>
@@ -6077,18 +6007,8 @@
           <w:p>
             <w:pPr>
               <w:spacing w:before="20" w:after="20"/>
-              <w:jc w:val="center"/>
-            </w:pPr>
-            <w:r>
-              <w:rPr>
-                <w:rFonts w:ascii="Calibri" w:hAnsi="Calibri"/>
-                <w:b w:val="0"/>
-                <w:i w:val="0"/>
-                <w:color w:val="000000"/>
-                <w:sz w:val="16"/>
-              </w:rPr>
-              <w:t>ton</w:t>
-            </w:r>
+              <w:jc w:val="left"/>
+            </w:pPr>
           </w:p>
         </w:tc>
         <w:tc>
@@ -6104,18 +6024,8 @@
           <w:p>
             <w:pPr>
               <w:spacing w:before="20" w:after="20"/>
-              <w:jc w:val="right"/>
-            </w:pPr>
-            <w:r>
-              <w:rPr>
-                <w:rFonts w:ascii="Calibri" w:hAnsi="Calibri"/>
-                <w:b w:val="0"/>
-                <w:i w:val="0"/>
-                <w:color w:val="000000"/>
-                <w:sz w:val="16"/>
-              </w:rPr>
-              <w:t>0,587</w:t>
-            </w:r>
+              <w:jc w:val="left"/>
+            </w:pPr>
           </w:p>
         </w:tc>
         <w:tc>
@@ -6131,18 +6041,8 @@
           <w:p>
             <w:pPr>
               <w:spacing w:before="20" w:after="20"/>
-              <w:jc w:val="right"/>
-            </w:pPr>
-            <w:r>
-              <w:rPr>
-                <w:rFonts w:ascii="Calibri" w:hAnsi="Calibri"/>
-                <w:b w:val="0"/>
-                <w:i w:val="0"/>
-                <w:color w:val="000000"/>
-                <w:sz w:val="16"/>
-              </w:rPr>
-              <w:t>39.045,24</w:t>
-            </w:r>
+              <w:jc w:val="left"/>
+            </w:pPr>
           </w:p>
         </w:tc>
         <w:tc>
@@ -6158,18 +6058,8 @@
           <w:p>
             <w:pPr>
               <w:spacing w:before="20" w:after="20"/>
-              <w:jc w:val="right"/>
-            </w:pPr>
-            <w:r>
-              <w:rPr>
-                <w:rFonts w:ascii="Calibri" w:hAnsi="Calibri"/>
-                <w:b w:val="0"/>
-                <w:i w:val="0"/>
-                <w:color w:val="000000"/>
-                <w:sz w:val="16"/>
-              </w:rPr>
-              <w:t>22.919,56</w:t>
-            </w:r>
+              <w:jc w:val="left"/>
+            </w:pPr>
           </w:p>
         </w:tc>
       </w:tr>
@@ -6187,52 +6077,72 @@
           <w:p>
             <w:pPr>
               <w:spacing w:before="20" w:after="20"/>
+              <w:jc w:val="center"/>
+            </w:pPr>
+            <w:r>
+              <w:rPr>
+                <w:rFonts w:ascii="Calibri" w:hAnsi="Calibri"/>
+                <w:b w:val="0"/>
+                <w:i w:val="0"/>
+                <w:color w:val="000000"/>
+                <w:sz w:val="16"/>
+              </w:rPr>
+              <w:t>19</w:t>
+            </w:r>
+          </w:p>
+        </w:tc>
+        <w:tc>
+          <w:tcPr>
+            <w:tcW w:type="dxa" w:w="1191"/>
+            <w:tcBorders>
+              <w:top w:val="single" w:sz="4" w:space="0" w:color="808080"/>
+              <w:left w:val="single" w:sz="4" w:space="0" w:color="808080"/>
+              <w:bottom w:val="single" w:sz="4" w:space="0" w:color="808080"/>
+              <w:right w:val="single" w:sz="4" w:space="0" w:color="808080"/>
+            </w:tcBorders>
+          </w:tcPr>
+          <w:p>
+            <w:pPr>
+              <w:spacing w:before="20" w:after="20"/>
+              <w:jc w:val="center"/>
+            </w:pPr>
+            <w:r>
+              <w:rPr>
+                <w:rFonts w:ascii="Calibri" w:hAnsi="Calibri"/>
+                <w:b w:val="0"/>
+                <w:i w:val="0"/>
+                <w:color w:val="000000"/>
+                <w:sz w:val="16"/>
+              </w:rPr>
+              <w:t>15.120.1101</w:t>
+            </w:r>
+          </w:p>
+        </w:tc>
+        <w:tc>
+          <w:tcPr>
+            <w:tcW w:type="dxa" w:w="4479"/>
+            <w:tcBorders>
+              <w:top w:val="single" w:sz="4" w:space="0" w:color="808080"/>
+              <w:left w:val="single" w:sz="4" w:space="0" w:color="808080"/>
+              <w:bottom w:val="single" w:sz="4" w:space="0" w:color="808080"/>
+              <w:right w:val="single" w:sz="4" w:space="0" w:color="808080"/>
+            </w:tcBorders>
+          </w:tcPr>
+          <w:p>
+            <w:pPr>
+              <w:spacing w:before="20" w:after="20"/>
               <w:jc w:val="left"/>
             </w:pPr>
             <w:r>
               <w:rPr>
                 <w:rFonts w:ascii="Calibri" w:hAnsi="Calibri"/>
-                <w:b/>
-                <w:i w:val="0"/>
-                <w:color w:val="000000"/>
-                <w:sz w:val="16"/>
-              </w:rPr>
-              <w:t>Foseptik ara toplamı</w:t>
-            </w:r>
-          </w:p>
-        </w:tc>
-        <w:tc>
-          <w:tcPr>
-            <w:tcW w:type="dxa" w:w="1191"/>
-            <w:tcBorders>
-              <w:top w:val="single" w:sz="4" w:space="0" w:color="808080"/>
-              <w:left w:val="single" w:sz="4" w:space="0" w:color="808080"/>
-              <w:bottom w:val="single" w:sz="4" w:space="0" w:color="808080"/>
-              <w:right w:val="single" w:sz="4" w:space="0" w:color="808080"/>
-            </w:tcBorders>
-          </w:tcPr>
-          <w:p>
-            <w:pPr>
-              <w:spacing w:before="20" w:after="20"/>
-              <w:jc w:val="left"/>
-            </w:pPr>
-          </w:p>
-        </w:tc>
-        <w:tc>
-          <w:tcPr>
-            <w:tcW w:type="dxa" w:w="4479"/>
-            <w:tcBorders>
-              <w:top w:val="single" w:sz="4" w:space="0" w:color="808080"/>
-              <w:left w:val="single" w:sz="4" w:space="0" w:color="808080"/>
-              <w:bottom w:val="single" w:sz="4" w:space="0" w:color="808080"/>
-              <w:right w:val="single" w:sz="4" w:space="0" w:color="808080"/>
-            </w:tcBorders>
-          </w:tcPr>
-          <w:p>
-            <w:pPr>
-              <w:spacing w:before="20" w:after="20"/>
-              <w:jc w:val="left"/>
-            </w:pPr>
+                <w:b w:val="0"/>
+                <w:i w:val="0"/>
+                <w:color w:val="000000"/>
+                <w:sz w:val="16"/>
+              </w:rPr>
+              <w:t>Makine ile her derinlik ve her genişlikte yumuşak ve sert toprak kazılması</w:t>
+            </w:r>
           </w:p>
         </w:tc>
         <w:tc>
@@ -6248,8 +6158,18 @@
           <w:p>
             <w:pPr>
               <w:spacing w:before="20" w:after="20"/>
-              <w:jc w:val="left"/>
-            </w:pPr>
+              <w:jc w:val="center"/>
+            </w:pPr>
+            <w:r>
+              <w:rPr>
+                <w:rFonts w:ascii="Calibri" w:hAnsi="Calibri"/>
+                <w:b w:val="0"/>
+                <w:i w:val="0"/>
+                <w:color w:val="000000"/>
+                <w:sz w:val="16"/>
+              </w:rPr>
+              <w:t>m³</w:t>
+            </w:r>
           </w:p>
         </w:tc>
         <w:tc>
@@ -6265,8 +6185,18 @@
           <w:p>
             <w:pPr>
               <w:spacing w:before="20" w:after="20"/>
-              <w:jc w:val="left"/>
-            </w:pPr>
+              <w:jc w:val="right"/>
+            </w:pPr>
+            <w:r>
+              <w:rPr>
+                <w:rFonts w:ascii="Calibri" w:hAnsi="Calibri"/>
+                <w:b w:val="0"/>
+                <w:i w:val="0"/>
+                <w:color w:val="000000"/>
+                <w:sz w:val="16"/>
+              </w:rPr>
+              <w:t>48,020</w:t>
+            </w:r>
           </w:p>
         </w:tc>
         <w:tc>
@@ -6282,8 +6212,18 @@
           <w:p>
             <w:pPr>
               <w:spacing w:before="20" w:after="20"/>
-              <w:jc w:val="left"/>
-            </w:pPr>
+              <w:jc w:val="right"/>
+            </w:pPr>
+            <w:r>
+              <w:rPr>
+                <w:rFonts w:ascii="Calibri" w:hAnsi="Calibri"/>
+                <w:b w:val="0"/>
+                <w:i w:val="0"/>
+                <w:color w:val="000000"/>
+                <w:sz w:val="16"/>
+              </w:rPr>
+              <w:t>60,35</w:t>
+            </w:r>
           </w:p>
         </w:tc>
         <w:tc>
@@ -6304,12 +6244,12 @@
             <w:r>
               <w:rPr>
                 <w:rFonts w:ascii="Calibri" w:hAnsi="Calibri"/>
-                <w:b/>
-                <w:i w:val="0"/>
-                <w:color w:val="000000"/>
-                <w:sz w:val="16"/>
-              </w:rPr>
-              <w:t>81.237,96</w:t>
+                <w:b w:val="0"/>
+                <w:i w:val="0"/>
+                <w:color w:val="000000"/>
+                <w:sz w:val="16"/>
+              </w:rPr>
+              <w:t>2.898,01</w:t>
             </w:r>
           </w:p>
         </w:tc>
@@ -6333,12 +6273,12 @@
             <w:r>
               <w:rPr>
                 <w:rFonts w:ascii="Calibri" w:hAnsi="Calibri"/>
-                <w:b/>
-                <w:i w:val="0"/>
-                <w:color w:val="000000"/>
-                <w:sz w:val="16"/>
-              </w:rPr>
-              <w:t>Yem Silosu Betonarme Kaideleri</w:t>
+                <w:b w:val="0"/>
+                <w:i w:val="0"/>
+                <w:color w:val="000000"/>
+                <w:sz w:val="16"/>
+              </w:rPr>
+              <w:t>20</w:t>
             </w:r>
           </w:p>
         </w:tc>
@@ -6355,25 +6295,45 @@
           <w:p>
             <w:pPr>
               <w:spacing w:before="20" w:after="20"/>
+              <w:jc w:val="center"/>
+            </w:pPr>
+            <w:r>
+              <w:rPr>
+                <w:rFonts w:ascii="Calibri" w:hAnsi="Calibri"/>
+                <w:b w:val="0"/>
+                <w:i w:val="0"/>
+                <w:color w:val="000000"/>
+                <w:sz w:val="16"/>
+              </w:rPr>
+              <w:t>15.150.1003</w:t>
+            </w:r>
+          </w:p>
+        </w:tc>
+        <w:tc>
+          <w:tcPr>
+            <w:tcW w:type="dxa" w:w="4479"/>
+            <w:tcBorders>
+              <w:top w:val="single" w:sz="4" w:space="0" w:color="808080"/>
+              <w:left w:val="single" w:sz="4" w:space="0" w:color="808080"/>
+              <w:bottom w:val="single" w:sz="4" w:space="0" w:color="808080"/>
+              <w:right w:val="single" w:sz="4" w:space="0" w:color="808080"/>
+            </w:tcBorders>
+          </w:tcPr>
+          <w:p>
+            <w:pPr>
+              <w:spacing w:before="20" w:after="20"/>
               <w:jc w:val="left"/>
             </w:pPr>
-          </w:p>
-        </w:tc>
-        <w:tc>
-          <w:tcPr>
-            <w:tcW w:type="dxa" w:w="4479"/>
-            <w:tcBorders>
-              <w:top w:val="single" w:sz="4" w:space="0" w:color="808080"/>
-              <w:left w:val="single" w:sz="4" w:space="0" w:color="808080"/>
-              <w:bottom w:val="single" w:sz="4" w:space="0" w:color="808080"/>
-              <w:right w:val="single" w:sz="4" w:space="0" w:color="808080"/>
-            </w:tcBorders>
-          </w:tcPr>
-          <w:p>
-            <w:pPr>
-              <w:spacing w:before="20" w:after="20"/>
-              <w:jc w:val="left"/>
-            </w:pPr>
+            <w:r>
+              <w:rPr>
+                <w:rFonts w:ascii="Calibri" w:hAnsi="Calibri"/>
+                <w:b w:val="0"/>
+                <w:i w:val="0"/>
+                <w:color w:val="000000"/>
+                <w:sz w:val="16"/>
+              </w:rPr>
+              <w:t>Beton santralinde üretilen veya satın alınan ve beton pompasıyla basılan, C 16/20 basınç dayanım sınıfında, gri renkte, normal hazır beton dökülmesi (beton nakli dahil)</w:t>
+            </w:r>
           </w:p>
         </w:tc>
         <w:tc>
@@ -6389,8 +6349,18 @@
           <w:p>
             <w:pPr>
               <w:spacing w:before="20" w:after="20"/>
-              <w:jc w:val="left"/>
-            </w:pPr>
+              <w:jc w:val="center"/>
+            </w:pPr>
+            <w:r>
+              <w:rPr>
+                <w:rFonts w:ascii="Calibri" w:hAnsi="Calibri"/>
+                <w:b w:val="0"/>
+                <w:i w:val="0"/>
+                <w:color w:val="000000"/>
+                <w:sz w:val="16"/>
+              </w:rPr>
+              <w:t>m³</w:t>
+            </w:r>
           </w:p>
         </w:tc>
         <w:tc>
@@ -6406,8 +6376,18 @@
           <w:p>
             <w:pPr>
               <w:spacing w:before="20" w:after="20"/>
-              <w:jc w:val="left"/>
-            </w:pPr>
+              <w:jc w:val="right"/>
+            </w:pPr>
+            <w:r>
+              <w:rPr>
+                <w:rFonts w:ascii="Calibri" w:hAnsi="Calibri"/>
+                <w:b w:val="0"/>
+                <w:i w:val="0"/>
+                <w:color w:val="000000"/>
+                <w:sz w:val="16"/>
+              </w:rPr>
+              <w:t>1,922</w:t>
+            </w:r>
           </w:p>
         </w:tc>
         <w:tc>
@@ -6423,8 +6403,18 @@
           <w:p>
             <w:pPr>
               <w:spacing w:before="20" w:after="20"/>
-              <w:jc w:val="left"/>
-            </w:pPr>
+              <w:jc w:val="right"/>
+            </w:pPr>
+            <w:r>
+              <w:rPr>
+                <w:rFonts w:ascii="Calibri" w:hAnsi="Calibri"/>
+                <w:b w:val="0"/>
+                <w:i w:val="0"/>
+                <w:color w:val="000000"/>
+                <w:sz w:val="16"/>
+              </w:rPr>
+              <w:t>2.750,45</w:t>
+            </w:r>
           </w:p>
         </w:tc>
         <w:tc>
@@ -6440,8 +6430,18 @@
           <w:p>
             <w:pPr>
               <w:spacing w:before="20" w:after="20"/>
-              <w:jc w:val="left"/>
-            </w:pPr>
+              <w:jc w:val="right"/>
+            </w:pPr>
+            <w:r>
+              <w:rPr>
+                <w:rFonts w:ascii="Calibri" w:hAnsi="Calibri"/>
+                <w:b w:val="0"/>
+                <w:i w:val="0"/>
+                <w:color w:val="000000"/>
+                <w:sz w:val="16"/>
+              </w:rPr>
+              <w:t>5.286,36</w:t>
+            </w:r>
           </w:p>
         </w:tc>
       </w:tr>
@@ -6496,7 +6496,7 @@
                 <w:color w:val="000000"/>
                 <w:sz w:val="16"/>
               </w:rPr>
-              <w:t>15.120.1101</w:t>
+              <w:t>15.150.1005</w:t>
             </w:r>
           </w:p>
         </w:tc>
@@ -6523,7 +6523,7 @@
                 <w:color w:val="000000"/>
                 <w:sz w:val="16"/>
               </w:rPr>
-              <w:t>Makine ile her derinlik ve her genişlikte yumuşak ve sert toprak kazılması</w:t>
+              <w:t>Beton santralinde üretilen veya satın alınan ve beton pompasıyla basılan, C 25/30 basınç dayanım sınıfında, gri renkte, normal hazır beton dökülmesi (beton nakli dahil)</w:t>
             </w:r>
           </w:p>
         </w:tc>
@@ -6577,7 +6577,7 @@
                 <w:color w:val="000000"/>
                 <w:sz w:val="16"/>
               </w:rPr>
-              <w:t>48,020</w:t>
+              <w:t>8,410</w:t>
             </w:r>
           </w:p>
         </w:tc>
@@ -6604,7 +6604,7 @@
                 <w:color w:val="000000"/>
                 <w:sz w:val="16"/>
               </w:rPr>
-              <w:t>60,35</w:t>
+              <w:t>2.960,45</w:t>
             </w:r>
           </w:p>
         </w:tc>
@@ -6631,7 +6631,7 @@
                 <w:color w:val="000000"/>
                 <w:sz w:val="16"/>
               </w:rPr>
-              <w:t>2.898,01</w:t>
+              <w:t>24.897,38</w:t>
             </w:r>
           </w:p>
         </w:tc>
@@ -6687,7 +6687,7 @@
                 <w:color w:val="000000"/>
                 <w:sz w:val="16"/>
               </w:rPr>
-              <w:t>15.150.1003</w:t>
+              <w:t>15.180.1003</w:t>
             </w:r>
           </w:p>
         </w:tc>
@@ -6714,7 +6714,7 @@
                 <w:color w:val="000000"/>
                 <w:sz w:val="16"/>
               </w:rPr>
-              <w:t>Beton santralinde üretilen veya satın alınan ve beton pompasıyla basılan, C 16/20 basınç dayanım sınıfında, gri renkte, normal hazır beton dökülmesi (beton nakli dahil)</w:t>
+              <w:t>Plywood ile düz yüzeyli betonarme kalıbı yapılması</w:t>
             </w:r>
           </w:p>
         </w:tc>
@@ -6741,7 +6741,7 @@
                 <w:color w:val="000000"/>
                 <w:sz w:val="16"/>
               </w:rPr>
-              <w:t>m³</w:t>
+              <w:t>m²</w:t>
             </w:r>
           </w:p>
         </w:tc>
@@ -6768,7 +6768,7 @@
                 <w:color w:val="000000"/>
                 <w:sz w:val="16"/>
               </w:rPr>
-              <w:t>1,922</w:t>
+              <w:t>11,600</w:t>
             </w:r>
           </w:p>
         </w:tc>
@@ -6795,7 +6795,7 @@
                 <w:color w:val="000000"/>
                 <w:sz w:val="16"/>
               </w:rPr>
-              <w:t>2.750,45</w:t>
+              <w:t>863,80</w:t>
             </w:r>
           </w:p>
         </w:tc>
@@ -6822,7 +6822,7 @@
                 <w:color w:val="000000"/>
                 <w:sz w:val="16"/>
               </w:rPr>
-              <w:t>5.286,36</w:t>
+              <w:t>10.020,08</w:t>
             </w:r>
           </w:p>
         </w:tc>
@@ -6878,7 +6878,7 @@
                 <w:color w:val="000000"/>
                 <w:sz w:val="16"/>
               </w:rPr>
-              <w:t>15.150.1005</w:t>
+              <w:t>15.160.1003</w:t>
             </w:r>
           </w:p>
         </w:tc>
@@ -6905,7 +6905,7 @@
                 <w:color w:val="000000"/>
                 <w:sz w:val="16"/>
               </w:rPr>
-              <w:t>Beton santralinde üretilen veya satın alınan ve beton pompasıyla basılan, C 25/30 basınç dayanım sınıfında, gri renkte, normal hazır beton dökülmesi (beton nakli dahil)</w:t>
+              <w:t>Ø 8 - Ø 12 mm nervürlü beton çelik çubuğu, çubukların kesilmesi, bükülmesi ve yerine konulması</w:t>
             </w:r>
           </w:p>
         </w:tc>
@@ -6932,7 +6932,7 @@
                 <w:color w:val="000000"/>
                 <w:sz w:val="16"/>
               </w:rPr>
-              <w:t>m³</w:t>
+              <w:t>ton</w:t>
             </w:r>
           </w:p>
         </w:tc>
@@ -6959,7 +6959,7 @@
                 <w:color w:val="000000"/>
                 <w:sz w:val="16"/>
               </w:rPr>
-              <w:t>8,410</w:t>
+              <w:t>0,757</w:t>
             </w:r>
           </w:p>
         </w:tc>
@@ -6986,7 +6986,7 @@
                 <w:color w:val="000000"/>
                 <w:sz w:val="16"/>
               </w:rPr>
-              <w:t>2.960,45</w:t>
+              <w:t>39.045,24</w:t>
             </w:r>
           </w:p>
         </w:tc>
@@ -7013,7 +7013,7 @@
                 <w:color w:val="000000"/>
                 <w:sz w:val="16"/>
               </w:rPr>
-              <w:t>24.897,38</w:t>
+              <w:t>29.557,25</w:t>
             </w:r>
           </w:p>
         </w:tc>
@@ -7032,17 +7032,17 @@
           <w:p>
             <w:pPr>
               <w:spacing w:before="20" w:after="20"/>
-              <w:jc w:val="center"/>
-            </w:pPr>
-            <w:r>
-              <w:rPr>
-                <w:rFonts w:ascii="Calibri" w:hAnsi="Calibri"/>
-                <w:b w:val="0"/>
-                <w:i w:val="0"/>
-                <w:color w:val="000000"/>
-                <w:sz w:val="16"/>
-              </w:rPr>
-              <w:t>24</w:t>
+              <w:jc w:val="left"/>
+            </w:pPr>
+            <w:r>
+              <w:rPr>
+                <w:rFonts w:ascii="Calibri" w:hAnsi="Calibri"/>
+                <w:b/>
+                <w:i w:val="0"/>
+                <w:color w:val="000000"/>
+                <w:sz w:val="16"/>
+              </w:rPr>
+              <w:t>Yem Silosu Betonarme Kaideleri ara toplamı</w:t>
             </w:r>
           </w:p>
         </w:tc>
@@ -7059,18 +7059,8 @@
           <w:p>
             <w:pPr>
               <w:spacing w:before="20" w:after="20"/>
-              <w:jc w:val="center"/>
-            </w:pPr>
-            <w:r>
-              <w:rPr>
-                <w:rFonts w:ascii="Calibri" w:hAnsi="Calibri"/>
-                <w:b w:val="0"/>
-                <w:i w:val="0"/>
-                <w:color w:val="000000"/>
-                <w:sz w:val="16"/>
-              </w:rPr>
-              <w:t>15.180.1003</w:t>
-            </w:r>
+              <w:jc w:val="left"/>
+            </w:pPr>
           </w:p>
         </w:tc>
         <w:tc>
@@ -7088,16 +7078,6 @@
               <w:spacing w:before="20" w:after="20"/>
               <w:jc w:val="left"/>
             </w:pPr>
-            <w:r>
-              <w:rPr>
-                <w:rFonts w:ascii="Calibri" w:hAnsi="Calibri"/>
-                <w:b w:val="0"/>
-                <w:i w:val="0"/>
-                <w:color w:val="000000"/>
-                <w:sz w:val="16"/>
-              </w:rPr>
-              <w:t>Plywood ile düz yüzeyli betonarme kalıbı yapılması</w:t>
-            </w:r>
           </w:p>
         </w:tc>
         <w:tc>
@@ -7113,18 +7093,8 @@
           <w:p>
             <w:pPr>
               <w:spacing w:before="20" w:after="20"/>
-              <w:jc w:val="center"/>
-            </w:pPr>
-            <w:r>
-              <w:rPr>
-                <w:rFonts w:ascii="Calibri" w:hAnsi="Calibri"/>
-                <w:b w:val="0"/>
-                <w:i w:val="0"/>
-                <w:color w:val="000000"/>
-                <w:sz w:val="16"/>
-              </w:rPr>
-              <w:t>m²</w:t>
-            </w:r>
+              <w:jc w:val="left"/>
+            </w:pPr>
           </w:p>
         </w:tc>
         <w:tc>
@@ -7140,71 +7110,51 @@
           <w:p>
             <w:pPr>
               <w:spacing w:before="20" w:after="20"/>
+              <w:jc w:val="left"/>
+            </w:pPr>
+          </w:p>
+        </w:tc>
+        <w:tc>
+          <w:tcPr>
+            <w:tcW w:type="dxa" w:w="1247"/>
+            <w:tcBorders>
+              <w:top w:val="single" w:sz="4" w:space="0" w:color="808080"/>
+              <w:left w:val="single" w:sz="4" w:space="0" w:color="808080"/>
+              <w:bottom w:val="single" w:sz="4" w:space="0" w:color="808080"/>
+              <w:right w:val="single" w:sz="4" w:space="0" w:color="808080"/>
+            </w:tcBorders>
+          </w:tcPr>
+          <w:p>
+            <w:pPr>
+              <w:spacing w:before="20" w:after="20"/>
+              <w:jc w:val="left"/>
+            </w:pPr>
+          </w:p>
+        </w:tc>
+        <w:tc>
+          <w:tcPr>
+            <w:tcW w:type="dxa" w:w="1361"/>
+            <w:tcBorders>
+              <w:top w:val="single" w:sz="4" w:space="0" w:color="808080"/>
+              <w:left w:val="single" w:sz="4" w:space="0" w:color="808080"/>
+              <w:bottom w:val="single" w:sz="4" w:space="0" w:color="808080"/>
+              <w:right w:val="single" w:sz="4" w:space="0" w:color="808080"/>
+            </w:tcBorders>
+          </w:tcPr>
+          <w:p>
+            <w:pPr>
+              <w:spacing w:before="20" w:after="20"/>
               <w:jc w:val="right"/>
             </w:pPr>
             <w:r>
               <w:rPr>
                 <w:rFonts w:ascii="Calibri" w:hAnsi="Calibri"/>
-                <w:b w:val="0"/>
-                <w:i w:val="0"/>
-                <w:color w:val="000000"/>
-                <w:sz w:val="16"/>
-              </w:rPr>
-              <w:t>11,600</w:t>
-            </w:r>
-          </w:p>
-        </w:tc>
-        <w:tc>
-          <w:tcPr>
-            <w:tcW w:type="dxa" w:w="1247"/>
-            <w:tcBorders>
-              <w:top w:val="single" w:sz="4" w:space="0" w:color="808080"/>
-              <w:left w:val="single" w:sz="4" w:space="0" w:color="808080"/>
-              <w:bottom w:val="single" w:sz="4" w:space="0" w:color="808080"/>
-              <w:right w:val="single" w:sz="4" w:space="0" w:color="808080"/>
-            </w:tcBorders>
-          </w:tcPr>
-          <w:p>
-            <w:pPr>
-              <w:spacing w:before="20" w:after="20"/>
-              <w:jc w:val="right"/>
-            </w:pPr>
-            <w:r>
-              <w:rPr>
-                <w:rFonts w:ascii="Calibri" w:hAnsi="Calibri"/>
-                <w:b w:val="0"/>
-                <w:i w:val="0"/>
-                <w:color w:val="000000"/>
-                <w:sz w:val="16"/>
-              </w:rPr>
-              <w:t>863,80</w:t>
-            </w:r>
-          </w:p>
-        </w:tc>
-        <w:tc>
-          <w:tcPr>
-            <w:tcW w:type="dxa" w:w="1361"/>
-            <w:tcBorders>
-              <w:top w:val="single" w:sz="4" w:space="0" w:color="808080"/>
-              <w:left w:val="single" w:sz="4" w:space="0" w:color="808080"/>
-              <w:bottom w:val="single" w:sz="4" w:space="0" w:color="808080"/>
-              <w:right w:val="single" w:sz="4" w:space="0" w:color="808080"/>
-            </w:tcBorders>
-          </w:tcPr>
-          <w:p>
-            <w:pPr>
-              <w:spacing w:before="20" w:after="20"/>
-              <w:jc w:val="right"/>
-            </w:pPr>
-            <w:r>
-              <w:rPr>
-                <w:rFonts w:ascii="Calibri" w:hAnsi="Calibri"/>
-                <w:b w:val="0"/>
-                <w:i w:val="0"/>
-                <w:color w:val="000000"/>
-                <w:sz w:val="16"/>
-              </w:rPr>
-              <w:t>10.020,08</w:t>
+                <w:b/>
+                <w:i w:val="0"/>
+                <w:color w:val="000000"/>
+                <w:sz w:val="16"/>
+              </w:rPr>
+              <w:t>72.659,08</w:t>
             </w:r>
           </w:p>
         </w:tc>
@@ -7228,12 +7178,12 @@
             <w:r>
               <w:rPr>
                 <w:rFonts w:ascii="Calibri" w:hAnsi="Calibri"/>
-                <w:b w:val="0"/>
-                <w:i w:val="0"/>
-                <w:color w:val="000000"/>
-                <w:sz w:val="16"/>
-              </w:rPr>
-              <w:t>25</w:t>
+                <w:b/>
+                <w:i w:val="0"/>
+                <w:color w:val="000000"/>
+                <w:sz w:val="16"/>
+              </w:rPr>
+              <w:t>Su Deposu</w:t>
             </w:r>
           </w:p>
         </w:tc>
@@ -7250,18 +7200,8 @@
           <w:p>
             <w:pPr>
               <w:spacing w:before="20" w:after="20"/>
-              <w:jc w:val="center"/>
-            </w:pPr>
-            <w:r>
-              <w:rPr>
-                <w:rFonts w:ascii="Calibri" w:hAnsi="Calibri"/>
-                <w:b w:val="0"/>
-                <w:i w:val="0"/>
-                <w:color w:val="000000"/>
-                <w:sz w:val="16"/>
-              </w:rPr>
-              <w:t>15.160.1003</w:t>
-            </w:r>
+              <w:jc w:val="left"/>
+            </w:pPr>
           </w:p>
         </w:tc>
         <w:tc>
@@ -7279,16 +7219,6 @@
               <w:spacing w:before="20" w:after="20"/>
               <w:jc w:val="left"/>
             </w:pPr>
-            <w:r>
-              <w:rPr>
-                <w:rFonts w:ascii="Calibri" w:hAnsi="Calibri"/>
-                <w:b w:val="0"/>
-                <w:i w:val="0"/>
-                <w:color w:val="000000"/>
-                <w:sz w:val="16"/>
-              </w:rPr>
-              <w:t>Ø 8 - Ø 12 mm nervürlü beton çelik çubuğu, çubukların kesilmesi, bükülmesi ve yerine konulması</w:t>
-            </w:r>
           </w:p>
         </w:tc>
         <w:tc>
@@ -7304,18 +7234,8 @@
           <w:p>
             <w:pPr>
               <w:spacing w:before="20" w:after="20"/>
-              <w:jc w:val="center"/>
-            </w:pPr>
-            <w:r>
-              <w:rPr>
-                <w:rFonts w:ascii="Calibri" w:hAnsi="Calibri"/>
-                <w:b w:val="0"/>
-                <w:i w:val="0"/>
-                <w:color w:val="000000"/>
-                <w:sz w:val="16"/>
-              </w:rPr>
-              <w:t>ton</w:t>
-            </w:r>
+              <w:jc w:val="left"/>
+            </w:pPr>
           </w:p>
         </w:tc>
         <w:tc>
@@ -7331,18 +7251,8 @@
           <w:p>
             <w:pPr>
               <w:spacing w:before="20" w:after="20"/>
-              <w:jc w:val="right"/>
-            </w:pPr>
-            <w:r>
-              <w:rPr>
-                <w:rFonts w:ascii="Calibri" w:hAnsi="Calibri"/>
-                <w:b w:val="0"/>
-                <w:i w:val="0"/>
-                <w:color w:val="000000"/>
-                <w:sz w:val="16"/>
-              </w:rPr>
-              <w:t>0,757</w:t>
-            </w:r>
+              <w:jc w:val="left"/>
+            </w:pPr>
           </w:p>
         </w:tc>
         <w:tc>
@@ -7358,18 +7268,8 @@
           <w:p>
             <w:pPr>
               <w:spacing w:before="20" w:after="20"/>
-              <w:jc w:val="right"/>
-            </w:pPr>
-            <w:r>
-              <w:rPr>
-                <w:rFonts w:ascii="Calibri" w:hAnsi="Calibri"/>
-                <w:b w:val="0"/>
-                <w:i w:val="0"/>
-                <w:color w:val="000000"/>
-                <w:sz w:val="16"/>
-              </w:rPr>
-              <w:t>39.045,24</w:t>
-            </w:r>
+              <w:jc w:val="left"/>
+            </w:pPr>
           </w:p>
         </w:tc>
         <w:tc>
@@ -7385,18 +7285,8 @@
           <w:p>
             <w:pPr>
               <w:spacing w:before="20" w:after="20"/>
-              <w:jc w:val="right"/>
-            </w:pPr>
-            <w:r>
-              <w:rPr>
-                <w:rFonts w:ascii="Calibri" w:hAnsi="Calibri"/>
-                <w:b w:val="0"/>
-                <w:i w:val="0"/>
-                <w:color w:val="000000"/>
-                <w:sz w:val="16"/>
-              </w:rPr>
-              <w:t>29.557,25</w:t>
-            </w:r>
+              <w:jc w:val="left"/>
+            </w:pPr>
           </w:p>
         </w:tc>
       </w:tr>
@@ -7414,52 +7304,72 @@
           <w:p>
             <w:pPr>
               <w:spacing w:before="20" w:after="20"/>
+              <w:jc w:val="center"/>
+            </w:pPr>
+            <w:r>
+              <w:rPr>
+                <w:rFonts w:ascii="Calibri" w:hAnsi="Calibri"/>
+                <w:b w:val="0"/>
+                <w:i w:val="0"/>
+                <w:color w:val="000000"/>
+                <w:sz w:val="16"/>
+              </w:rPr>
+              <w:t>24</w:t>
+            </w:r>
+          </w:p>
+        </w:tc>
+        <w:tc>
+          <w:tcPr>
+            <w:tcW w:type="dxa" w:w="1191"/>
+            <w:tcBorders>
+              <w:top w:val="single" w:sz="4" w:space="0" w:color="808080"/>
+              <w:left w:val="single" w:sz="4" w:space="0" w:color="808080"/>
+              <w:bottom w:val="single" w:sz="4" w:space="0" w:color="808080"/>
+              <w:right w:val="single" w:sz="4" w:space="0" w:color="808080"/>
+            </w:tcBorders>
+          </w:tcPr>
+          <w:p>
+            <w:pPr>
+              <w:spacing w:before="20" w:after="20"/>
+              <w:jc w:val="center"/>
+            </w:pPr>
+            <w:r>
+              <w:rPr>
+                <w:rFonts w:ascii="Calibri" w:hAnsi="Calibri"/>
+                <w:b w:val="0"/>
+                <w:i w:val="0"/>
+                <w:color w:val="000000"/>
+                <w:sz w:val="16"/>
+              </w:rPr>
+              <w:t>15.120.1101</w:t>
+            </w:r>
+          </w:p>
+        </w:tc>
+        <w:tc>
+          <w:tcPr>
+            <w:tcW w:type="dxa" w:w="4479"/>
+            <w:tcBorders>
+              <w:top w:val="single" w:sz="4" w:space="0" w:color="808080"/>
+              <w:left w:val="single" w:sz="4" w:space="0" w:color="808080"/>
+              <w:bottom w:val="single" w:sz="4" w:space="0" w:color="808080"/>
+              <w:right w:val="single" w:sz="4" w:space="0" w:color="808080"/>
+            </w:tcBorders>
+          </w:tcPr>
+          <w:p>
+            <w:pPr>
+              <w:spacing w:before="20" w:after="20"/>
               <w:jc w:val="left"/>
             </w:pPr>
             <w:r>
               <w:rPr>
                 <w:rFonts w:ascii="Calibri" w:hAnsi="Calibri"/>
-                <w:b/>
-                <w:i w:val="0"/>
-                <w:color w:val="000000"/>
-                <w:sz w:val="16"/>
-              </w:rPr>
-              <w:t>Yem Silosu Betonarme Kaideleri ara toplamı</w:t>
-            </w:r>
-          </w:p>
-        </w:tc>
-        <w:tc>
-          <w:tcPr>
-            <w:tcW w:type="dxa" w:w="1191"/>
-            <w:tcBorders>
-              <w:top w:val="single" w:sz="4" w:space="0" w:color="808080"/>
-              <w:left w:val="single" w:sz="4" w:space="0" w:color="808080"/>
-              <w:bottom w:val="single" w:sz="4" w:space="0" w:color="808080"/>
-              <w:right w:val="single" w:sz="4" w:space="0" w:color="808080"/>
-            </w:tcBorders>
-          </w:tcPr>
-          <w:p>
-            <w:pPr>
-              <w:spacing w:before="20" w:after="20"/>
-              <w:jc w:val="left"/>
-            </w:pPr>
-          </w:p>
-        </w:tc>
-        <w:tc>
-          <w:tcPr>
-            <w:tcW w:type="dxa" w:w="4479"/>
-            <w:tcBorders>
-              <w:top w:val="single" w:sz="4" w:space="0" w:color="808080"/>
-              <w:left w:val="single" w:sz="4" w:space="0" w:color="808080"/>
-              <w:bottom w:val="single" w:sz="4" w:space="0" w:color="808080"/>
-              <w:right w:val="single" w:sz="4" w:space="0" w:color="808080"/>
-            </w:tcBorders>
-          </w:tcPr>
-          <w:p>
-            <w:pPr>
-              <w:spacing w:before="20" w:after="20"/>
-              <w:jc w:val="left"/>
-            </w:pPr>
+                <w:b w:val="0"/>
+                <w:i w:val="0"/>
+                <w:color w:val="000000"/>
+                <w:sz w:val="16"/>
+              </w:rPr>
+              <w:t>Makine ile her derinlik ve her genişlikte yumuşak ve sert toprak kazılması</w:t>
+            </w:r>
           </w:p>
         </w:tc>
         <w:tc>
@@ -7475,8 +7385,18 @@
           <w:p>
             <w:pPr>
               <w:spacing w:before="20" w:after="20"/>
-              <w:jc w:val="left"/>
-            </w:pPr>
+              <w:jc w:val="center"/>
+            </w:pPr>
+            <w:r>
+              <w:rPr>
+                <w:rFonts w:ascii="Calibri" w:hAnsi="Calibri"/>
+                <w:b w:val="0"/>
+                <w:i w:val="0"/>
+                <w:color w:val="000000"/>
+                <w:sz w:val="16"/>
+              </w:rPr>
+              <w:t>m³</w:t>
+            </w:r>
           </w:p>
         </w:tc>
         <w:tc>
@@ -7492,8 +7412,18 @@
           <w:p>
             <w:pPr>
               <w:spacing w:before="20" w:after="20"/>
-              <w:jc w:val="left"/>
-            </w:pPr>
+              <w:jc w:val="right"/>
+            </w:pPr>
+            <w:r>
+              <w:rPr>
+                <w:rFonts w:ascii="Calibri" w:hAnsi="Calibri"/>
+                <w:b w:val="0"/>
+                <w:i w:val="0"/>
+                <w:color w:val="000000"/>
+                <w:sz w:val="16"/>
+              </w:rPr>
+              <w:t>106,500</w:t>
+            </w:r>
           </w:p>
         </w:tc>
         <w:tc>
@@ -7509,8 +7439,18 @@
           <w:p>
             <w:pPr>
               <w:spacing w:before="20" w:after="20"/>
-              <w:jc w:val="left"/>
-            </w:pPr>
+              <w:jc w:val="right"/>
+            </w:pPr>
+            <w:r>
+              <w:rPr>
+                <w:rFonts w:ascii="Calibri" w:hAnsi="Calibri"/>
+                <w:b w:val="0"/>
+                <w:i w:val="0"/>
+                <w:color w:val="000000"/>
+                <w:sz w:val="16"/>
+              </w:rPr>
+              <w:t>60,35</w:t>
+            </w:r>
           </w:p>
         </w:tc>
         <w:tc>
@@ -7531,12 +7471,12 @@
             <w:r>
               <w:rPr>
                 <w:rFonts w:ascii="Calibri" w:hAnsi="Calibri"/>
-                <w:b/>
-                <w:i w:val="0"/>
-                <w:color w:val="000000"/>
-                <w:sz w:val="16"/>
-              </w:rPr>
-              <w:t>72.659,08</w:t>
+                <w:b w:val="0"/>
+                <w:i w:val="0"/>
+                <w:color w:val="000000"/>
+                <w:sz w:val="16"/>
+              </w:rPr>
+              <w:t>6.427,28</w:t>
             </w:r>
           </w:p>
         </w:tc>
@@ -7560,12 +7500,12 @@
             <w:r>
               <w:rPr>
                 <w:rFonts w:ascii="Calibri" w:hAnsi="Calibri"/>
-                <w:b/>
-                <w:i w:val="0"/>
-                <w:color w:val="000000"/>
-                <w:sz w:val="16"/>
-              </w:rPr>
-              <w:t>Su Deposu</w:t>
+                <w:b w:val="0"/>
+                <w:i w:val="0"/>
+                <w:color w:val="000000"/>
+                <w:sz w:val="16"/>
+              </w:rPr>
+              <w:t>25</w:t>
             </w:r>
           </w:p>
         </w:tc>
@@ -7582,25 +7522,45 @@
           <w:p>
             <w:pPr>
               <w:spacing w:before="20" w:after="20"/>
+              <w:jc w:val="center"/>
+            </w:pPr>
+            <w:r>
+              <w:rPr>
+                <w:rFonts w:ascii="Calibri" w:hAnsi="Calibri"/>
+                <w:b w:val="0"/>
+                <w:i w:val="0"/>
+                <w:color w:val="000000"/>
+                <w:sz w:val="16"/>
+              </w:rPr>
+              <w:t>15.150.1003</w:t>
+            </w:r>
+          </w:p>
+        </w:tc>
+        <w:tc>
+          <w:tcPr>
+            <w:tcW w:type="dxa" w:w="4479"/>
+            <w:tcBorders>
+              <w:top w:val="single" w:sz="4" w:space="0" w:color="808080"/>
+              <w:left w:val="single" w:sz="4" w:space="0" w:color="808080"/>
+              <w:bottom w:val="single" w:sz="4" w:space="0" w:color="808080"/>
+              <w:right w:val="single" w:sz="4" w:space="0" w:color="808080"/>
+            </w:tcBorders>
+          </w:tcPr>
+          <w:p>
+            <w:pPr>
+              <w:spacing w:before="20" w:after="20"/>
               <w:jc w:val="left"/>
             </w:pPr>
-          </w:p>
-        </w:tc>
-        <w:tc>
-          <w:tcPr>
-            <w:tcW w:type="dxa" w:w="4479"/>
-            <w:tcBorders>
-              <w:top w:val="single" w:sz="4" w:space="0" w:color="808080"/>
-              <w:left w:val="single" w:sz="4" w:space="0" w:color="808080"/>
-              <w:bottom w:val="single" w:sz="4" w:space="0" w:color="808080"/>
-              <w:right w:val="single" w:sz="4" w:space="0" w:color="808080"/>
-            </w:tcBorders>
-          </w:tcPr>
-          <w:p>
-            <w:pPr>
-              <w:spacing w:before="20" w:after="20"/>
-              <w:jc w:val="left"/>
-            </w:pPr>
+            <w:r>
+              <w:rPr>
+                <w:rFonts w:ascii="Calibri" w:hAnsi="Calibri"/>
+                <w:b w:val="0"/>
+                <w:i w:val="0"/>
+                <w:color w:val="000000"/>
+                <w:sz w:val="16"/>
+              </w:rPr>
+              <w:t>Beton santralinde üretilen veya satın alınan ve beton pompasıyla basılan, C 16/20 basınç dayanım sınıfında, gri renkte, normal hazır beton dökülmesi (beton nakli dahil)</w:t>
+            </w:r>
           </w:p>
         </w:tc>
         <w:tc>
@@ -7616,8 +7576,18 @@
           <w:p>
             <w:pPr>
               <w:spacing w:before="20" w:after="20"/>
-              <w:jc w:val="left"/>
-            </w:pPr>
+              <w:jc w:val="center"/>
+            </w:pPr>
+            <w:r>
+              <w:rPr>
+                <w:rFonts w:ascii="Calibri" w:hAnsi="Calibri"/>
+                <w:b w:val="0"/>
+                <w:i w:val="0"/>
+                <w:color w:val="000000"/>
+                <w:sz w:val="16"/>
+              </w:rPr>
+              <w:t>m³</w:t>
+            </w:r>
           </w:p>
         </w:tc>
         <w:tc>
@@ -7633,8 +7603,18 @@
           <w:p>
             <w:pPr>
               <w:spacing w:before="20" w:after="20"/>
-              <w:jc w:val="left"/>
-            </w:pPr>
+              <w:jc w:val="right"/>
+            </w:pPr>
+            <w:r>
+              <w:rPr>
+                <w:rFonts w:ascii="Calibri" w:hAnsi="Calibri"/>
+                <w:b w:val="0"/>
+                <w:i w:val="0"/>
+                <w:color w:val="000000"/>
+                <w:sz w:val="16"/>
+              </w:rPr>
+              <w:t>1,344</w:t>
+            </w:r>
           </w:p>
         </w:tc>
         <w:tc>
@@ -7650,8 +7630,18 @@
           <w:p>
             <w:pPr>
               <w:spacing w:before="20" w:after="20"/>
-              <w:jc w:val="left"/>
-            </w:pPr>
+              <w:jc w:val="right"/>
+            </w:pPr>
+            <w:r>
+              <w:rPr>
+                <w:rFonts w:ascii="Calibri" w:hAnsi="Calibri"/>
+                <w:b w:val="0"/>
+                <w:i w:val="0"/>
+                <w:color w:val="000000"/>
+                <w:sz w:val="16"/>
+              </w:rPr>
+              <w:t>2.750,45</w:t>
+            </w:r>
           </w:p>
         </w:tc>
         <w:tc>
@@ -7667,8 +7657,18 @@
           <w:p>
             <w:pPr>
               <w:spacing w:before="20" w:after="20"/>
-              <w:jc w:val="left"/>
-            </w:pPr>
+              <w:jc w:val="right"/>
+            </w:pPr>
+            <w:r>
+              <w:rPr>
+                <w:rFonts w:ascii="Calibri" w:hAnsi="Calibri"/>
+                <w:b w:val="0"/>
+                <w:i w:val="0"/>
+                <w:color w:val="000000"/>
+                <w:sz w:val="16"/>
+              </w:rPr>
+              <w:t>3.696,60</w:t>
+            </w:r>
           </w:p>
         </w:tc>
       </w:tr>
@@ -7723,7 +7723,7 @@
                 <w:color w:val="000000"/>
                 <w:sz w:val="16"/>
               </w:rPr>
-              <w:t>15.120.1101</w:t>
+              <w:t>15.150.1005</w:t>
             </w:r>
           </w:p>
         </w:tc>
@@ -7750,7 +7750,7 @@
                 <w:color w:val="000000"/>
                 <w:sz w:val="16"/>
               </w:rPr>
-              <w:t>Makine ile her derinlik ve her genişlikte yumuşak ve sert toprak kazılması</w:t>
+              <w:t>Beton santralinde üretilen veya satın alınan ve beton pompasıyla basılan, C 25/30 basınç dayanım sınıfında, gri renkte, normal hazır beton dökülmesi (beton nakli dahil)</w:t>
             </w:r>
           </w:p>
         </w:tc>
@@ -7804,7 +7804,7 @@
                 <w:color w:val="000000"/>
                 <w:sz w:val="16"/>
               </w:rPr>
-              <w:t>106,500</w:t>
+              <w:t>15,150</w:t>
             </w:r>
           </w:p>
         </w:tc>
@@ -7831,7 +7831,7 @@
                 <w:color w:val="000000"/>
                 <w:sz w:val="16"/>
               </w:rPr>
-              <w:t>60,35</w:t>
+              <w:t>2.960,45</w:t>
             </w:r>
           </w:p>
         </w:tc>
@@ -7858,7 +7858,7 @@
                 <w:color w:val="000000"/>
                 <w:sz w:val="16"/>
               </w:rPr>
-              <w:t>6.427,28</w:t>
+              <w:t>44.850,82</w:t>
             </w:r>
           </w:p>
         </w:tc>
@@ -7914,7 +7914,7 @@
                 <w:color w:val="000000"/>
                 <w:sz w:val="16"/>
               </w:rPr>
-              <w:t>15.150.1003</w:t>
+              <w:t>15.180.1003</w:t>
             </w:r>
           </w:p>
         </w:tc>
@@ -7941,7 +7941,7 @@
                 <w:color w:val="000000"/>
                 <w:sz w:val="16"/>
               </w:rPr>
-              <w:t>Beton santralinde üretilen veya satın alınan ve beton pompasıyla basılan, C 16/20 basınç dayanım sınıfında, gri renkte, normal hazır beton dökülmesi (beton nakli dahil)</w:t>
+              <w:t>Plywood ile düz yüzeyli betonarme kalıbı yapılması</w:t>
             </w:r>
           </w:p>
         </w:tc>
@@ -7968,7 +7968,7 @@
                 <w:color w:val="000000"/>
                 <w:sz w:val="16"/>
               </w:rPr>
-              <w:t>m³</w:t>
+              <w:t>m²</w:t>
             </w:r>
           </w:p>
         </w:tc>
@@ -7995,7 +7995,7 @@
                 <w:color w:val="000000"/>
                 <w:sz w:val="16"/>
               </w:rPr>
-              <w:t>1,344</w:t>
+              <w:t>95,600</w:t>
             </w:r>
           </w:p>
         </w:tc>
@@ -8022,7 +8022,7 @@
                 <w:color w:val="000000"/>
                 <w:sz w:val="16"/>
               </w:rPr>
-              <w:t>2.750,45</w:t>
+              <w:t>863,80</w:t>
             </w:r>
           </w:p>
         </w:tc>
@@ -8049,7 +8049,7 @@
                 <w:color w:val="000000"/>
                 <w:sz w:val="16"/>
               </w:rPr>
-              <w:t>3.696,60</w:t>
+              <w:t>82.579,28</w:t>
             </w:r>
           </w:p>
         </w:tc>
@@ -8105,7 +8105,7 @@
                 <w:color w:val="000000"/>
                 <w:sz w:val="16"/>
               </w:rPr>
-              <w:t>15.150.1005</w:t>
+              <w:t>15.160.1003</w:t>
             </w:r>
           </w:p>
         </w:tc>
@@ -8132,7 +8132,7 @@
                 <w:color w:val="000000"/>
                 <w:sz w:val="16"/>
               </w:rPr>
-              <w:t>Beton santralinde üretilen veya satın alınan ve beton pompasıyla basılan, C 25/30 basınç dayanım sınıfında, gri renkte, normal hazır beton dökülmesi (beton nakli dahil)</w:t>
+              <w:t>Ø 8 - Ø 12 mm nervürlü beton çelik çubuğu, çubukların kesilmesi, bükülmesi ve yerine konulması</w:t>
             </w:r>
           </w:p>
         </w:tc>
@@ -8159,7 +8159,7 @@
                 <w:color w:val="000000"/>
                 <w:sz w:val="16"/>
               </w:rPr>
-              <w:t>m³</w:t>
+              <w:t>ton</w:t>
             </w:r>
           </w:p>
         </w:tc>
@@ -8186,7 +8186,7 @@
                 <w:color w:val="000000"/>
                 <w:sz w:val="16"/>
               </w:rPr>
-              <w:t>15,150</w:t>
+              <w:t>1,232</w:t>
             </w:r>
           </w:p>
         </w:tc>
@@ -8213,7 +8213,7 @@
                 <w:color w:val="000000"/>
                 <w:sz w:val="16"/>
               </w:rPr>
-              <w:t>2.960,45</w:t>
+              <w:t>39.045,24</w:t>
             </w:r>
           </w:p>
         </w:tc>
@@ -8240,7 +8240,7 @@
                 <w:color w:val="000000"/>
                 <w:sz w:val="16"/>
               </w:rPr>
-              <w:t>44.850,82</w:t>
+              <w:t>48.103,74</w:t>
             </w:r>
           </w:p>
         </w:tc>
@@ -8259,17 +8259,17 @@
           <w:p>
             <w:pPr>
               <w:spacing w:before="20" w:after="20"/>
-              <w:jc w:val="center"/>
-            </w:pPr>
-            <w:r>
-              <w:rPr>
-                <w:rFonts w:ascii="Calibri" w:hAnsi="Calibri"/>
-                <w:b w:val="0"/>
-                <w:i w:val="0"/>
-                <w:color w:val="000000"/>
-                <w:sz w:val="16"/>
-              </w:rPr>
-              <w:t>29</w:t>
+              <w:jc w:val="left"/>
+            </w:pPr>
+            <w:r>
+              <w:rPr>
+                <w:rFonts w:ascii="Calibri" w:hAnsi="Calibri"/>
+                <w:b/>
+                <w:i w:val="0"/>
+                <w:color w:val="000000"/>
+                <w:sz w:val="16"/>
+              </w:rPr>
+              <w:t>Su Deposu ara toplamı</w:t>
             </w:r>
           </w:p>
         </w:tc>
@@ -8286,18 +8286,8 @@
           <w:p>
             <w:pPr>
               <w:spacing w:before="20" w:after="20"/>
-              <w:jc w:val="center"/>
-            </w:pPr>
-            <w:r>
-              <w:rPr>
-                <w:rFonts w:ascii="Calibri" w:hAnsi="Calibri"/>
-                <w:b w:val="0"/>
-                <w:i w:val="0"/>
-                <w:color w:val="000000"/>
-                <w:sz w:val="16"/>
-              </w:rPr>
-              <w:t>15.180.1003</w:t>
-            </w:r>
+              <w:jc w:val="left"/>
+            </w:pPr>
           </w:p>
         </w:tc>
         <w:tc>
@@ -8315,16 +8305,6 @@
               <w:spacing w:before="20" w:after="20"/>
               <w:jc w:val="left"/>
             </w:pPr>
-            <w:r>
-              <w:rPr>
-                <w:rFonts w:ascii="Calibri" w:hAnsi="Calibri"/>
-                <w:b w:val="0"/>
-                <w:i w:val="0"/>
-                <w:color w:val="000000"/>
-                <w:sz w:val="16"/>
-              </w:rPr>
-              <w:t>Plywood ile düz yüzeyli betonarme kalıbı yapılması</w:t>
-            </w:r>
           </w:p>
         </w:tc>
         <w:tc>
@@ -8340,18 +8320,8 @@
           <w:p>
             <w:pPr>
               <w:spacing w:before="20" w:after="20"/>
-              <w:jc w:val="center"/>
-            </w:pPr>
-            <w:r>
-              <w:rPr>
-                <w:rFonts w:ascii="Calibri" w:hAnsi="Calibri"/>
-                <w:b w:val="0"/>
-                <w:i w:val="0"/>
-                <w:color w:val="000000"/>
-                <w:sz w:val="16"/>
-              </w:rPr>
-              <w:t>m²</w:t>
-            </w:r>
+              <w:jc w:val="left"/>
+            </w:pPr>
           </w:p>
         </w:tc>
         <w:tc>
@@ -8367,71 +8337,51 @@
           <w:p>
             <w:pPr>
               <w:spacing w:before="20" w:after="20"/>
+              <w:jc w:val="left"/>
+            </w:pPr>
+          </w:p>
+        </w:tc>
+        <w:tc>
+          <w:tcPr>
+            <w:tcW w:type="dxa" w:w="1247"/>
+            <w:tcBorders>
+              <w:top w:val="single" w:sz="4" w:space="0" w:color="808080"/>
+              <w:left w:val="single" w:sz="4" w:space="0" w:color="808080"/>
+              <w:bottom w:val="single" w:sz="4" w:space="0" w:color="808080"/>
+              <w:right w:val="single" w:sz="4" w:space="0" w:color="808080"/>
+            </w:tcBorders>
+          </w:tcPr>
+          <w:p>
+            <w:pPr>
+              <w:spacing w:before="20" w:after="20"/>
+              <w:jc w:val="left"/>
+            </w:pPr>
+          </w:p>
+        </w:tc>
+        <w:tc>
+          <w:tcPr>
+            <w:tcW w:type="dxa" w:w="1361"/>
+            <w:tcBorders>
+              <w:top w:val="single" w:sz="4" w:space="0" w:color="808080"/>
+              <w:left w:val="single" w:sz="4" w:space="0" w:color="808080"/>
+              <w:bottom w:val="single" w:sz="4" w:space="0" w:color="808080"/>
+              <w:right w:val="single" w:sz="4" w:space="0" w:color="808080"/>
+            </w:tcBorders>
+          </w:tcPr>
+          <w:p>
+            <w:pPr>
+              <w:spacing w:before="20" w:after="20"/>
               <w:jc w:val="right"/>
             </w:pPr>
             <w:r>
               <w:rPr>
                 <w:rFonts w:ascii="Calibri" w:hAnsi="Calibri"/>
-                <w:b w:val="0"/>
-                <w:i w:val="0"/>
-                <w:color w:val="000000"/>
-                <w:sz w:val="16"/>
-              </w:rPr>
-              <w:t>95,600</w:t>
-            </w:r>
-          </w:p>
-        </w:tc>
-        <w:tc>
-          <w:tcPr>
-            <w:tcW w:type="dxa" w:w="1247"/>
-            <w:tcBorders>
-              <w:top w:val="single" w:sz="4" w:space="0" w:color="808080"/>
-              <w:left w:val="single" w:sz="4" w:space="0" w:color="808080"/>
-              <w:bottom w:val="single" w:sz="4" w:space="0" w:color="808080"/>
-              <w:right w:val="single" w:sz="4" w:space="0" w:color="808080"/>
-            </w:tcBorders>
-          </w:tcPr>
-          <w:p>
-            <w:pPr>
-              <w:spacing w:before="20" w:after="20"/>
-              <w:jc w:val="right"/>
-            </w:pPr>
-            <w:r>
-              <w:rPr>
-                <w:rFonts w:ascii="Calibri" w:hAnsi="Calibri"/>
-                <w:b w:val="0"/>
-                <w:i w:val="0"/>
-                <w:color w:val="000000"/>
-                <w:sz w:val="16"/>
-              </w:rPr>
-              <w:t>863,80</w:t>
-            </w:r>
-          </w:p>
-        </w:tc>
-        <w:tc>
-          <w:tcPr>
-            <w:tcW w:type="dxa" w:w="1361"/>
-            <w:tcBorders>
-              <w:top w:val="single" w:sz="4" w:space="0" w:color="808080"/>
-              <w:left w:val="single" w:sz="4" w:space="0" w:color="808080"/>
-              <w:bottom w:val="single" w:sz="4" w:space="0" w:color="808080"/>
-              <w:right w:val="single" w:sz="4" w:space="0" w:color="808080"/>
-            </w:tcBorders>
-          </w:tcPr>
-          <w:p>
-            <w:pPr>
-              <w:spacing w:before="20" w:after="20"/>
-              <w:jc w:val="right"/>
-            </w:pPr>
-            <w:r>
-              <w:rPr>
-                <w:rFonts w:ascii="Calibri" w:hAnsi="Calibri"/>
-                <w:b w:val="0"/>
-                <w:i w:val="0"/>
-                <w:color w:val="000000"/>
-                <w:sz w:val="16"/>
-              </w:rPr>
-              <w:t>82.579,28</w:t>
+                <w:b/>
+                <w:i w:val="0"/>
+                <w:color w:val="000000"/>
+                <w:sz w:val="16"/>
+              </w:rPr>
+              <w:t>185.657,72</w:t>
             </w:r>
           </w:p>
         </w:tc>
@@ -8455,12 +8405,12 @@
             <w:r>
               <w:rPr>
                 <w:rFonts w:ascii="Calibri" w:hAnsi="Calibri"/>
-                <w:b w:val="0"/>
-                <w:i w:val="0"/>
-                <w:color w:val="000000"/>
-                <w:sz w:val="16"/>
-              </w:rPr>
-              <w:t>30</w:t>
+                <w:b/>
+                <w:i w:val="0"/>
+                <w:color w:val="000000"/>
+                <w:sz w:val="16"/>
+              </w:rPr>
+              <w:t>Yağmur Suyu Deposu</w:t>
             </w:r>
           </w:p>
         </w:tc>
@@ -8477,18 +8427,8 @@
           <w:p>
             <w:pPr>
               <w:spacing w:before="20" w:after="20"/>
-              <w:jc w:val="center"/>
-            </w:pPr>
-            <w:r>
-              <w:rPr>
-                <w:rFonts w:ascii="Calibri" w:hAnsi="Calibri"/>
-                <w:b w:val="0"/>
-                <w:i w:val="0"/>
-                <w:color w:val="000000"/>
-                <w:sz w:val="16"/>
-              </w:rPr>
-              <w:t>15.160.1003</w:t>
-            </w:r>
+              <w:jc w:val="left"/>
+            </w:pPr>
           </w:p>
         </w:tc>
         <w:tc>
@@ -8506,16 +8446,6 @@
               <w:spacing w:before="20" w:after="20"/>
               <w:jc w:val="left"/>
             </w:pPr>
-            <w:r>
-              <w:rPr>
-                <w:rFonts w:ascii="Calibri" w:hAnsi="Calibri"/>
-                <w:b w:val="0"/>
-                <w:i w:val="0"/>
-                <w:color w:val="000000"/>
-                <w:sz w:val="16"/>
-              </w:rPr>
-              <w:t>Ø 8 - Ø 12 mm nervürlü beton çelik çubuğu, çubukların kesilmesi, bükülmesi ve yerine konulması</w:t>
-            </w:r>
           </w:p>
         </w:tc>
         <w:tc>
@@ -8531,18 +8461,8 @@
           <w:p>
             <w:pPr>
               <w:spacing w:before="20" w:after="20"/>
-              <w:jc w:val="center"/>
-            </w:pPr>
-            <w:r>
-              <w:rPr>
-                <w:rFonts w:ascii="Calibri" w:hAnsi="Calibri"/>
-                <w:b w:val="0"/>
-                <w:i w:val="0"/>
-                <w:color w:val="000000"/>
-                <w:sz w:val="16"/>
-              </w:rPr>
-              <w:t>ton</w:t>
-            </w:r>
+              <w:jc w:val="left"/>
+            </w:pPr>
           </w:p>
         </w:tc>
         <w:tc>
@@ -8558,18 +8478,8 @@
           <w:p>
             <w:pPr>
               <w:spacing w:before="20" w:after="20"/>
-              <w:jc w:val="right"/>
-            </w:pPr>
-            <w:r>
-              <w:rPr>
-                <w:rFonts w:ascii="Calibri" w:hAnsi="Calibri"/>
-                <w:b w:val="0"/>
-                <w:i w:val="0"/>
-                <w:color w:val="000000"/>
-                <w:sz w:val="16"/>
-              </w:rPr>
-              <w:t>1,232</w:t>
-            </w:r>
+              <w:jc w:val="left"/>
+            </w:pPr>
           </w:p>
         </w:tc>
         <w:tc>
@@ -8585,18 +8495,8 @@
           <w:p>
             <w:pPr>
               <w:spacing w:before="20" w:after="20"/>
-              <w:jc w:val="right"/>
-            </w:pPr>
-            <w:r>
-              <w:rPr>
-                <w:rFonts w:ascii="Calibri" w:hAnsi="Calibri"/>
-                <w:b w:val="0"/>
-                <w:i w:val="0"/>
-                <w:color w:val="000000"/>
-                <w:sz w:val="16"/>
-              </w:rPr>
-              <w:t>39.045,24</w:t>
-            </w:r>
+              <w:jc w:val="left"/>
+            </w:pPr>
           </w:p>
         </w:tc>
         <w:tc>
@@ -8612,18 +8512,8 @@
           <w:p>
             <w:pPr>
               <w:spacing w:before="20" w:after="20"/>
-              <w:jc w:val="right"/>
-            </w:pPr>
-            <w:r>
-              <w:rPr>
-                <w:rFonts w:ascii="Calibri" w:hAnsi="Calibri"/>
-                <w:b w:val="0"/>
-                <w:i w:val="0"/>
-                <w:color w:val="000000"/>
-                <w:sz w:val="16"/>
-              </w:rPr>
-              <w:t>48.103,74</w:t>
-            </w:r>
+              <w:jc w:val="left"/>
+            </w:pPr>
           </w:p>
         </w:tc>
       </w:tr>
@@ -8641,52 +8531,72 @@
           <w:p>
             <w:pPr>
               <w:spacing w:before="20" w:after="20"/>
+              <w:jc w:val="center"/>
+            </w:pPr>
+            <w:r>
+              <w:rPr>
+                <w:rFonts w:ascii="Calibri" w:hAnsi="Calibri"/>
+                <w:b w:val="0"/>
+                <w:i w:val="0"/>
+                <w:color w:val="000000"/>
+                <w:sz w:val="16"/>
+              </w:rPr>
+              <w:t>29</w:t>
+            </w:r>
+          </w:p>
+        </w:tc>
+        <w:tc>
+          <w:tcPr>
+            <w:tcW w:type="dxa" w:w="1191"/>
+            <w:tcBorders>
+              <w:top w:val="single" w:sz="4" w:space="0" w:color="808080"/>
+              <w:left w:val="single" w:sz="4" w:space="0" w:color="808080"/>
+              <w:bottom w:val="single" w:sz="4" w:space="0" w:color="808080"/>
+              <w:right w:val="single" w:sz="4" w:space="0" w:color="808080"/>
+            </w:tcBorders>
+          </w:tcPr>
+          <w:p>
+            <w:pPr>
+              <w:spacing w:before="20" w:after="20"/>
+              <w:jc w:val="center"/>
+            </w:pPr>
+            <w:r>
+              <w:rPr>
+                <w:rFonts w:ascii="Calibri" w:hAnsi="Calibri"/>
+                <w:b w:val="0"/>
+                <w:i w:val="0"/>
+                <w:color w:val="000000"/>
+                <w:sz w:val="16"/>
+              </w:rPr>
+              <w:t>15.120.1101</w:t>
+            </w:r>
+          </w:p>
+        </w:tc>
+        <w:tc>
+          <w:tcPr>
+            <w:tcW w:type="dxa" w:w="4479"/>
+            <w:tcBorders>
+              <w:top w:val="single" w:sz="4" w:space="0" w:color="808080"/>
+              <w:left w:val="single" w:sz="4" w:space="0" w:color="808080"/>
+              <w:bottom w:val="single" w:sz="4" w:space="0" w:color="808080"/>
+              <w:right w:val="single" w:sz="4" w:space="0" w:color="808080"/>
+            </w:tcBorders>
+          </w:tcPr>
+          <w:p>
+            <w:pPr>
+              <w:spacing w:before="20" w:after="20"/>
               <w:jc w:val="left"/>
             </w:pPr>
             <w:r>
               <w:rPr>
                 <w:rFonts w:ascii="Calibri" w:hAnsi="Calibri"/>
-                <w:b/>
-                <w:i w:val="0"/>
-                <w:color w:val="000000"/>
-                <w:sz w:val="16"/>
-              </w:rPr>
-              <w:t>Su Deposu ara toplamı</w:t>
-            </w:r>
-          </w:p>
-        </w:tc>
-        <w:tc>
-          <w:tcPr>
-            <w:tcW w:type="dxa" w:w="1191"/>
-            <w:tcBorders>
-              <w:top w:val="single" w:sz="4" w:space="0" w:color="808080"/>
-              <w:left w:val="single" w:sz="4" w:space="0" w:color="808080"/>
-              <w:bottom w:val="single" w:sz="4" w:space="0" w:color="808080"/>
-              <w:right w:val="single" w:sz="4" w:space="0" w:color="808080"/>
-            </w:tcBorders>
-          </w:tcPr>
-          <w:p>
-            <w:pPr>
-              <w:spacing w:before="20" w:after="20"/>
-              <w:jc w:val="left"/>
-            </w:pPr>
-          </w:p>
-        </w:tc>
-        <w:tc>
-          <w:tcPr>
-            <w:tcW w:type="dxa" w:w="4479"/>
-            <w:tcBorders>
-              <w:top w:val="single" w:sz="4" w:space="0" w:color="808080"/>
-              <w:left w:val="single" w:sz="4" w:space="0" w:color="808080"/>
-              <w:bottom w:val="single" w:sz="4" w:space="0" w:color="808080"/>
-              <w:right w:val="single" w:sz="4" w:space="0" w:color="808080"/>
-            </w:tcBorders>
-          </w:tcPr>
-          <w:p>
-            <w:pPr>
-              <w:spacing w:before="20" w:after="20"/>
-              <w:jc w:val="left"/>
-            </w:pPr>
+                <w:b w:val="0"/>
+                <w:i w:val="0"/>
+                <w:color w:val="000000"/>
+                <w:sz w:val="16"/>
+              </w:rPr>
+              <w:t>Makine ile her derinlik ve her genişlikte yumuşak ve sert toprak kazılması</w:t>
+            </w:r>
           </w:p>
         </w:tc>
         <w:tc>
@@ -8702,8 +8612,18 @@
           <w:p>
             <w:pPr>
               <w:spacing w:before="20" w:after="20"/>
-              <w:jc w:val="left"/>
-            </w:pPr>
+              <w:jc w:val="center"/>
+            </w:pPr>
+            <w:r>
+              <w:rPr>
+                <w:rFonts w:ascii="Calibri" w:hAnsi="Calibri"/>
+                <w:b w:val="0"/>
+                <w:i w:val="0"/>
+                <w:color w:val="000000"/>
+                <w:sz w:val="16"/>
+              </w:rPr>
+              <w:t>m³</w:t>
+            </w:r>
           </w:p>
         </w:tc>
         <w:tc>
@@ -8719,8 +8639,18 @@
           <w:p>
             <w:pPr>
               <w:spacing w:before="20" w:after="20"/>
-              <w:jc w:val="left"/>
-            </w:pPr>
+              <w:jc w:val="right"/>
+            </w:pPr>
+            <w:r>
+              <w:rPr>
+                <w:rFonts w:ascii="Calibri" w:hAnsi="Calibri"/>
+                <w:b w:val="0"/>
+                <w:i w:val="0"/>
+                <w:color w:val="000000"/>
+                <w:sz w:val="16"/>
+              </w:rPr>
+              <w:t>88,750</w:t>
+            </w:r>
           </w:p>
         </w:tc>
         <w:tc>
@@ -8736,8 +8666,18 @@
           <w:p>
             <w:pPr>
               <w:spacing w:before="20" w:after="20"/>
-              <w:jc w:val="left"/>
-            </w:pPr>
+              <w:jc w:val="right"/>
+            </w:pPr>
+            <w:r>
+              <w:rPr>
+                <w:rFonts w:ascii="Calibri" w:hAnsi="Calibri"/>
+                <w:b w:val="0"/>
+                <w:i w:val="0"/>
+                <w:color w:val="000000"/>
+                <w:sz w:val="16"/>
+              </w:rPr>
+              <w:t>60,35</w:t>
+            </w:r>
           </w:p>
         </w:tc>
         <w:tc>
@@ -8758,12 +8698,12 @@
             <w:r>
               <w:rPr>
                 <w:rFonts w:ascii="Calibri" w:hAnsi="Calibri"/>
-                <w:b/>
-                <w:i w:val="0"/>
-                <w:color w:val="000000"/>
-                <w:sz w:val="16"/>
-              </w:rPr>
-              <w:t>185.657,72</w:t>
+                <w:b w:val="0"/>
+                <w:i w:val="0"/>
+                <w:color w:val="000000"/>
+                <w:sz w:val="16"/>
+              </w:rPr>
+              <w:t>5.356,06</w:t>
             </w:r>
           </w:p>
         </w:tc>
@@ -8787,12 +8727,12 @@
             <w:r>
               <w:rPr>
                 <w:rFonts w:ascii="Calibri" w:hAnsi="Calibri"/>
-                <w:b/>
-                <w:i w:val="0"/>
-                <w:color w:val="000000"/>
-                <w:sz w:val="16"/>
-              </w:rPr>
-              <w:t>Yağmur Suyu Deposu</w:t>
+                <w:b w:val="0"/>
+                <w:i w:val="0"/>
+                <w:color w:val="000000"/>
+                <w:sz w:val="16"/>
+              </w:rPr>
+              <w:t>30</w:t>
             </w:r>
           </w:p>
         </w:tc>
@@ -8809,25 +8749,45 @@
           <w:p>
             <w:pPr>
               <w:spacing w:before="20" w:after="20"/>
+              <w:jc w:val="center"/>
+            </w:pPr>
+            <w:r>
+              <w:rPr>
+                <w:rFonts w:ascii="Calibri" w:hAnsi="Calibri"/>
+                <w:b w:val="0"/>
+                <w:i w:val="0"/>
+                <w:color w:val="000000"/>
+                <w:sz w:val="16"/>
+              </w:rPr>
+              <w:t>15.150.1003</w:t>
+            </w:r>
+          </w:p>
+        </w:tc>
+        <w:tc>
+          <w:tcPr>
+            <w:tcW w:type="dxa" w:w="4479"/>
+            <w:tcBorders>
+              <w:top w:val="single" w:sz="4" w:space="0" w:color="808080"/>
+              <w:left w:val="single" w:sz="4" w:space="0" w:color="808080"/>
+              <w:bottom w:val="single" w:sz="4" w:space="0" w:color="808080"/>
+              <w:right w:val="single" w:sz="4" w:space="0" w:color="808080"/>
+            </w:tcBorders>
+          </w:tcPr>
+          <w:p>
+            <w:pPr>
+              <w:spacing w:before="20" w:after="20"/>
               <w:jc w:val="left"/>
             </w:pPr>
-          </w:p>
-        </w:tc>
-        <w:tc>
-          <w:tcPr>
-            <w:tcW w:type="dxa" w:w="4479"/>
-            <w:tcBorders>
-              <w:top w:val="single" w:sz="4" w:space="0" w:color="808080"/>
-              <w:left w:val="single" w:sz="4" w:space="0" w:color="808080"/>
-              <w:bottom w:val="single" w:sz="4" w:space="0" w:color="808080"/>
-              <w:right w:val="single" w:sz="4" w:space="0" w:color="808080"/>
-            </w:tcBorders>
-          </w:tcPr>
-          <w:p>
-            <w:pPr>
-              <w:spacing w:before="20" w:after="20"/>
-              <w:jc w:val="left"/>
-            </w:pPr>
+            <w:r>
+              <w:rPr>
+                <w:rFonts w:ascii="Calibri" w:hAnsi="Calibri"/>
+                <w:b w:val="0"/>
+                <w:i w:val="0"/>
+                <w:color w:val="000000"/>
+                <w:sz w:val="16"/>
+              </w:rPr>
+              <w:t>Beton santralinde üretilen veya satın alınan ve beton pompasıyla basılan, C 16/20 basınç dayanım sınıfında, gri renkte, normal hazır beton dökülmesi (beton nakli dahil)</w:t>
+            </w:r>
           </w:p>
         </w:tc>
         <w:tc>
@@ -8843,8 +8803,18 @@
           <w:p>
             <w:pPr>
               <w:spacing w:before="20" w:after="20"/>
-              <w:jc w:val="left"/>
-            </w:pPr>
+              <w:jc w:val="center"/>
+            </w:pPr>
+            <w:r>
+              <w:rPr>
+                <w:rFonts w:ascii="Calibri" w:hAnsi="Calibri"/>
+                <w:b w:val="0"/>
+                <w:i w:val="0"/>
+                <w:color w:val="000000"/>
+                <w:sz w:val="16"/>
+              </w:rPr>
+              <w:t>m³</w:t>
+            </w:r>
           </w:p>
         </w:tc>
         <w:tc>
@@ -8860,8 +8830,18 @@
           <w:p>
             <w:pPr>
               <w:spacing w:before="20" w:after="20"/>
-              <w:jc w:val="left"/>
-            </w:pPr>
+              <w:jc w:val="right"/>
+            </w:pPr>
+            <w:r>
+              <w:rPr>
+                <w:rFonts w:ascii="Calibri" w:hAnsi="Calibri"/>
+                <w:b w:val="0"/>
+                <w:i w:val="0"/>
+                <w:color w:val="000000"/>
+                <w:sz w:val="16"/>
+              </w:rPr>
+              <w:t>1,024</w:t>
+            </w:r>
           </w:p>
         </w:tc>
         <w:tc>
@@ -8877,8 +8857,18 @@
           <w:p>
             <w:pPr>
               <w:spacing w:before="20" w:after="20"/>
-              <w:jc w:val="left"/>
-            </w:pPr>
+              <w:jc w:val="right"/>
+            </w:pPr>
+            <w:r>
+              <w:rPr>
+                <w:rFonts w:ascii="Calibri" w:hAnsi="Calibri"/>
+                <w:b w:val="0"/>
+                <w:i w:val="0"/>
+                <w:color w:val="000000"/>
+                <w:sz w:val="16"/>
+              </w:rPr>
+              <w:t>2.750,45</w:t>
+            </w:r>
           </w:p>
         </w:tc>
         <w:tc>
@@ -8894,8 +8884,18 @@
           <w:p>
             <w:pPr>
               <w:spacing w:before="20" w:after="20"/>
-              <w:jc w:val="left"/>
-            </w:pPr>
+              <w:jc w:val="right"/>
+            </w:pPr>
+            <w:r>
+              <w:rPr>
+                <w:rFonts w:ascii="Calibri" w:hAnsi="Calibri"/>
+                <w:b w:val="0"/>
+                <w:i w:val="0"/>
+                <w:color w:val="000000"/>
+                <w:sz w:val="16"/>
+              </w:rPr>
+              <w:t>2.816,46</w:t>
+            </w:r>
           </w:p>
         </w:tc>
       </w:tr>
@@ -8950,7 +8950,7 @@
                 <w:color w:val="000000"/>
                 <w:sz w:val="16"/>
               </w:rPr>
-              <w:t>15.120.1101</w:t>
+              <w:t>15.150.1005</w:t>
             </w:r>
           </w:p>
         </w:tc>
@@ -8977,7 +8977,7 @@
                 <w:color w:val="000000"/>
                 <w:sz w:val="16"/>
               </w:rPr>
-              <w:t>Makine ile her derinlik ve her genişlikte yumuşak ve sert toprak kazılması</w:t>
+              <w:t>Beton santralinde üretilen veya satın alınan ve beton pompasıyla basılan, C 25/30 basınç dayanım sınıfında, gri renkte, normal hazır beton dökülmesi (beton nakli dahil)</w:t>
             </w:r>
           </w:p>
         </w:tc>
@@ -9031,7 +9031,7 @@
                 <w:color w:val="000000"/>
                 <w:sz w:val="16"/>
               </w:rPr>
-              <w:t>88,750</w:t>
+              <w:t>12,300</w:t>
             </w:r>
           </w:p>
         </w:tc>
@@ -9058,7 +9058,7 @@
                 <w:color w:val="000000"/>
                 <w:sz w:val="16"/>
               </w:rPr>
-              <w:t>60,35</w:t>
+              <w:t>2.960,45</w:t>
             </w:r>
           </w:p>
         </w:tc>
@@ -9085,7 +9085,7 @@
                 <w:color w:val="000000"/>
                 <w:sz w:val="16"/>
               </w:rPr>
-              <w:t>5.356,06</w:t>
+              <w:t>36.413,54</w:t>
             </w:r>
           </w:p>
         </w:tc>
@@ -9141,7 +9141,7 @@
                 <w:color w:val="000000"/>
                 <w:sz w:val="16"/>
               </w:rPr>
-              <w:t>15.150.1003</w:t>
+              <w:t>15.180.1003</w:t>
             </w:r>
           </w:p>
         </w:tc>
@@ -9168,7 +9168,7 @@
                 <w:color w:val="000000"/>
                 <w:sz w:val="16"/>
               </w:rPr>
-              <w:t>Beton santralinde üretilen veya satın alınan ve beton pompasıyla basılan, C 16/20 basınç dayanım sınıfında, gri renkte, normal hazır beton dökülmesi (beton nakli dahil)</w:t>
+              <w:t>Plywood ile düz yüzeyli betonarme kalıbı yapılması</w:t>
             </w:r>
           </w:p>
         </w:tc>
@@ -9195,7 +9195,7 @@
                 <w:color w:val="000000"/>
                 <w:sz w:val="16"/>
               </w:rPr>
-              <w:t>m³</w:t>
+              <w:t>m²</w:t>
             </w:r>
           </w:p>
         </w:tc>
@@ -9222,7 +9222,7 @@
                 <w:color w:val="000000"/>
                 <w:sz w:val="16"/>
               </w:rPr>
-              <w:t>1,024</w:t>
+              <w:t>79,800</w:t>
             </w:r>
           </w:p>
         </w:tc>
@@ -9249,7 +9249,7 @@
                 <w:color w:val="000000"/>
                 <w:sz w:val="16"/>
               </w:rPr>
-              <w:t>2.750,45</w:t>
+              <w:t>863,80</w:t>
             </w:r>
           </w:p>
         </w:tc>
@@ -9276,7 +9276,7 @@
                 <w:color w:val="000000"/>
                 <w:sz w:val="16"/>
               </w:rPr>
-              <w:t>2.816,46</w:t>
+              <w:t>68.931,24</w:t>
             </w:r>
           </w:p>
         </w:tc>
@@ -9332,7 +9332,7 @@
                 <w:color w:val="000000"/>
                 <w:sz w:val="16"/>
               </w:rPr>
-              <w:t>15.150.1005</w:t>
+              <w:t>15.160.1003</w:t>
             </w:r>
           </w:p>
         </w:tc>
@@ -9359,7 +9359,7 @@
                 <w:color w:val="000000"/>
                 <w:sz w:val="16"/>
               </w:rPr>
-              <w:t>Beton santralinde üretilen veya satın alınan ve beton pompasıyla basılan, C 25/30 basınç dayanım sınıfında, gri renkte, normal hazır beton dökülmesi (beton nakli dahil)</w:t>
+              <w:t>Ø 8 - Ø 12 mm nervürlü beton çelik çubuğu, çubukların kesilmesi, bükülmesi ve yerine konulması</w:t>
             </w:r>
           </w:p>
         </w:tc>
@@ -9386,7 +9386,7 @@
                 <w:color w:val="000000"/>
                 <w:sz w:val="16"/>
               </w:rPr>
-              <w:t>m³</w:t>
+              <w:t>ton</w:t>
             </w:r>
           </w:p>
         </w:tc>
@@ -9413,7 +9413,7 @@
                 <w:color w:val="000000"/>
                 <w:sz w:val="16"/>
               </w:rPr>
-              <w:t>12,300</w:t>
+              <w:t>1,230</w:t>
             </w:r>
           </w:p>
         </w:tc>
@@ -9440,7 +9440,7 @@
                 <w:color w:val="000000"/>
                 <w:sz w:val="16"/>
               </w:rPr>
-              <w:t>2.960,45</w:t>
+              <w:t>39.045,24</w:t>
             </w:r>
           </w:p>
         </w:tc>
@@ -9467,7 +9467,7 @@
                 <w:color w:val="000000"/>
                 <w:sz w:val="16"/>
               </w:rPr>
-              <w:t>36.413,54</w:t>
+              <w:t>48.025,65</w:t>
             </w:r>
           </w:p>
         </w:tc>
@@ -9486,17 +9486,17 @@
           <w:p>
             <w:pPr>
               <w:spacing w:before="20" w:after="20"/>
-              <w:jc w:val="center"/>
-            </w:pPr>
-            <w:r>
-              <w:rPr>
-                <w:rFonts w:ascii="Calibri" w:hAnsi="Calibri"/>
-                <w:b w:val="0"/>
-                <w:i w:val="0"/>
-                <w:color w:val="000000"/>
-                <w:sz w:val="16"/>
-              </w:rPr>
-              <w:t>34</w:t>
+              <w:jc w:val="left"/>
+            </w:pPr>
+            <w:r>
+              <w:rPr>
+                <w:rFonts w:ascii="Calibri" w:hAnsi="Calibri"/>
+                <w:b/>
+                <w:i w:val="0"/>
+                <w:color w:val="000000"/>
+                <w:sz w:val="16"/>
+              </w:rPr>
+              <w:t>Yağmur Suyu Deposu ara toplamı</w:t>
             </w:r>
           </w:p>
         </w:tc>
@@ -9513,18 +9513,8 @@
           <w:p>
             <w:pPr>
               <w:spacing w:before="20" w:after="20"/>
-              <w:jc w:val="center"/>
-            </w:pPr>
-            <w:r>
-              <w:rPr>
-                <w:rFonts w:ascii="Calibri" w:hAnsi="Calibri"/>
-                <w:b w:val="0"/>
-                <w:i w:val="0"/>
-                <w:color w:val="000000"/>
-                <w:sz w:val="16"/>
-              </w:rPr>
-              <w:t>15.180.1003</w:t>
-            </w:r>
+              <w:jc w:val="left"/>
+            </w:pPr>
           </w:p>
         </w:tc>
         <w:tc>
@@ -9542,16 +9532,6 @@
               <w:spacing w:before="20" w:after="20"/>
               <w:jc w:val="left"/>
             </w:pPr>
-            <w:r>
-              <w:rPr>
-                <w:rFonts w:ascii="Calibri" w:hAnsi="Calibri"/>
-                <w:b w:val="0"/>
-                <w:i w:val="0"/>
-                <w:color w:val="000000"/>
-                <w:sz w:val="16"/>
-              </w:rPr>
-              <w:t>Plywood ile düz yüzeyli betonarme kalıbı yapılması</w:t>
-            </w:r>
           </w:p>
         </w:tc>
         <w:tc>
@@ -9567,18 +9547,8 @@
           <w:p>
             <w:pPr>
               <w:spacing w:before="20" w:after="20"/>
-              <w:jc w:val="center"/>
-            </w:pPr>
-            <w:r>
-              <w:rPr>
-                <w:rFonts w:ascii="Calibri" w:hAnsi="Calibri"/>
-                <w:b w:val="0"/>
-                <w:i w:val="0"/>
-                <w:color w:val="000000"/>
-                <w:sz w:val="16"/>
-              </w:rPr>
-              <w:t>m²</w:t>
-            </w:r>
+              <w:jc w:val="left"/>
+            </w:pPr>
           </w:p>
         </w:tc>
         <w:tc>
@@ -9594,71 +9564,51 @@
           <w:p>
             <w:pPr>
               <w:spacing w:before="20" w:after="20"/>
+              <w:jc w:val="left"/>
+            </w:pPr>
+          </w:p>
+        </w:tc>
+        <w:tc>
+          <w:tcPr>
+            <w:tcW w:type="dxa" w:w="1247"/>
+            <w:tcBorders>
+              <w:top w:val="single" w:sz="4" w:space="0" w:color="808080"/>
+              <w:left w:val="single" w:sz="4" w:space="0" w:color="808080"/>
+              <w:bottom w:val="single" w:sz="4" w:space="0" w:color="808080"/>
+              <w:right w:val="single" w:sz="4" w:space="0" w:color="808080"/>
+            </w:tcBorders>
+          </w:tcPr>
+          <w:p>
+            <w:pPr>
+              <w:spacing w:before="20" w:after="20"/>
+              <w:jc w:val="left"/>
+            </w:pPr>
+          </w:p>
+        </w:tc>
+        <w:tc>
+          <w:tcPr>
+            <w:tcW w:type="dxa" w:w="1361"/>
+            <w:tcBorders>
+              <w:top w:val="single" w:sz="4" w:space="0" w:color="808080"/>
+              <w:left w:val="single" w:sz="4" w:space="0" w:color="808080"/>
+              <w:bottom w:val="single" w:sz="4" w:space="0" w:color="808080"/>
+              <w:right w:val="single" w:sz="4" w:space="0" w:color="808080"/>
+            </w:tcBorders>
+          </w:tcPr>
+          <w:p>
+            <w:pPr>
+              <w:spacing w:before="20" w:after="20"/>
               <w:jc w:val="right"/>
             </w:pPr>
             <w:r>
               <w:rPr>
                 <w:rFonts w:ascii="Calibri" w:hAnsi="Calibri"/>
-                <w:b w:val="0"/>
-                <w:i w:val="0"/>
-                <w:color w:val="000000"/>
-                <w:sz w:val="16"/>
-              </w:rPr>
-              <w:t>79,800</w:t>
-            </w:r>
-          </w:p>
-        </w:tc>
-        <w:tc>
-          <w:tcPr>
-            <w:tcW w:type="dxa" w:w="1247"/>
-            <w:tcBorders>
-              <w:top w:val="single" w:sz="4" w:space="0" w:color="808080"/>
-              <w:left w:val="single" w:sz="4" w:space="0" w:color="808080"/>
-              <w:bottom w:val="single" w:sz="4" w:space="0" w:color="808080"/>
-              <w:right w:val="single" w:sz="4" w:space="0" w:color="808080"/>
-            </w:tcBorders>
-          </w:tcPr>
-          <w:p>
-            <w:pPr>
-              <w:spacing w:before="20" w:after="20"/>
-              <w:jc w:val="right"/>
-            </w:pPr>
-            <w:r>
-              <w:rPr>
-                <w:rFonts w:ascii="Calibri" w:hAnsi="Calibri"/>
-                <w:b w:val="0"/>
-                <w:i w:val="0"/>
-                <w:color w:val="000000"/>
-                <w:sz w:val="16"/>
-              </w:rPr>
-              <w:t>863,80</w:t>
-            </w:r>
-          </w:p>
-        </w:tc>
-        <w:tc>
-          <w:tcPr>
-            <w:tcW w:type="dxa" w:w="1361"/>
-            <w:tcBorders>
-              <w:top w:val="single" w:sz="4" w:space="0" w:color="808080"/>
-              <w:left w:val="single" w:sz="4" w:space="0" w:color="808080"/>
-              <w:bottom w:val="single" w:sz="4" w:space="0" w:color="808080"/>
-              <w:right w:val="single" w:sz="4" w:space="0" w:color="808080"/>
-            </w:tcBorders>
-          </w:tcPr>
-          <w:p>
-            <w:pPr>
-              <w:spacing w:before="20" w:after="20"/>
-              <w:jc w:val="right"/>
-            </w:pPr>
-            <w:r>
-              <w:rPr>
-                <w:rFonts w:ascii="Calibri" w:hAnsi="Calibri"/>
-                <w:b w:val="0"/>
-                <w:i w:val="0"/>
-                <w:color w:val="000000"/>
-                <w:sz w:val="16"/>
-              </w:rPr>
-              <w:t>68.931,24</w:t>
+                <w:b/>
+                <w:i w:val="0"/>
+                <w:color w:val="000000"/>
+                <w:sz w:val="16"/>
+              </w:rPr>
+              <w:t>161.542,95</w:t>
             </w:r>
           </w:p>
         </w:tc>
@@ -9682,12 +9632,12 @@
             <w:r>
               <w:rPr>
                 <w:rFonts w:ascii="Calibri" w:hAnsi="Calibri"/>
-                <w:b w:val="0"/>
-                <w:i w:val="0"/>
-                <w:color w:val="000000"/>
-                <w:sz w:val="16"/>
-              </w:rPr>
-              <w:t>35</w:t>
+                <w:b/>
+                <w:i w:val="0"/>
+                <w:color w:val="000000"/>
+                <w:sz w:val="16"/>
+              </w:rPr>
+              <w:t>Çevre Düzenlemesi ve Saha Altyapısı</w:t>
             </w:r>
           </w:p>
         </w:tc>
@@ -9704,18 +9654,8 @@
           <w:p>
             <w:pPr>
               <w:spacing w:before="20" w:after="20"/>
-              <w:jc w:val="center"/>
-            </w:pPr>
-            <w:r>
-              <w:rPr>
-                <w:rFonts w:ascii="Calibri" w:hAnsi="Calibri"/>
-                <w:b w:val="0"/>
-                <w:i w:val="0"/>
-                <w:color w:val="000000"/>
-                <w:sz w:val="16"/>
-              </w:rPr>
-              <w:t>15.160.1003</w:t>
-            </w:r>
+              <w:jc w:val="left"/>
+            </w:pPr>
           </w:p>
         </w:tc>
         <w:tc>
@@ -9733,16 +9673,6 @@
               <w:spacing w:before="20" w:after="20"/>
               <w:jc w:val="left"/>
             </w:pPr>
-            <w:r>
-              <w:rPr>
-                <w:rFonts w:ascii="Calibri" w:hAnsi="Calibri"/>
-                <w:b w:val="0"/>
-                <w:i w:val="0"/>
-                <w:color w:val="000000"/>
-                <w:sz w:val="16"/>
-              </w:rPr>
-              <w:t>Ø 8 - Ø 12 mm nervürlü beton çelik çubuğu, çubukların kesilmesi, bükülmesi ve yerine konulması</w:t>
-            </w:r>
           </w:p>
         </w:tc>
         <w:tc>
@@ -9758,18 +9688,8 @@
           <w:p>
             <w:pPr>
               <w:spacing w:before="20" w:after="20"/>
-              <w:jc w:val="center"/>
-            </w:pPr>
-            <w:r>
-              <w:rPr>
-                <w:rFonts w:ascii="Calibri" w:hAnsi="Calibri"/>
-                <w:b w:val="0"/>
-                <w:i w:val="0"/>
-                <w:color w:val="000000"/>
-                <w:sz w:val="16"/>
-              </w:rPr>
-              <w:t>ton</w:t>
-            </w:r>
+              <w:jc w:val="left"/>
+            </w:pPr>
           </w:p>
         </w:tc>
         <w:tc>
@@ -9785,18 +9705,8 @@
           <w:p>
             <w:pPr>
               <w:spacing w:before="20" w:after="20"/>
-              <w:jc w:val="right"/>
-            </w:pPr>
-            <w:r>
-              <w:rPr>
-                <w:rFonts w:ascii="Calibri" w:hAnsi="Calibri"/>
-                <w:b w:val="0"/>
-                <w:i w:val="0"/>
-                <w:color w:val="000000"/>
-                <w:sz w:val="16"/>
-              </w:rPr>
-              <w:t>1,230</w:t>
-            </w:r>
+              <w:jc w:val="left"/>
+            </w:pPr>
           </w:p>
         </w:tc>
         <w:tc>
@@ -9812,18 +9722,8 @@
           <w:p>
             <w:pPr>
               <w:spacing w:before="20" w:after="20"/>
-              <w:jc w:val="right"/>
-            </w:pPr>
-            <w:r>
-              <w:rPr>
-                <w:rFonts w:ascii="Calibri" w:hAnsi="Calibri"/>
-                <w:b w:val="0"/>
-                <w:i w:val="0"/>
-                <w:color w:val="000000"/>
-                <w:sz w:val="16"/>
-              </w:rPr>
-              <w:t>39.045,24</w:t>
-            </w:r>
+              <w:jc w:val="left"/>
+            </w:pPr>
           </w:p>
         </w:tc>
         <w:tc>
@@ -9839,18 +9739,8 @@
           <w:p>
             <w:pPr>
               <w:spacing w:before="20" w:after="20"/>
-              <w:jc w:val="right"/>
-            </w:pPr>
-            <w:r>
-              <w:rPr>
-                <w:rFonts w:ascii="Calibri" w:hAnsi="Calibri"/>
-                <w:b w:val="0"/>
-                <w:i w:val="0"/>
-                <w:color w:val="000000"/>
-                <w:sz w:val="16"/>
-              </w:rPr>
-              <w:t>48.025,65</w:t>
-            </w:r>
+              <w:jc w:val="left"/>
+            </w:pPr>
           </w:p>
         </w:tc>
       </w:tr>
@@ -9868,52 +9758,72 @@
           <w:p>
             <w:pPr>
               <w:spacing w:before="20" w:after="20"/>
+              <w:jc w:val="center"/>
+            </w:pPr>
+            <w:r>
+              <w:rPr>
+                <w:rFonts w:ascii="Calibri" w:hAnsi="Calibri"/>
+                <w:b w:val="0"/>
+                <w:i w:val="0"/>
+                <w:color w:val="000000"/>
+                <w:sz w:val="16"/>
+              </w:rPr>
+              <w:t>34</w:t>
+            </w:r>
+          </w:p>
+        </w:tc>
+        <w:tc>
+          <w:tcPr>
+            <w:tcW w:type="dxa" w:w="1191"/>
+            <w:tcBorders>
+              <w:top w:val="single" w:sz="4" w:space="0" w:color="808080"/>
+              <w:left w:val="single" w:sz="4" w:space="0" w:color="808080"/>
+              <w:bottom w:val="single" w:sz="4" w:space="0" w:color="808080"/>
+              <w:right w:val="single" w:sz="4" w:space="0" w:color="808080"/>
+            </w:tcBorders>
+          </w:tcPr>
+          <w:p>
+            <w:pPr>
+              <w:spacing w:before="20" w:after="20"/>
+              <w:jc w:val="center"/>
+            </w:pPr>
+            <w:r>
+              <w:rPr>
+                <w:rFonts w:ascii="Calibri" w:hAnsi="Calibri"/>
+                <w:b w:val="0"/>
+                <w:i w:val="0"/>
+                <w:color w:val="000000"/>
+                <w:sz w:val="16"/>
+              </w:rPr>
+              <w:t>15.120.1001</w:t>
+            </w:r>
+          </w:p>
+        </w:tc>
+        <w:tc>
+          <w:tcPr>
+            <w:tcW w:type="dxa" w:w="4479"/>
+            <w:tcBorders>
+              <w:top w:val="single" w:sz="4" w:space="0" w:color="808080"/>
+              <w:left w:val="single" w:sz="4" w:space="0" w:color="808080"/>
+              <w:bottom w:val="single" w:sz="4" w:space="0" w:color="808080"/>
+              <w:right w:val="single" w:sz="4" w:space="0" w:color="808080"/>
+            </w:tcBorders>
+          </w:tcPr>
+          <w:p>
+            <w:pPr>
+              <w:spacing w:before="20" w:after="20"/>
               <w:jc w:val="left"/>
             </w:pPr>
             <w:r>
               <w:rPr>
                 <w:rFonts w:ascii="Calibri" w:hAnsi="Calibri"/>
-                <w:b/>
-                <w:i w:val="0"/>
-                <w:color w:val="000000"/>
-                <w:sz w:val="16"/>
-              </w:rPr>
-              <w:t>Yağmur Suyu Deposu ara toplamı</w:t>
-            </w:r>
-          </w:p>
-        </w:tc>
-        <w:tc>
-          <w:tcPr>
-            <w:tcW w:type="dxa" w:w="1191"/>
-            <w:tcBorders>
-              <w:top w:val="single" w:sz="4" w:space="0" w:color="808080"/>
-              <w:left w:val="single" w:sz="4" w:space="0" w:color="808080"/>
-              <w:bottom w:val="single" w:sz="4" w:space="0" w:color="808080"/>
-              <w:right w:val="single" w:sz="4" w:space="0" w:color="808080"/>
-            </w:tcBorders>
-          </w:tcPr>
-          <w:p>
-            <w:pPr>
-              <w:spacing w:before="20" w:after="20"/>
-              <w:jc w:val="left"/>
-            </w:pPr>
-          </w:p>
-        </w:tc>
-        <w:tc>
-          <w:tcPr>
-            <w:tcW w:type="dxa" w:w="4479"/>
-            <w:tcBorders>
-              <w:top w:val="single" w:sz="4" w:space="0" w:color="808080"/>
-              <w:left w:val="single" w:sz="4" w:space="0" w:color="808080"/>
-              <w:bottom w:val="single" w:sz="4" w:space="0" w:color="808080"/>
-              <w:right w:val="single" w:sz="4" w:space="0" w:color="808080"/>
-            </w:tcBorders>
-          </w:tcPr>
-          <w:p>
-            <w:pPr>
-              <w:spacing w:before="20" w:after="20"/>
-              <w:jc w:val="left"/>
-            </w:pPr>
+                <w:b w:val="0"/>
+                <w:i w:val="0"/>
+                <w:color w:val="000000"/>
+                <w:sz w:val="16"/>
+              </w:rPr>
+              <w:t>Makine ile yumuşak ve sert toprak kazılması</w:t>
+            </w:r>
           </w:p>
         </w:tc>
         <w:tc>
@@ -9929,8 +9839,18 @@
           <w:p>
             <w:pPr>
               <w:spacing w:before="20" w:after="20"/>
-              <w:jc w:val="left"/>
-            </w:pPr>
+              <w:jc w:val="center"/>
+            </w:pPr>
+            <w:r>
+              <w:rPr>
+                <w:rFonts w:ascii="Calibri" w:hAnsi="Calibri"/>
+                <w:b w:val="0"/>
+                <w:i w:val="0"/>
+                <w:color w:val="000000"/>
+                <w:sz w:val="16"/>
+              </w:rPr>
+              <w:t>m³</w:t>
+            </w:r>
           </w:p>
         </w:tc>
         <w:tc>
@@ -9946,8 +9866,18 @@
           <w:p>
             <w:pPr>
               <w:spacing w:before="20" w:after="20"/>
-              <w:jc w:val="left"/>
-            </w:pPr>
+              <w:jc w:val="right"/>
+            </w:pPr>
+            <w:r>
+              <w:rPr>
+                <w:rFonts w:ascii="Calibri" w:hAnsi="Calibri"/>
+                <w:b w:val="0"/>
+                <w:i w:val="0"/>
+                <w:color w:val="000000"/>
+                <w:sz w:val="16"/>
+              </w:rPr>
+              <w:t>260,943</w:t>
+            </w:r>
           </w:p>
         </w:tc>
         <w:tc>
@@ -9963,8 +9893,18 @@
           <w:p>
             <w:pPr>
               <w:spacing w:before="20" w:after="20"/>
-              <w:jc w:val="left"/>
-            </w:pPr>
+              <w:jc w:val="right"/>
+            </w:pPr>
+            <w:r>
+              <w:rPr>
+                <w:rFonts w:ascii="Calibri" w:hAnsi="Calibri"/>
+                <w:b w:val="0"/>
+                <w:i w:val="0"/>
+                <w:color w:val="000000"/>
+                <w:sz w:val="16"/>
+              </w:rPr>
+              <w:t>52,37</w:t>
+            </w:r>
           </w:p>
         </w:tc>
         <w:tc>
@@ -9985,12 +9925,12 @@
             <w:r>
               <w:rPr>
                 <w:rFonts w:ascii="Calibri" w:hAnsi="Calibri"/>
-                <w:b/>
-                <w:i w:val="0"/>
-                <w:color w:val="000000"/>
-                <w:sz w:val="16"/>
-              </w:rPr>
-              <w:t>161.542,95</w:t>
+                <w:b w:val="0"/>
+                <w:i w:val="0"/>
+                <w:color w:val="000000"/>
+                <w:sz w:val="16"/>
+              </w:rPr>
+              <w:t>13.665,58</w:t>
             </w:r>
           </w:p>
         </w:tc>
@@ -10014,12 +9954,12 @@
             <w:r>
               <w:rPr>
                 <w:rFonts w:ascii="Calibri" w:hAnsi="Calibri"/>
-                <w:b/>
-                <w:i w:val="0"/>
-                <w:color w:val="000000"/>
-                <w:sz w:val="16"/>
-              </w:rPr>
-              <w:t>Çevre Düzenlemesi ve Saha Altyapısı</w:t>
+                <w:b w:val="0"/>
+                <w:i w:val="0"/>
+                <w:color w:val="000000"/>
+                <w:sz w:val="16"/>
+              </w:rPr>
+              <w:t>35</w:t>
             </w:r>
           </w:p>
         </w:tc>
@@ -10036,25 +9976,45 @@
           <w:p>
             <w:pPr>
               <w:spacing w:before="20" w:after="20"/>
+              <w:jc w:val="center"/>
+            </w:pPr>
+            <w:r>
+              <w:rPr>
+                <w:rFonts w:ascii="Calibri" w:hAnsi="Calibri"/>
+                <w:b w:val="0"/>
+                <w:i w:val="0"/>
+                <w:color w:val="000000"/>
+                <w:sz w:val="16"/>
+              </w:rPr>
+              <w:t>TKDK-0091</w:t>
+            </w:r>
+          </w:p>
+        </w:tc>
+        <w:tc>
+          <w:tcPr>
+            <w:tcW w:type="dxa" w:w="4479"/>
+            <w:tcBorders>
+              <w:top w:val="single" w:sz="4" w:space="0" w:color="808080"/>
+              <w:left w:val="single" w:sz="4" w:space="0" w:color="808080"/>
+              <w:bottom w:val="single" w:sz="4" w:space="0" w:color="808080"/>
+              <w:right w:val="single" w:sz="4" w:space="0" w:color="808080"/>
+            </w:tcBorders>
+          </w:tcPr>
+          <w:p>
+            <w:pPr>
+              <w:spacing w:before="20" w:after="20"/>
               <w:jc w:val="left"/>
             </w:pPr>
-          </w:p>
-        </w:tc>
-        <w:tc>
-          <w:tcPr>
-            <w:tcW w:type="dxa" w:w="4479"/>
-            <w:tcBorders>
-              <w:top w:val="single" w:sz="4" w:space="0" w:color="808080"/>
-              <w:left w:val="single" w:sz="4" w:space="0" w:color="808080"/>
-              <w:bottom w:val="single" w:sz="4" w:space="0" w:color="808080"/>
-              <w:right w:val="single" w:sz="4" w:space="0" w:color="808080"/>
-            </w:tcBorders>
-          </w:tcPr>
-          <w:p>
-            <w:pPr>
-              <w:spacing w:before="20" w:after="20"/>
-              <w:jc w:val="left"/>
-            </w:pPr>
+            <w:r>
+              <w:rPr>
+                <w:rFonts w:ascii="Calibri" w:hAnsi="Calibri"/>
+                <w:b w:val="0"/>
+                <w:i w:val="0"/>
+                <w:color w:val="000000"/>
+                <w:sz w:val="16"/>
+              </w:rPr>
+              <w:t>Betonarme direkli galvanizli tel örgü çit yapılması (Tip-1)</w:t>
+            </w:r>
           </w:p>
         </w:tc>
         <w:tc>
@@ -10070,8 +10030,18 @@
           <w:p>
             <w:pPr>
               <w:spacing w:before="20" w:after="20"/>
-              <w:jc w:val="left"/>
-            </w:pPr>
+              <w:jc w:val="center"/>
+            </w:pPr>
+            <w:r>
+              <w:rPr>
+                <w:rFonts w:ascii="Calibri" w:hAnsi="Calibri"/>
+                <w:b w:val="0"/>
+                <w:i w:val="0"/>
+                <w:color w:val="000000"/>
+                <w:sz w:val="16"/>
+              </w:rPr>
+              <w:t>m</w:t>
+            </w:r>
           </w:p>
         </w:tc>
         <w:tc>
@@ -10087,8 +10057,18 @@
           <w:p>
             <w:pPr>
               <w:spacing w:before="20" w:after="20"/>
-              <w:jc w:val="left"/>
-            </w:pPr>
+              <w:jc w:val="right"/>
+            </w:pPr>
+            <w:r>
+              <w:rPr>
+                <w:rFonts w:ascii="Calibri" w:hAnsi="Calibri"/>
+                <w:b w:val="0"/>
+                <w:i w:val="0"/>
+                <w:color w:val="000000"/>
+                <w:sz w:val="16"/>
+              </w:rPr>
+              <w:t>361,040</w:t>
+            </w:r>
           </w:p>
         </w:tc>
         <w:tc>
@@ -10104,8 +10084,18 @@
           <w:p>
             <w:pPr>
               <w:spacing w:before="20" w:after="20"/>
-              <w:jc w:val="left"/>
-            </w:pPr>
+              <w:jc w:val="right"/>
+            </w:pPr>
+            <w:r>
+              <w:rPr>
+                <w:rFonts w:ascii="Calibri" w:hAnsi="Calibri"/>
+                <w:b w:val="0"/>
+                <w:i w:val="0"/>
+                <w:color w:val="000000"/>
+                <w:sz w:val="16"/>
+              </w:rPr>
+              <w:t>940,84</w:t>
+            </w:r>
           </w:p>
         </w:tc>
         <w:tc>
@@ -10121,8 +10111,18 @@
           <w:p>
             <w:pPr>
               <w:spacing w:before="20" w:after="20"/>
-              <w:jc w:val="left"/>
-            </w:pPr>
+              <w:jc w:val="right"/>
+            </w:pPr>
+            <w:r>
+              <w:rPr>
+                <w:rFonts w:ascii="Calibri" w:hAnsi="Calibri"/>
+                <w:b w:val="0"/>
+                <w:i w:val="0"/>
+                <w:color w:val="000000"/>
+                <w:sz w:val="16"/>
+              </w:rPr>
+              <w:t>339.680,87</w:t>
+            </w:r>
           </w:p>
         </w:tc>
       </w:tr>
@@ -10177,7 +10177,7 @@
                 <w:color w:val="000000"/>
                 <w:sz w:val="16"/>
               </w:rPr>
-              <w:t>15.120.1001</w:t>
+              <w:t>43.527.1001</w:t>
             </w:r>
           </w:p>
         </w:tc>
@@ -10204,7 +10204,7 @@
                 <w:color w:val="000000"/>
                 <w:sz w:val="16"/>
               </w:rPr>
-              <w:t>Makine ile yumuşak ve sert toprak kazılması</w:t>
+              <w:t>Çapı 150 mm HDPE koruge boru döşenmesi (SN 8, lastik conta ve boru bedeli dahil)</w:t>
             </w:r>
           </w:p>
         </w:tc>
@@ -10231,7 +10231,7 @@
                 <w:color w:val="000000"/>
                 <w:sz w:val="16"/>
               </w:rPr>
-              <w:t>m³</w:t>
+              <w:t>m</w:t>
             </w:r>
           </w:p>
         </w:tc>
@@ -10258,7 +10258,7 @@
                 <w:color w:val="000000"/>
                 <w:sz w:val="16"/>
               </w:rPr>
-              <w:t>260,943</w:t>
+              <w:t>50,000</w:t>
             </w:r>
           </w:p>
         </w:tc>
@@ -10285,7 +10285,7 @@
                 <w:color w:val="000000"/>
                 <w:sz w:val="16"/>
               </w:rPr>
-              <w:t>52,37</w:t>
+              <w:t>330,70</w:t>
             </w:r>
           </w:p>
         </w:tc>
@@ -10312,7 +10312,7 @@
                 <w:color w:val="000000"/>
                 <w:sz w:val="16"/>
               </w:rPr>
-              <w:t>13.665,58</w:t>
+              <w:t>16.535,00</w:t>
             </w:r>
           </w:p>
         </w:tc>
@@ -10368,7 +10368,7 @@
                 <w:color w:val="000000"/>
                 <w:sz w:val="16"/>
               </w:rPr>
-              <w:t>TKDK-0091</w:t>
+              <w:t>15.150.1005</w:t>
             </w:r>
           </w:p>
         </w:tc>
@@ -10395,7 +10395,7 @@
                 <w:color w:val="000000"/>
                 <w:sz w:val="16"/>
               </w:rPr>
-              <w:t>Betonarme direkli galvanizli tel örgü çit yapılması (Tip-1)</w:t>
+              <w:t>Beton santralinde üretilen veya satın alınan ve beton pompasıyla basılan, C 25/30 basınç dayanım sınıfında, gri renkte, normal hazır beton dökülmesi (beton nakli dahil)</w:t>
             </w:r>
           </w:p>
         </w:tc>
@@ -10422,7 +10422,7 @@
                 <w:color w:val="000000"/>
                 <w:sz w:val="16"/>
               </w:rPr>
-              <w:t>m</w:t>
+              <w:t>m³</w:t>
             </w:r>
           </w:p>
         </w:tc>
@@ -10449,7 +10449,7 @@
                 <w:color w:val="000000"/>
                 <w:sz w:val="16"/>
               </w:rPr>
-              <w:t>361,040</w:t>
+              <w:t>1,566</w:t>
             </w:r>
           </w:p>
         </w:tc>
@@ -10476,7 +10476,7 @@
                 <w:color w:val="000000"/>
                 <w:sz w:val="16"/>
               </w:rPr>
-              <w:t>940,84</w:t>
+              <w:t>2.960,45</w:t>
             </w:r>
           </w:p>
         </w:tc>
@@ -10503,7 +10503,7 @@
                 <w:color w:val="000000"/>
                 <w:sz w:val="16"/>
               </w:rPr>
-              <w:t>339.680,87</w:t>
+              <w:t>4.636,06</w:t>
             </w:r>
           </w:p>
         </w:tc>
@@ -10559,7 +10559,7 @@
                 <w:color w:val="000000"/>
                 <w:sz w:val="16"/>
               </w:rPr>
-              <w:t>43.527.1001</w:t>
+              <w:t>15.180.1003</w:t>
             </w:r>
           </w:p>
         </w:tc>
@@ -10586,7 +10586,7 @@
                 <w:color w:val="000000"/>
                 <w:sz w:val="16"/>
               </w:rPr>
-              <w:t>Çapı 150 mm HDPE koruge boru döşenmesi (SN 8, lastik conta ve boru bedeli dahil)</w:t>
+              <w:t>Plywood ile düz yüzeyli betonarme kalıbı yapılması</w:t>
             </w:r>
           </w:p>
         </w:tc>
@@ -10613,7 +10613,7 @@
                 <w:color w:val="000000"/>
                 <w:sz w:val="16"/>
               </w:rPr>
-              <w:t>m</w:t>
+              <w:t>m²</w:t>
             </w:r>
           </w:p>
         </w:tc>
@@ -10640,7 +10640,7 @@
                 <w:color w:val="000000"/>
                 <w:sz w:val="16"/>
               </w:rPr>
-              <w:t>50,000</w:t>
+              <w:t>14,400</w:t>
             </w:r>
           </w:p>
         </w:tc>
@@ -10667,7 +10667,7 @@
                 <w:color w:val="000000"/>
                 <w:sz w:val="16"/>
               </w:rPr>
-              <w:t>330,70</w:t>
+              <w:t>863,80</w:t>
             </w:r>
           </w:p>
         </w:tc>
@@ -10694,7 +10694,7 @@
                 <w:color w:val="000000"/>
                 <w:sz w:val="16"/>
               </w:rPr>
-              <w:t>16.535,00</w:t>
+              <w:t>12.438,72</w:t>
             </w:r>
           </w:p>
         </w:tc>
@@ -10750,7 +10750,7 @@
                 <w:color w:val="000000"/>
                 <w:sz w:val="16"/>
               </w:rPr>
-              <w:t>15.150.1005</w:t>
+              <w:t>15.160.1003</w:t>
             </w:r>
           </w:p>
         </w:tc>
@@ -10777,7 +10777,7 @@
                 <w:color w:val="000000"/>
                 <w:sz w:val="16"/>
               </w:rPr>
-              <w:t>Beton santralinde üretilen veya satın alınan ve beton pompasıyla basılan, C 25/30 basınç dayanım sınıfında, gri renkte, normal hazır beton dökülmesi (beton nakli dahil)</w:t>
+              <w:t>Ø 8 - Ø 12 mm nervürlü beton çelik çubuğu, çubukların kesilmesi, bükülmesi ve yerine konulması</w:t>
             </w:r>
           </w:p>
         </w:tc>
@@ -10804,7 +10804,7 @@
                 <w:color w:val="000000"/>
                 <w:sz w:val="16"/>
               </w:rPr>
-              <w:t>m³</w:t>
+              <w:t>ton</w:t>
             </w:r>
           </w:p>
         </w:tc>
@@ -10831,7 +10831,7 @@
                 <w:color w:val="000000"/>
                 <w:sz w:val="16"/>
               </w:rPr>
-              <w:t>1,566</w:t>
+              <w:t>0,141</w:t>
             </w:r>
           </w:p>
         </w:tc>
@@ -10858,7 +10858,7 @@
                 <w:color w:val="000000"/>
                 <w:sz w:val="16"/>
               </w:rPr>
-              <w:t>2.960,45</w:t>
+              <w:t>39.045,24</w:t>
             </w:r>
           </w:p>
         </w:tc>
@@ -10885,7 +10885,7 @@
                 <w:color w:val="000000"/>
                 <w:sz w:val="16"/>
               </w:rPr>
-              <w:t>4.636,06</w:t>
+              <w:t>5.505,38</w:t>
             </w:r>
           </w:p>
         </w:tc>
@@ -10941,7 +10941,7 @@
                 <w:color w:val="000000"/>
                 <w:sz w:val="16"/>
               </w:rPr>
-              <w:t>15.180.1003</w:t>
+              <w:t>15.560.1003</w:t>
             </w:r>
           </w:p>
         </w:tc>
@@ -10968,7 +10968,7 @@
                 <w:color w:val="000000"/>
                 <w:sz w:val="16"/>
               </w:rPr>
-              <w:t>Plywood ile düz yüzeyli betonarme kalıbı yapılması</w:t>
+              <w:t>Betonarme kompozit rögar kapağı temini ve yerine konulması</w:t>
             </w:r>
           </w:p>
         </w:tc>
@@ -10995,7 +10995,7 @@
                 <w:color w:val="000000"/>
                 <w:sz w:val="16"/>
               </w:rPr>
-              <w:t>m²</w:t>
+              <w:t>ad</w:t>
             </w:r>
           </w:p>
         </w:tc>
@@ -11022,7 +11022,7 @@
                 <w:color w:val="000000"/>
                 <w:sz w:val="16"/>
               </w:rPr>
-              <w:t>14,400</w:t>
+              <w:t>4,000</w:t>
             </w:r>
           </w:p>
         </w:tc>
@@ -11049,7 +11049,7 @@
                 <w:color w:val="000000"/>
                 <w:sz w:val="16"/>
               </w:rPr>
-              <w:t>863,80</w:t>
+              <w:t>3.744,30</w:t>
             </w:r>
           </w:p>
         </w:tc>
@@ -11076,7 +11076,7 @@
                 <w:color w:val="000000"/>
                 <w:sz w:val="16"/>
               </w:rPr>
-              <w:t>12.438,72</w:t>
+              <w:t>14.977,20</w:t>
             </w:r>
           </w:p>
         </w:tc>
@@ -11132,7 +11132,7 @@
                 <w:color w:val="000000"/>
                 <w:sz w:val="16"/>
               </w:rPr>
-              <w:t>15.160.1003</w:t>
+              <w:t>35.100.1104</w:t>
             </w:r>
           </w:p>
         </w:tc>
@@ -11159,7 +11159,7 @@
                 <w:color w:val="000000"/>
                 <w:sz w:val="16"/>
               </w:rPr>
-              <w:t>Ø 8 - Ø 12 mm nervürlü beton çelik çubuğu, çubukların kesilmesi, bükülmesi ve yerine konulması</w:t>
+              <w:t>Ana dağıtım panosu (dikili tip galvanizli sac, en az 700 mm en, 400 mm derinlik) (%25 müteahhit kârı dahil)</w:t>
             </w:r>
           </w:p>
         </w:tc>
@@ -11186,7 +11186,7 @@
                 <w:color w:val="000000"/>
                 <w:sz w:val="16"/>
               </w:rPr>
-              <w:t>ton</w:t>
+              <w:t>ad</w:t>
             </w:r>
           </w:p>
         </w:tc>
@@ -11213,7 +11213,7 @@
                 <w:color w:val="000000"/>
                 <w:sz w:val="16"/>
               </w:rPr>
-              <w:t>0,141</w:t>
+              <w:t>1,000</w:t>
             </w:r>
           </w:p>
         </w:tc>
@@ -11240,7 +11240,7 @@
                 <w:color w:val="000000"/>
                 <w:sz w:val="16"/>
               </w:rPr>
-              <w:t>39.045,24</w:t>
+              <w:t>31.602,33</w:t>
             </w:r>
           </w:p>
         </w:tc>
@@ -11267,7 +11267,7 @@
                 <w:color w:val="000000"/>
                 <w:sz w:val="16"/>
               </w:rPr>
-              <w:t>5.505,38</w:t>
+              <w:t>31.602,33</w:t>
             </w:r>
           </w:p>
         </w:tc>
@@ -11323,7 +11323,7 @@
                 <w:color w:val="000000"/>
                 <w:sz w:val="16"/>
               </w:rPr>
-              <w:t>15.560.1003</w:t>
+              <w:t>35.100.2106</w:t>
             </w:r>
           </w:p>
         </w:tc>
@@ -11350,7 +11350,7 @@
                 <w:color w:val="000000"/>
                 <w:sz w:val="16"/>
               </w:rPr>
-              <w:t>Betonarme kompozit rögar kapağı temini ve yerine konulması</w:t>
+              <w:t>Sayaç panosu (sıva üstü galvanizli sac tablo, 0,50-0,60 m²) (%25 müteahhit kârı dahil)</w:t>
             </w:r>
           </w:p>
         </w:tc>
@@ -11404,7 +11404,7 @@
                 <w:color w:val="000000"/>
                 <w:sz w:val="16"/>
               </w:rPr>
-              <w:t>4,000</w:t>
+              <w:t>1,000</w:t>
             </w:r>
           </w:p>
         </w:tc>
@@ -11431,7 +11431,7 @@
                 <w:color w:val="000000"/>
                 <w:sz w:val="16"/>
               </w:rPr>
-              <w:t>3.744,30</w:t>
+              <w:t>8.179,25</w:t>
             </w:r>
           </w:p>
         </w:tc>
@@ -11458,7 +11458,7 @@
                 <w:color w:val="000000"/>
                 <w:sz w:val="16"/>
               </w:rPr>
-              <w:t>14.977,20</w:t>
+              <w:t>8.179,25</w:t>
             </w:r>
           </w:p>
         </w:tc>
@@ -11514,7 +11514,7 @@
                 <w:color w:val="000000"/>
                 <w:sz w:val="16"/>
               </w:rPr>
-              <w:t>35.100.1104</w:t>
+              <w:t>35.135.3201</w:t>
             </w:r>
           </w:p>
         </w:tc>
@@ -11541,7 +11541,7 @@
                 <w:color w:val="000000"/>
                 <w:sz w:val="16"/>
               </w:rPr>
-              <w:t>Ana dağıtım panosu (dikili tip galvanizli sac, en az 700 mm en, 400 mm derinlik) (%25 müteahhit kârı dahil)</w:t>
+              <w:t>Üç fazlı zaman tarifeli elektronik aktif sayaç, en az 5(100) A, 3x230/400 V (%25 müteahhit kârı dahil)</w:t>
             </w:r>
           </w:p>
         </w:tc>
@@ -11622,7 +11622,7 @@
                 <w:color w:val="000000"/>
                 <w:sz w:val="16"/>
               </w:rPr>
-              <w:t>31.602,33</w:t>
+              <w:t>1.504,15</w:t>
             </w:r>
           </w:p>
         </w:tc>
@@ -11649,7 +11649,7 @@
                 <w:color w:val="000000"/>
                 <w:sz w:val="16"/>
               </w:rPr>
-              <w:t>31.602,33</w:t>
+              <w:t>1.504,15</w:t>
             </w:r>
           </w:p>
         </w:tc>
@@ -11705,7 +11705,7 @@
                 <w:color w:val="000000"/>
                 <w:sz w:val="16"/>
               </w:rPr>
-              <w:t>35.100.2106</w:t>
+              <w:t>35.110.1104</w:t>
             </w:r>
           </w:p>
         </w:tc>
@@ -11732,7 +11732,7 @@
                 <w:color w:val="000000"/>
                 <w:sz w:val="16"/>
               </w:rPr>
-              <w:t>Sayaç panosu (sıva üstü galvanizli sac tablo, 0,50-0,60 m²) (%25 müteahhit kârı dahil)</w:t>
+              <w:t>Termik-manyetik kompakt şalter 3x160 A, Icu 35 kA — ana giriş (%25 müteahhit kârı dahil)</w:t>
             </w:r>
           </w:p>
         </w:tc>
@@ -11813,7 +11813,7 @@
                 <w:color w:val="000000"/>
                 <w:sz w:val="16"/>
               </w:rPr>
-              <w:t>8.179,25</w:t>
+              <w:t>4.753,16</w:t>
             </w:r>
           </w:p>
         </w:tc>
@@ -11840,7 +11840,7 @@
                 <w:color w:val="000000"/>
                 <w:sz w:val="16"/>
               </w:rPr>
-              <w:t>8.179,25</w:t>
+              <w:t>4.753,16</w:t>
             </w:r>
           </w:p>
         </w:tc>
@@ -11896,7 +11896,7 @@
                 <w:color w:val="000000"/>
                 <w:sz w:val="16"/>
               </w:rPr>
-              <w:t>35.135.3201</w:t>
+              <w:t>35.115.1003</w:t>
             </w:r>
           </w:p>
         </w:tc>
@@ -11923,7 +11923,7 @@
                 <w:color w:val="000000"/>
                 <w:sz w:val="16"/>
               </w:rPr>
-              <w:t>Üç fazlı zaman tarifeli elektronik aktif sayaç, en az 5(100) A, 3x230/400 V (%25 müteahhit kârı dahil)</w:t>
+              <w:t>Kaçak akım koruma şalteri 2x63 A, 30 mA (%25 müteahhit kârı dahil)</w:t>
             </w:r>
           </w:p>
         </w:tc>
@@ -11977,7 +11977,7 @@
                 <w:color w:val="000000"/>
                 <w:sz w:val="16"/>
               </w:rPr>
-              <w:t>1,000</w:t>
+              <w:t>2,000</w:t>
             </w:r>
           </w:p>
         </w:tc>
@@ -12004,7 +12004,7 @@
                 <w:color w:val="000000"/>
                 <w:sz w:val="16"/>
               </w:rPr>
-              <w:t>1.504,15</w:t>
+              <w:t>1.079,20</w:t>
             </w:r>
           </w:p>
         </w:tc>
@@ -12031,7 +12031,7 @@
                 <w:color w:val="000000"/>
                 <w:sz w:val="16"/>
               </w:rPr>
-              <w:t>1.504,15</w:t>
+              <w:t>2.158,40</w:t>
             </w:r>
           </w:p>
         </w:tc>
@@ -12087,7 +12087,7 @@
                 <w:color w:val="000000"/>
                 <w:sz w:val="16"/>
               </w:rPr>
-              <w:t>35.110.1104</w:t>
+              <w:t>35.140.3105</w:t>
             </w:r>
           </w:p>
         </w:tc>
@@ -12114,7 +12114,7 @@
                 <w:color w:val="000000"/>
                 <w:sz w:val="16"/>
               </w:rPr>
-              <w:t>Termik-manyetik kompakt şalter 3x160 A, Icu 35 kA — ana giriş (%25 müteahhit kârı dahil)</w:t>
+              <w:t>YVV (NYY) 1 kV yeraltı kablosu ile besleme hattı tesisi — 1x35 mm² (%25 müteahhit kârı dahil)</w:t>
             </w:r>
           </w:p>
         </w:tc>
@@ -12141,7 +12141,7 @@
                 <w:color w:val="000000"/>
                 <w:sz w:val="16"/>
               </w:rPr>
-              <w:t>ad</w:t>
+              <w:t>m</w:t>
             </w:r>
           </w:p>
         </w:tc>
@@ -12168,7 +12168,7 @@
                 <w:color w:val="000000"/>
                 <w:sz w:val="16"/>
               </w:rPr>
-              <w:t>1,000</w:t>
+              <w:t>50,000</w:t>
             </w:r>
           </w:p>
         </w:tc>
@@ -12195,7 +12195,7 @@
                 <w:color w:val="000000"/>
                 <w:sz w:val="16"/>
               </w:rPr>
-              <w:t>4.753,16</w:t>
+              <w:t>277,15</w:t>
             </w:r>
           </w:p>
         </w:tc>
@@ -12222,7 +12222,7 @@
                 <w:color w:val="000000"/>
                 <w:sz w:val="16"/>
               </w:rPr>
-              <w:t>4.753,16</w:t>
+              <w:t>13.857,50</w:t>
             </w:r>
           </w:p>
         </w:tc>
@@ -12278,7 +12278,7 @@
                 <w:color w:val="000000"/>
                 <w:sz w:val="16"/>
               </w:rPr>
-              <w:t>35.115.1003</w:t>
+              <w:t>35.140.3101</w:t>
             </w:r>
           </w:p>
         </w:tc>
@@ -12305,7 +12305,7 @@
                 <w:color w:val="000000"/>
                 <w:sz w:val="16"/>
               </w:rPr>
-              <w:t>Kaçak akım koruma şalteri 2x63 A, 30 mA (%25 müteahhit kârı dahil)</w:t>
+              <w:t>YVV (NYY) 1 kV yeraltı kablosu ile besleme hattı tesisi — 1x6 mm² (%25 müteahhit kârı dahil)</w:t>
             </w:r>
           </w:p>
         </w:tc>
@@ -12332,7 +12332,7 @@
                 <w:color w:val="000000"/>
                 <w:sz w:val="16"/>
               </w:rPr>
-              <w:t>ad</w:t>
+              <w:t>m</w:t>
             </w:r>
           </w:p>
         </w:tc>
@@ -12359,7 +12359,7 @@
                 <w:color w:val="000000"/>
                 <w:sz w:val="16"/>
               </w:rPr>
-              <w:t>2,000</w:t>
+              <w:t>50,000</w:t>
             </w:r>
           </w:p>
         </w:tc>
@@ -12386,7 +12386,7 @@
                 <w:color w:val="000000"/>
                 <w:sz w:val="16"/>
               </w:rPr>
-              <w:t>1.079,20</w:t>
+              <w:t>51,25</w:t>
             </w:r>
           </w:p>
         </w:tc>
@@ -12413,7 +12413,7 @@
                 <w:color w:val="000000"/>
                 <w:sz w:val="16"/>
               </w:rPr>
-              <w:t>2.158,40</w:t>
+              <w:t>2.562,50</w:t>
             </w:r>
           </w:p>
         </w:tc>
@@ -12469,7 +12469,7 @@
                 <w:color w:val="000000"/>
                 <w:sz w:val="16"/>
               </w:rPr>
-              <w:t>35.140.3105</w:t>
+              <w:t>35.172.1706</w:t>
             </w:r>
           </w:p>
         </w:tc>
@@ -12496,7 +12496,7 @@
                 <w:color w:val="000000"/>
                 <w:sz w:val="16"/>
               </w:rPr>
-              <w:t>YVV (NYY) 1 kV yeraltı kablosu ile besleme hattı tesisi — 1x35 mm² (%25 müteahhit kârı dahil)</w:t>
+              <w:t>Aydınlatma direği — taban çapı en az 80 mm, yükseklik en az 4,00 m (%25 müteahhit kârı dahil)</w:t>
             </w:r>
           </w:p>
         </w:tc>
@@ -12523,7 +12523,7 @@
                 <w:color w:val="000000"/>
                 <w:sz w:val="16"/>
               </w:rPr>
-              <w:t>m</w:t>
+              <w:t>ad</w:t>
             </w:r>
           </w:p>
         </w:tc>
@@ -12550,7 +12550,7 @@
                 <w:color w:val="000000"/>
                 <w:sz w:val="16"/>
               </w:rPr>
-              <w:t>50,000</w:t>
+              <w:t>4,000</w:t>
             </w:r>
           </w:p>
         </w:tc>
@@ -12577,7 +12577,7 @@
                 <w:color w:val="000000"/>
                 <w:sz w:val="16"/>
               </w:rPr>
-              <w:t>277,15</w:t>
+              <w:t>6.229,12</w:t>
             </w:r>
           </w:p>
         </w:tc>
@@ -12604,7 +12604,7 @@
                 <w:color w:val="000000"/>
                 <w:sz w:val="16"/>
               </w:rPr>
-              <w:t>13.857,50</w:t>
+              <w:t>24.916,48</w:t>
             </w:r>
           </w:p>
         </w:tc>
@@ -12660,7 +12660,7 @@
                 <w:color w:val="000000"/>
                 <w:sz w:val="16"/>
               </w:rPr>
-              <w:t>35.140.3101</w:t>
+              <w:t>35.170.4002</w:t>
             </w:r>
           </w:p>
         </w:tc>
@@ -12687,7 +12687,7 @@
                 <w:color w:val="000000"/>
                 <w:sz w:val="16"/>
               </w:rPr>
-              <w:t>YVV (NYY) 1 kV yeraltı kablosu ile besleme hattı tesisi — 1x6 mm² (%25 müteahhit kârı dahil)</w:t>
+              <w:t>LED projektör, ışık akısı en az 5100 lm (%25 müteahhit kârı dahil)</w:t>
             </w:r>
           </w:p>
         </w:tc>
@@ -12714,7 +12714,7 @@
                 <w:color w:val="000000"/>
                 <w:sz w:val="16"/>
               </w:rPr>
-              <w:t>m</w:t>
+              <w:t>ad</w:t>
             </w:r>
           </w:p>
         </w:tc>
@@ -12741,7 +12741,7 @@
                 <w:color w:val="000000"/>
                 <w:sz w:val="16"/>
               </w:rPr>
-              <w:t>50,000</w:t>
+              <w:t>4,000</w:t>
             </w:r>
           </w:p>
         </w:tc>
@@ -12768,7 +12768,7 @@
                 <w:color w:val="000000"/>
                 <w:sz w:val="16"/>
               </w:rPr>
-              <w:t>51,25</w:t>
+              <w:t>7.632,76</w:t>
             </w:r>
           </w:p>
         </w:tc>
@@ -12795,7 +12795,7 @@
                 <w:color w:val="000000"/>
                 <w:sz w:val="16"/>
               </w:rPr>
-              <w:t>2.562,50</w:t>
+              <w:t>30.531,04</w:t>
             </w:r>
           </w:p>
         </w:tc>
@@ -12814,17 +12814,17 @@
           <w:p>
             <w:pPr>
               <w:spacing w:before="20" w:after="20"/>
-              <w:jc w:val="center"/>
-            </w:pPr>
-            <w:r>
-              <w:rPr>
-                <w:rFonts w:ascii="Calibri" w:hAnsi="Calibri"/>
-                <w:b w:val="0"/>
-                <w:i w:val="0"/>
-                <w:color w:val="000000"/>
-                <w:sz w:val="16"/>
-              </w:rPr>
-              <w:t>50</w:t>
+              <w:jc w:val="left"/>
+            </w:pPr>
+            <w:r>
+              <w:rPr>
+                <w:rFonts w:ascii="Calibri" w:hAnsi="Calibri"/>
+                <w:b/>
+                <w:i w:val="0"/>
+                <w:color w:val="000000"/>
+                <w:sz w:val="16"/>
+              </w:rPr>
+              <w:t>Çevre Düzenlemesi ve Saha Altyapısı ara toplamı</w:t>
             </w:r>
           </w:p>
         </w:tc>
@@ -12841,18 +12841,8 @@
           <w:p>
             <w:pPr>
               <w:spacing w:before="20" w:after="20"/>
-              <w:jc w:val="center"/>
-            </w:pPr>
-            <w:r>
-              <w:rPr>
-                <w:rFonts w:ascii="Calibri" w:hAnsi="Calibri"/>
-                <w:b w:val="0"/>
-                <w:i w:val="0"/>
-                <w:color w:val="000000"/>
-                <w:sz w:val="16"/>
-              </w:rPr>
-              <w:t>35.172.1706</w:t>
-            </w:r>
+              <w:jc w:val="left"/>
+            </w:pPr>
           </w:p>
         </w:tc>
         <w:tc>
@@ -12870,16 +12860,6 @@
               <w:spacing w:before="20" w:after="20"/>
               <w:jc w:val="left"/>
             </w:pPr>
-            <w:r>
-              <w:rPr>
-                <w:rFonts w:ascii="Calibri" w:hAnsi="Calibri"/>
-                <w:b w:val="0"/>
-                <w:i w:val="0"/>
-                <w:color w:val="000000"/>
-                <w:sz w:val="16"/>
-              </w:rPr>
-              <w:t>Aydınlatma direği — taban çapı en az 80 mm, yükseklik en az 4,00 m (%25 müteahhit kârı dahil)</w:t>
-            </w:r>
           </w:p>
         </w:tc>
         <w:tc>
@@ -12895,18 +12875,8 @@
           <w:p>
             <w:pPr>
               <w:spacing w:before="20" w:after="20"/>
-              <w:jc w:val="center"/>
-            </w:pPr>
-            <w:r>
-              <w:rPr>
-                <w:rFonts w:ascii="Calibri" w:hAnsi="Calibri"/>
-                <w:b w:val="0"/>
-                <w:i w:val="0"/>
-                <w:color w:val="000000"/>
-                <w:sz w:val="16"/>
-              </w:rPr>
-              <w:t>ad</w:t>
-            </w:r>
+              <w:jc w:val="left"/>
+            </w:pPr>
           </w:p>
         </w:tc>
         <w:tc>
@@ -12922,71 +12892,51 @@
           <w:p>
             <w:pPr>
               <w:spacing w:before="20" w:after="20"/>
+              <w:jc w:val="left"/>
+            </w:pPr>
+          </w:p>
+        </w:tc>
+        <w:tc>
+          <w:tcPr>
+            <w:tcW w:type="dxa" w:w="1247"/>
+            <w:tcBorders>
+              <w:top w:val="single" w:sz="4" w:space="0" w:color="808080"/>
+              <w:left w:val="single" w:sz="4" w:space="0" w:color="808080"/>
+              <w:bottom w:val="single" w:sz="4" w:space="0" w:color="808080"/>
+              <w:right w:val="single" w:sz="4" w:space="0" w:color="808080"/>
+            </w:tcBorders>
+          </w:tcPr>
+          <w:p>
+            <w:pPr>
+              <w:spacing w:before="20" w:after="20"/>
+              <w:jc w:val="left"/>
+            </w:pPr>
+          </w:p>
+        </w:tc>
+        <w:tc>
+          <w:tcPr>
+            <w:tcW w:type="dxa" w:w="1361"/>
+            <w:tcBorders>
+              <w:top w:val="single" w:sz="4" w:space="0" w:color="808080"/>
+              <w:left w:val="single" w:sz="4" w:space="0" w:color="808080"/>
+              <w:bottom w:val="single" w:sz="4" w:space="0" w:color="808080"/>
+              <w:right w:val="single" w:sz="4" w:space="0" w:color="808080"/>
+            </w:tcBorders>
+          </w:tcPr>
+          <w:p>
+            <w:pPr>
+              <w:spacing w:before="20" w:after="20"/>
               <w:jc w:val="right"/>
             </w:pPr>
             <w:r>
               <w:rPr>
                 <w:rFonts w:ascii="Calibri" w:hAnsi="Calibri"/>
-                <w:b w:val="0"/>
-                <w:i w:val="0"/>
-                <w:color w:val="000000"/>
-                <w:sz w:val="16"/>
-              </w:rPr>
-              <w:t>4,000</w:t>
-            </w:r>
-          </w:p>
-        </w:tc>
-        <w:tc>
-          <w:tcPr>
-            <w:tcW w:type="dxa" w:w="1247"/>
-            <w:tcBorders>
-              <w:top w:val="single" w:sz="4" w:space="0" w:color="808080"/>
-              <w:left w:val="single" w:sz="4" w:space="0" w:color="808080"/>
-              <w:bottom w:val="single" w:sz="4" w:space="0" w:color="808080"/>
-              <w:right w:val="single" w:sz="4" w:space="0" w:color="808080"/>
-            </w:tcBorders>
-          </w:tcPr>
-          <w:p>
-            <w:pPr>
-              <w:spacing w:before="20" w:after="20"/>
-              <w:jc w:val="right"/>
-            </w:pPr>
-            <w:r>
-              <w:rPr>
-                <w:rFonts w:ascii="Calibri" w:hAnsi="Calibri"/>
-                <w:b w:val="0"/>
-                <w:i w:val="0"/>
-                <w:color w:val="000000"/>
-                <w:sz w:val="16"/>
-              </w:rPr>
-              <w:t>6.229,12</w:t>
-            </w:r>
-          </w:p>
-        </w:tc>
-        <w:tc>
-          <w:tcPr>
-            <w:tcW w:type="dxa" w:w="1361"/>
-            <w:tcBorders>
-              <w:top w:val="single" w:sz="4" w:space="0" w:color="808080"/>
-              <w:left w:val="single" w:sz="4" w:space="0" w:color="808080"/>
-              <w:bottom w:val="single" w:sz="4" w:space="0" w:color="808080"/>
-              <w:right w:val="single" w:sz="4" w:space="0" w:color="808080"/>
-            </w:tcBorders>
-          </w:tcPr>
-          <w:p>
-            <w:pPr>
-              <w:spacing w:before="20" w:after="20"/>
-              <w:jc w:val="right"/>
-            </w:pPr>
-            <w:r>
-              <w:rPr>
-                <w:rFonts w:ascii="Calibri" w:hAnsi="Calibri"/>
-                <w:b w:val="0"/>
-                <w:i w:val="0"/>
-                <w:color w:val="000000"/>
-                <w:sz w:val="16"/>
-              </w:rPr>
-              <w:t>24.916,48</w:t>
+                <w:b/>
+                <w:i w:val="0"/>
+                <w:color w:val="000000"/>
+                <w:sz w:val="16"/>
+              </w:rPr>
+              <w:t>527.503,62</w:t>
             </w:r>
           </w:p>
         </w:tc>
@@ -13010,12 +12960,12 @@
             <w:r>
               <w:rPr>
                 <w:rFonts w:ascii="Calibri" w:hAnsi="Calibri"/>
-                <w:b w:val="0"/>
-                <w:i w:val="0"/>
-                <w:color w:val="000000"/>
-                <w:sz w:val="16"/>
-              </w:rPr>
-              <w:t>51</w:t>
+                <w:b/>
+                <w:i w:val="0"/>
+                <w:color w:val="000000"/>
+                <w:sz w:val="16"/>
+              </w:rPr>
+              <w:t>Sıhhi Tesisat</w:t>
             </w:r>
           </w:p>
         </w:tc>
@@ -13032,18 +12982,8 @@
           <w:p>
             <w:pPr>
               <w:spacing w:before="20" w:after="20"/>
-              <w:jc w:val="center"/>
-            </w:pPr>
-            <w:r>
-              <w:rPr>
-                <w:rFonts w:ascii="Calibri" w:hAnsi="Calibri"/>
-                <w:b w:val="0"/>
-                <w:i w:val="0"/>
-                <w:color w:val="000000"/>
-                <w:sz w:val="16"/>
-              </w:rPr>
-              <w:t>35.170.4002</w:t>
-            </w:r>
+              <w:jc w:val="left"/>
+            </w:pPr>
           </w:p>
         </w:tc>
         <w:tc>
@@ -13061,16 +13001,6 @@
               <w:spacing w:before="20" w:after="20"/>
               <w:jc w:val="left"/>
             </w:pPr>
-            <w:r>
-              <w:rPr>
-                <w:rFonts w:ascii="Calibri" w:hAnsi="Calibri"/>
-                <w:b w:val="0"/>
-                <w:i w:val="0"/>
-                <w:color w:val="000000"/>
-                <w:sz w:val="16"/>
-              </w:rPr>
-              <w:t>LED projektör, ışık akısı en az 5100 lm (%25 müteahhit kârı dahil)</w:t>
-            </w:r>
           </w:p>
         </w:tc>
         <w:tc>
@@ -13086,18 +13016,8 @@
           <w:p>
             <w:pPr>
               <w:spacing w:before="20" w:after="20"/>
-              <w:jc w:val="center"/>
-            </w:pPr>
-            <w:r>
-              <w:rPr>
-                <w:rFonts w:ascii="Calibri" w:hAnsi="Calibri"/>
-                <w:b w:val="0"/>
-                <w:i w:val="0"/>
-                <w:color w:val="000000"/>
-                <w:sz w:val="16"/>
-              </w:rPr>
-              <w:t>ad</w:t>
-            </w:r>
+              <w:jc w:val="left"/>
+            </w:pPr>
           </w:p>
         </w:tc>
         <w:tc>
@@ -13113,18 +13033,8 @@
           <w:p>
             <w:pPr>
               <w:spacing w:before="20" w:after="20"/>
-              <w:jc w:val="right"/>
-            </w:pPr>
-            <w:r>
-              <w:rPr>
-                <w:rFonts w:ascii="Calibri" w:hAnsi="Calibri"/>
-                <w:b w:val="0"/>
-                <w:i w:val="0"/>
-                <w:color w:val="000000"/>
-                <w:sz w:val="16"/>
-              </w:rPr>
-              <w:t>4,000</w:t>
-            </w:r>
+              <w:jc w:val="left"/>
+            </w:pPr>
           </w:p>
         </w:tc>
         <w:tc>
@@ -13140,18 +13050,8 @@
           <w:p>
             <w:pPr>
               <w:spacing w:before="20" w:after="20"/>
-              <w:jc w:val="right"/>
-            </w:pPr>
-            <w:r>
-              <w:rPr>
-                <w:rFonts w:ascii="Calibri" w:hAnsi="Calibri"/>
-                <w:b w:val="0"/>
-                <w:i w:val="0"/>
-                <w:color w:val="000000"/>
-                <w:sz w:val="16"/>
-              </w:rPr>
-              <w:t>7.632,76</w:t>
-            </w:r>
+              <w:jc w:val="left"/>
+            </w:pPr>
           </w:p>
         </w:tc>
         <w:tc>
@@ -13167,18 +13067,8 @@
           <w:p>
             <w:pPr>
               <w:spacing w:before="20" w:after="20"/>
-              <w:jc w:val="right"/>
-            </w:pPr>
-            <w:r>
-              <w:rPr>
-                <w:rFonts w:ascii="Calibri" w:hAnsi="Calibri"/>
-                <w:b w:val="0"/>
-                <w:i w:val="0"/>
-                <w:color w:val="000000"/>
-                <w:sz w:val="16"/>
-              </w:rPr>
-              <w:t>30.531,04</w:t>
-            </w:r>
+              <w:jc w:val="left"/>
+            </w:pPr>
           </w:p>
         </w:tc>
       </w:tr>
@@ -13196,52 +13086,72 @@
           <w:p>
             <w:pPr>
               <w:spacing w:before="20" w:after="20"/>
+              <w:jc w:val="center"/>
+            </w:pPr>
+            <w:r>
+              <w:rPr>
+                <w:rFonts w:ascii="Calibri" w:hAnsi="Calibri"/>
+                <w:b w:val="0"/>
+                <w:i w:val="0"/>
+                <w:color w:val="000000"/>
+                <w:sz w:val="16"/>
+              </w:rPr>
+              <w:t>50</w:t>
+            </w:r>
+          </w:p>
+        </w:tc>
+        <w:tc>
+          <w:tcPr>
+            <w:tcW w:type="dxa" w:w="1191"/>
+            <w:tcBorders>
+              <w:top w:val="single" w:sz="4" w:space="0" w:color="808080"/>
+              <w:left w:val="single" w:sz="4" w:space="0" w:color="808080"/>
+              <w:bottom w:val="single" w:sz="4" w:space="0" w:color="808080"/>
+              <w:right w:val="single" w:sz="4" w:space="0" w:color="808080"/>
+            </w:tcBorders>
+          </w:tcPr>
+          <w:p>
+            <w:pPr>
+              <w:spacing w:before="20" w:after="20"/>
+              <w:jc w:val="center"/>
+            </w:pPr>
+            <w:r>
+              <w:rPr>
+                <w:rFonts w:ascii="Calibri" w:hAnsi="Calibri"/>
+                <w:b w:val="0"/>
+                <w:i w:val="0"/>
+                <w:color w:val="000000"/>
+                <w:sz w:val="16"/>
+              </w:rPr>
+              <w:t>—</w:t>
+            </w:r>
+          </w:p>
+        </w:tc>
+        <w:tc>
+          <w:tcPr>
+            <w:tcW w:type="dxa" w:w="4479"/>
+            <w:tcBorders>
+              <w:top w:val="single" w:sz="4" w:space="0" w:color="808080"/>
+              <w:left w:val="single" w:sz="4" w:space="0" w:color="808080"/>
+              <w:bottom w:val="single" w:sz="4" w:space="0" w:color="808080"/>
+              <w:right w:val="single" w:sz="4" w:space="0" w:color="808080"/>
+            </w:tcBorders>
+          </w:tcPr>
+          <w:p>
+            <w:pPr>
+              <w:spacing w:before="20" w:after="20"/>
               <w:jc w:val="left"/>
             </w:pPr>
             <w:r>
               <w:rPr>
                 <w:rFonts w:ascii="Calibri" w:hAnsi="Calibri"/>
-                <w:b/>
-                <w:i w:val="0"/>
-                <w:color w:val="000000"/>
-                <w:sz w:val="16"/>
-              </w:rPr>
-              <w:t>Çevre Düzenlemesi ve Saha Altyapısı ara toplamı</w:t>
-            </w:r>
-          </w:p>
-        </w:tc>
-        <w:tc>
-          <w:tcPr>
-            <w:tcW w:type="dxa" w:w="1191"/>
-            <w:tcBorders>
-              <w:top w:val="single" w:sz="4" w:space="0" w:color="808080"/>
-              <w:left w:val="single" w:sz="4" w:space="0" w:color="808080"/>
-              <w:bottom w:val="single" w:sz="4" w:space="0" w:color="808080"/>
-              <w:right w:val="single" w:sz="4" w:space="0" w:color="808080"/>
-            </w:tcBorders>
-          </w:tcPr>
-          <w:p>
-            <w:pPr>
-              <w:spacing w:before="20" w:after="20"/>
-              <w:jc w:val="left"/>
-            </w:pPr>
-          </w:p>
-        </w:tc>
-        <w:tc>
-          <w:tcPr>
-            <w:tcW w:type="dxa" w:w="4479"/>
-            <w:tcBorders>
-              <w:top w:val="single" w:sz="4" w:space="0" w:color="808080"/>
-              <w:left w:val="single" w:sz="4" w:space="0" w:color="808080"/>
-              <w:bottom w:val="single" w:sz="4" w:space="0" w:color="808080"/>
-              <w:right w:val="single" w:sz="4" w:space="0" w:color="808080"/>
-            </w:tcBorders>
-          </w:tcPr>
-          <w:p>
-            <w:pPr>
-              <w:spacing w:before="20" w:after="20"/>
-              <w:jc w:val="left"/>
-            </w:pPr>
+                <w:b w:val="0"/>
+                <w:i w:val="0"/>
+                <w:color w:val="000000"/>
+                <w:sz w:val="16"/>
+              </w:rPr>
+              <w:t>Temiz su tesisatı — PPRC boru ve ek parçaları, 1/2" - 1 1/4" kolon ve kat tesisatı, küresel vanalar, boru askı ve kılıfları (kolon şemasına göre)</w:t>
+            </w:r>
           </w:p>
         </w:tc>
         <w:tc>
@@ -13257,8 +13167,18 @@
           <w:p>
             <w:pPr>
               <w:spacing w:before="20" w:after="20"/>
-              <w:jc w:val="left"/>
-            </w:pPr>
+              <w:jc w:val="center"/>
+            </w:pPr>
+            <w:r>
+              <w:rPr>
+                <w:rFonts w:ascii="Calibri" w:hAnsi="Calibri"/>
+                <w:b w:val="0"/>
+                <w:i w:val="0"/>
+                <w:color w:val="000000"/>
+                <w:sz w:val="16"/>
+              </w:rPr>
+              <w:t>tk</w:t>
+            </w:r>
           </w:p>
         </w:tc>
         <w:tc>
@@ -13274,8 +13194,18 @@
           <w:p>
             <w:pPr>
               <w:spacing w:before="20" w:after="20"/>
-              <w:jc w:val="left"/>
-            </w:pPr>
+              <w:jc w:val="right"/>
+            </w:pPr>
+            <w:r>
+              <w:rPr>
+                <w:rFonts w:ascii="Calibri" w:hAnsi="Calibri"/>
+                <w:b w:val="0"/>
+                <w:i w:val="0"/>
+                <w:color w:val="000000"/>
+                <w:sz w:val="16"/>
+              </w:rPr>
+              <w:t>1,000</w:t>
+            </w:r>
           </w:p>
         </w:tc>
         <w:tc>
@@ -13291,8 +13221,18 @@
           <w:p>
             <w:pPr>
               <w:spacing w:before="20" w:after="20"/>
-              <w:jc w:val="left"/>
-            </w:pPr>
+              <w:jc w:val="right"/>
+            </w:pPr>
+            <w:r>
+              <w:rPr>
+                <w:rFonts w:ascii="Calibri" w:hAnsi="Calibri"/>
+                <w:b w:val="0"/>
+                <w:i w:val="0"/>
+                <w:color w:val="000000"/>
+                <w:sz w:val="16"/>
+              </w:rPr>
+              <w:t>38.000,00</w:t>
+            </w:r>
           </w:p>
         </w:tc>
         <w:tc>
@@ -13313,12 +13253,12 @@
             <w:r>
               <w:rPr>
                 <w:rFonts w:ascii="Calibri" w:hAnsi="Calibri"/>
-                <w:b/>
-                <w:i w:val="0"/>
-                <w:color w:val="000000"/>
-                <w:sz w:val="16"/>
-              </w:rPr>
-              <w:t>527.503,62</w:t>
+                <w:b w:val="0"/>
+                <w:i w:val="0"/>
+                <w:color w:val="000000"/>
+                <w:sz w:val="16"/>
+              </w:rPr>
+              <w:t>38.000,00</w:t>
             </w:r>
           </w:p>
         </w:tc>
@@ -13342,12 +13282,12 @@
             <w:r>
               <w:rPr>
                 <w:rFonts w:ascii="Calibri" w:hAnsi="Calibri"/>
-                <w:b/>
-                <w:i w:val="0"/>
-                <w:color w:val="000000"/>
-                <w:sz w:val="16"/>
-              </w:rPr>
-              <w:t>Sıhhi Tesisat</w:t>
+                <w:b w:val="0"/>
+                <w:i w:val="0"/>
+                <w:color w:val="000000"/>
+                <w:sz w:val="16"/>
+              </w:rPr>
+              <w:t>51</w:t>
             </w:r>
           </w:p>
         </w:tc>
@@ -13364,25 +13304,45 @@
           <w:p>
             <w:pPr>
               <w:spacing w:before="20" w:after="20"/>
+              <w:jc w:val="center"/>
+            </w:pPr>
+            <w:r>
+              <w:rPr>
+                <w:rFonts w:ascii="Calibri" w:hAnsi="Calibri"/>
+                <w:b w:val="0"/>
+                <w:i w:val="0"/>
+                <w:color w:val="000000"/>
+                <w:sz w:val="16"/>
+              </w:rPr>
+              <w:t>—</w:t>
+            </w:r>
+          </w:p>
+        </w:tc>
+        <w:tc>
+          <w:tcPr>
+            <w:tcW w:type="dxa" w:w="4479"/>
+            <w:tcBorders>
+              <w:top w:val="single" w:sz="4" w:space="0" w:color="808080"/>
+              <w:left w:val="single" w:sz="4" w:space="0" w:color="808080"/>
+              <w:bottom w:val="single" w:sz="4" w:space="0" w:color="808080"/>
+              <w:right w:val="single" w:sz="4" w:space="0" w:color="808080"/>
+            </w:tcBorders>
+          </w:tcPr>
+          <w:p>
+            <w:pPr>
+              <w:spacing w:before="20" w:after="20"/>
               <w:jc w:val="left"/>
             </w:pPr>
-          </w:p>
-        </w:tc>
-        <w:tc>
-          <w:tcPr>
-            <w:tcW w:type="dxa" w:w="4479"/>
-            <w:tcBorders>
-              <w:top w:val="single" w:sz="4" w:space="0" w:color="808080"/>
-              <w:left w:val="single" w:sz="4" w:space="0" w:color="808080"/>
-              <w:bottom w:val="single" w:sz="4" w:space="0" w:color="808080"/>
-              <w:right w:val="single" w:sz="4" w:space="0" w:color="808080"/>
-            </w:tcBorders>
-          </w:tcPr>
-          <w:p>
-            <w:pPr>
-              <w:spacing w:before="20" w:after="20"/>
-              <w:jc w:val="left"/>
-            </w:pPr>
+            <w:r>
+              <w:rPr>
+                <w:rFonts w:ascii="Calibri" w:hAnsi="Calibri"/>
+                <w:b w:val="0"/>
+                <w:i w:val="0"/>
+                <w:color w:val="000000"/>
+                <w:sz w:val="16"/>
+              </w:rPr>
+              <w:t>Pis su tesisatı — Ø50 / Ø70 / Ø100 sert PVC boru, kolon ve yatay hatlar, temizleme kapakları, yer süzgeçleri</w:t>
+            </w:r>
           </w:p>
         </w:tc>
         <w:tc>
@@ -13398,8 +13358,18 @@
           <w:p>
             <w:pPr>
               <w:spacing w:before="20" w:after="20"/>
-              <w:jc w:val="left"/>
-            </w:pPr>
+              <w:jc w:val="center"/>
+            </w:pPr>
+            <w:r>
+              <w:rPr>
+                <w:rFonts w:ascii="Calibri" w:hAnsi="Calibri"/>
+                <w:b w:val="0"/>
+                <w:i w:val="0"/>
+                <w:color w:val="000000"/>
+                <w:sz w:val="16"/>
+              </w:rPr>
+              <w:t>tk</w:t>
+            </w:r>
           </w:p>
         </w:tc>
         <w:tc>
@@ -13415,8 +13385,18 @@
           <w:p>
             <w:pPr>
               <w:spacing w:before="20" w:after="20"/>
-              <w:jc w:val="left"/>
-            </w:pPr>
+              <w:jc w:val="right"/>
+            </w:pPr>
+            <w:r>
+              <w:rPr>
+                <w:rFonts w:ascii="Calibri" w:hAnsi="Calibri"/>
+                <w:b w:val="0"/>
+                <w:i w:val="0"/>
+                <w:color w:val="000000"/>
+                <w:sz w:val="16"/>
+              </w:rPr>
+              <w:t>1,000</w:t>
+            </w:r>
           </w:p>
         </w:tc>
         <w:tc>
@@ -13432,8 +13412,18 @@
           <w:p>
             <w:pPr>
               <w:spacing w:before="20" w:after="20"/>
-              <w:jc w:val="left"/>
-            </w:pPr>
+              <w:jc w:val="right"/>
+            </w:pPr>
+            <w:r>
+              <w:rPr>
+                <w:rFonts w:ascii="Calibri" w:hAnsi="Calibri"/>
+                <w:b w:val="0"/>
+                <w:i w:val="0"/>
+                <w:color w:val="000000"/>
+                <w:sz w:val="16"/>
+              </w:rPr>
+              <w:t>27.000,00</w:t>
+            </w:r>
           </w:p>
         </w:tc>
         <w:tc>
@@ -13449,8 +13439,18 @@
           <w:p>
             <w:pPr>
               <w:spacing w:before="20" w:after="20"/>
-              <w:jc w:val="left"/>
-            </w:pPr>
+              <w:jc w:val="right"/>
+            </w:pPr>
+            <w:r>
+              <w:rPr>
+                <w:rFonts w:ascii="Calibri" w:hAnsi="Calibri"/>
+                <w:b w:val="0"/>
+                <w:i w:val="0"/>
+                <w:color w:val="000000"/>
+                <w:sz w:val="16"/>
+              </w:rPr>
+              <w:t>27.000,00</w:t>
+            </w:r>
           </w:p>
         </w:tc>
       </w:tr>
@@ -13532,7 +13532,7 @@
                 <w:color w:val="000000"/>
                 <w:sz w:val="16"/>
               </w:rPr>
-              <w:t>Temiz su tesisatı — PPRC boru ve ek parçaları, 1/2" - 1 1/4" kolon ve kat tesisatı, küresel vanalar, boru askı ve kılıfları (kolon şemasına göre)</w:t>
+              <w:t>Termosifon — sıcak su üretimi (proje raporu: sıcak su hatları termosifon vasıtasıyla)</w:t>
             </w:r>
           </w:p>
         </w:tc>
@@ -13559,7 +13559,7 @@
                 <w:color w:val="000000"/>
                 <w:sz w:val="16"/>
               </w:rPr>
-              <w:t>tk</w:t>
+              <w:t>ad</w:t>
             </w:r>
           </w:p>
         </w:tc>
@@ -13613,7 +13613,7 @@
                 <w:color w:val="000000"/>
                 <w:sz w:val="16"/>
               </w:rPr>
-              <w:t>38.000,00</w:t>
+              <w:t>13.000,00</w:t>
             </w:r>
           </w:p>
         </w:tc>
@@ -13640,7 +13640,7 @@
                 <w:color w:val="000000"/>
                 <w:sz w:val="16"/>
               </w:rPr>
-              <w:t>38.000,00</w:t>
+              <w:t>13.000,00</w:t>
             </w:r>
           </w:p>
         </w:tc>
@@ -13723,7 +13723,7 @@
                 <w:color w:val="000000"/>
                 <w:sz w:val="16"/>
               </w:rPr>
-              <w:t>Pis su tesisatı — Ø50 / Ø70 / Ø100 sert PVC boru, kolon ve yatay hatlar, temizleme kapakları, yer süzgeçleri</w:t>
+              <w:t>Temiz su tesisatı — PPRC boru ve ek parçaları, 1/2" - 1 1/4" kolon ve kat tesisatı, küresel vanalar, boru askı ve kılıfları (kolon şemasına göre)</w:t>
             </w:r>
           </w:p>
         </w:tc>
@@ -13804,7 +13804,7 @@
                 <w:color w:val="000000"/>
                 <w:sz w:val="16"/>
               </w:rPr>
-              <w:t>27.000,00</w:t>
+              <w:t>38.000,00</w:t>
             </w:r>
           </w:p>
         </w:tc>
@@ -13831,7 +13831,7 @@
                 <w:color w:val="000000"/>
                 <w:sz w:val="16"/>
               </w:rPr>
-              <w:t>27.000,00</w:t>
+              <w:t>38.000,00</w:t>
             </w:r>
           </w:p>
         </w:tc>
@@ -13914,7 +13914,7 @@
                 <w:color w:val="000000"/>
                 <w:sz w:val="16"/>
               </w:rPr>
-              <w:t>Termosifon — sıcak su üretimi (proje raporu: sıcak su hatları termosifon vasıtasıyla)</w:t>
+              <w:t>Pis su tesisatı — Ø50 / Ø70 / Ø100 sert PVC boru, kolon ve yatay hatlar, temizleme kapakları, yer süzgeçleri</w:t>
             </w:r>
           </w:p>
         </w:tc>
@@ -13941,7 +13941,7 @@
                 <w:color w:val="000000"/>
                 <w:sz w:val="16"/>
               </w:rPr>
-              <w:t>ad</w:t>
+              <w:t>tk</w:t>
             </w:r>
           </w:p>
         </w:tc>
@@ -13995,7 +13995,7 @@
                 <w:color w:val="000000"/>
                 <w:sz w:val="16"/>
               </w:rPr>
-              <w:t>13.000,00</w:t>
+              <w:t>27.000,00</w:t>
             </w:r>
           </w:p>
         </w:tc>
@@ -14022,7 +14022,7 @@
                 <w:color w:val="000000"/>
                 <w:sz w:val="16"/>
               </w:rPr>
-              <w:t>13.000,00</w:t>
+              <w:t>27.000,00</w:t>
             </w:r>
           </w:p>
         </w:tc>
@@ -14105,7 +14105,7 @@
                 <w:color w:val="000000"/>
                 <w:sz w:val="16"/>
               </w:rPr>
-              <w:t>Temiz su tesisatı — PPRC boru ve ek parçaları, 1/2" - 1 1/4" kolon ve kat tesisatı, küresel vanalar, boru askı ve kılıfları (kolon şemasına göre)</w:t>
+              <w:t>Termosifon — sıcak su üretimi (proje raporu: sıcak su hatları termosifon vasıtasıyla)</w:t>
             </w:r>
           </w:p>
         </w:tc>
@@ -14132,7 +14132,7 @@
                 <w:color w:val="000000"/>
                 <w:sz w:val="16"/>
               </w:rPr>
-              <w:t>tk</w:t>
+              <w:t>ad</w:t>
             </w:r>
           </w:p>
         </w:tc>
@@ -14186,7 +14186,7 @@
                 <w:color w:val="000000"/>
                 <w:sz w:val="16"/>
               </w:rPr>
-              <w:t>38.000,00</w:t>
+              <w:t>13.000,00</w:t>
             </w:r>
           </w:p>
         </w:tc>
@@ -14213,7 +14213,7 @@
                 <w:color w:val="000000"/>
                 <w:sz w:val="16"/>
               </w:rPr>
-              <w:t>38.000,00</w:t>
+              <w:t>13.000,00</w:t>
             </w:r>
           </w:p>
         </w:tc>
@@ -14296,7 +14296,7 @@
                 <w:color w:val="000000"/>
                 <w:sz w:val="16"/>
               </w:rPr>
-              <w:t>Pis su tesisatı — Ø50 / Ø70 / Ø100 sert PVC boru, kolon ve yatay hatlar, temizleme kapakları, yer süzgeçleri</w:t>
+              <w:t>Şebeke su bağlantısı ve 2" su sayacı — temiz su girişi 80 YB</w:t>
             </w:r>
           </w:p>
         </w:tc>
@@ -14323,7 +14323,7 @@
                 <w:color w:val="000000"/>
                 <w:sz w:val="16"/>
               </w:rPr>
-              <w:t>tk</w:t>
+              <w:t>ad</w:t>
             </w:r>
           </w:p>
         </w:tc>
@@ -14377,7 +14377,7 @@
                 <w:color w:val="000000"/>
                 <w:sz w:val="16"/>
               </w:rPr>
-              <w:t>27.000,00</w:t>
+              <w:t>26.000,00</w:t>
             </w:r>
           </w:p>
         </w:tc>
@@ -14404,7 +14404,7 @@
                 <w:color w:val="000000"/>
                 <w:sz w:val="16"/>
               </w:rPr>
-              <w:t>27.000,00</w:t>
+              <w:t>26.000,00</w:t>
             </w:r>
           </w:p>
         </w:tc>
@@ -14487,7 +14487,7 @@
                 <w:color w:val="000000"/>
                 <w:sz w:val="16"/>
               </w:rPr>
-              <w:t>Termosifon — sıcak su üretimi (proje raporu: sıcak su hatları termosifon vasıtasıyla)</w:t>
+              <w:t>Hidrofor — Q = 2 m³/h, P = 33-38 mSS</w:t>
             </w:r>
           </w:p>
         </w:tc>
@@ -14568,7 +14568,7 @@
                 <w:color w:val="000000"/>
                 <w:sz w:val="16"/>
               </w:rPr>
-              <w:t>13.000,00</w:t>
+              <w:t>48.000,00</w:t>
             </w:r>
           </w:p>
         </w:tc>
@@ -14595,7 +14595,7 @@
                 <w:color w:val="000000"/>
                 <w:sz w:val="16"/>
               </w:rPr>
-              <w:t>13.000,00</w:t>
+              <w:t>48.000,00</w:t>
             </w:r>
           </w:p>
         </w:tc>
@@ -14678,7 +14678,7 @@
                 <w:color w:val="000000"/>
                 <w:sz w:val="16"/>
               </w:rPr>
-              <w:t>Şebeke su bağlantısı ve 2" su sayacı — temiz su girişi 80 YB</w:t>
+              <w:t>Tesisat hidroforu — 0,3 m³/h, 30 mSS (3A)</w:t>
             </w:r>
           </w:p>
         </w:tc>
@@ -14759,7 +14759,7 @@
                 <w:color w:val="000000"/>
                 <w:sz w:val="16"/>
               </w:rPr>
-              <w:t>26.000,00</w:t>
+              <w:t>19.000,00</w:t>
             </w:r>
           </w:p>
         </w:tc>
@@ -14786,7 +14786,7 @@
                 <w:color w:val="000000"/>
                 <w:sz w:val="16"/>
               </w:rPr>
-              <w:t>26.000,00</w:t>
+              <w:t>19.000,00</w:t>
             </w:r>
           </w:p>
         </w:tc>
@@ -14805,17 +14805,17 @@
           <w:p>
             <w:pPr>
               <w:spacing w:before="20" w:after="20"/>
-              <w:jc w:val="center"/>
-            </w:pPr>
-            <w:r>
-              <w:rPr>
-                <w:rFonts w:ascii="Calibri" w:hAnsi="Calibri"/>
-                <w:b w:val="0"/>
-                <w:i w:val="0"/>
-                <w:color w:val="000000"/>
-                <w:sz w:val="16"/>
-              </w:rPr>
-              <w:t>59</w:t>
+              <w:jc w:val="left"/>
+            </w:pPr>
+            <w:r>
+              <w:rPr>
+                <w:rFonts w:ascii="Calibri" w:hAnsi="Calibri"/>
+                <w:b/>
+                <w:i w:val="0"/>
+                <w:color w:val="000000"/>
+                <w:sz w:val="16"/>
+              </w:rPr>
+              <w:t>Sıhhi Tesisat ara toplamı</w:t>
             </w:r>
           </w:p>
         </w:tc>
@@ -14832,18 +14832,8 @@
           <w:p>
             <w:pPr>
               <w:spacing w:before="20" w:after="20"/>
-              <w:jc w:val="center"/>
-            </w:pPr>
-            <w:r>
-              <w:rPr>
-                <w:rFonts w:ascii="Calibri" w:hAnsi="Calibri"/>
-                <w:b w:val="0"/>
-                <w:i w:val="0"/>
-                <w:color w:val="000000"/>
-                <w:sz w:val="16"/>
-              </w:rPr>
-              <w:t>—</w:t>
-            </w:r>
+              <w:jc w:val="left"/>
+            </w:pPr>
           </w:p>
         </w:tc>
         <w:tc>
@@ -14861,16 +14851,6 @@
               <w:spacing w:before="20" w:after="20"/>
               <w:jc w:val="left"/>
             </w:pPr>
-            <w:r>
-              <w:rPr>
-                <w:rFonts w:ascii="Calibri" w:hAnsi="Calibri"/>
-                <w:b w:val="0"/>
-                <w:i w:val="0"/>
-                <w:color w:val="000000"/>
-                <w:sz w:val="16"/>
-              </w:rPr>
-              <w:t>Hidrofor — Q = 2 m³/h, P = 33-38 mSS</w:t>
-            </w:r>
           </w:p>
         </w:tc>
         <w:tc>
@@ -14886,18 +14866,8 @@
           <w:p>
             <w:pPr>
               <w:spacing w:before="20" w:after="20"/>
-              <w:jc w:val="center"/>
-            </w:pPr>
-            <w:r>
-              <w:rPr>
-                <w:rFonts w:ascii="Calibri" w:hAnsi="Calibri"/>
-                <w:b w:val="0"/>
-                <w:i w:val="0"/>
-                <w:color w:val="000000"/>
-                <w:sz w:val="16"/>
-              </w:rPr>
-              <w:t>ad</w:t>
-            </w:r>
+              <w:jc w:val="left"/>
+            </w:pPr>
           </w:p>
         </w:tc>
         <w:tc>
@@ -14913,71 +14883,51 @@
           <w:p>
             <w:pPr>
               <w:spacing w:before="20" w:after="20"/>
+              <w:jc w:val="left"/>
+            </w:pPr>
+          </w:p>
+        </w:tc>
+        <w:tc>
+          <w:tcPr>
+            <w:tcW w:type="dxa" w:w="1247"/>
+            <w:tcBorders>
+              <w:top w:val="single" w:sz="4" w:space="0" w:color="808080"/>
+              <w:left w:val="single" w:sz="4" w:space="0" w:color="808080"/>
+              <w:bottom w:val="single" w:sz="4" w:space="0" w:color="808080"/>
+              <w:right w:val="single" w:sz="4" w:space="0" w:color="808080"/>
+            </w:tcBorders>
+          </w:tcPr>
+          <w:p>
+            <w:pPr>
+              <w:spacing w:before="20" w:after="20"/>
+              <w:jc w:val="left"/>
+            </w:pPr>
+          </w:p>
+        </w:tc>
+        <w:tc>
+          <w:tcPr>
+            <w:tcW w:type="dxa" w:w="1361"/>
+            <w:tcBorders>
+              <w:top w:val="single" w:sz="4" w:space="0" w:color="808080"/>
+              <w:left w:val="single" w:sz="4" w:space="0" w:color="808080"/>
+              <w:bottom w:val="single" w:sz="4" w:space="0" w:color="808080"/>
+              <w:right w:val="single" w:sz="4" w:space="0" w:color="808080"/>
+            </w:tcBorders>
+          </w:tcPr>
+          <w:p>
+            <w:pPr>
+              <w:spacing w:before="20" w:after="20"/>
               <w:jc w:val="right"/>
             </w:pPr>
             <w:r>
               <w:rPr>
                 <w:rFonts w:ascii="Calibri" w:hAnsi="Calibri"/>
-                <w:b w:val="0"/>
-                <w:i w:val="0"/>
-                <w:color w:val="000000"/>
-                <w:sz w:val="16"/>
-              </w:rPr>
-              <w:t>1,000</w:t>
-            </w:r>
-          </w:p>
-        </w:tc>
-        <w:tc>
-          <w:tcPr>
-            <w:tcW w:type="dxa" w:w="1247"/>
-            <w:tcBorders>
-              <w:top w:val="single" w:sz="4" w:space="0" w:color="808080"/>
-              <w:left w:val="single" w:sz="4" w:space="0" w:color="808080"/>
-              <w:bottom w:val="single" w:sz="4" w:space="0" w:color="808080"/>
-              <w:right w:val="single" w:sz="4" w:space="0" w:color="808080"/>
-            </w:tcBorders>
-          </w:tcPr>
-          <w:p>
-            <w:pPr>
-              <w:spacing w:before="20" w:after="20"/>
-              <w:jc w:val="right"/>
-            </w:pPr>
-            <w:r>
-              <w:rPr>
-                <w:rFonts w:ascii="Calibri" w:hAnsi="Calibri"/>
-                <w:b w:val="0"/>
-                <w:i w:val="0"/>
-                <w:color w:val="000000"/>
-                <w:sz w:val="16"/>
-              </w:rPr>
-              <w:t>48.000,00</w:t>
-            </w:r>
-          </w:p>
-        </w:tc>
-        <w:tc>
-          <w:tcPr>
-            <w:tcW w:type="dxa" w:w="1361"/>
-            <w:tcBorders>
-              <w:top w:val="single" w:sz="4" w:space="0" w:color="808080"/>
-              <w:left w:val="single" w:sz="4" w:space="0" w:color="808080"/>
-              <w:bottom w:val="single" w:sz="4" w:space="0" w:color="808080"/>
-              <w:right w:val="single" w:sz="4" w:space="0" w:color="808080"/>
-            </w:tcBorders>
-          </w:tcPr>
-          <w:p>
-            <w:pPr>
-              <w:spacing w:before="20" w:after="20"/>
-              <w:jc w:val="right"/>
-            </w:pPr>
-            <w:r>
-              <w:rPr>
-                <w:rFonts w:ascii="Calibri" w:hAnsi="Calibri"/>
-                <w:b w:val="0"/>
-                <w:i w:val="0"/>
-                <w:color w:val="000000"/>
-                <w:sz w:val="16"/>
-              </w:rPr>
-              <w:t>48.000,00</w:t>
+                <w:b/>
+                <w:i w:val="0"/>
+                <w:color w:val="000000"/>
+                <w:sz w:val="16"/>
+              </w:rPr>
+              <w:t>249.000,00</w:t>
             </w:r>
           </w:p>
         </w:tc>
@@ -14996,17 +14946,17 @@
           <w:p>
             <w:pPr>
               <w:spacing w:before="20" w:after="20"/>
-              <w:jc w:val="center"/>
-            </w:pPr>
-            <w:r>
-              <w:rPr>
-                <w:rFonts w:ascii="Calibri" w:hAnsi="Calibri"/>
-                <w:b w:val="0"/>
-                <w:i w:val="0"/>
-                <w:color w:val="000000"/>
-                <w:sz w:val="16"/>
-              </w:rPr>
-              <w:t>60</w:t>
+              <w:jc w:val="left"/>
+            </w:pPr>
+            <w:r>
+              <w:rPr>
+                <w:rFonts w:ascii="Calibri" w:hAnsi="Calibri"/>
+                <w:b/>
+                <w:i w:val="0"/>
+                <w:color w:val="000000"/>
+                <w:sz w:val="16"/>
+              </w:rPr>
+              <w:t>ARA TOPLAM (KDV hariç)</w:t>
             </w:r>
           </w:p>
         </w:tc>
@@ -15023,18 +14973,8 @@
           <w:p>
             <w:pPr>
               <w:spacing w:before="20" w:after="20"/>
-              <w:jc w:val="center"/>
-            </w:pPr>
-            <w:r>
-              <w:rPr>
-                <w:rFonts w:ascii="Calibri" w:hAnsi="Calibri"/>
-                <w:b w:val="0"/>
-                <w:i w:val="0"/>
-                <w:color w:val="000000"/>
-                <w:sz w:val="16"/>
-              </w:rPr>
-              <w:t>—</w:t>
-            </w:r>
+              <w:jc w:val="left"/>
+            </w:pPr>
           </w:p>
         </w:tc>
         <w:tc>
@@ -15052,16 +14992,6 @@
               <w:spacing w:before="20" w:after="20"/>
               <w:jc w:val="left"/>
             </w:pPr>
-            <w:r>
-              <w:rPr>
-                <w:rFonts w:ascii="Calibri" w:hAnsi="Calibri"/>
-                <w:b w:val="0"/>
-                <w:i w:val="0"/>
-                <w:color w:val="000000"/>
-                <w:sz w:val="16"/>
-              </w:rPr>
-              <w:t>Tesisat hidroforu — 0,3 m³/h, 30 mSS (3A)</w:t>
-            </w:r>
           </w:p>
         </w:tc>
         <w:tc>
@@ -15077,18 +15007,8 @@
           <w:p>
             <w:pPr>
               <w:spacing w:before="20" w:after="20"/>
-              <w:jc w:val="center"/>
-            </w:pPr>
-            <w:r>
-              <w:rPr>
-                <w:rFonts w:ascii="Calibri" w:hAnsi="Calibri"/>
-                <w:b w:val="0"/>
-                <w:i w:val="0"/>
-                <w:color w:val="000000"/>
-                <w:sz w:val="16"/>
-              </w:rPr>
-              <w:t>ad</w:t>
-            </w:r>
+              <w:jc w:val="left"/>
+            </w:pPr>
           </w:p>
         </w:tc>
         <w:tc>
@@ -15104,71 +15024,51 @@
           <w:p>
             <w:pPr>
               <w:spacing w:before="20" w:after="20"/>
+              <w:jc w:val="left"/>
+            </w:pPr>
+          </w:p>
+        </w:tc>
+        <w:tc>
+          <w:tcPr>
+            <w:tcW w:type="dxa" w:w="1247"/>
+            <w:tcBorders>
+              <w:top w:val="single" w:sz="4" w:space="0" w:color="808080"/>
+              <w:left w:val="single" w:sz="4" w:space="0" w:color="808080"/>
+              <w:bottom w:val="single" w:sz="4" w:space="0" w:color="808080"/>
+              <w:right w:val="single" w:sz="4" w:space="0" w:color="808080"/>
+            </w:tcBorders>
+          </w:tcPr>
+          <w:p>
+            <w:pPr>
+              <w:spacing w:before="20" w:after="20"/>
+              <w:jc w:val="left"/>
+            </w:pPr>
+          </w:p>
+        </w:tc>
+        <w:tc>
+          <w:tcPr>
+            <w:tcW w:type="dxa" w:w="1361"/>
+            <w:tcBorders>
+              <w:top w:val="single" w:sz="4" w:space="0" w:color="808080"/>
+              <w:left w:val="single" w:sz="4" w:space="0" w:color="808080"/>
+              <w:bottom w:val="single" w:sz="4" w:space="0" w:color="808080"/>
+              <w:right w:val="single" w:sz="4" w:space="0" w:color="808080"/>
+            </w:tcBorders>
+          </w:tcPr>
+          <w:p>
+            <w:pPr>
+              <w:spacing w:before="20" w:after="20"/>
               <w:jc w:val="right"/>
             </w:pPr>
             <w:r>
               <w:rPr>
                 <w:rFonts w:ascii="Calibri" w:hAnsi="Calibri"/>
-                <w:b w:val="0"/>
-                <w:i w:val="0"/>
-                <w:color w:val="000000"/>
-                <w:sz w:val="16"/>
-              </w:rPr>
-              <w:t>1,000</w:t>
-            </w:r>
-          </w:p>
-        </w:tc>
-        <w:tc>
-          <w:tcPr>
-            <w:tcW w:type="dxa" w:w="1247"/>
-            <w:tcBorders>
-              <w:top w:val="single" w:sz="4" w:space="0" w:color="808080"/>
-              <w:left w:val="single" w:sz="4" w:space="0" w:color="808080"/>
-              <w:bottom w:val="single" w:sz="4" w:space="0" w:color="808080"/>
-              <w:right w:val="single" w:sz="4" w:space="0" w:color="808080"/>
-            </w:tcBorders>
-          </w:tcPr>
-          <w:p>
-            <w:pPr>
-              <w:spacing w:before="20" w:after="20"/>
-              <w:jc w:val="right"/>
-            </w:pPr>
-            <w:r>
-              <w:rPr>
-                <w:rFonts w:ascii="Calibri" w:hAnsi="Calibri"/>
-                <w:b w:val="0"/>
-                <w:i w:val="0"/>
-                <w:color w:val="000000"/>
-                <w:sz w:val="16"/>
-              </w:rPr>
-              <w:t>19.000,00</w:t>
-            </w:r>
-          </w:p>
-        </w:tc>
-        <w:tc>
-          <w:tcPr>
-            <w:tcW w:type="dxa" w:w="1361"/>
-            <w:tcBorders>
-              <w:top w:val="single" w:sz="4" w:space="0" w:color="808080"/>
-              <w:left w:val="single" w:sz="4" w:space="0" w:color="808080"/>
-              <w:bottom w:val="single" w:sz="4" w:space="0" w:color="808080"/>
-              <w:right w:val="single" w:sz="4" w:space="0" w:color="808080"/>
-            </w:tcBorders>
-          </w:tcPr>
-          <w:p>
-            <w:pPr>
-              <w:spacing w:before="20" w:after="20"/>
-              <w:jc w:val="right"/>
-            </w:pPr>
-            <w:r>
-              <w:rPr>
-                <w:rFonts w:ascii="Calibri" w:hAnsi="Calibri"/>
-                <w:b w:val="0"/>
-                <w:i w:val="0"/>
-                <w:color w:val="000000"/>
-                <w:sz w:val="16"/>
-              </w:rPr>
-              <w:t>19.000,00</w:t>
+                <w:b/>
+                <w:i w:val="0"/>
+                <w:color w:val="000000"/>
+                <w:sz w:val="16"/>
+              </w:rPr>
+              <w:t>5.845.091,09</w:t>
             </w:r>
           </w:p>
         </w:tc>
@@ -15197,7 +15097,7 @@
                 <w:color w:val="000000"/>
                 <w:sz w:val="16"/>
               </w:rPr>
-              <w:t>Sıhhi Tesisat ara toplamı</w:t>
+              <w:t>KDV (%20)</w:t>
             </w:r>
           </w:p>
         </w:tc>
@@ -15309,7 +15209,7 @@
                 <w:color w:val="000000"/>
                 <w:sz w:val="16"/>
               </w:rPr>
-              <w:t>249.000,00</w:t>
+              <w:t>1.169.018,22</w:t>
             </w:r>
           </w:p>
         </w:tc>
@@ -15338,7 +15238,7 @@
                 <w:color w:val="000000"/>
                 <w:sz w:val="16"/>
               </w:rPr>
-              <w:t>ARA TOPLAM (KDV hariç)</w:t>
+              <w:t>GENEL TOPLAM (KDV dâhil)</w:t>
             </w:r>
           </w:p>
         </w:tc>
@@ -15450,289 +15350,7 @@
                 <w:color w:val="000000"/>
                 <w:sz w:val="16"/>
               </w:rPr>
-              <w:t>5.867.052,75</w:t>
-            </w:r>
-          </w:p>
-        </w:tc>
-      </w:tr>
-      <w:tr>
-        <w:tc>
-          <w:tcPr>
-            <w:tcW w:type="dxa" w:w="510"/>
-            <w:tcBorders>
-              <w:top w:val="single" w:sz="4" w:space="0" w:color="808080"/>
-              <w:left w:val="single" w:sz="4" w:space="0" w:color="808080"/>
-              <w:bottom w:val="single" w:sz="4" w:space="0" w:color="808080"/>
-              <w:right w:val="single" w:sz="4" w:space="0" w:color="808080"/>
-            </w:tcBorders>
-          </w:tcPr>
-          <w:p>
-            <w:pPr>
-              <w:spacing w:before="20" w:after="20"/>
-              <w:jc w:val="left"/>
-            </w:pPr>
-            <w:r>
-              <w:rPr>
-                <w:rFonts w:ascii="Calibri" w:hAnsi="Calibri"/>
-                <w:b/>
-                <w:i w:val="0"/>
-                <w:color w:val="000000"/>
-                <w:sz w:val="16"/>
-              </w:rPr>
-              <w:t>KDV (%20)</w:t>
-            </w:r>
-          </w:p>
-        </w:tc>
-        <w:tc>
-          <w:tcPr>
-            <w:tcW w:type="dxa" w:w="1191"/>
-            <w:tcBorders>
-              <w:top w:val="single" w:sz="4" w:space="0" w:color="808080"/>
-              <w:left w:val="single" w:sz="4" w:space="0" w:color="808080"/>
-              <w:bottom w:val="single" w:sz="4" w:space="0" w:color="808080"/>
-              <w:right w:val="single" w:sz="4" w:space="0" w:color="808080"/>
-            </w:tcBorders>
-          </w:tcPr>
-          <w:p>
-            <w:pPr>
-              <w:spacing w:before="20" w:after="20"/>
-              <w:jc w:val="left"/>
-            </w:pPr>
-          </w:p>
-        </w:tc>
-        <w:tc>
-          <w:tcPr>
-            <w:tcW w:type="dxa" w:w="4479"/>
-            <w:tcBorders>
-              <w:top w:val="single" w:sz="4" w:space="0" w:color="808080"/>
-              <w:left w:val="single" w:sz="4" w:space="0" w:color="808080"/>
-              <w:bottom w:val="single" w:sz="4" w:space="0" w:color="808080"/>
-              <w:right w:val="single" w:sz="4" w:space="0" w:color="808080"/>
-            </w:tcBorders>
-          </w:tcPr>
-          <w:p>
-            <w:pPr>
-              <w:spacing w:before="20" w:after="20"/>
-              <w:jc w:val="left"/>
-            </w:pPr>
-          </w:p>
-        </w:tc>
-        <w:tc>
-          <w:tcPr>
-            <w:tcW w:type="dxa" w:w="624"/>
-            <w:tcBorders>
-              <w:top w:val="single" w:sz="4" w:space="0" w:color="808080"/>
-              <w:left w:val="single" w:sz="4" w:space="0" w:color="808080"/>
-              <w:bottom w:val="single" w:sz="4" w:space="0" w:color="808080"/>
-              <w:right w:val="single" w:sz="4" w:space="0" w:color="808080"/>
-            </w:tcBorders>
-          </w:tcPr>
-          <w:p>
-            <w:pPr>
-              <w:spacing w:before="20" w:after="20"/>
-              <w:jc w:val="left"/>
-            </w:pPr>
-          </w:p>
-        </w:tc>
-        <w:tc>
-          <w:tcPr>
-            <w:tcW w:type="dxa" w:w="1020"/>
-            <w:tcBorders>
-              <w:top w:val="single" w:sz="4" w:space="0" w:color="808080"/>
-              <w:left w:val="single" w:sz="4" w:space="0" w:color="808080"/>
-              <w:bottom w:val="single" w:sz="4" w:space="0" w:color="808080"/>
-              <w:right w:val="single" w:sz="4" w:space="0" w:color="808080"/>
-            </w:tcBorders>
-          </w:tcPr>
-          <w:p>
-            <w:pPr>
-              <w:spacing w:before="20" w:after="20"/>
-              <w:jc w:val="left"/>
-            </w:pPr>
-          </w:p>
-        </w:tc>
-        <w:tc>
-          <w:tcPr>
-            <w:tcW w:type="dxa" w:w="1247"/>
-            <w:tcBorders>
-              <w:top w:val="single" w:sz="4" w:space="0" w:color="808080"/>
-              <w:left w:val="single" w:sz="4" w:space="0" w:color="808080"/>
-              <w:bottom w:val="single" w:sz="4" w:space="0" w:color="808080"/>
-              <w:right w:val="single" w:sz="4" w:space="0" w:color="808080"/>
-            </w:tcBorders>
-          </w:tcPr>
-          <w:p>
-            <w:pPr>
-              <w:spacing w:before="20" w:after="20"/>
-              <w:jc w:val="left"/>
-            </w:pPr>
-          </w:p>
-        </w:tc>
-        <w:tc>
-          <w:tcPr>
-            <w:tcW w:type="dxa" w:w="1361"/>
-            <w:tcBorders>
-              <w:top w:val="single" w:sz="4" w:space="0" w:color="808080"/>
-              <w:left w:val="single" w:sz="4" w:space="0" w:color="808080"/>
-              <w:bottom w:val="single" w:sz="4" w:space="0" w:color="808080"/>
-              <w:right w:val="single" w:sz="4" w:space="0" w:color="808080"/>
-            </w:tcBorders>
-          </w:tcPr>
-          <w:p>
-            <w:pPr>
-              <w:spacing w:before="20" w:after="20"/>
-              <w:jc w:val="right"/>
-            </w:pPr>
-            <w:r>
-              <w:rPr>
-                <w:rFonts w:ascii="Calibri" w:hAnsi="Calibri"/>
-                <w:b/>
-                <w:i w:val="0"/>
-                <w:color w:val="000000"/>
-                <w:sz w:val="16"/>
-              </w:rPr>
-              <w:t>1.173.410,55</w:t>
-            </w:r>
-          </w:p>
-        </w:tc>
-      </w:tr>
-      <w:tr>
-        <w:tc>
-          <w:tcPr>
-            <w:tcW w:type="dxa" w:w="510"/>
-            <w:tcBorders>
-              <w:top w:val="single" w:sz="4" w:space="0" w:color="808080"/>
-              <w:left w:val="single" w:sz="4" w:space="0" w:color="808080"/>
-              <w:bottom w:val="single" w:sz="4" w:space="0" w:color="808080"/>
-              <w:right w:val="single" w:sz="4" w:space="0" w:color="808080"/>
-            </w:tcBorders>
-          </w:tcPr>
-          <w:p>
-            <w:pPr>
-              <w:spacing w:before="20" w:after="20"/>
-              <w:jc w:val="left"/>
-            </w:pPr>
-            <w:r>
-              <w:rPr>
-                <w:rFonts w:ascii="Calibri" w:hAnsi="Calibri"/>
-                <w:b/>
-                <w:i w:val="0"/>
-                <w:color w:val="000000"/>
-                <w:sz w:val="16"/>
-              </w:rPr>
-              <w:t>GENEL TOPLAM (KDV dâhil)</w:t>
-            </w:r>
-          </w:p>
-        </w:tc>
-        <w:tc>
-          <w:tcPr>
-            <w:tcW w:type="dxa" w:w="1191"/>
-            <w:tcBorders>
-              <w:top w:val="single" w:sz="4" w:space="0" w:color="808080"/>
-              <w:left w:val="single" w:sz="4" w:space="0" w:color="808080"/>
-              <w:bottom w:val="single" w:sz="4" w:space="0" w:color="808080"/>
-              <w:right w:val="single" w:sz="4" w:space="0" w:color="808080"/>
-            </w:tcBorders>
-          </w:tcPr>
-          <w:p>
-            <w:pPr>
-              <w:spacing w:before="20" w:after="20"/>
-              <w:jc w:val="left"/>
-            </w:pPr>
-          </w:p>
-        </w:tc>
-        <w:tc>
-          <w:tcPr>
-            <w:tcW w:type="dxa" w:w="4479"/>
-            <w:tcBorders>
-              <w:top w:val="single" w:sz="4" w:space="0" w:color="808080"/>
-              <w:left w:val="single" w:sz="4" w:space="0" w:color="808080"/>
-              <w:bottom w:val="single" w:sz="4" w:space="0" w:color="808080"/>
-              <w:right w:val="single" w:sz="4" w:space="0" w:color="808080"/>
-            </w:tcBorders>
-          </w:tcPr>
-          <w:p>
-            <w:pPr>
-              <w:spacing w:before="20" w:after="20"/>
-              <w:jc w:val="left"/>
-            </w:pPr>
-          </w:p>
-        </w:tc>
-        <w:tc>
-          <w:tcPr>
-            <w:tcW w:type="dxa" w:w="624"/>
-            <w:tcBorders>
-              <w:top w:val="single" w:sz="4" w:space="0" w:color="808080"/>
-              <w:left w:val="single" w:sz="4" w:space="0" w:color="808080"/>
-              <w:bottom w:val="single" w:sz="4" w:space="0" w:color="808080"/>
-              <w:right w:val="single" w:sz="4" w:space="0" w:color="808080"/>
-            </w:tcBorders>
-          </w:tcPr>
-          <w:p>
-            <w:pPr>
-              <w:spacing w:before="20" w:after="20"/>
-              <w:jc w:val="left"/>
-            </w:pPr>
-          </w:p>
-        </w:tc>
-        <w:tc>
-          <w:tcPr>
-            <w:tcW w:type="dxa" w:w="1020"/>
-            <w:tcBorders>
-              <w:top w:val="single" w:sz="4" w:space="0" w:color="808080"/>
-              <w:left w:val="single" w:sz="4" w:space="0" w:color="808080"/>
-              <w:bottom w:val="single" w:sz="4" w:space="0" w:color="808080"/>
-              <w:right w:val="single" w:sz="4" w:space="0" w:color="808080"/>
-            </w:tcBorders>
-          </w:tcPr>
-          <w:p>
-            <w:pPr>
-              <w:spacing w:before="20" w:after="20"/>
-              <w:jc w:val="left"/>
-            </w:pPr>
-          </w:p>
-        </w:tc>
-        <w:tc>
-          <w:tcPr>
-            <w:tcW w:type="dxa" w:w="1247"/>
-            <w:tcBorders>
-              <w:top w:val="single" w:sz="4" w:space="0" w:color="808080"/>
-              <w:left w:val="single" w:sz="4" w:space="0" w:color="808080"/>
-              <w:bottom w:val="single" w:sz="4" w:space="0" w:color="808080"/>
-              <w:right w:val="single" w:sz="4" w:space="0" w:color="808080"/>
-            </w:tcBorders>
-          </w:tcPr>
-          <w:p>
-            <w:pPr>
-              <w:spacing w:before="20" w:after="20"/>
-              <w:jc w:val="left"/>
-            </w:pPr>
-          </w:p>
-        </w:tc>
-        <w:tc>
-          <w:tcPr>
-            <w:tcW w:type="dxa" w:w="1361"/>
-            <w:tcBorders>
-              <w:top w:val="single" w:sz="4" w:space="0" w:color="808080"/>
-              <w:left w:val="single" w:sz="4" w:space="0" w:color="808080"/>
-              <w:bottom w:val="single" w:sz="4" w:space="0" w:color="808080"/>
-              <w:right w:val="single" w:sz="4" w:space="0" w:color="808080"/>
-            </w:tcBorders>
-          </w:tcPr>
-          <w:p>
-            <w:pPr>
-              <w:spacing w:before="20" w:after="20"/>
-              <w:jc w:val="right"/>
-            </w:pPr>
-            <w:r>
-              <w:rPr>
-                <w:rFonts w:ascii="Calibri" w:hAnsi="Calibri"/>
-                <w:b/>
-                <w:i w:val="0"/>
-                <w:color w:val="000000"/>
-                <w:sz w:val="16"/>
-              </w:rPr>
-              <w:t>7.040.463,30</w:t>
+              <w:t>7.014.109,31</w:t>
             </w:r>
           </w:p>
         </w:tc>

--- a/belgeler/36_PROFORMA_YAPIM_ISLERI.docx
+++ b/belgeler/36_PROFORMA_YAPIM_ISLERI.docx
@@ -5759,7 +5759,7 @@
                 <w:color w:val="000000"/>
                 <w:sz w:val="16"/>
               </w:rPr>
-              <w:t>55.000,00</w:t>
+              <w:t>76.961,66</w:t>
             </w:r>
           </w:p>
         </w:tc>
@@ -5786,7 +5786,7 @@
                 <w:color w:val="000000"/>
                 <w:sz w:val="16"/>
               </w:rPr>
-              <w:t>55.000,00</w:t>
+              <w:t>76.961,66</w:t>
             </w:r>
           </w:p>
         </w:tc>
@@ -5927,7 +5927,7 @@
                 <w:color w:val="000000"/>
                 <w:sz w:val="16"/>
               </w:rPr>
-              <w:t>59.276,30</w:t>
+              <w:t>81.237,96</w:t>
             </w:r>
           </w:p>
         </w:tc>
@@ -15068,7 +15068,7 @@
                 <w:color w:val="000000"/>
                 <w:sz w:val="16"/>
               </w:rPr>
-              <w:t>5.845.091,09</w:t>
+              <w:t>5.867.052,75</w:t>
             </w:r>
           </w:p>
         </w:tc>
@@ -15209,7 +15209,7 @@
                 <w:color w:val="000000"/>
                 <w:sz w:val="16"/>
               </w:rPr>
-              <w:t>1.169.018,22</w:t>
+              <w:t>1.173.410,55</w:t>
             </w:r>
           </w:p>
         </w:tc>
@@ -15350,7 +15350,7 @@
                 <w:color w:val="000000"/>
                 <w:sz w:val="16"/>
               </w:rPr>
-              <w:t>7.014.109,31</w:t>
+              <w:t>7.040.463,30</w:t>
             </w:r>
           </w:p>
         </w:tc>

--- a/belgeler/36_PROFORMA_YAPIM_ISLERI.docx
+++ b/belgeler/36_PROFORMA_YAPIM_ISLERI.docx
@@ -5614,17 +5614,17 @@
           <w:p>
             <w:pPr>
               <w:spacing w:before="20" w:after="20"/>
-              <w:jc w:val="center"/>
-            </w:pPr>
-            <w:r>
-              <w:rPr>
-                <w:rFonts w:ascii="Calibri" w:hAnsi="Calibri"/>
-                <w:b w:val="0"/>
-                <w:i w:val="0"/>
-                <w:color w:val="000000"/>
-                <w:sz w:val="16"/>
-              </w:rPr>
-              <w:t>18</w:t>
+              <w:jc w:val="left"/>
+            </w:pPr>
+            <w:r>
+              <w:rPr>
+                <w:rFonts w:ascii="Calibri" w:hAnsi="Calibri"/>
+                <w:b/>
+                <w:i w:val="0"/>
+                <w:color w:val="000000"/>
+                <w:sz w:val="16"/>
+              </w:rPr>
+              <w:t>Foseptik ara toplamı</w:t>
             </w:r>
           </w:p>
         </w:tc>
@@ -5641,18 +5641,8 @@
           <w:p>
             <w:pPr>
               <w:spacing w:before="20" w:after="20"/>
-              <w:jc w:val="center"/>
-            </w:pPr>
-            <w:r>
-              <w:rPr>
-                <w:rFonts w:ascii="Calibri" w:hAnsi="Calibri"/>
-                <w:b w:val="0"/>
-                <w:i w:val="0"/>
-                <w:color w:val="000000"/>
-                <w:sz w:val="16"/>
-              </w:rPr>
-              <w:t>ÖP-15</w:t>
-            </w:r>
+              <w:jc w:val="left"/>
+            </w:pPr>
           </w:p>
         </w:tc>
         <w:tc>
@@ -5670,16 +5660,6 @@
               <w:spacing w:before="20" w:after="20"/>
               <w:jc w:val="left"/>
             </w:pPr>
-            <w:r>
-              <w:rPr>
-                <w:rFonts w:ascii="Calibri" w:hAnsi="Calibri"/>
-                <w:b w:val="0"/>
-                <w:i w:val="0"/>
-                <w:color w:val="000000"/>
-                <w:sz w:val="16"/>
-              </w:rPr>
-              <w:t>Prefabrik polietilen sızdırmaz foseptik tankı — 6 m³, rotasyon kalıplı, temini, yerine konulması ve giriş-çıkış bağlantılarının yapılması</w:t>
-            </w:r>
           </w:p>
         </w:tc>
         <w:tc>
@@ -5695,18 +5675,8 @@
           <w:p>
             <w:pPr>
               <w:spacing w:before="20" w:after="20"/>
-              <w:jc w:val="center"/>
-            </w:pPr>
-            <w:r>
-              <w:rPr>
-                <w:rFonts w:ascii="Calibri" w:hAnsi="Calibri"/>
-                <w:b w:val="0"/>
-                <w:i w:val="0"/>
-                <w:color w:val="000000"/>
-                <w:sz w:val="16"/>
-              </w:rPr>
-              <w:t>ad</w:t>
-            </w:r>
+              <w:jc w:val="left"/>
+            </w:pPr>
           </w:p>
         </w:tc>
         <w:tc>
@@ -5722,71 +5692,51 @@
           <w:p>
             <w:pPr>
               <w:spacing w:before="20" w:after="20"/>
+              <w:jc w:val="left"/>
+            </w:pPr>
+          </w:p>
+        </w:tc>
+        <w:tc>
+          <w:tcPr>
+            <w:tcW w:type="dxa" w:w="1247"/>
+            <w:tcBorders>
+              <w:top w:val="single" w:sz="4" w:space="0" w:color="808080"/>
+              <w:left w:val="single" w:sz="4" w:space="0" w:color="808080"/>
+              <w:bottom w:val="single" w:sz="4" w:space="0" w:color="808080"/>
+              <w:right w:val="single" w:sz="4" w:space="0" w:color="808080"/>
+            </w:tcBorders>
+          </w:tcPr>
+          <w:p>
+            <w:pPr>
+              <w:spacing w:before="20" w:after="20"/>
+              <w:jc w:val="left"/>
+            </w:pPr>
+          </w:p>
+        </w:tc>
+        <w:tc>
+          <w:tcPr>
+            <w:tcW w:type="dxa" w:w="1361"/>
+            <w:tcBorders>
+              <w:top w:val="single" w:sz="4" w:space="0" w:color="808080"/>
+              <w:left w:val="single" w:sz="4" w:space="0" w:color="808080"/>
+              <w:bottom w:val="single" w:sz="4" w:space="0" w:color="808080"/>
+              <w:right w:val="single" w:sz="4" w:space="0" w:color="808080"/>
+            </w:tcBorders>
+          </w:tcPr>
+          <w:p>
+            <w:pPr>
+              <w:spacing w:before="20" w:after="20"/>
               <w:jc w:val="right"/>
             </w:pPr>
             <w:r>
               <w:rPr>
                 <w:rFonts w:ascii="Calibri" w:hAnsi="Calibri"/>
-                <w:b w:val="0"/>
-                <w:i w:val="0"/>
-                <w:color w:val="000000"/>
-                <w:sz w:val="16"/>
-              </w:rPr>
-              <w:t>1,000</w:t>
-            </w:r>
-          </w:p>
-        </w:tc>
-        <w:tc>
-          <w:tcPr>
-            <w:tcW w:type="dxa" w:w="1247"/>
-            <w:tcBorders>
-              <w:top w:val="single" w:sz="4" w:space="0" w:color="808080"/>
-              <w:left w:val="single" w:sz="4" w:space="0" w:color="808080"/>
-              <w:bottom w:val="single" w:sz="4" w:space="0" w:color="808080"/>
-              <w:right w:val="single" w:sz="4" w:space="0" w:color="808080"/>
-            </w:tcBorders>
-          </w:tcPr>
-          <w:p>
-            <w:pPr>
-              <w:spacing w:before="20" w:after="20"/>
-              <w:jc w:val="right"/>
-            </w:pPr>
-            <w:r>
-              <w:rPr>
-                <w:rFonts w:ascii="Calibri" w:hAnsi="Calibri"/>
-                <w:b w:val="0"/>
-                <w:i w:val="0"/>
-                <w:color w:val="000000"/>
-                <w:sz w:val="16"/>
-              </w:rPr>
-              <w:t>76.961,66</w:t>
-            </w:r>
-          </w:p>
-        </w:tc>
-        <w:tc>
-          <w:tcPr>
-            <w:tcW w:type="dxa" w:w="1361"/>
-            <w:tcBorders>
-              <w:top w:val="single" w:sz="4" w:space="0" w:color="808080"/>
-              <w:left w:val="single" w:sz="4" w:space="0" w:color="808080"/>
-              <w:bottom w:val="single" w:sz="4" w:space="0" w:color="808080"/>
-              <w:right w:val="single" w:sz="4" w:space="0" w:color="808080"/>
-            </w:tcBorders>
-          </w:tcPr>
-          <w:p>
-            <w:pPr>
-              <w:spacing w:before="20" w:after="20"/>
-              <w:jc w:val="right"/>
-            </w:pPr>
-            <w:r>
-              <w:rPr>
-                <w:rFonts w:ascii="Calibri" w:hAnsi="Calibri"/>
-                <w:b w:val="0"/>
-                <w:i w:val="0"/>
-                <w:color w:val="000000"/>
-                <w:sz w:val="16"/>
-              </w:rPr>
-              <w:t>76.961,66</w:t>
+                <w:b/>
+                <w:i w:val="0"/>
+                <w:color w:val="000000"/>
+                <w:sz w:val="16"/>
+              </w:rPr>
+              <w:t>4.276,30</w:t>
             </w:r>
           </w:p>
         </w:tc>
@@ -5805,23 +5755,40 @@
           <w:p>
             <w:pPr>
               <w:spacing w:before="20" w:after="20"/>
+              <w:jc w:val="center"/>
+            </w:pPr>
+            <w:r>
+              <w:rPr>
+                <w:rFonts w:ascii="Calibri" w:hAnsi="Calibri"/>
+                <w:b/>
+                <w:i w:val="0"/>
+                <w:color w:val="000000"/>
+                <w:sz w:val="16"/>
+              </w:rPr>
+              <w:t>Yem Silosu Betonarme Kaideleri</w:t>
+            </w:r>
+          </w:p>
+        </w:tc>
+        <w:tc>
+          <w:tcPr>
+            <w:tcW w:type="dxa" w:w="1191"/>
+            <w:tcBorders>
+              <w:top w:val="single" w:sz="4" w:space="0" w:color="808080"/>
+              <w:left w:val="single" w:sz="4" w:space="0" w:color="808080"/>
+              <w:bottom w:val="single" w:sz="4" w:space="0" w:color="808080"/>
+              <w:right w:val="single" w:sz="4" w:space="0" w:color="808080"/>
+            </w:tcBorders>
+          </w:tcPr>
+          <w:p>
+            <w:pPr>
+              <w:spacing w:before="20" w:after="20"/>
               <w:jc w:val="left"/>
             </w:pPr>
-            <w:r>
-              <w:rPr>
-                <w:rFonts w:ascii="Calibri" w:hAnsi="Calibri"/>
-                <w:b/>
-                <w:i w:val="0"/>
-                <w:color w:val="000000"/>
-                <w:sz w:val="16"/>
-              </w:rPr>
-              <w:t>Foseptik ara toplamı</w:t>
-            </w:r>
-          </w:p>
-        </w:tc>
-        <w:tc>
-          <w:tcPr>
-            <w:tcW w:type="dxa" w:w="1191"/>
+          </w:p>
+        </w:tc>
+        <w:tc>
+          <w:tcPr>
+            <w:tcW w:type="dxa" w:w="4479"/>
             <w:tcBorders>
               <w:top w:val="single" w:sz="4" w:space="0" w:color="808080"/>
               <w:left w:val="single" w:sz="4" w:space="0" w:color="808080"/>
@@ -5838,7 +5805,7 @@
         </w:tc>
         <w:tc>
           <w:tcPr>
-            <w:tcW w:type="dxa" w:w="4479"/>
+            <w:tcW w:type="dxa" w:w="624"/>
             <w:tcBorders>
               <w:top w:val="single" w:sz="4" w:space="0" w:color="808080"/>
               <w:left w:val="single" w:sz="4" w:space="0" w:color="808080"/>
@@ -5855,7 +5822,7 @@
         </w:tc>
         <w:tc>
           <w:tcPr>
-            <w:tcW w:type="dxa" w:w="624"/>
+            <w:tcW w:type="dxa" w:w="1020"/>
             <w:tcBorders>
               <w:top w:val="single" w:sz="4" w:space="0" w:color="808080"/>
               <w:left w:val="single" w:sz="4" w:space="0" w:color="808080"/>
@@ -5872,7 +5839,7 @@
         </w:tc>
         <w:tc>
           <w:tcPr>
-            <w:tcW w:type="dxa" w:w="1020"/>
+            <w:tcW w:type="dxa" w:w="1247"/>
             <w:tcBorders>
               <w:top w:val="single" w:sz="4" w:space="0" w:color="808080"/>
               <w:left w:val="single" w:sz="4" w:space="0" w:color="808080"/>
@@ -5889,7 +5856,7 @@
         </w:tc>
         <w:tc>
           <w:tcPr>
-            <w:tcW w:type="dxa" w:w="1247"/>
+            <w:tcW w:type="dxa" w:w="1361"/>
             <w:tcBorders>
               <w:top w:val="single" w:sz="4" w:space="0" w:color="808080"/>
               <w:left w:val="single" w:sz="4" w:space="0" w:color="808080"/>
@@ -5902,33 +5869,6 @@
               <w:spacing w:before="20" w:after="20"/>
               <w:jc w:val="left"/>
             </w:pPr>
-          </w:p>
-        </w:tc>
-        <w:tc>
-          <w:tcPr>
-            <w:tcW w:type="dxa" w:w="1361"/>
-            <w:tcBorders>
-              <w:top w:val="single" w:sz="4" w:space="0" w:color="808080"/>
-              <w:left w:val="single" w:sz="4" w:space="0" w:color="808080"/>
-              <w:bottom w:val="single" w:sz="4" w:space="0" w:color="808080"/>
-              <w:right w:val="single" w:sz="4" w:space="0" w:color="808080"/>
-            </w:tcBorders>
-          </w:tcPr>
-          <w:p>
-            <w:pPr>
-              <w:spacing w:before="20" w:after="20"/>
-              <w:jc w:val="right"/>
-            </w:pPr>
-            <w:r>
-              <w:rPr>
-                <w:rFonts w:ascii="Calibri" w:hAnsi="Calibri"/>
-                <w:b/>
-                <w:i w:val="0"/>
-                <w:color w:val="000000"/>
-                <w:sz w:val="16"/>
-              </w:rPr>
-              <w:t>81.237,96</w:t>
-            </w:r>
           </w:p>
         </w:tc>
       </w:tr>
@@ -5951,12 +5891,12 @@
             <w:r>
               <w:rPr>
                 <w:rFonts w:ascii="Calibri" w:hAnsi="Calibri"/>
-                <w:b/>
-                <w:i w:val="0"/>
-                <w:color w:val="000000"/>
-                <w:sz w:val="16"/>
-              </w:rPr>
-              <w:t>Yem Silosu Betonarme Kaideleri</w:t>
+                <w:b w:val="0"/>
+                <w:i w:val="0"/>
+                <w:color w:val="000000"/>
+                <w:sz w:val="16"/>
+              </w:rPr>
+              <w:t>18</w:t>
             </w:r>
           </w:p>
         </w:tc>
@@ -5973,25 +5913,45 @@
           <w:p>
             <w:pPr>
               <w:spacing w:before="20" w:after="20"/>
+              <w:jc w:val="center"/>
+            </w:pPr>
+            <w:r>
+              <w:rPr>
+                <w:rFonts w:ascii="Calibri" w:hAnsi="Calibri"/>
+                <w:b w:val="0"/>
+                <w:i w:val="0"/>
+                <w:color w:val="000000"/>
+                <w:sz w:val="16"/>
+              </w:rPr>
+              <w:t>15.120.1101</w:t>
+            </w:r>
+          </w:p>
+        </w:tc>
+        <w:tc>
+          <w:tcPr>
+            <w:tcW w:type="dxa" w:w="4479"/>
+            <w:tcBorders>
+              <w:top w:val="single" w:sz="4" w:space="0" w:color="808080"/>
+              <w:left w:val="single" w:sz="4" w:space="0" w:color="808080"/>
+              <w:bottom w:val="single" w:sz="4" w:space="0" w:color="808080"/>
+              <w:right w:val="single" w:sz="4" w:space="0" w:color="808080"/>
+            </w:tcBorders>
+          </w:tcPr>
+          <w:p>
+            <w:pPr>
+              <w:spacing w:before="20" w:after="20"/>
               <w:jc w:val="left"/>
             </w:pPr>
-          </w:p>
-        </w:tc>
-        <w:tc>
-          <w:tcPr>
-            <w:tcW w:type="dxa" w:w="4479"/>
-            <w:tcBorders>
-              <w:top w:val="single" w:sz="4" w:space="0" w:color="808080"/>
-              <w:left w:val="single" w:sz="4" w:space="0" w:color="808080"/>
-              <w:bottom w:val="single" w:sz="4" w:space="0" w:color="808080"/>
-              <w:right w:val="single" w:sz="4" w:space="0" w:color="808080"/>
-            </w:tcBorders>
-          </w:tcPr>
-          <w:p>
-            <w:pPr>
-              <w:spacing w:before="20" w:after="20"/>
-              <w:jc w:val="left"/>
-            </w:pPr>
+            <w:r>
+              <w:rPr>
+                <w:rFonts w:ascii="Calibri" w:hAnsi="Calibri"/>
+                <w:b w:val="0"/>
+                <w:i w:val="0"/>
+                <w:color w:val="000000"/>
+                <w:sz w:val="16"/>
+              </w:rPr>
+              <w:t>Makine ile her derinlik ve her genişlikte yumuşak ve sert toprak kazılması</w:t>
+            </w:r>
           </w:p>
         </w:tc>
         <w:tc>
@@ -6007,8 +5967,18 @@
           <w:p>
             <w:pPr>
               <w:spacing w:before="20" w:after="20"/>
-              <w:jc w:val="left"/>
-            </w:pPr>
+              <w:jc w:val="center"/>
+            </w:pPr>
+            <w:r>
+              <w:rPr>
+                <w:rFonts w:ascii="Calibri" w:hAnsi="Calibri"/>
+                <w:b w:val="0"/>
+                <w:i w:val="0"/>
+                <w:color w:val="000000"/>
+                <w:sz w:val="16"/>
+              </w:rPr>
+              <w:t>m³</w:t>
+            </w:r>
           </w:p>
         </w:tc>
         <w:tc>
@@ -6024,8 +5994,18 @@
           <w:p>
             <w:pPr>
               <w:spacing w:before="20" w:after="20"/>
-              <w:jc w:val="left"/>
-            </w:pPr>
+              <w:jc w:val="right"/>
+            </w:pPr>
+            <w:r>
+              <w:rPr>
+                <w:rFonts w:ascii="Calibri" w:hAnsi="Calibri"/>
+                <w:b w:val="0"/>
+                <w:i w:val="0"/>
+                <w:color w:val="000000"/>
+                <w:sz w:val="16"/>
+              </w:rPr>
+              <w:t>48,020</w:t>
+            </w:r>
           </w:p>
         </w:tc>
         <w:tc>
@@ -6041,8 +6021,18 @@
           <w:p>
             <w:pPr>
               <w:spacing w:before="20" w:after="20"/>
-              <w:jc w:val="left"/>
-            </w:pPr>
+              <w:jc w:val="right"/>
+            </w:pPr>
+            <w:r>
+              <w:rPr>
+                <w:rFonts w:ascii="Calibri" w:hAnsi="Calibri"/>
+                <w:b w:val="0"/>
+                <w:i w:val="0"/>
+                <w:color w:val="000000"/>
+                <w:sz w:val="16"/>
+              </w:rPr>
+              <w:t>60,35</w:t>
+            </w:r>
           </w:p>
         </w:tc>
         <w:tc>
@@ -6058,8 +6048,18 @@
           <w:p>
             <w:pPr>
               <w:spacing w:before="20" w:after="20"/>
-              <w:jc w:val="left"/>
-            </w:pPr>
+              <w:jc w:val="right"/>
+            </w:pPr>
+            <w:r>
+              <w:rPr>
+                <w:rFonts w:ascii="Calibri" w:hAnsi="Calibri"/>
+                <w:b w:val="0"/>
+                <w:i w:val="0"/>
+                <w:color w:val="000000"/>
+                <w:sz w:val="16"/>
+              </w:rPr>
+              <w:t>2.898,01</w:t>
+            </w:r>
           </w:p>
         </w:tc>
       </w:tr>
@@ -6114,7 +6114,7 @@
                 <w:color w:val="000000"/>
                 <w:sz w:val="16"/>
               </w:rPr>
-              <w:t>15.120.1101</w:t>
+              <w:t>15.150.1003</w:t>
             </w:r>
           </w:p>
         </w:tc>
@@ -6141,7 +6141,7 @@
                 <w:color w:val="000000"/>
                 <w:sz w:val="16"/>
               </w:rPr>
-              <w:t>Makine ile her derinlik ve her genişlikte yumuşak ve sert toprak kazılması</w:t>
+              <w:t>Beton santralinde üretilen veya satın alınan ve beton pompasıyla basılan, C 16/20 basınç dayanım sınıfında, gri renkte, normal hazır beton dökülmesi (beton nakli dahil)</w:t>
             </w:r>
           </w:p>
         </w:tc>
@@ -6195,7 +6195,7 @@
                 <w:color w:val="000000"/>
                 <w:sz w:val="16"/>
               </w:rPr>
-              <w:t>48,020</w:t>
+              <w:t>1,922</w:t>
             </w:r>
           </w:p>
         </w:tc>
@@ -6222,7 +6222,7 @@
                 <w:color w:val="000000"/>
                 <w:sz w:val="16"/>
               </w:rPr>
-              <w:t>60,35</w:t>
+              <w:t>2.750,45</w:t>
             </w:r>
           </w:p>
         </w:tc>
@@ -6249,7 +6249,7 @@
                 <w:color w:val="000000"/>
                 <w:sz w:val="16"/>
               </w:rPr>
-              <w:t>2.898,01</w:t>
+              <w:t>5.286,36</w:t>
             </w:r>
           </w:p>
         </w:tc>
@@ -6305,7 +6305,7 @@
                 <w:color w:val="000000"/>
                 <w:sz w:val="16"/>
               </w:rPr>
-              <w:t>15.150.1003</w:t>
+              <w:t>15.150.1005</w:t>
             </w:r>
           </w:p>
         </w:tc>
@@ -6332,7 +6332,7 @@
                 <w:color w:val="000000"/>
                 <w:sz w:val="16"/>
               </w:rPr>
-              <w:t>Beton santralinde üretilen veya satın alınan ve beton pompasıyla basılan, C 16/20 basınç dayanım sınıfında, gri renkte, normal hazır beton dökülmesi (beton nakli dahil)</w:t>
+              <w:t>Beton santralinde üretilen veya satın alınan ve beton pompasıyla basılan, C 25/30 basınç dayanım sınıfında, gri renkte, normal hazır beton dökülmesi (beton nakli dahil)</w:t>
             </w:r>
           </w:p>
         </w:tc>
@@ -6386,7 +6386,7 @@
                 <w:color w:val="000000"/>
                 <w:sz w:val="16"/>
               </w:rPr>
-              <w:t>1,922</w:t>
+              <w:t>8,410</w:t>
             </w:r>
           </w:p>
         </w:tc>
@@ -6413,7 +6413,7 @@
                 <w:color w:val="000000"/>
                 <w:sz w:val="16"/>
               </w:rPr>
-              <w:t>2.750,45</w:t>
+              <w:t>2.960,45</w:t>
             </w:r>
           </w:p>
         </w:tc>
@@ -6440,7 +6440,7 @@
                 <w:color w:val="000000"/>
                 <w:sz w:val="16"/>
               </w:rPr>
-              <w:t>5.286,36</w:t>
+              <w:t>24.897,38</w:t>
             </w:r>
           </w:p>
         </w:tc>
@@ -6496,7 +6496,7 @@
                 <w:color w:val="000000"/>
                 <w:sz w:val="16"/>
               </w:rPr>
-              <w:t>15.150.1005</w:t>
+              <w:t>15.180.1003</w:t>
             </w:r>
           </w:p>
         </w:tc>
@@ -6523,7 +6523,7 @@
                 <w:color w:val="000000"/>
                 <w:sz w:val="16"/>
               </w:rPr>
-              <w:t>Beton santralinde üretilen veya satın alınan ve beton pompasıyla basılan, C 25/30 basınç dayanım sınıfında, gri renkte, normal hazır beton dökülmesi (beton nakli dahil)</w:t>
+              <w:t>Plywood ile düz yüzeyli betonarme kalıbı yapılması</w:t>
             </w:r>
           </w:p>
         </w:tc>
@@ -6550,7 +6550,7 @@
                 <w:color w:val="000000"/>
                 <w:sz w:val="16"/>
               </w:rPr>
-              <w:t>m³</w:t>
+              <w:t>m²</w:t>
             </w:r>
           </w:p>
         </w:tc>
@@ -6577,7 +6577,7 @@
                 <w:color w:val="000000"/>
                 <w:sz w:val="16"/>
               </w:rPr>
-              <w:t>8,410</w:t>
+              <w:t>11,600</w:t>
             </w:r>
           </w:p>
         </w:tc>
@@ -6604,7 +6604,7 @@
                 <w:color w:val="000000"/>
                 <w:sz w:val="16"/>
               </w:rPr>
-              <w:t>2.960,45</w:t>
+              <w:t>863,80</w:t>
             </w:r>
           </w:p>
         </w:tc>
@@ -6631,7 +6631,7 @@
                 <w:color w:val="000000"/>
                 <w:sz w:val="16"/>
               </w:rPr>
-              <w:t>24.897,38</w:t>
+              <w:t>10.020,08</w:t>
             </w:r>
           </w:p>
         </w:tc>
@@ -6687,7 +6687,7 @@
                 <w:color w:val="000000"/>
                 <w:sz w:val="16"/>
               </w:rPr>
-              <w:t>15.180.1003</w:t>
+              <w:t>15.160.1003</w:t>
             </w:r>
           </w:p>
         </w:tc>
@@ -6714,7 +6714,7 @@
                 <w:color w:val="000000"/>
                 <w:sz w:val="16"/>
               </w:rPr>
-              <w:t>Plywood ile düz yüzeyli betonarme kalıbı yapılması</w:t>
+              <w:t>Ø 8 - Ø 12 mm nervürlü beton çelik çubuğu, çubukların kesilmesi, bükülmesi ve yerine konulması</w:t>
             </w:r>
           </w:p>
         </w:tc>
@@ -6741,7 +6741,7 @@
                 <w:color w:val="000000"/>
                 <w:sz w:val="16"/>
               </w:rPr>
-              <w:t>m²</w:t>
+              <w:t>ton</w:t>
             </w:r>
           </w:p>
         </w:tc>
@@ -6768,7 +6768,7 @@
                 <w:color w:val="000000"/>
                 <w:sz w:val="16"/>
               </w:rPr>
-              <w:t>11,600</w:t>
+              <w:t>0,757</w:t>
             </w:r>
           </w:p>
         </w:tc>
@@ -6795,7 +6795,7 @@
                 <w:color w:val="000000"/>
                 <w:sz w:val="16"/>
               </w:rPr>
-              <w:t>863,80</w:t>
+              <w:t>39.045,24</w:t>
             </w:r>
           </w:p>
         </w:tc>
@@ -6822,7 +6822,7 @@
                 <w:color w:val="000000"/>
                 <w:sz w:val="16"/>
               </w:rPr>
-              <w:t>10.020,08</w:t>
+              <w:t>29.557,25</w:t>
             </w:r>
           </w:p>
         </w:tc>
@@ -6841,17 +6841,17 @@
           <w:p>
             <w:pPr>
               <w:spacing w:before="20" w:after="20"/>
-              <w:jc w:val="center"/>
-            </w:pPr>
-            <w:r>
-              <w:rPr>
-                <w:rFonts w:ascii="Calibri" w:hAnsi="Calibri"/>
-                <w:b w:val="0"/>
-                <w:i w:val="0"/>
-                <w:color w:val="000000"/>
-                <w:sz w:val="16"/>
-              </w:rPr>
-              <w:t>23</w:t>
+              <w:jc w:val="left"/>
+            </w:pPr>
+            <w:r>
+              <w:rPr>
+                <w:rFonts w:ascii="Calibri" w:hAnsi="Calibri"/>
+                <w:b/>
+                <w:i w:val="0"/>
+                <w:color w:val="000000"/>
+                <w:sz w:val="16"/>
+              </w:rPr>
+              <w:t>Yem Silosu Betonarme Kaideleri ara toplamı</w:t>
             </w:r>
           </w:p>
         </w:tc>
@@ -6868,18 +6868,8 @@
           <w:p>
             <w:pPr>
               <w:spacing w:before="20" w:after="20"/>
-              <w:jc w:val="center"/>
-            </w:pPr>
-            <w:r>
-              <w:rPr>
-                <w:rFonts w:ascii="Calibri" w:hAnsi="Calibri"/>
-                <w:b w:val="0"/>
-                <w:i w:val="0"/>
-                <w:color w:val="000000"/>
-                <w:sz w:val="16"/>
-              </w:rPr>
-              <w:t>15.160.1003</w:t>
-            </w:r>
+              <w:jc w:val="left"/>
+            </w:pPr>
           </w:p>
         </w:tc>
         <w:tc>
@@ -6897,16 +6887,6 @@
               <w:spacing w:before="20" w:after="20"/>
               <w:jc w:val="left"/>
             </w:pPr>
-            <w:r>
-              <w:rPr>
-                <w:rFonts w:ascii="Calibri" w:hAnsi="Calibri"/>
-                <w:b w:val="0"/>
-                <w:i w:val="0"/>
-                <w:color w:val="000000"/>
-                <w:sz w:val="16"/>
-              </w:rPr>
-              <w:t>Ø 8 - Ø 12 mm nervürlü beton çelik çubuğu, çubukların kesilmesi, bükülmesi ve yerine konulması</w:t>
-            </w:r>
           </w:p>
         </w:tc>
         <w:tc>
@@ -6922,18 +6902,8 @@
           <w:p>
             <w:pPr>
               <w:spacing w:before="20" w:after="20"/>
-              <w:jc w:val="center"/>
-            </w:pPr>
-            <w:r>
-              <w:rPr>
-                <w:rFonts w:ascii="Calibri" w:hAnsi="Calibri"/>
-                <w:b w:val="0"/>
-                <w:i w:val="0"/>
-                <w:color w:val="000000"/>
-                <w:sz w:val="16"/>
-              </w:rPr>
-              <w:t>ton</w:t>
-            </w:r>
+              <w:jc w:val="left"/>
+            </w:pPr>
           </w:p>
         </w:tc>
         <w:tc>
@@ -6949,71 +6919,51 @@
           <w:p>
             <w:pPr>
               <w:spacing w:before="20" w:after="20"/>
+              <w:jc w:val="left"/>
+            </w:pPr>
+          </w:p>
+        </w:tc>
+        <w:tc>
+          <w:tcPr>
+            <w:tcW w:type="dxa" w:w="1247"/>
+            <w:tcBorders>
+              <w:top w:val="single" w:sz="4" w:space="0" w:color="808080"/>
+              <w:left w:val="single" w:sz="4" w:space="0" w:color="808080"/>
+              <w:bottom w:val="single" w:sz="4" w:space="0" w:color="808080"/>
+              <w:right w:val="single" w:sz="4" w:space="0" w:color="808080"/>
+            </w:tcBorders>
+          </w:tcPr>
+          <w:p>
+            <w:pPr>
+              <w:spacing w:before="20" w:after="20"/>
+              <w:jc w:val="left"/>
+            </w:pPr>
+          </w:p>
+        </w:tc>
+        <w:tc>
+          <w:tcPr>
+            <w:tcW w:type="dxa" w:w="1361"/>
+            <w:tcBorders>
+              <w:top w:val="single" w:sz="4" w:space="0" w:color="808080"/>
+              <w:left w:val="single" w:sz="4" w:space="0" w:color="808080"/>
+              <w:bottom w:val="single" w:sz="4" w:space="0" w:color="808080"/>
+              <w:right w:val="single" w:sz="4" w:space="0" w:color="808080"/>
+            </w:tcBorders>
+          </w:tcPr>
+          <w:p>
+            <w:pPr>
+              <w:spacing w:before="20" w:after="20"/>
               <w:jc w:val="right"/>
             </w:pPr>
             <w:r>
               <w:rPr>
                 <w:rFonts w:ascii="Calibri" w:hAnsi="Calibri"/>
-                <w:b w:val="0"/>
-                <w:i w:val="0"/>
-                <w:color w:val="000000"/>
-                <w:sz w:val="16"/>
-              </w:rPr>
-              <w:t>0,757</w:t>
-            </w:r>
-          </w:p>
-        </w:tc>
-        <w:tc>
-          <w:tcPr>
-            <w:tcW w:type="dxa" w:w="1247"/>
-            <w:tcBorders>
-              <w:top w:val="single" w:sz="4" w:space="0" w:color="808080"/>
-              <w:left w:val="single" w:sz="4" w:space="0" w:color="808080"/>
-              <w:bottom w:val="single" w:sz="4" w:space="0" w:color="808080"/>
-              <w:right w:val="single" w:sz="4" w:space="0" w:color="808080"/>
-            </w:tcBorders>
-          </w:tcPr>
-          <w:p>
-            <w:pPr>
-              <w:spacing w:before="20" w:after="20"/>
-              <w:jc w:val="right"/>
-            </w:pPr>
-            <w:r>
-              <w:rPr>
-                <w:rFonts w:ascii="Calibri" w:hAnsi="Calibri"/>
-                <w:b w:val="0"/>
-                <w:i w:val="0"/>
-                <w:color w:val="000000"/>
-                <w:sz w:val="16"/>
-              </w:rPr>
-              <w:t>39.045,24</w:t>
-            </w:r>
-          </w:p>
-        </w:tc>
-        <w:tc>
-          <w:tcPr>
-            <w:tcW w:type="dxa" w:w="1361"/>
-            <w:tcBorders>
-              <w:top w:val="single" w:sz="4" w:space="0" w:color="808080"/>
-              <w:left w:val="single" w:sz="4" w:space="0" w:color="808080"/>
-              <w:bottom w:val="single" w:sz="4" w:space="0" w:color="808080"/>
-              <w:right w:val="single" w:sz="4" w:space="0" w:color="808080"/>
-            </w:tcBorders>
-          </w:tcPr>
-          <w:p>
-            <w:pPr>
-              <w:spacing w:before="20" w:after="20"/>
-              <w:jc w:val="right"/>
-            </w:pPr>
-            <w:r>
-              <w:rPr>
-                <w:rFonts w:ascii="Calibri" w:hAnsi="Calibri"/>
-                <w:b w:val="0"/>
-                <w:i w:val="0"/>
-                <w:color w:val="000000"/>
-                <w:sz w:val="16"/>
-              </w:rPr>
-              <w:t>29.557,25</w:t>
+                <w:b/>
+                <w:i w:val="0"/>
+                <w:color w:val="000000"/>
+                <w:sz w:val="16"/>
+              </w:rPr>
+              <w:t>72.659,08</w:t>
             </w:r>
           </w:p>
         </w:tc>
@@ -7032,23 +6982,40 @@
           <w:p>
             <w:pPr>
               <w:spacing w:before="20" w:after="20"/>
+              <w:jc w:val="center"/>
+            </w:pPr>
+            <w:r>
+              <w:rPr>
+                <w:rFonts w:ascii="Calibri" w:hAnsi="Calibri"/>
+                <w:b/>
+                <w:i w:val="0"/>
+                <w:color w:val="000000"/>
+                <w:sz w:val="16"/>
+              </w:rPr>
+              <w:t>Su Deposu</w:t>
+            </w:r>
+          </w:p>
+        </w:tc>
+        <w:tc>
+          <w:tcPr>
+            <w:tcW w:type="dxa" w:w="1191"/>
+            <w:tcBorders>
+              <w:top w:val="single" w:sz="4" w:space="0" w:color="808080"/>
+              <w:left w:val="single" w:sz="4" w:space="0" w:color="808080"/>
+              <w:bottom w:val="single" w:sz="4" w:space="0" w:color="808080"/>
+              <w:right w:val="single" w:sz="4" w:space="0" w:color="808080"/>
+            </w:tcBorders>
+          </w:tcPr>
+          <w:p>
+            <w:pPr>
+              <w:spacing w:before="20" w:after="20"/>
               <w:jc w:val="left"/>
             </w:pPr>
-            <w:r>
-              <w:rPr>
-                <w:rFonts w:ascii="Calibri" w:hAnsi="Calibri"/>
-                <w:b/>
-                <w:i w:val="0"/>
-                <w:color w:val="000000"/>
-                <w:sz w:val="16"/>
-              </w:rPr>
-              <w:t>Yem Silosu Betonarme Kaideleri ara toplamı</w:t>
-            </w:r>
-          </w:p>
-        </w:tc>
-        <w:tc>
-          <w:tcPr>
-            <w:tcW w:type="dxa" w:w="1191"/>
+          </w:p>
+        </w:tc>
+        <w:tc>
+          <w:tcPr>
+            <w:tcW w:type="dxa" w:w="4479"/>
             <w:tcBorders>
               <w:top w:val="single" w:sz="4" w:space="0" w:color="808080"/>
               <w:left w:val="single" w:sz="4" w:space="0" w:color="808080"/>
@@ -7065,7 +7032,7 @@
         </w:tc>
         <w:tc>
           <w:tcPr>
-            <w:tcW w:type="dxa" w:w="4479"/>
+            <w:tcW w:type="dxa" w:w="624"/>
             <w:tcBorders>
               <w:top w:val="single" w:sz="4" w:space="0" w:color="808080"/>
               <w:left w:val="single" w:sz="4" w:space="0" w:color="808080"/>
@@ -7082,7 +7049,7 @@
         </w:tc>
         <w:tc>
           <w:tcPr>
-            <w:tcW w:type="dxa" w:w="624"/>
+            <w:tcW w:type="dxa" w:w="1020"/>
             <w:tcBorders>
               <w:top w:val="single" w:sz="4" w:space="0" w:color="808080"/>
               <w:left w:val="single" w:sz="4" w:space="0" w:color="808080"/>
@@ -7099,7 +7066,7 @@
         </w:tc>
         <w:tc>
           <w:tcPr>
-            <w:tcW w:type="dxa" w:w="1020"/>
+            <w:tcW w:type="dxa" w:w="1247"/>
             <w:tcBorders>
               <w:top w:val="single" w:sz="4" w:space="0" w:color="808080"/>
               <w:left w:val="single" w:sz="4" w:space="0" w:color="808080"/>
@@ -7116,7 +7083,7 @@
         </w:tc>
         <w:tc>
           <w:tcPr>
-            <w:tcW w:type="dxa" w:w="1247"/>
+            <w:tcW w:type="dxa" w:w="1361"/>
             <w:tcBorders>
               <w:top w:val="single" w:sz="4" w:space="0" w:color="808080"/>
               <w:left w:val="single" w:sz="4" w:space="0" w:color="808080"/>
@@ -7129,33 +7096,6 @@
               <w:spacing w:before="20" w:after="20"/>
               <w:jc w:val="left"/>
             </w:pPr>
-          </w:p>
-        </w:tc>
-        <w:tc>
-          <w:tcPr>
-            <w:tcW w:type="dxa" w:w="1361"/>
-            <w:tcBorders>
-              <w:top w:val="single" w:sz="4" w:space="0" w:color="808080"/>
-              <w:left w:val="single" w:sz="4" w:space="0" w:color="808080"/>
-              <w:bottom w:val="single" w:sz="4" w:space="0" w:color="808080"/>
-              <w:right w:val="single" w:sz="4" w:space="0" w:color="808080"/>
-            </w:tcBorders>
-          </w:tcPr>
-          <w:p>
-            <w:pPr>
-              <w:spacing w:before="20" w:after="20"/>
-              <w:jc w:val="right"/>
-            </w:pPr>
-            <w:r>
-              <w:rPr>
-                <w:rFonts w:ascii="Calibri" w:hAnsi="Calibri"/>
-                <w:b/>
-                <w:i w:val="0"/>
-                <w:color w:val="000000"/>
-                <w:sz w:val="16"/>
-              </w:rPr>
-              <w:t>72.659,08</w:t>
-            </w:r>
           </w:p>
         </w:tc>
       </w:tr>
@@ -7178,12 +7118,12 @@
             <w:r>
               <w:rPr>
                 <w:rFonts w:ascii="Calibri" w:hAnsi="Calibri"/>
-                <w:b/>
-                <w:i w:val="0"/>
-                <w:color w:val="000000"/>
-                <w:sz w:val="16"/>
-              </w:rPr>
-              <w:t>Su Deposu</w:t>
+                <w:b w:val="0"/>
+                <w:i w:val="0"/>
+                <w:color w:val="000000"/>
+                <w:sz w:val="16"/>
+              </w:rPr>
+              <w:t>23</w:t>
             </w:r>
           </w:p>
         </w:tc>
@@ -7200,25 +7140,45 @@
           <w:p>
             <w:pPr>
               <w:spacing w:before="20" w:after="20"/>
+              <w:jc w:val="center"/>
+            </w:pPr>
+            <w:r>
+              <w:rPr>
+                <w:rFonts w:ascii="Calibri" w:hAnsi="Calibri"/>
+                <w:b w:val="0"/>
+                <w:i w:val="0"/>
+                <w:color w:val="000000"/>
+                <w:sz w:val="16"/>
+              </w:rPr>
+              <w:t>15.120.1101</w:t>
+            </w:r>
+          </w:p>
+        </w:tc>
+        <w:tc>
+          <w:tcPr>
+            <w:tcW w:type="dxa" w:w="4479"/>
+            <w:tcBorders>
+              <w:top w:val="single" w:sz="4" w:space="0" w:color="808080"/>
+              <w:left w:val="single" w:sz="4" w:space="0" w:color="808080"/>
+              <w:bottom w:val="single" w:sz="4" w:space="0" w:color="808080"/>
+              <w:right w:val="single" w:sz="4" w:space="0" w:color="808080"/>
+            </w:tcBorders>
+          </w:tcPr>
+          <w:p>
+            <w:pPr>
+              <w:spacing w:before="20" w:after="20"/>
               <w:jc w:val="left"/>
             </w:pPr>
-          </w:p>
-        </w:tc>
-        <w:tc>
-          <w:tcPr>
-            <w:tcW w:type="dxa" w:w="4479"/>
-            <w:tcBorders>
-              <w:top w:val="single" w:sz="4" w:space="0" w:color="808080"/>
-              <w:left w:val="single" w:sz="4" w:space="0" w:color="808080"/>
-              <w:bottom w:val="single" w:sz="4" w:space="0" w:color="808080"/>
-              <w:right w:val="single" w:sz="4" w:space="0" w:color="808080"/>
-            </w:tcBorders>
-          </w:tcPr>
-          <w:p>
-            <w:pPr>
-              <w:spacing w:before="20" w:after="20"/>
-              <w:jc w:val="left"/>
-            </w:pPr>
+            <w:r>
+              <w:rPr>
+                <w:rFonts w:ascii="Calibri" w:hAnsi="Calibri"/>
+                <w:b w:val="0"/>
+                <w:i w:val="0"/>
+                <w:color w:val="000000"/>
+                <w:sz w:val="16"/>
+              </w:rPr>
+              <w:t>Makine ile her derinlik ve her genişlikte yumuşak ve sert toprak kazılması</w:t>
+            </w:r>
           </w:p>
         </w:tc>
         <w:tc>
@@ -7234,8 +7194,18 @@
           <w:p>
             <w:pPr>
               <w:spacing w:before="20" w:after="20"/>
-              <w:jc w:val="left"/>
-            </w:pPr>
+              <w:jc w:val="center"/>
+            </w:pPr>
+            <w:r>
+              <w:rPr>
+                <w:rFonts w:ascii="Calibri" w:hAnsi="Calibri"/>
+                <w:b w:val="0"/>
+                <w:i w:val="0"/>
+                <w:color w:val="000000"/>
+                <w:sz w:val="16"/>
+              </w:rPr>
+              <w:t>m³</w:t>
+            </w:r>
           </w:p>
         </w:tc>
         <w:tc>
@@ -7251,8 +7221,18 @@
           <w:p>
             <w:pPr>
               <w:spacing w:before="20" w:after="20"/>
-              <w:jc w:val="left"/>
-            </w:pPr>
+              <w:jc w:val="right"/>
+            </w:pPr>
+            <w:r>
+              <w:rPr>
+                <w:rFonts w:ascii="Calibri" w:hAnsi="Calibri"/>
+                <w:b w:val="0"/>
+                <w:i w:val="0"/>
+                <w:color w:val="000000"/>
+                <w:sz w:val="16"/>
+              </w:rPr>
+              <w:t>106,500</w:t>
+            </w:r>
           </w:p>
         </w:tc>
         <w:tc>
@@ -7268,8 +7248,18 @@
           <w:p>
             <w:pPr>
               <w:spacing w:before="20" w:after="20"/>
-              <w:jc w:val="left"/>
-            </w:pPr>
+              <w:jc w:val="right"/>
+            </w:pPr>
+            <w:r>
+              <w:rPr>
+                <w:rFonts w:ascii="Calibri" w:hAnsi="Calibri"/>
+                <w:b w:val="0"/>
+                <w:i w:val="0"/>
+                <w:color w:val="000000"/>
+                <w:sz w:val="16"/>
+              </w:rPr>
+              <w:t>60,35</w:t>
+            </w:r>
           </w:p>
         </w:tc>
         <w:tc>
@@ -7285,8 +7275,18 @@
           <w:p>
             <w:pPr>
               <w:spacing w:before="20" w:after="20"/>
-              <w:jc w:val="left"/>
-            </w:pPr>
+              <w:jc w:val="right"/>
+            </w:pPr>
+            <w:r>
+              <w:rPr>
+                <w:rFonts w:ascii="Calibri" w:hAnsi="Calibri"/>
+                <w:b w:val="0"/>
+                <w:i w:val="0"/>
+                <w:color w:val="000000"/>
+                <w:sz w:val="16"/>
+              </w:rPr>
+              <w:t>6.427,28</w:t>
+            </w:r>
           </w:p>
         </w:tc>
       </w:tr>
@@ -7341,7 +7341,7 @@
                 <w:color w:val="000000"/>
                 <w:sz w:val="16"/>
               </w:rPr>
-              <w:t>15.120.1101</w:t>
+              <w:t>15.150.1003</w:t>
             </w:r>
           </w:p>
         </w:tc>
@@ -7368,7 +7368,7 @@
                 <w:color w:val="000000"/>
                 <w:sz w:val="16"/>
               </w:rPr>
-              <w:t>Makine ile her derinlik ve her genişlikte yumuşak ve sert toprak kazılması</w:t>
+              <w:t>Beton santralinde üretilen veya satın alınan ve beton pompasıyla basılan, C 16/20 basınç dayanım sınıfında, gri renkte, normal hazır beton dökülmesi (beton nakli dahil)</w:t>
             </w:r>
           </w:p>
         </w:tc>
@@ -7422,7 +7422,7 @@
                 <w:color w:val="000000"/>
                 <w:sz w:val="16"/>
               </w:rPr>
-              <w:t>106,500</w:t>
+              <w:t>1,344</w:t>
             </w:r>
           </w:p>
         </w:tc>
@@ -7449,7 +7449,7 @@
                 <w:color w:val="000000"/>
                 <w:sz w:val="16"/>
               </w:rPr>
-              <w:t>60,35</w:t>
+              <w:t>2.750,45</w:t>
             </w:r>
           </w:p>
         </w:tc>
@@ -7476,7 +7476,7 @@
                 <w:color w:val="000000"/>
                 <w:sz w:val="16"/>
               </w:rPr>
-              <w:t>6.427,28</w:t>
+              <w:t>3.696,60</w:t>
             </w:r>
           </w:p>
         </w:tc>
@@ -7532,7 +7532,7 @@
                 <w:color w:val="000000"/>
                 <w:sz w:val="16"/>
               </w:rPr>
-              <w:t>15.150.1003</w:t>
+              <w:t>15.150.1005</w:t>
             </w:r>
           </w:p>
         </w:tc>
@@ -7559,7 +7559,7 @@
                 <w:color w:val="000000"/>
                 <w:sz w:val="16"/>
               </w:rPr>
-              <w:t>Beton santralinde üretilen veya satın alınan ve beton pompasıyla basılan, C 16/20 basınç dayanım sınıfında, gri renkte, normal hazır beton dökülmesi (beton nakli dahil)</w:t>
+              <w:t>Beton santralinde üretilen veya satın alınan ve beton pompasıyla basılan, C 25/30 basınç dayanım sınıfında, gri renkte, normal hazır beton dökülmesi (beton nakli dahil)</w:t>
             </w:r>
           </w:p>
         </w:tc>
@@ -7613,7 +7613,7 @@
                 <w:color w:val="000000"/>
                 <w:sz w:val="16"/>
               </w:rPr>
-              <w:t>1,344</w:t>
+              <w:t>15,150</w:t>
             </w:r>
           </w:p>
         </w:tc>
@@ -7640,7 +7640,7 @@
                 <w:color w:val="000000"/>
                 <w:sz w:val="16"/>
               </w:rPr>
-              <w:t>2.750,45</w:t>
+              <w:t>2.960,45</w:t>
             </w:r>
           </w:p>
         </w:tc>
@@ -7667,7 +7667,7 @@
                 <w:color w:val="000000"/>
                 <w:sz w:val="16"/>
               </w:rPr>
-              <w:t>3.696,60</w:t>
+              <w:t>44.850,82</w:t>
             </w:r>
           </w:p>
         </w:tc>
@@ -7723,7 +7723,7 @@
                 <w:color w:val="000000"/>
                 <w:sz w:val="16"/>
               </w:rPr>
-              <w:t>15.150.1005</w:t>
+              <w:t>15.180.1003</w:t>
             </w:r>
           </w:p>
         </w:tc>
@@ -7750,7 +7750,7 @@
                 <w:color w:val="000000"/>
                 <w:sz w:val="16"/>
               </w:rPr>
-              <w:t>Beton santralinde üretilen veya satın alınan ve beton pompasıyla basılan, C 25/30 basınç dayanım sınıfında, gri renkte, normal hazır beton dökülmesi (beton nakli dahil)</w:t>
+              <w:t>Plywood ile düz yüzeyli betonarme kalıbı yapılması</w:t>
             </w:r>
           </w:p>
         </w:tc>
@@ -7777,7 +7777,7 @@
                 <w:color w:val="000000"/>
                 <w:sz w:val="16"/>
               </w:rPr>
-              <w:t>m³</w:t>
+              <w:t>m²</w:t>
             </w:r>
           </w:p>
         </w:tc>
@@ -7804,7 +7804,7 @@
                 <w:color w:val="000000"/>
                 <w:sz w:val="16"/>
               </w:rPr>
-              <w:t>15,150</w:t>
+              <w:t>95,600</w:t>
             </w:r>
           </w:p>
         </w:tc>
@@ -7831,7 +7831,7 @@
                 <w:color w:val="000000"/>
                 <w:sz w:val="16"/>
               </w:rPr>
-              <w:t>2.960,45</w:t>
+              <w:t>863,80</w:t>
             </w:r>
           </w:p>
         </w:tc>
@@ -7858,7 +7858,7 @@
                 <w:color w:val="000000"/>
                 <w:sz w:val="16"/>
               </w:rPr>
-              <w:t>44.850,82</w:t>
+              <w:t>82.579,28</w:t>
             </w:r>
           </w:p>
         </w:tc>
@@ -7914,7 +7914,7 @@
                 <w:color w:val="000000"/>
                 <w:sz w:val="16"/>
               </w:rPr>
-              <w:t>15.180.1003</w:t>
+              <w:t>15.160.1003</w:t>
             </w:r>
           </w:p>
         </w:tc>
@@ -7941,7 +7941,7 @@
                 <w:color w:val="000000"/>
                 <w:sz w:val="16"/>
               </w:rPr>
-              <w:t>Plywood ile düz yüzeyli betonarme kalıbı yapılması</w:t>
+              <w:t>Ø 8 - Ø 12 mm nervürlü beton çelik çubuğu, çubukların kesilmesi, bükülmesi ve yerine konulması</w:t>
             </w:r>
           </w:p>
         </w:tc>
@@ -7968,7 +7968,7 @@
                 <w:color w:val="000000"/>
                 <w:sz w:val="16"/>
               </w:rPr>
-              <w:t>m²</w:t>
+              <w:t>ton</w:t>
             </w:r>
           </w:p>
         </w:tc>
@@ -7995,7 +7995,7 @@
                 <w:color w:val="000000"/>
                 <w:sz w:val="16"/>
               </w:rPr>
-              <w:t>95,600</w:t>
+              <w:t>1,232</w:t>
             </w:r>
           </w:p>
         </w:tc>
@@ -8022,7 +8022,7 @@
                 <w:color w:val="000000"/>
                 <w:sz w:val="16"/>
               </w:rPr>
-              <w:t>863,80</w:t>
+              <w:t>39.045,24</w:t>
             </w:r>
           </w:p>
         </w:tc>
@@ -8049,7 +8049,7 @@
                 <w:color w:val="000000"/>
                 <w:sz w:val="16"/>
               </w:rPr>
-              <w:t>82.579,28</w:t>
+              <w:t>48.103,74</w:t>
             </w:r>
           </w:p>
         </w:tc>
@@ -8068,17 +8068,17 @@
           <w:p>
             <w:pPr>
               <w:spacing w:before="20" w:after="20"/>
-              <w:jc w:val="center"/>
-            </w:pPr>
-            <w:r>
-              <w:rPr>
-                <w:rFonts w:ascii="Calibri" w:hAnsi="Calibri"/>
-                <w:b w:val="0"/>
-                <w:i w:val="0"/>
-                <w:color w:val="000000"/>
-                <w:sz w:val="16"/>
-              </w:rPr>
-              <w:t>28</w:t>
+              <w:jc w:val="left"/>
+            </w:pPr>
+            <w:r>
+              <w:rPr>
+                <w:rFonts w:ascii="Calibri" w:hAnsi="Calibri"/>
+                <w:b/>
+                <w:i w:val="0"/>
+                <w:color w:val="000000"/>
+                <w:sz w:val="16"/>
+              </w:rPr>
+              <w:t>Su Deposu ara toplamı</w:t>
             </w:r>
           </w:p>
         </w:tc>
@@ -8095,18 +8095,8 @@
           <w:p>
             <w:pPr>
               <w:spacing w:before="20" w:after="20"/>
-              <w:jc w:val="center"/>
-            </w:pPr>
-            <w:r>
-              <w:rPr>
-                <w:rFonts w:ascii="Calibri" w:hAnsi="Calibri"/>
-                <w:b w:val="0"/>
-                <w:i w:val="0"/>
-                <w:color w:val="000000"/>
-                <w:sz w:val="16"/>
-              </w:rPr>
-              <w:t>15.160.1003</w:t>
-            </w:r>
+              <w:jc w:val="left"/>
+            </w:pPr>
           </w:p>
         </w:tc>
         <w:tc>
@@ -8124,16 +8114,6 @@
               <w:spacing w:before="20" w:after="20"/>
               <w:jc w:val="left"/>
             </w:pPr>
-            <w:r>
-              <w:rPr>
-                <w:rFonts w:ascii="Calibri" w:hAnsi="Calibri"/>
-                <w:b w:val="0"/>
-                <w:i w:val="0"/>
-                <w:color w:val="000000"/>
-                <w:sz w:val="16"/>
-              </w:rPr>
-              <w:t>Ø 8 - Ø 12 mm nervürlü beton çelik çubuğu, çubukların kesilmesi, bükülmesi ve yerine konulması</w:t>
-            </w:r>
           </w:p>
         </w:tc>
         <w:tc>
@@ -8149,18 +8129,8 @@
           <w:p>
             <w:pPr>
               <w:spacing w:before="20" w:after="20"/>
-              <w:jc w:val="center"/>
-            </w:pPr>
-            <w:r>
-              <w:rPr>
-                <w:rFonts w:ascii="Calibri" w:hAnsi="Calibri"/>
-                <w:b w:val="0"/>
-                <w:i w:val="0"/>
-                <w:color w:val="000000"/>
-                <w:sz w:val="16"/>
-              </w:rPr>
-              <w:t>ton</w:t>
-            </w:r>
+              <w:jc w:val="left"/>
+            </w:pPr>
           </w:p>
         </w:tc>
         <w:tc>
@@ -8176,71 +8146,51 @@
           <w:p>
             <w:pPr>
               <w:spacing w:before="20" w:after="20"/>
+              <w:jc w:val="left"/>
+            </w:pPr>
+          </w:p>
+        </w:tc>
+        <w:tc>
+          <w:tcPr>
+            <w:tcW w:type="dxa" w:w="1247"/>
+            <w:tcBorders>
+              <w:top w:val="single" w:sz="4" w:space="0" w:color="808080"/>
+              <w:left w:val="single" w:sz="4" w:space="0" w:color="808080"/>
+              <w:bottom w:val="single" w:sz="4" w:space="0" w:color="808080"/>
+              <w:right w:val="single" w:sz="4" w:space="0" w:color="808080"/>
+            </w:tcBorders>
+          </w:tcPr>
+          <w:p>
+            <w:pPr>
+              <w:spacing w:before="20" w:after="20"/>
+              <w:jc w:val="left"/>
+            </w:pPr>
+          </w:p>
+        </w:tc>
+        <w:tc>
+          <w:tcPr>
+            <w:tcW w:type="dxa" w:w="1361"/>
+            <w:tcBorders>
+              <w:top w:val="single" w:sz="4" w:space="0" w:color="808080"/>
+              <w:left w:val="single" w:sz="4" w:space="0" w:color="808080"/>
+              <w:bottom w:val="single" w:sz="4" w:space="0" w:color="808080"/>
+              <w:right w:val="single" w:sz="4" w:space="0" w:color="808080"/>
+            </w:tcBorders>
+          </w:tcPr>
+          <w:p>
+            <w:pPr>
+              <w:spacing w:before="20" w:after="20"/>
               <w:jc w:val="right"/>
             </w:pPr>
             <w:r>
               <w:rPr>
                 <w:rFonts w:ascii="Calibri" w:hAnsi="Calibri"/>
-                <w:b w:val="0"/>
-                <w:i w:val="0"/>
-                <w:color w:val="000000"/>
-                <w:sz w:val="16"/>
-              </w:rPr>
-              <w:t>1,232</w:t>
-            </w:r>
-          </w:p>
-        </w:tc>
-        <w:tc>
-          <w:tcPr>
-            <w:tcW w:type="dxa" w:w="1247"/>
-            <w:tcBorders>
-              <w:top w:val="single" w:sz="4" w:space="0" w:color="808080"/>
-              <w:left w:val="single" w:sz="4" w:space="0" w:color="808080"/>
-              <w:bottom w:val="single" w:sz="4" w:space="0" w:color="808080"/>
-              <w:right w:val="single" w:sz="4" w:space="0" w:color="808080"/>
-            </w:tcBorders>
-          </w:tcPr>
-          <w:p>
-            <w:pPr>
-              <w:spacing w:before="20" w:after="20"/>
-              <w:jc w:val="right"/>
-            </w:pPr>
-            <w:r>
-              <w:rPr>
-                <w:rFonts w:ascii="Calibri" w:hAnsi="Calibri"/>
-                <w:b w:val="0"/>
-                <w:i w:val="0"/>
-                <w:color w:val="000000"/>
-                <w:sz w:val="16"/>
-              </w:rPr>
-              <w:t>39.045,24</w:t>
-            </w:r>
-          </w:p>
-        </w:tc>
-        <w:tc>
-          <w:tcPr>
-            <w:tcW w:type="dxa" w:w="1361"/>
-            <w:tcBorders>
-              <w:top w:val="single" w:sz="4" w:space="0" w:color="808080"/>
-              <w:left w:val="single" w:sz="4" w:space="0" w:color="808080"/>
-              <w:bottom w:val="single" w:sz="4" w:space="0" w:color="808080"/>
-              <w:right w:val="single" w:sz="4" w:space="0" w:color="808080"/>
-            </w:tcBorders>
-          </w:tcPr>
-          <w:p>
-            <w:pPr>
-              <w:spacing w:before="20" w:after="20"/>
-              <w:jc w:val="right"/>
-            </w:pPr>
-            <w:r>
-              <w:rPr>
-                <w:rFonts w:ascii="Calibri" w:hAnsi="Calibri"/>
-                <w:b w:val="0"/>
-                <w:i w:val="0"/>
-                <w:color w:val="000000"/>
-                <w:sz w:val="16"/>
-              </w:rPr>
-              <w:t>48.103,74</w:t>
+                <w:b/>
+                <w:i w:val="0"/>
+                <w:color w:val="000000"/>
+                <w:sz w:val="16"/>
+              </w:rPr>
+              <w:t>185.657,72</w:t>
             </w:r>
           </w:p>
         </w:tc>
@@ -8259,23 +8209,40 @@
           <w:p>
             <w:pPr>
               <w:spacing w:before="20" w:after="20"/>
+              <w:jc w:val="center"/>
+            </w:pPr>
+            <w:r>
+              <w:rPr>
+                <w:rFonts w:ascii="Calibri" w:hAnsi="Calibri"/>
+                <w:b/>
+                <w:i w:val="0"/>
+                <w:color w:val="000000"/>
+                <w:sz w:val="16"/>
+              </w:rPr>
+              <w:t>Yağmur Suyu Deposu</w:t>
+            </w:r>
+          </w:p>
+        </w:tc>
+        <w:tc>
+          <w:tcPr>
+            <w:tcW w:type="dxa" w:w="1191"/>
+            <w:tcBorders>
+              <w:top w:val="single" w:sz="4" w:space="0" w:color="808080"/>
+              <w:left w:val="single" w:sz="4" w:space="0" w:color="808080"/>
+              <w:bottom w:val="single" w:sz="4" w:space="0" w:color="808080"/>
+              <w:right w:val="single" w:sz="4" w:space="0" w:color="808080"/>
+            </w:tcBorders>
+          </w:tcPr>
+          <w:p>
+            <w:pPr>
+              <w:spacing w:before="20" w:after="20"/>
               <w:jc w:val="left"/>
             </w:pPr>
-            <w:r>
-              <w:rPr>
-                <w:rFonts w:ascii="Calibri" w:hAnsi="Calibri"/>
-                <w:b/>
-                <w:i w:val="0"/>
-                <w:color w:val="000000"/>
-                <w:sz w:val="16"/>
-              </w:rPr>
-              <w:t>Su Deposu ara toplamı</w:t>
-            </w:r>
-          </w:p>
-        </w:tc>
-        <w:tc>
-          <w:tcPr>
-            <w:tcW w:type="dxa" w:w="1191"/>
+          </w:p>
+        </w:tc>
+        <w:tc>
+          <w:tcPr>
+            <w:tcW w:type="dxa" w:w="4479"/>
             <w:tcBorders>
               <w:top w:val="single" w:sz="4" w:space="0" w:color="808080"/>
               <w:left w:val="single" w:sz="4" w:space="0" w:color="808080"/>
@@ -8292,7 +8259,7 @@
         </w:tc>
         <w:tc>
           <w:tcPr>
-            <w:tcW w:type="dxa" w:w="4479"/>
+            <w:tcW w:type="dxa" w:w="624"/>
             <w:tcBorders>
               <w:top w:val="single" w:sz="4" w:space="0" w:color="808080"/>
               <w:left w:val="single" w:sz="4" w:space="0" w:color="808080"/>
@@ -8309,7 +8276,7 @@
         </w:tc>
         <w:tc>
           <w:tcPr>
-            <w:tcW w:type="dxa" w:w="624"/>
+            <w:tcW w:type="dxa" w:w="1020"/>
             <w:tcBorders>
               <w:top w:val="single" w:sz="4" w:space="0" w:color="808080"/>
               <w:left w:val="single" w:sz="4" w:space="0" w:color="808080"/>
@@ -8326,7 +8293,7 @@
         </w:tc>
         <w:tc>
           <w:tcPr>
-            <w:tcW w:type="dxa" w:w="1020"/>
+            <w:tcW w:type="dxa" w:w="1247"/>
             <w:tcBorders>
               <w:top w:val="single" w:sz="4" w:space="0" w:color="808080"/>
               <w:left w:val="single" w:sz="4" w:space="0" w:color="808080"/>
@@ -8343,7 +8310,7 @@
         </w:tc>
         <w:tc>
           <w:tcPr>
-            <w:tcW w:type="dxa" w:w="1247"/>
+            <w:tcW w:type="dxa" w:w="1361"/>
             <w:tcBorders>
               <w:top w:val="single" w:sz="4" w:space="0" w:color="808080"/>
               <w:left w:val="single" w:sz="4" w:space="0" w:color="808080"/>
@@ -8356,33 +8323,6 @@
               <w:spacing w:before="20" w:after="20"/>
               <w:jc w:val="left"/>
             </w:pPr>
-          </w:p>
-        </w:tc>
-        <w:tc>
-          <w:tcPr>
-            <w:tcW w:type="dxa" w:w="1361"/>
-            <w:tcBorders>
-              <w:top w:val="single" w:sz="4" w:space="0" w:color="808080"/>
-              <w:left w:val="single" w:sz="4" w:space="0" w:color="808080"/>
-              <w:bottom w:val="single" w:sz="4" w:space="0" w:color="808080"/>
-              <w:right w:val="single" w:sz="4" w:space="0" w:color="808080"/>
-            </w:tcBorders>
-          </w:tcPr>
-          <w:p>
-            <w:pPr>
-              <w:spacing w:before="20" w:after="20"/>
-              <w:jc w:val="right"/>
-            </w:pPr>
-            <w:r>
-              <w:rPr>
-                <w:rFonts w:ascii="Calibri" w:hAnsi="Calibri"/>
-                <w:b/>
-                <w:i w:val="0"/>
-                <w:color w:val="000000"/>
-                <w:sz w:val="16"/>
-              </w:rPr>
-              <w:t>185.657,72</w:t>
-            </w:r>
           </w:p>
         </w:tc>
       </w:tr>
@@ -8405,12 +8345,12 @@
             <w:r>
               <w:rPr>
                 <w:rFonts w:ascii="Calibri" w:hAnsi="Calibri"/>
-                <w:b/>
-                <w:i w:val="0"/>
-                <w:color w:val="000000"/>
-                <w:sz w:val="16"/>
-              </w:rPr>
-              <w:t>Yağmur Suyu Deposu</w:t>
+                <w:b w:val="0"/>
+                <w:i w:val="0"/>
+                <w:color w:val="000000"/>
+                <w:sz w:val="16"/>
+              </w:rPr>
+              <w:t>28</w:t>
             </w:r>
           </w:p>
         </w:tc>
@@ -8427,25 +8367,45 @@
           <w:p>
             <w:pPr>
               <w:spacing w:before="20" w:after="20"/>
+              <w:jc w:val="center"/>
+            </w:pPr>
+            <w:r>
+              <w:rPr>
+                <w:rFonts w:ascii="Calibri" w:hAnsi="Calibri"/>
+                <w:b w:val="0"/>
+                <w:i w:val="0"/>
+                <w:color w:val="000000"/>
+                <w:sz w:val="16"/>
+              </w:rPr>
+              <w:t>15.120.1101</w:t>
+            </w:r>
+          </w:p>
+        </w:tc>
+        <w:tc>
+          <w:tcPr>
+            <w:tcW w:type="dxa" w:w="4479"/>
+            <w:tcBorders>
+              <w:top w:val="single" w:sz="4" w:space="0" w:color="808080"/>
+              <w:left w:val="single" w:sz="4" w:space="0" w:color="808080"/>
+              <w:bottom w:val="single" w:sz="4" w:space="0" w:color="808080"/>
+              <w:right w:val="single" w:sz="4" w:space="0" w:color="808080"/>
+            </w:tcBorders>
+          </w:tcPr>
+          <w:p>
+            <w:pPr>
+              <w:spacing w:before="20" w:after="20"/>
               <w:jc w:val="left"/>
             </w:pPr>
-          </w:p>
-        </w:tc>
-        <w:tc>
-          <w:tcPr>
-            <w:tcW w:type="dxa" w:w="4479"/>
-            <w:tcBorders>
-              <w:top w:val="single" w:sz="4" w:space="0" w:color="808080"/>
-              <w:left w:val="single" w:sz="4" w:space="0" w:color="808080"/>
-              <w:bottom w:val="single" w:sz="4" w:space="0" w:color="808080"/>
-              <w:right w:val="single" w:sz="4" w:space="0" w:color="808080"/>
-            </w:tcBorders>
-          </w:tcPr>
-          <w:p>
-            <w:pPr>
-              <w:spacing w:before="20" w:after="20"/>
-              <w:jc w:val="left"/>
-            </w:pPr>
+            <w:r>
+              <w:rPr>
+                <w:rFonts w:ascii="Calibri" w:hAnsi="Calibri"/>
+                <w:b w:val="0"/>
+                <w:i w:val="0"/>
+                <w:color w:val="000000"/>
+                <w:sz w:val="16"/>
+              </w:rPr>
+              <w:t>Makine ile her derinlik ve her genişlikte yumuşak ve sert toprak kazılması</w:t>
+            </w:r>
           </w:p>
         </w:tc>
         <w:tc>
@@ -8461,8 +8421,18 @@
           <w:p>
             <w:pPr>
               <w:spacing w:before="20" w:after="20"/>
-              <w:jc w:val="left"/>
-            </w:pPr>
+              <w:jc w:val="center"/>
+            </w:pPr>
+            <w:r>
+              <w:rPr>
+                <w:rFonts w:ascii="Calibri" w:hAnsi="Calibri"/>
+                <w:b w:val="0"/>
+                <w:i w:val="0"/>
+                <w:color w:val="000000"/>
+                <w:sz w:val="16"/>
+              </w:rPr>
+              <w:t>m³</w:t>
+            </w:r>
           </w:p>
         </w:tc>
         <w:tc>
@@ -8478,8 +8448,18 @@
           <w:p>
             <w:pPr>
               <w:spacing w:before="20" w:after="20"/>
-              <w:jc w:val="left"/>
-            </w:pPr>
+              <w:jc w:val="right"/>
+            </w:pPr>
+            <w:r>
+              <w:rPr>
+                <w:rFonts w:ascii="Calibri" w:hAnsi="Calibri"/>
+                <w:b w:val="0"/>
+                <w:i w:val="0"/>
+                <w:color w:val="000000"/>
+                <w:sz w:val="16"/>
+              </w:rPr>
+              <w:t>88,750</w:t>
+            </w:r>
           </w:p>
         </w:tc>
         <w:tc>
@@ -8495,8 +8475,18 @@
           <w:p>
             <w:pPr>
               <w:spacing w:before="20" w:after="20"/>
-              <w:jc w:val="left"/>
-            </w:pPr>
+              <w:jc w:val="right"/>
+            </w:pPr>
+            <w:r>
+              <w:rPr>
+                <w:rFonts w:ascii="Calibri" w:hAnsi="Calibri"/>
+                <w:b w:val="0"/>
+                <w:i w:val="0"/>
+                <w:color w:val="000000"/>
+                <w:sz w:val="16"/>
+              </w:rPr>
+              <w:t>60,35</w:t>
+            </w:r>
           </w:p>
         </w:tc>
         <w:tc>
@@ -8512,8 +8502,18 @@
           <w:p>
             <w:pPr>
               <w:spacing w:before="20" w:after="20"/>
-              <w:jc w:val="left"/>
-            </w:pPr>
+              <w:jc w:val="right"/>
+            </w:pPr>
+            <w:r>
+              <w:rPr>
+                <w:rFonts w:ascii="Calibri" w:hAnsi="Calibri"/>
+                <w:b w:val="0"/>
+                <w:i w:val="0"/>
+                <w:color w:val="000000"/>
+                <w:sz w:val="16"/>
+              </w:rPr>
+              <w:t>5.356,06</w:t>
+            </w:r>
           </w:p>
         </w:tc>
       </w:tr>
@@ -8568,7 +8568,7 @@
                 <w:color w:val="000000"/>
                 <w:sz w:val="16"/>
               </w:rPr>
-              <w:t>15.120.1101</w:t>
+              <w:t>15.150.1003</w:t>
             </w:r>
           </w:p>
         </w:tc>
@@ -8595,7 +8595,7 @@
                 <w:color w:val="000000"/>
                 <w:sz w:val="16"/>
               </w:rPr>
-              <w:t>Makine ile her derinlik ve her genişlikte yumuşak ve sert toprak kazılması</w:t>
+              <w:t>Beton santralinde üretilen veya satın alınan ve beton pompasıyla basılan, C 16/20 basınç dayanım sınıfında, gri renkte, normal hazır beton dökülmesi (beton nakli dahil)</w:t>
             </w:r>
           </w:p>
         </w:tc>
@@ -8649,7 +8649,7 @@
                 <w:color w:val="000000"/>
                 <w:sz w:val="16"/>
               </w:rPr>
-              <w:t>88,750</w:t>
+              <w:t>1,024</w:t>
             </w:r>
           </w:p>
         </w:tc>
@@ -8676,7 +8676,7 @@
                 <w:color w:val="000000"/>
                 <w:sz w:val="16"/>
               </w:rPr>
-              <w:t>60,35</w:t>
+              <w:t>2.750,45</w:t>
             </w:r>
           </w:p>
         </w:tc>
@@ -8703,7 +8703,7 @@
                 <w:color w:val="000000"/>
                 <w:sz w:val="16"/>
               </w:rPr>
-              <w:t>5.356,06</w:t>
+              <w:t>2.816,46</w:t>
             </w:r>
           </w:p>
         </w:tc>
@@ -8759,7 +8759,7 @@
                 <w:color w:val="000000"/>
                 <w:sz w:val="16"/>
               </w:rPr>
-              <w:t>15.150.1003</w:t>
+              <w:t>15.150.1005</w:t>
             </w:r>
           </w:p>
         </w:tc>
@@ -8786,7 +8786,7 @@
                 <w:color w:val="000000"/>
                 <w:sz w:val="16"/>
               </w:rPr>
-              <w:t>Beton santralinde üretilen veya satın alınan ve beton pompasıyla basılan, C 16/20 basınç dayanım sınıfında, gri renkte, normal hazır beton dökülmesi (beton nakli dahil)</w:t>
+              <w:t>Beton santralinde üretilen veya satın alınan ve beton pompasıyla basılan, C 25/30 basınç dayanım sınıfında, gri renkte, normal hazır beton dökülmesi (beton nakli dahil)</w:t>
             </w:r>
           </w:p>
         </w:tc>
@@ -8840,7 +8840,7 @@
                 <w:color w:val="000000"/>
                 <w:sz w:val="16"/>
               </w:rPr>
-              <w:t>1,024</w:t>
+              <w:t>12,300</w:t>
             </w:r>
           </w:p>
         </w:tc>
@@ -8867,7 +8867,7 @@
                 <w:color w:val="000000"/>
                 <w:sz w:val="16"/>
               </w:rPr>
-              <w:t>2.750,45</w:t>
+              <w:t>2.960,45</w:t>
             </w:r>
           </w:p>
         </w:tc>
@@ -8894,7 +8894,7 @@
                 <w:color w:val="000000"/>
                 <w:sz w:val="16"/>
               </w:rPr>
-              <w:t>2.816,46</w:t>
+              <w:t>36.413,54</w:t>
             </w:r>
           </w:p>
         </w:tc>
@@ -8950,7 +8950,7 @@
                 <w:color w:val="000000"/>
                 <w:sz w:val="16"/>
               </w:rPr>
-              <w:t>15.150.1005</w:t>
+              <w:t>15.180.1003</w:t>
             </w:r>
           </w:p>
         </w:tc>
@@ -8977,7 +8977,7 @@
                 <w:color w:val="000000"/>
                 <w:sz w:val="16"/>
               </w:rPr>
-              <w:t>Beton santralinde üretilen veya satın alınan ve beton pompasıyla basılan, C 25/30 basınç dayanım sınıfında, gri renkte, normal hazır beton dökülmesi (beton nakli dahil)</w:t>
+              <w:t>Plywood ile düz yüzeyli betonarme kalıbı yapılması</w:t>
             </w:r>
           </w:p>
         </w:tc>
@@ -9004,7 +9004,7 @@
                 <w:color w:val="000000"/>
                 <w:sz w:val="16"/>
               </w:rPr>
-              <w:t>m³</w:t>
+              <w:t>m²</w:t>
             </w:r>
           </w:p>
         </w:tc>
@@ -9031,7 +9031,7 @@
                 <w:color w:val="000000"/>
                 <w:sz w:val="16"/>
               </w:rPr>
-              <w:t>12,300</w:t>
+              <w:t>79,800</w:t>
             </w:r>
           </w:p>
         </w:tc>
@@ -9058,7 +9058,7 @@
                 <w:color w:val="000000"/>
                 <w:sz w:val="16"/>
               </w:rPr>
-              <w:t>2.960,45</w:t>
+              <w:t>863,80</w:t>
             </w:r>
           </w:p>
         </w:tc>
@@ -9085,7 +9085,7 @@
                 <w:color w:val="000000"/>
                 <w:sz w:val="16"/>
               </w:rPr>
-              <w:t>36.413,54</w:t>
+              <w:t>68.931,24</w:t>
             </w:r>
           </w:p>
         </w:tc>
@@ -9141,7 +9141,7 @@
                 <w:color w:val="000000"/>
                 <w:sz w:val="16"/>
               </w:rPr>
-              <w:t>15.180.1003</w:t>
+              <w:t>15.160.1003</w:t>
             </w:r>
           </w:p>
         </w:tc>
@@ -9168,7 +9168,7 @@
                 <w:color w:val="000000"/>
                 <w:sz w:val="16"/>
               </w:rPr>
-              <w:t>Plywood ile düz yüzeyli betonarme kalıbı yapılması</w:t>
+              <w:t>Ø 8 - Ø 12 mm nervürlü beton çelik çubuğu, çubukların kesilmesi, bükülmesi ve yerine konulması</w:t>
             </w:r>
           </w:p>
         </w:tc>
@@ -9195,7 +9195,7 @@
                 <w:color w:val="000000"/>
                 <w:sz w:val="16"/>
               </w:rPr>
-              <w:t>m²</w:t>
+              <w:t>ton</w:t>
             </w:r>
           </w:p>
         </w:tc>
@@ -9222,7 +9222,7 @@
                 <w:color w:val="000000"/>
                 <w:sz w:val="16"/>
               </w:rPr>
-              <w:t>79,800</w:t>
+              <w:t>1,230</w:t>
             </w:r>
           </w:p>
         </w:tc>
@@ -9249,7 +9249,7 @@
                 <w:color w:val="000000"/>
                 <w:sz w:val="16"/>
               </w:rPr>
-              <w:t>863,80</w:t>
+              <w:t>39.045,24</w:t>
             </w:r>
           </w:p>
         </w:tc>
@@ -9276,7 +9276,7 @@
                 <w:color w:val="000000"/>
                 <w:sz w:val="16"/>
               </w:rPr>
-              <w:t>68.931,24</w:t>
+              <w:t>48.025,65</w:t>
             </w:r>
           </w:p>
         </w:tc>
@@ -9295,17 +9295,17 @@
           <w:p>
             <w:pPr>
               <w:spacing w:before="20" w:after="20"/>
-              <w:jc w:val="center"/>
-            </w:pPr>
-            <w:r>
-              <w:rPr>
-                <w:rFonts w:ascii="Calibri" w:hAnsi="Calibri"/>
-                <w:b w:val="0"/>
-                <w:i w:val="0"/>
-                <w:color w:val="000000"/>
-                <w:sz w:val="16"/>
-              </w:rPr>
-              <w:t>33</w:t>
+              <w:jc w:val="left"/>
+            </w:pPr>
+            <w:r>
+              <w:rPr>
+                <w:rFonts w:ascii="Calibri" w:hAnsi="Calibri"/>
+                <w:b/>
+                <w:i w:val="0"/>
+                <w:color w:val="000000"/>
+                <w:sz w:val="16"/>
+              </w:rPr>
+              <w:t>Yağmur Suyu Deposu ara toplamı</w:t>
             </w:r>
           </w:p>
         </w:tc>
@@ -9322,18 +9322,8 @@
           <w:p>
             <w:pPr>
               <w:spacing w:before="20" w:after="20"/>
-              <w:jc w:val="center"/>
-            </w:pPr>
-            <w:r>
-              <w:rPr>
-                <w:rFonts w:ascii="Calibri" w:hAnsi="Calibri"/>
-                <w:b w:val="0"/>
-                <w:i w:val="0"/>
-                <w:color w:val="000000"/>
-                <w:sz w:val="16"/>
-              </w:rPr>
-              <w:t>15.160.1003</w:t>
-            </w:r>
+              <w:jc w:val="left"/>
+            </w:pPr>
           </w:p>
         </w:tc>
         <w:tc>
@@ -9351,16 +9341,6 @@
               <w:spacing w:before="20" w:after="20"/>
               <w:jc w:val="left"/>
             </w:pPr>
-            <w:r>
-              <w:rPr>
-                <w:rFonts w:ascii="Calibri" w:hAnsi="Calibri"/>
-                <w:b w:val="0"/>
-                <w:i w:val="0"/>
-                <w:color w:val="000000"/>
-                <w:sz w:val="16"/>
-              </w:rPr>
-              <w:t>Ø 8 - Ø 12 mm nervürlü beton çelik çubuğu, çubukların kesilmesi, bükülmesi ve yerine konulması</w:t>
-            </w:r>
           </w:p>
         </w:tc>
         <w:tc>
@@ -9376,18 +9356,8 @@
           <w:p>
             <w:pPr>
               <w:spacing w:before="20" w:after="20"/>
-              <w:jc w:val="center"/>
-            </w:pPr>
-            <w:r>
-              <w:rPr>
-                <w:rFonts w:ascii="Calibri" w:hAnsi="Calibri"/>
-                <w:b w:val="0"/>
-                <w:i w:val="0"/>
-                <w:color w:val="000000"/>
-                <w:sz w:val="16"/>
-              </w:rPr>
-              <w:t>ton</w:t>
-            </w:r>
+              <w:jc w:val="left"/>
+            </w:pPr>
           </w:p>
         </w:tc>
         <w:tc>
@@ -9403,71 +9373,51 @@
           <w:p>
             <w:pPr>
               <w:spacing w:before="20" w:after="20"/>
+              <w:jc w:val="left"/>
+            </w:pPr>
+          </w:p>
+        </w:tc>
+        <w:tc>
+          <w:tcPr>
+            <w:tcW w:type="dxa" w:w="1247"/>
+            <w:tcBorders>
+              <w:top w:val="single" w:sz="4" w:space="0" w:color="808080"/>
+              <w:left w:val="single" w:sz="4" w:space="0" w:color="808080"/>
+              <w:bottom w:val="single" w:sz="4" w:space="0" w:color="808080"/>
+              <w:right w:val="single" w:sz="4" w:space="0" w:color="808080"/>
+            </w:tcBorders>
+          </w:tcPr>
+          <w:p>
+            <w:pPr>
+              <w:spacing w:before="20" w:after="20"/>
+              <w:jc w:val="left"/>
+            </w:pPr>
+          </w:p>
+        </w:tc>
+        <w:tc>
+          <w:tcPr>
+            <w:tcW w:type="dxa" w:w="1361"/>
+            <w:tcBorders>
+              <w:top w:val="single" w:sz="4" w:space="0" w:color="808080"/>
+              <w:left w:val="single" w:sz="4" w:space="0" w:color="808080"/>
+              <w:bottom w:val="single" w:sz="4" w:space="0" w:color="808080"/>
+              <w:right w:val="single" w:sz="4" w:space="0" w:color="808080"/>
+            </w:tcBorders>
+          </w:tcPr>
+          <w:p>
+            <w:pPr>
+              <w:spacing w:before="20" w:after="20"/>
               <w:jc w:val="right"/>
             </w:pPr>
             <w:r>
               <w:rPr>
                 <w:rFonts w:ascii="Calibri" w:hAnsi="Calibri"/>
-                <w:b w:val="0"/>
-                <w:i w:val="0"/>
-                <w:color w:val="000000"/>
-                <w:sz w:val="16"/>
-              </w:rPr>
-              <w:t>1,230</w:t>
-            </w:r>
-          </w:p>
-        </w:tc>
-        <w:tc>
-          <w:tcPr>
-            <w:tcW w:type="dxa" w:w="1247"/>
-            <w:tcBorders>
-              <w:top w:val="single" w:sz="4" w:space="0" w:color="808080"/>
-              <w:left w:val="single" w:sz="4" w:space="0" w:color="808080"/>
-              <w:bottom w:val="single" w:sz="4" w:space="0" w:color="808080"/>
-              <w:right w:val="single" w:sz="4" w:space="0" w:color="808080"/>
-            </w:tcBorders>
-          </w:tcPr>
-          <w:p>
-            <w:pPr>
-              <w:spacing w:before="20" w:after="20"/>
-              <w:jc w:val="right"/>
-            </w:pPr>
-            <w:r>
-              <w:rPr>
-                <w:rFonts w:ascii="Calibri" w:hAnsi="Calibri"/>
-                <w:b w:val="0"/>
-                <w:i w:val="0"/>
-                <w:color w:val="000000"/>
-                <w:sz w:val="16"/>
-              </w:rPr>
-              <w:t>39.045,24</w:t>
-            </w:r>
-          </w:p>
-        </w:tc>
-        <w:tc>
-          <w:tcPr>
-            <w:tcW w:type="dxa" w:w="1361"/>
-            <w:tcBorders>
-              <w:top w:val="single" w:sz="4" w:space="0" w:color="808080"/>
-              <w:left w:val="single" w:sz="4" w:space="0" w:color="808080"/>
-              <w:bottom w:val="single" w:sz="4" w:space="0" w:color="808080"/>
-              <w:right w:val="single" w:sz="4" w:space="0" w:color="808080"/>
-            </w:tcBorders>
-          </w:tcPr>
-          <w:p>
-            <w:pPr>
-              <w:spacing w:before="20" w:after="20"/>
-              <w:jc w:val="right"/>
-            </w:pPr>
-            <w:r>
-              <w:rPr>
-                <w:rFonts w:ascii="Calibri" w:hAnsi="Calibri"/>
-                <w:b w:val="0"/>
-                <w:i w:val="0"/>
-                <w:color w:val="000000"/>
-                <w:sz w:val="16"/>
-              </w:rPr>
-              <w:t>48.025,65</w:t>
+                <w:b/>
+                <w:i w:val="0"/>
+                <w:color w:val="000000"/>
+                <w:sz w:val="16"/>
+              </w:rPr>
+              <w:t>161.542,95</w:t>
             </w:r>
           </w:p>
         </w:tc>
@@ -9486,23 +9436,40 @@
           <w:p>
             <w:pPr>
               <w:spacing w:before="20" w:after="20"/>
+              <w:jc w:val="center"/>
+            </w:pPr>
+            <w:r>
+              <w:rPr>
+                <w:rFonts w:ascii="Calibri" w:hAnsi="Calibri"/>
+                <w:b/>
+                <w:i w:val="0"/>
+                <w:color w:val="000000"/>
+                <w:sz w:val="16"/>
+              </w:rPr>
+              <w:t>Çevre Düzenlemesi ve Saha Altyapısı</w:t>
+            </w:r>
+          </w:p>
+        </w:tc>
+        <w:tc>
+          <w:tcPr>
+            <w:tcW w:type="dxa" w:w="1191"/>
+            <w:tcBorders>
+              <w:top w:val="single" w:sz="4" w:space="0" w:color="808080"/>
+              <w:left w:val="single" w:sz="4" w:space="0" w:color="808080"/>
+              <w:bottom w:val="single" w:sz="4" w:space="0" w:color="808080"/>
+              <w:right w:val="single" w:sz="4" w:space="0" w:color="808080"/>
+            </w:tcBorders>
+          </w:tcPr>
+          <w:p>
+            <w:pPr>
+              <w:spacing w:before="20" w:after="20"/>
               <w:jc w:val="left"/>
             </w:pPr>
-            <w:r>
-              <w:rPr>
-                <w:rFonts w:ascii="Calibri" w:hAnsi="Calibri"/>
-                <w:b/>
-                <w:i w:val="0"/>
-                <w:color w:val="000000"/>
-                <w:sz w:val="16"/>
-              </w:rPr>
-              <w:t>Yağmur Suyu Deposu ara toplamı</w:t>
-            </w:r>
-          </w:p>
-        </w:tc>
-        <w:tc>
-          <w:tcPr>
-            <w:tcW w:type="dxa" w:w="1191"/>
+          </w:p>
+        </w:tc>
+        <w:tc>
+          <w:tcPr>
+            <w:tcW w:type="dxa" w:w="4479"/>
             <w:tcBorders>
               <w:top w:val="single" w:sz="4" w:space="0" w:color="808080"/>
               <w:left w:val="single" w:sz="4" w:space="0" w:color="808080"/>
@@ -9519,7 +9486,7 @@
         </w:tc>
         <w:tc>
           <w:tcPr>
-            <w:tcW w:type="dxa" w:w="4479"/>
+            <w:tcW w:type="dxa" w:w="624"/>
             <w:tcBorders>
               <w:top w:val="single" w:sz="4" w:space="0" w:color="808080"/>
               <w:left w:val="single" w:sz="4" w:space="0" w:color="808080"/>
@@ -9536,7 +9503,7 @@
         </w:tc>
         <w:tc>
           <w:tcPr>
-            <w:tcW w:type="dxa" w:w="624"/>
+            <w:tcW w:type="dxa" w:w="1020"/>
             <w:tcBorders>
               <w:top w:val="single" w:sz="4" w:space="0" w:color="808080"/>
               <w:left w:val="single" w:sz="4" w:space="0" w:color="808080"/>
@@ -9553,7 +9520,7 @@
         </w:tc>
         <w:tc>
           <w:tcPr>
-            <w:tcW w:type="dxa" w:w="1020"/>
+            <w:tcW w:type="dxa" w:w="1247"/>
             <w:tcBorders>
               <w:top w:val="single" w:sz="4" w:space="0" w:color="808080"/>
               <w:left w:val="single" w:sz="4" w:space="0" w:color="808080"/>
@@ -9570,7 +9537,7 @@
         </w:tc>
         <w:tc>
           <w:tcPr>
-            <w:tcW w:type="dxa" w:w="1247"/>
+            <w:tcW w:type="dxa" w:w="1361"/>
             <w:tcBorders>
               <w:top w:val="single" w:sz="4" w:space="0" w:color="808080"/>
               <w:left w:val="single" w:sz="4" w:space="0" w:color="808080"/>
@@ -9583,33 +9550,6 @@
               <w:spacing w:before="20" w:after="20"/>
               <w:jc w:val="left"/>
             </w:pPr>
-          </w:p>
-        </w:tc>
-        <w:tc>
-          <w:tcPr>
-            <w:tcW w:type="dxa" w:w="1361"/>
-            <w:tcBorders>
-              <w:top w:val="single" w:sz="4" w:space="0" w:color="808080"/>
-              <w:left w:val="single" w:sz="4" w:space="0" w:color="808080"/>
-              <w:bottom w:val="single" w:sz="4" w:space="0" w:color="808080"/>
-              <w:right w:val="single" w:sz="4" w:space="0" w:color="808080"/>
-            </w:tcBorders>
-          </w:tcPr>
-          <w:p>
-            <w:pPr>
-              <w:spacing w:before="20" w:after="20"/>
-              <w:jc w:val="right"/>
-            </w:pPr>
-            <w:r>
-              <w:rPr>
-                <w:rFonts w:ascii="Calibri" w:hAnsi="Calibri"/>
-                <w:b/>
-                <w:i w:val="0"/>
-                <w:color w:val="000000"/>
-                <w:sz w:val="16"/>
-              </w:rPr>
-              <w:t>161.542,95</w:t>
-            </w:r>
           </w:p>
         </w:tc>
       </w:tr>
@@ -9632,12 +9572,12 @@
             <w:r>
               <w:rPr>
                 <w:rFonts w:ascii="Calibri" w:hAnsi="Calibri"/>
-                <w:b/>
-                <w:i w:val="0"/>
-                <w:color w:val="000000"/>
-                <w:sz w:val="16"/>
-              </w:rPr>
-              <w:t>Çevre Düzenlemesi ve Saha Altyapısı</w:t>
+                <w:b w:val="0"/>
+                <w:i w:val="0"/>
+                <w:color w:val="000000"/>
+                <w:sz w:val="16"/>
+              </w:rPr>
+              <w:t>33</w:t>
             </w:r>
           </w:p>
         </w:tc>
@@ -9654,25 +9594,45 @@
           <w:p>
             <w:pPr>
               <w:spacing w:before="20" w:after="20"/>
+              <w:jc w:val="center"/>
+            </w:pPr>
+            <w:r>
+              <w:rPr>
+                <w:rFonts w:ascii="Calibri" w:hAnsi="Calibri"/>
+                <w:b w:val="0"/>
+                <w:i w:val="0"/>
+                <w:color w:val="000000"/>
+                <w:sz w:val="16"/>
+              </w:rPr>
+              <w:t>15.120.1001</w:t>
+            </w:r>
+          </w:p>
+        </w:tc>
+        <w:tc>
+          <w:tcPr>
+            <w:tcW w:type="dxa" w:w="4479"/>
+            <w:tcBorders>
+              <w:top w:val="single" w:sz="4" w:space="0" w:color="808080"/>
+              <w:left w:val="single" w:sz="4" w:space="0" w:color="808080"/>
+              <w:bottom w:val="single" w:sz="4" w:space="0" w:color="808080"/>
+              <w:right w:val="single" w:sz="4" w:space="0" w:color="808080"/>
+            </w:tcBorders>
+          </w:tcPr>
+          <w:p>
+            <w:pPr>
+              <w:spacing w:before="20" w:after="20"/>
               <w:jc w:val="left"/>
             </w:pPr>
-          </w:p>
-        </w:tc>
-        <w:tc>
-          <w:tcPr>
-            <w:tcW w:type="dxa" w:w="4479"/>
-            <w:tcBorders>
-              <w:top w:val="single" w:sz="4" w:space="0" w:color="808080"/>
-              <w:left w:val="single" w:sz="4" w:space="0" w:color="808080"/>
-              <w:bottom w:val="single" w:sz="4" w:space="0" w:color="808080"/>
-              <w:right w:val="single" w:sz="4" w:space="0" w:color="808080"/>
-            </w:tcBorders>
-          </w:tcPr>
-          <w:p>
-            <w:pPr>
-              <w:spacing w:before="20" w:after="20"/>
-              <w:jc w:val="left"/>
-            </w:pPr>
+            <w:r>
+              <w:rPr>
+                <w:rFonts w:ascii="Calibri" w:hAnsi="Calibri"/>
+                <w:b w:val="0"/>
+                <w:i w:val="0"/>
+                <w:color w:val="000000"/>
+                <w:sz w:val="16"/>
+              </w:rPr>
+              <w:t>Makine ile yumuşak ve sert toprak kazılması</w:t>
+            </w:r>
           </w:p>
         </w:tc>
         <w:tc>
@@ -9688,8 +9648,18 @@
           <w:p>
             <w:pPr>
               <w:spacing w:before="20" w:after="20"/>
-              <w:jc w:val="left"/>
-            </w:pPr>
+              <w:jc w:val="center"/>
+            </w:pPr>
+            <w:r>
+              <w:rPr>
+                <w:rFonts w:ascii="Calibri" w:hAnsi="Calibri"/>
+                <w:b w:val="0"/>
+                <w:i w:val="0"/>
+                <w:color w:val="000000"/>
+                <w:sz w:val="16"/>
+              </w:rPr>
+              <w:t>m³</w:t>
+            </w:r>
           </w:p>
         </w:tc>
         <w:tc>
@@ -9705,8 +9675,18 @@
           <w:p>
             <w:pPr>
               <w:spacing w:before="20" w:after="20"/>
-              <w:jc w:val="left"/>
-            </w:pPr>
+              <w:jc w:val="right"/>
+            </w:pPr>
+            <w:r>
+              <w:rPr>
+                <w:rFonts w:ascii="Calibri" w:hAnsi="Calibri"/>
+                <w:b w:val="0"/>
+                <w:i w:val="0"/>
+                <w:color w:val="000000"/>
+                <w:sz w:val="16"/>
+              </w:rPr>
+              <w:t>260,943</w:t>
+            </w:r>
           </w:p>
         </w:tc>
         <w:tc>
@@ -9722,8 +9702,18 @@
           <w:p>
             <w:pPr>
               <w:spacing w:before="20" w:after="20"/>
-              <w:jc w:val="left"/>
-            </w:pPr>
+              <w:jc w:val="right"/>
+            </w:pPr>
+            <w:r>
+              <w:rPr>
+                <w:rFonts w:ascii="Calibri" w:hAnsi="Calibri"/>
+                <w:b w:val="0"/>
+                <w:i w:val="0"/>
+                <w:color w:val="000000"/>
+                <w:sz w:val="16"/>
+              </w:rPr>
+              <w:t>52,37</w:t>
+            </w:r>
           </w:p>
         </w:tc>
         <w:tc>
@@ -9739,8 +9729,18 @@
           <w:p>
             <w:pPr>
               <w:spacing w:before="20" w:after="20"/>
-              <w:jc w:val="left"/>
-            </w:pPr>
+              <w:jc w:val="right"/>
+            </w:pPr>
+            <w:r>
+              <w:rPr>
+                <w:rFonts w:ascii="Calibri" w:hAnsi="Calibri"/>
+                <w:b w:val="0"/>
+                <w:i w:val="0"/>
+                <w:color w:val="000000"/>
+                <w:sz w:val="16"/>
+              </w:rPr>
+              <w:t>13.665,58</w:t>
+            </w:r>
           </w:p>
         </w:tc>
       </w:tr>
@@ -9795,7 +9795,7 @@
                 <w:color w:val="000000"/>
                 <w:sz w:val="16"/>
               </w:rPr>
-              <w:t>15.120.1001</w:t>
+              <w:t>TKDK-0091</w:t>
             </w:r>
           </w:p>
         </w:tc>
@@ -9822,7 +9822,7 @@
                 <w:color w:val="000000"/>
                 <w:sz w:val="16"/>
               </w:rPr>
-              <w:t>Makine ile yumuşak ve sert toprak kazılması</w:t>
+              <w:t>Betonarme direkli galvanizli tel örgü çit yapılması (Tip-1)</w:t>
             </w:r>
           </w:p>
         </w:tc>
@@ -9849,7 +9849,7 @@
                 <w:color w:val="000000"/>
                 <w:sz w:val="16"/>
               </w:rPr>
-              <w:t>m³</w:t>
+              <w:t>m</w:t>
             </w:r>
           </w:p>
         </w:tc>
@@ -9876,7 +9876,7 @@
                 <w:color w:val="000000"/>
                 <w:sz w:val="16"/>
               </w:rPr>
-              <w:t>260,943</w:t>
+              <w:t>361,040</w:t>
             </w:r>
           </w:p>
         </w:tc>
@@ -9903,7 +9903,7 @@
                 <w:color w:val="000000"/>
                 <w:sz w:val="16"/>
               </w:rPr>
-              <w:t>52,37</w:t>
+              <w:t>940,84</w:t>
             </w:r>
           </w:p>
         </w:tc>
@@ -9930,7 +9930,7 @@
                 <w:color w:val="000000"/>
                 <w:sz w:val="16"/>
               </w:rPr>
-              <w:t>13.665,58</w:t>
+              <w:t>339.680,87</w:t>
             </w:r>
           </w:p>
         </w:tc>
@@ -9986,7 +9986,7 @@
                 <w:color w:val="000000"/>
                 <w:sz w:val="16"/>
               </w:rPr>
-              <w:t>TKDK-0091</w:t>
+              <w:t>43.527.1001</w:t>
             </w:r>
           </w:p>
         </w:tc>
@@ -10013,7 +10013,7 @@
                 <w:color w:val="000000"/>
                 <w:sz w:val="16"/>
               </w:rPr>
-              <w:t>Betonarme direkli galvanizli tel örgü çit yapılması (Tip-1)</w:t>
+              <w:t>Çapı 150 mm HDPE koruge boru döşenmesi (SN 8, lastik conta ve boru bedeli dahil)</w:t>
             </w:r>
           </w:p>
         </w:tc>
@@ -10067,7 +10067,7 @@
                 <w:color w:val="000000"/>
                 <w:sz w:val="16"/>
               </w:rPr>
-              <w:t>361,040</w:t>
+              <w:t>50,000</w:t>
             </w:r>
           </w:p>
         </w:tc>
@@ -10094,7 +10094,7 @@
                 <w:color w:val="000000"/>
                 <w:sz w:val="16"/>
               </w:rPr>
-              <w:t>940,84</w:t>
+              <w:t>330,70</w:t>
             </w:r>
           </w:p>
         </w:tc>
@@ -10121,7 +10121,7 @@
                 <w:color w:val="000000"/>
                 <w:sz w:val="16"/>
               </w:rPr>
-              <w:t>339.680,87</w:t>
+              <w:t>16.535,00</w:t>
             </w:r>
           </w:p>
         </w:tc>
@@ -10177,7 +10177,7 @@
                 <w:color w:val="000000"/>
                 <w:sz w:val="16"/>
               </w:rPr>
-              <w:t>43.527.1001</w:t>
+              <w:t>15.150.1005</w:t>
             </w:r>
           </w:p>
         </w:tc>
@@ -10204,7 +10204,7 @@
                 <w:color w:val="000000"/>
                 <w:sz w:val="16"/>
               </w:rPr>
-              <w:t>Çapı 150 mm HDPE koruge boru döşenmesi (SN 8, lastik conta ve boru bedeli dahil)</w:t>
+              <w:t>Beton santralinde üretilen veya satın alınan ve beton pompasıyla basılan, C 25/30 basınç dayanım sınıfında, gri renkte, normal hazır beton dökülmesi (beton nakli dahil)</w:t>
             </w:r>
           </w:p>
         </w:tc>
@@ -10231,7 +10231,7 @@
                 <w:color w:val="000000"/>
                 <w:sz w:val="16"/>
               </w:rPr>
-              <w:t>m</w:t>
+              <w:t>m³</w:t>
             </w:r>
           </w:p>
         </w:tc>
@@ -10258,7 +10258,7 @@
                 <w:color w:val="000000"/>
                 <w:sz w:val="16"/>
               </w:rPr>
-              <w:t>50,000</w:t>
+              <w:t>1,566</w:t>
             </w:r>
           </w:p>
         </w:tc>
@@ -10285,7 +10285,7 @@
                 <w:color w:val="000000"/>
                 <w:sz w:val="16"/>
               </w:rPr>
-              <w:t>330,70</w:t>
+              <w:t>2.960,45</w:t>
             </w:r>
           </w:p>
         </w:tc>
@@ -10312,7 +10312,7 @@
                 <w:color w:val="000000"/>
                 <w:sz w:val="16"/>
               </w:rPr>
-              <w:t>16.535,00</w:t>
+              <w:t>4.636,06</w:t>
             </w:r>
           </w:p>
         </w:tc>
@@ -10368,7 +10368,7 @@
                 <w:color w:val="000000"/>
                 <w:sz w:val="16"/>
               </w:rPr>
-              <w:t>15.150.1005</w:t>
+              <w:t>15.180.1003</w:t>
             </w:r>
           </w:p>
         </w:tc>
@@ -10395,7 +10395,7 @@
                 <w:color w:val="000000"/>
                 <w:sz w:val="16"/>
               </w:rPr>
-              <w:t>Beton santralinde üretilen veya satın alınan ve beton pompasıyla basılan, C 25/30 basınç dayanım sınıfında, gri renkte, normal hazır beton dökülmesi (beton nakli dahil)</w:t>
+              <w:t>Plywood ile düz yüzeyli betonarme kalıbı yapılması</w:t>
             </w:r>
           </w:p>
         </w:tc>
@@ -10422,7 +10422,7 @@
                 <w:color w:val="000000"/>
                 <w:sz w:val="16"/>
               </w:rPr>
-              <w:t>m³</w:t>
+              <w:t>m²</w:t>
             </w:r>
           </w:p>
         </w:tc>
@@ -10449,7 +10449,7 @@
                 <w:color w:val="000000"/>
                 <w:sz w:val="16"/>
               </w:rPr>
-              <w:t>1,566</w:t>
+              <w:t>14,400</w:t>
             </w:r>
           </w:p>
         </w:tc>
@@ -10476,7 +10476,7 @@
                 <w:color w:val="000000"/>
                 <w:sz w:val="16"/>
               </w:rPr>
-              <w:t>2.960,45</w:t>
+              <w:t>863,80</w:t>
             </w:r>
           </w:p>
         </w:tc>
@@ -10503,7 +10503,7 @@
                 <w:color w:val="000000"/>
                 <w:sz w:val="16"/>
               </w:rPr>
-              <w:t>4.636,06</w:t>
+              <w:t>12.438,72</w:t>
             </w:r>
           </w:p>
         </w:tc>
@@ -10559,7 +10559,7 @@
                 <w:color w:val="000000"/>
                 <w:sz w:val="16"/>
               </w:rPr>
-              <w:t>15.180.1003</w:t>
+              <w:t>15.160.1003</w:t>
             </w:r>
           </w:p>
         </w:tc>
@@ -10586,7 +10586,7 @@
                 <w:color w:val="000000"/>
                 <w:sz w:val="16"/>
               </w:rPr>
-              <w:t>Plywood ile düz yüzeyli betonarme kalıbı yapılması</w:t>
+              <w:t>Ø 8 - Ø 12 mm nervürlü beton çelik çubuğu, çubukların kesilmesi, bükülmesi ve yerine konulması</w:t>
             </w:r>
           </w:p>
         </w:tc>
@@ -10613,7 +10613,7 @@
                 <w:color w:val="000000"/>
                 <w:sz w:val="16"/>
               </w:rPr>
-              <w:t>m²</w:t>
+              <w:t>ton</w:t>
             </w:r>
           </w:p>
         </w:tc>
@@ -10640,7 +10640,7 @@
                 <w:color w:val="000000"/>
                 <w:sz w:val="16"/>
               </w:rPr>
-              <w:t>14,400</w:t>
+              <w:t>0,141</w:t>
             </w:r>
           </w:p>
         </w:tc>
@@ -10667,7 +10667,7 @@
                 <w:color w:val="000000"/>
                 <w:sz w:val="16"/>
               </w:rPr>
-              <w:t>863,80</w:t>
+              <w:t>39.045,24</w:t>
             </w:r>
           </w:p>
         </w:tc>
@@ -10694,7 +10694,7 @@
                 <w:color w:val="000000"/>
                 <w:sz w:val="16"/>
               </w:rPr>
-              <w:t>12.438,72</w:t>
+              <w:t>5.505,38</w:t>
             </w:r>
           </w:p>
         </w:tc>
@@ -10750,7 +10750,7 @@
                 <w:color w:val="000000"/>
                 <w:sz w:val="16"/>
               </w:rPr>
-              <w:t>15.160.1003</w:t>
+              <w:t>15.560.1003</w:t>
             </w:r>
           </w:p>
         </w:tc>
@@ -10777,7 +10777,7 @@
                 <w:color w:val="000000"/>
                 <w:sz w:val="16"/>
               </w:rPr>
-              <w:t>Ø 8 - Ø 12 mm nervürlü beton çelik çubuğu, çubukların kesilmesi, bükülmesi ve yerine konulması</w:t>
+              <w:t>Betonarme kompozit rögar kapağı temini ve yerine konulması</w:t>
             </w:r>
           </w:p>
         </w:tc>
@@ -10804,7 +10804,7 @@
                 <w:color w:val="000000"/>
                 <w:sz w:val="16"/>
               </w:rPr>
-              <w:t>ton</w:t>
+              <w:t>ad</w:t>
             </w:r>
           </w:p>
         </w:tc>
@@ -10831,7 +10831,7 @@
                 <w:color w:val="000000"/>
                 <w:sz w:val="16"/>
               </w:rPr>
-              <w:t>0,141</w:t>
+              <w:t>4,000</w:t>
             </w:r>
           </w:p>
         </w:tc>
@@ -10858,7 +10858,7 @@
                 <w:color w:val="000000"/>
                 <w:sz w:val="16"/>
               </w:rPr>
-              <w:t>39.045,24</w:t>
+              <w:t>3.744,30</w:t>
             </w:r>
           </w:p>
         </w:tc>
@@ -10885,7 +10885,7 @@
                 <w:color w:val="000000"/>
                 <w:sz w:val="16"/>
               </w:rPr>
-              <w:t>5.505,38</w:t>
+              <w:t>14.977,20</w:t>
             </w:r>
           </w:p>
         </w:tc>
@@ -10941,7 +10941,7 @@
                 <w:color w:val="000000"/>
                 <w:sz w:val="16"/>
               </w:rPr>
-              <w:t>15.560.1003</w:t>
+              <w:t>35.100.1104</w:t>
             </w:r>
           </w:p>
         </w:tc>
@@ -10968,7 +10968,7 @@
                 <w:color w:val="000000"/>
                 <w:sz w:val="16"/>
               </w:rPr>
-              <w:t>Betonarme kompozit rögar kapağı temini ve yerine konulması</w:t>
+              <w:t>Ana dağıtım panosu (dikili tip galvanizli sac, en az 700 mm en, 400 mm derinlik) (%25 müteahhit kârı dahil)</w:t>
             </w:r>
           </w:p>
         </w:tc>
@@ -11022,7 +11022,7 @@
                 <w:color w:val="000000"/>
                 <w:sz w:val="16"/>
               </w:rPr>
-              <w:t>4,000</w:t>
+              <w:t>1,000</w:t>
             </w:r>
           </w:p>
         </w:tc>
@@ -11049,7 +11049,7 @@
                 <w:color w:val="000000"/>
                 <w:sz w:val="16"/>
               </w:rPr>
-              <w:t>3.744,30</w:t>
+              <w:t>31.602,33</w:t>
             </w:r>
           </w:p>
         </w:tc>
@@ -11076,7 +11076,7 @@
                 <w:color w:val="000000"/>
                 <w:sz w:val="16"/>
               </w:rPr>
-              <w:t>14.977,20</w:t>
+              <w:t>31.602,33</w:t>
             </w:r>
           </w:p>
         </w:tc>
@@ -11132,7 +11132,7 @@
                 <w:color w:val="000000"/>
                 <w:sz w:val="16"/>
               </w:rPr>
-              <w:t>35.100.1104</w:t>
+              <w:t>35.100.2106</w:t>
             </w:r>
           </w:p>
         </w:tc>
@@ -11159,7 +11159,7 @@
                 <w:color w:val="000000"/>
                 <w:sz w:val="16"/>
               </w:rPr>
-              <w:t>Ana dağıtım panosu (dikili tip galvanizli sac, en az 700 mm en, 400 mm derinlik) (%25 müteahhit kârı dahil)</w:t>
+              <w:t>Sayaç panosu (sıva üstü galvanizli sac tablo, 0,50-0,60 m²) (%25 müteahhit kârı dahil)</w:t>
             </w:r>
           </w:p>
         </w:tc>
@@ -11240,7 +11240,7 @@
                 <w:color w:val="000000"/>
                 <w:sz w:val="16"/>
               </w:rPr>
-              <w:t>31.602,33</w:t>
+              <w:t>8.179,25</w:t>
             </w:r>
           </w:p>
         </w:tc>
@@ -11267,7 +11267,7 @@
                 <w:color w:val="000000"/>
                 <w:sz w:val="16"/>
               </w:rPr>
-              <w:t>31.602,33</w:t>
+              <w:t>8.179,25</w:t>
             </w:r>
           </w:p>
         </w:tc>
@@ -11323,7 +11323,7 @@
                 <w:color w:val="000000"/>
                 <w:sz w:val="16"/>
               </w:rPr>
-              <w:t>35.100.2106</w:t>
+              <w:t>35.135.3201</w:t>
             </w:r>
           </w:p>
         </w:tc>
@@ -11350,7 +11350,7 @@
                 <w:color w:val="000000"/>
                 <w:sz w:val="16"/>
               </w:rPr>
-              <w:t>Sayaç panosu (sıva üstü galvanizli sac tablo, 0,50-0,60 m²) (%25 müteahhit kârı dahil)</w:t>
+              <w:t>Üç fazlı zaman tarifeli elektronik aktif sayaç, en az 5(100) A, 3x230/400 V (%25 müteahhit kârı dahil)</w:t>
             </w:r>
           </w:p>
         </w:tc>
@@ -11431,7 +11431,7 @@
                 <w:color w:val="000000"/>
                 <w:sz w:val="16"/>
               </w:rPr>
-              <w:t>8.179,25</w:t>
+              <w:t>1.504,15</w:t>
             </w:r>
           </w:p>
         </w:tc>
@@ -11458,7 +11458,7 @@
                 <w:color w:val="000000"/>
                 <w:sz w:val="16"/>
               </w:rPr>
-              <w:t>8.179,25</w:t>
+              <w:t>1.504,15</w:t>
             </w:r>
           </w:p>
         </w:tc>
@@ -11514,7 +11514,7 @@
                 <w:color w:val="000000"/>
                 <w:sz w:val="16"/>
               </w:rPr>
-              <w:t>35.135.3201</w:t>
+              <w:t>35.110.1104</w:t>
             </w:r>
           </w:p>
         </w:tc>
@@ -11541,7 +11541,7 @@
                 <w:color w:val="000000"/>
                 <w:sz w:val="16"/>
               </w:rPr>
-              <w:t>Üç fazlı zaman tarifeli elektronik aktif sayaç, en az 5(100) A, 3x230/400 V (%25 müteahhit kârı dahil)</w:t>
+              <w:t>Termik-manyetik kompakt şalter 3x160 A, Icu 35 kA — ana giriş (%25 müteahhit kârı dahil)</w:t>
             </w:r>
           </w:p>
         </w:tc>
@@ -11622,7 +11622,7 @@
                 <w:color w:val="000000"/>
                 <w:sz w:val="16"/>
               </w:rPr>
-              <w:t>1.504,15</w:t>
+              <w:t>4.753,16</w:t>
             </w:r>
           </w:p>
         </w:tc>
@@ -11649,7 +11649,7 @@
                 <w:color w:val="000000"/>
                 <w:sz w:val="16"/>
               </w:rPr>
-              <w:t>1.504,15</w:t>
+              <w:t>4.753,16</w:t>
             </w:r>
           </w:p>
         </w:tc>
@@ -11705,7 +11705,7 @@
                 <w:color w:val="000000"/>
                 <w:sz w:val="16"/>
               </w:rPr>
-              <w:t>35.110.1104</w:t>
+              <w:t>35.115.1003</w:t>
             </w:r>
           </w:p>
         </w:tc>
@@ -11732,7 +11732,7 @@
                 <w:color w:val="000000"/>
                 <w:sz w:val="16"/>
               </w:rPr>
-              <w:t>Termik-manyetik kompakt şalter 3x160 A, Icu 35 kA — ana giriş (%25 müteahhit kârı dahil)</w:t>
+              <w:t>Kaçak akım koruma şalteri 2x63 A, 30 mA (%25 müteahhit kârı dahil)</w:t>
             </w:r>
           </w:p>
         </w:tc>
@@ -11786,7 +11786,7 @@
                 <w:color w:val="000000"/>
                 <w:sz w:val="16"/>
               </w:rPr>
-              <w:t>1,000</w:t>
+              <w:t>2,000</w:t>
             </w:r>
           </w:p>
         </w:tc>
@@ -11813,7 +11813,7 @@
                 <w:color w:val="000000"/>
                 <w:sz w:val="16"/>
               </w:rPr>
-              <w:t>4.753,16</w:t>
+              <w:t>1.079,20</w:t>
             </w:r>
           </w:p>
         </w:tc>
@@ -11840,7 +11840,7 @@
                 <w:color w:val="000000"/>
                 <w:sz w:val="16"/>
               </w:rPr>
-              <w:t>4.753,16</w:t>
+              <w:t>2.158,40</w:t>
             </w:r>
           </w:p>
         </w:tc>
@@ -11896,7 +11896,7 @@
                 <w:color w:val="000000"/>
                 <w:sz w:val="16"/>
               </w:rPr>
-              <w:t>35.115.1003</w:t>
+              <w:t>35.140.3105</w:t>
             </w:r>
           </w:p>
         </w:tc>
@@ -11923,7 +11923,7 @@
                 <w:color w:val="000000"/>
                 <w:sz w:val="16"/>
               </w:rPr>
-              <w:t>Kaçak akım koruma şalteri 2x63 A, 30 mA (%25 müteahhit kârı dahil)</w:t>
+              <w:t>YVV (NYY) 1 kV yeraltı kablosu ile besleme hattı tesisi — 1x35 mm² (%25 müteahhit kârı dahil)</w:t>
             </w:r>
           </w:p>
         </w:tc>
@@ -11950,7 +11950,7 @@
                 <w:color w:val="000000"/>
                 <w:sz w:val="16"/>
               </w:rPr>
-              <w:t>ad</w:t>
+              <w:t>m</w:t>
             </w:r>
           </w:p>
         </w:tc>
@@ -11977,7 +11977,7 @@
                 <w:color w:val="000000"/>
                 <w:sz w:val="16"/>
               </w:rPr>
-              <w:t>2,000</w:t>
+              <w:t>50,000</w:t>
             </w:r>
           </w:p>
         </w:tc>
@@ -12004,7 +12004,7 @@
                 <w:color w:val="000000"/>
                 <w:sz w:val="16"/>
               </w:rPr>
-              <w:t>1.079,20</w:t>
+              <w:t>277,15</w:t>
             </w:r>
           </w:p>
         </w:tc>
@@ -12031,7 +12031,7 @@
                 <w:color w:val="000000"/>
                 <w:sz w:val="16"/>
               </w:rPr>
-              <w:t>2.158,40</w:t>
+              <w:t>13.857,50</w:t>
             </w:r>
           </w:p>
         </w:tc>
@@ -12087,7 +12087,7 @@
                 <w:color w:val="000000"/>
                 <w:sz w:val="16"/>
               </w:rPr>
-              <w:t>35.140.3105</w:t>
+              <w:t>35.140.3101</w:t>
             </w:r>
           </w:p>
         </w:tc>
@@ -12114,7 +12114,7 @@
                 <w:color w:val="000000"/>
                 <w:sz w:val="16"/>
               </w:rPr>
-              <w:t>YVV (NYY) 1 kV yeraltı kablosu ile besleme hattı tesisi — 1x35 mm² (%25 müteahhit kârı dahil)</w:t>
+              <w:t>YVV (NYY) 1 kV yeraltı kablosu ile besleme hattı tesisi — 1x6 mm² (%25 müteahhit kârı dahil)</w:t>
             </w:r>
           </w:p>
         </w:tc>
@@ -12195,7 +12195,7 @@
                 <w:color w:val="000000"/>
                 <w:sz w:val="16"/>
               </w:rPr>
-              <w:t>277,15</w:t>
+              <w:t>51,25</w:t>
             </w:r>
           </w:p>
         </w:tc>
@@ -12222,7 +12222,7 @@
                 <w:color w:val="000000"/>
                 <w:sz w:val="16"/>
               </w:rPr>
-              <w:t>13.857,50</w:t>
+              <w:t>2.562,50</w:t>
             </w:r>
           </w:p>
         </w:tc>
@@ -12278,7 +12278,7 @@
                 <w:color w:val="000000"/>
                 <w:sz w:val="16"/>
               </w:rPr>
-              <w:t>35.140.3101</w:t>
+              <w:t>35.172.1706</w:t>
             </w:r>
           </w:p>
         </w:tc>
@@ -12305,7 +12305,7 @@
                 <w:color w:val="000000"/>
                 <w:sz w:val="16"/>
               </w:rPr>
-              <w:t>YVV (NYY) 1 kV yeraltı kablosu ile besleme hattı tesisi — 1x6 mm² (%25 müteahhit kârı dahil)</w:t>
+              <w:t>Aydınlatma direği — taban çapı en az 80 mm, yükseklik en az 4,00 m (%25 müteahhit kârı dahil)</w:t>
             </w:r>
           </w:p>
         </w:tc>
@@ -12332,7 +12332,7 @@
                 <w:color w:val="000000"/>
                 <w:sz w:val="16"/>
               </w:rPr>
-              <w:t>m</w:t>
+              <w:t>ad</w:t>
             </w:r>
           </w:p>
         </w:tc>
@@ -12359,7 +12359,7 @@
                 <w:color w:val="000000"/>
                 <w:sz w:val="16"/>
               </w:rPr>
-              <w:t>50,000</w:t>
+              <w:t>4,000</w:t>
             </w:r>
           </w:p>
         </w:tc>
@@ -12386,7 +12386,7 @@
                 <w:color w:val="000000"/>
                 <w:sz w:val="16"/>
               </w:rPr>
-              <w:t>51,25</w:t>
+              <w:t>6.229,12</w:t>
             </w:r>
           </w:p>
         </w:tc>
@@ -12413,7 +12413,7 @@
                 <w:color w:val="000000"/>
                 <w:sz w:val="16"/>
               </w:rPr>
-              <w:t>2.562,50</w:t>
+              <w:t>24.916,48</w:t>
             </w:r>
           </w:p>
         </w:tc>
@@ -12469,7 +12469,7 @@
                 <w:color w:val="000000"/>
                 <w:sz w:val="16"/>
               </w:rPr>
-              <w:t>35.172.1706</w:t>
+              <w:t>35.170.4002</w:t>
             </w:r>
           </w:p>
         </w:tc>
@@ -12496,7 +12496,7 @@
                 <w:color w:val="000000"/>
                 <w:sz w:val="16"/>
               </w:rPr>
-              <w:t>Aydınlatma direği — taban çapı en az 80 mm, yükseklik en az 4,00 m (%25 müteahhit kârı dahil)</w:t>
+              <w:t>LED projektör, ışık akısı en az 5100 lm (%25 müteahhit kârı dahil)</w:t>
             </w:r>
           </w:p>
         </w:tc>
@@ -12577,7 +12577,7 @@
                 <w:color w:val="000000"/>
                 <w:sz w:val="16"/>
               </w:rPr>
-              <w:t>6.229,12</w:t>
+              <w:t>7.632,76</w:t>
             </w:r>
           </w:p>
         </w:tc>
@@ -12604,7 +12604,7 @@
                 <w:color w:val="000000"/>
                 <w:sz w:val="16"/>
               </w:rPr>
-              <w:t>24.916,48</w:t>
+              <w:t>30.531,04</w:t>
             </w:r>
           </w:p>
         </w:tc>
@@ -12623,17 +12623,17 @@
           <w:p>
             <w:pPr>
               <w:spacing w:before="20" w:after="20"/>
-              <w:jc w:val="center"/>
-            </w:pPr>
-            <w:r>
-              <w:rPr>
-                <w:rFonts w:ascii="Calibri" w:hAnsi="Calibri"/>
-                <w:b w:val="0"/>
-                <w:i w:val="0"/>
-                <w:color w:val="000000"/>
-                <w:sz w:val="16"/>
-              </w:rPr>
-              <w:t>49</w:t>
+              <w:jc w:val="left"/>
+            </w:pPr>
+            <w:r>
+              <w:rPr>
+                <w:rFonts w:ascii="Calibri" w:hAnsi="Calibri"/>
+                <w:b/>
+                <w:i w:val="0"/>
+                <w:color w:val="000000"/>
+                <w:sz w:val="16"/>
+              </w:rPr>
+              <w:t>Çevre Düzenlemesi ve Saha Altyapısı ara toplamı</w:t>
             </w:r>
           </w:p>
         </w:tc>
@@ -12650,18 +12650,8 @@
           <w:p>
             <w:pPr>
               <w:spacing w:before="20" w:after="20"/>
-              <w:jc w:val="center"/>
-            </w:pPr>
-            <w:r>
-              <w:rPr>
-                <w:rFonts w:ascii="Calibri" w:hAnsi="Calibri"/>
-                <w:b w:val="0"/>
-                <w:i w:val="0"/>
-                <w:color w:val="000000"/>
-                <w:sz w:val="16"/>
-              </w:rPr>
-              <w:t>35.170.4002</w:t>
-            </w:r>
+              <w:jc w:val="left"/>
+            </w:pPr>
           </w:p>
         </w:tc>
         <w:tc>
@@ -12679,16 +12669,6 @@
               <w:spacing w:before="20" w:after="20"/>
               <w:jc w:val="left"/>
             </w:pPr>
-            <w:r>
-              <w:rPr>
-                <w:rFonts w:ascii="Calibri" w:hAnsi="Calibri"/>
-                <w:b w:val="0"/>
-                <w:i w:val="0"/>
-                <w:color w:val="000000"/>
-                <w:sz w:val="16"/>
-              </w:rPr>
-              <w:t>LED projektör, ışık akısı en az 5100 lm (%25 müteahhit kârı dahil)</w:t>
-            </w:r>
           </w:p>
         </w:tc>
         <w:tc>
@@ -12704,18 +12684,8 @@
           <w:p>
             <w:pPr>
               <w:spacing w:before="20" w:after="20"/>
-              <w:jc w:val="center"/>
-            </w:pPr>
-            <w:r>
-              <w:rPr>
-                <w:rFonts w:ascii="Calibri" w:hAnsi="Calibri"/>
-                <w:b w:val="0"/>
-                <w:i w:val="0"/>
-                <w:color w:val="000000"/>
-                <w:sz w:val="16"/>
-              </w:rPr>
-              <w:t>ad</w:t>
-            </w:r>
+              <w:jc w:val="left"/>
+            </w:pPr>
           </w:p>
         </w:tc>
         <w:tc>
@@ -12731,71 +12701,51 @@
           <w:p>
             <w:pPr>
               <w:spacing w:before="20" w:after="20"/>
+              <w:jc w:val="left"/>
+            </w:pPr>
+          </w:p>
+        </w:tc>
+        <w:tc>
+          <w:tcPr>
+            <w:tcW w:type="dxa" w:w="1247"/>
+            <w:tcBorders>
+              <w:top w:val="single" w:sz="4" w:space="0" w:color="808080"/>
+              <w:left w:val="single" w:sz="4" w:space="0" w:color="808080"/>
+              <w:bottom w:val="single" w:sz="4" w:space="0" w:color="808080"/>
+              <w:right w:val="single" w:sz="4" w:space="0" w:color="808080"/>
+            </w:tcBorders>
+          </w:tcPr>
+          <w:p>
+            <w:pPr>
+              <w:spacing w:before="20" w:after="20"/>
+              <w:jc w:val="left"/>
+            </w:pPr>
+          </w:p>
+        </w:tc>
+        <w:tc>
+          <w:tcPr>
+            <w:tcW w:type="dxa" w:w="1361"/>
+            <w:tcBorders>
+              <w:top w:val="single" w:sz="4" w:space="0" w:color="808080"/>
+              <w:left w:val="single" w:sz="4" w:space="0" w:color="808080"/>
+              <w:bottom w:val="single" w:sz="4" w:space="0" w:color="808080"/>
+              <w:right w:val="single" w:sz="4" w:space="0" w:color="808080"/>
+            </w:tcBorders>
+          </w:tcPr>
+          <w:p>
+            <w:pPr>
+              <w:spacing w:before="20" w:after="20"/>
               <w:jc w:val="right"/>
             </w:pPr>
             <w:r>
               <w:rPr>
                 <w:rFonts w:ascii="Calibri" w:hAnsi="Calibri"/>
-                <w:b w:val="0"/>
-                <w:i w:val="0"/>
-                <w:color w:val="000000"/>
-                <w:sz w:val="16"/>
-              </w:rPr>
-              <w:t>4,000</w:t>
-            </w:r>
-          </w:p>
-        </w:tc>
-        <w:tc>
-          <w:tcPr>
-            <w:tcW w:type="dxa" w:w="1247"/>
-            <w:tcBorders>
-              <w:top w:val="single" w:sz="4" w:space="0" w:color="808080"/>
-              <w:left w:val="single" w:sz="4" w:space="0" w:color="808080"/>
-              <w:bottom w:val="single" w:sz="4" w:space="0" w:color="808080"/>
-              <w:right w:val="single" w:sz="4" w:space="0" w:color="808080"/>
-            </w:tcBorders>
-          </w:tcPr>
-          <w:p>
-            <w:pPr>
-              <w:spacing w:before="20" w:after="20"/>
-              <w:jc w:val="right"/>
-            </w:pPr>
-            <w:r>
-              <w:rPr>
-                <w:rFonts w:ascii="Calibri" w:hAnsi="Calibri"/>
-                <w:b w:val="0"/>
-                <w:i w:val="0"/>
-                <w:color w:val="000000"/>
-                <w:sz w:val="16"/>
-              </w:rPr>
-              <w:t>7.632,76</w:t>
-            </w:r>
-          </w:p>
-        </w:tc>
-        <w:tc>
-          <w:tcPr>
-            <w:tcW w:type="dxa" w:w="1361"/>
-            <w:tcBorders>
-              <w:top w:val="single" w:sz="4" w:space="0" w:color="808080"/>
-              <w:left w:val="single" w:sz="4" w:space="0" w:color="808080"/>
-              <w:bottom w:val="single" w:sz="4" w:space="0" w:color="808080"/>
-              <w:right w:val="single" w:sz="4" w:space="0" w:color="808080"/>
-            </w:tcBorders>
-          </w:tcPr>
-          <w:p>
-            <w:pPr>
-              <w:spacing w:before="20" w:after="20"/>
-              <w:jc w:val="right"/>
-            </w:pPr>
-            <w:r>
-              <w:rPr>
-                <w:rFonts w:ascii="Calibri" w:hAnsi="Calibri"/>
-                <w:b w:val="0"/>
-                <w:i w:val="0"/>
-                <w:color w:val="000000"/>
-                <w:sz w:val="16"/>
-              </w:rPr>
-              <w:t>30.531,04</w:t>
+                <w:b/>
+                <w:i w:val="0"/>
+                <w:color w:val="000000"/>
+                <w:sz w:val="16"/>
+              </w:rPr>
+              <w:t>527.503,62</w:t>
             </w:r>
           </w:p>
         </w:tc>
@@ -12824,7 +12774,7 @@
                 <w:color w:val="000000"/>
                 <w:sz w:val="16"/>
               </w:rPr>
-              <w:t>Çevre Düzenlemesi ve Saha Altyapısı ara toplamı</w:t>
+              <w:t>ARA TOPLAM (KDV hariç)</w:t>
             </w:r>
           </w:p>
         </w:tc>
@@ -12936,7 +12886,7 @@
                 <w:color w:val="000000"/>
                 <w:sz w:val="16"/>
               </w:rPr>
-              <w:t>527.503,62</w:t>
+              <w:t>5.541.091,09</w:t>
             </w:r>
           </w:p>
         </w:tc>
@@ -12955,7 +12905,7 @@
           <w:p>
             <w:pPr>
               <w:spacing w:before="20" w:after="20"/>
-              <w:jc w:val="center"/>
+              <w:jc w:val="left"/>
             </w:pPr>
             <w:r>
               <w:rPr>
@@ -12965,7 +12915,7 @@
                 <w:color w:val="000000"/>
                 <w:sz w:val="16"/>
               </w:rPr>
-              <w:t>Sıhhi Tesisat</w:t>
+              <w:t>KDV (%20)</w:t>
             </w:r>
           </w:p>
         </w:tc>
@@ -13067,8 +13017,18 @@
           <w:p>
             <w:pPr>
               <w:spacing w:before="20" w:after="20"/>
-              <w:jc w:val="left"/>
-            </w:pPr>
+              <w:jc w:val="right"/>
+            </w:pPr>
+            <w:r>
+              <w:rPr>
+                <w:rFonts w:ascii="Calibri" w:hAnsi="Calibri"/>
+                <w:b/>
+                <w:i w:val="0"/>
+                <w:color w:val="000000"/>
+                <w:sz w:val="16"/>
+              </w:rPr>
+              <w:t>1.108.218,22</w:t>
+            </w:r>
           </w:p>
         </w:tc>
       </w:tr>
@@ -13086,17 +13046,17 @@
           <w:p>
             <w:pPr>
               <w:spacing w:before="20" w:after="20"/>
-              <w:jc w:val="center"/>
-            </w:pPr>
-            <w:r>
-              <w:rPr>
-                <w:rFonts w:ascii="Calibri" w:hAnsi="Calibri"/>
-                <w:b w:val="0"/>
-                <w:i w:val="0"/>
-                <w:color w:val="000000"/>
-                <w:sz w:val="16"/>
-              </w:rPr>
-              <w:t>50</w:t>
+              <w:jc w:val="left"/>
+            </w:pPr>
+            <w:r>
+              <w:rPr>
+                <w:rFonts w:ascii="Calibri" w:hAnsi="Calibri"/>
+                <w:b/>
+                <w:i w:val="0"/>
+                <w:color w:val="000000"/>
+                <w:sz w:val="16"/>
+              </w:rPr>
+              <w:t>GENEL TOPLAM (KDV dâhil)</w:t>
             </w:r>
           </w:p>
         </w:tc>
@@ -13113,18 +13073,8 @@
           <w:p>
             <w:pPr>
               <w:spacing w:before="20" w:after="20"/>
-              <w:jc w:val="center"/>
-            </w:pPr>
-            <w:r>
-              <w:rPr>
-                <w:rFonts w:ascii="Calibri" w:hAnsi="Calibri"/>
-                <w:b w:val="0"/>
-                <w:i w:val="0"/>
-                <w:color w:val="000000"/>
-                <w:sz w:val="16"/>
-              </w:rPr>
-              <w:t>—</w:t>
-            </w:r>
+              <w:jc w:val="left"/>
+            </w:pPr>
           </w:p>
         </w:tc>
         <w:tc>
@@ -13142,16 +13092,6 @@
               <w:spacing w:before="20" w:after="20"/>
               <w:jc w:val="left"/>
             </w:pPr>
-            <w:r>
-              <w:rPr>
-                <w:rFonts w:ascii="Calibri" w:hAnsi="Calibri"/>
-                <w:b w:val="0"/>
-                <w:i w:val="0"/>
-                <w:color w:val="000000"/>
-                <w:sz w:val="16"/>
-              </w:rPr>
-              <w:t>Temiz su tesisatı — PPRC boru ve ek parçaları, 1/2" - 1 1/4" kolon ve kat tesisatı, küresel vanalar, boru askı ve kılıfları (kolon şemasına göre)</w:t>
-            </w:r>
           </w:p>
         </w:tc>
         <w:tc>
@@ -13167,18 +13107,8 @@
           <w:p>
             <w:pPr>
               <w:spacing w:before="20" w:after="20"/>
-              <w:jc w:val="center"/>
-            </w:pPr>
-            <w:r>
-              <w:rPr>
-                <w:rFonts w:ascii="Calibri" w:hAnsi="Calibri"/>
-                <w:b w:val="0"/>
-                <w:i w:val="0"/>
-                <w:color w:val="000000"/>
-                <w:sz w:val="16"/>
-              </w:rPr>
-              <w:t>tk</w:t>
-            </w:r>
+              <w:jc w:val="left"/>
+            </w:pPr>
           </w:p>
         </w:tc>
         <w:tc>
@@ -13194,2163 +13124,51 @@
           <w:p>
             <w:pPr>
               <w:spacing w:before="20" w:after="20"/>
+              <w:jc w:val="left"/>
+            </w:pPr>
+          </w:p>
+        </w:tc>
+        <w:tc>
+          <w:tcPr>
+            <w:tcW w:type="dxa" w:w="1247"/>
+            <w:tcBorders>
+              <w:top w:val="single" w:sz="4" w:space="0" w:color="808080"/>
+              <w:left w:val="single" w:sz="4" w:space="0" w:color="808080"/>
+              <w:bottom w:val="single" w:sz="4" w:space="0" w:color="808080"/>
+              <w:right w:val="single" w:sz="4" w:space="0" w:color="808080"/>
+            </w:tcBorders>
+          </w:tcPr>
+          <w:p>
+            <w:pPr>
+              <w:spacing w:before="20" w:after="20"/>
+              <w:jc w:val="left"/>
+            </w:pPr>
+          </w:p>
+        </w:tc>
+        <w:tc>
+          <w:tcPr>
+            <w:tcW w:type="dxa" w:w="1361"/>
+            <w:tcBorders>
+              <w:top w:val="single" w:sz="4" w:space="0" w:color="808080"/>
+              <w:left w:val="single" w:sz="4" w:space="0" w:color="808080"/>
+              <w:bottom w:val="single" w:sz="4" w:space="0" w:color="808080"/>
+              <w:right w:val="single" w:sz="4" w:space="0" w:color="808080"/>
+            </w:tcBorders>
+          </w:tcPr>
+          <w:p>
+            <w:pPr>
+              <w:spacing w:before="20" w:after="20"/>
               <w:jc w:val="right"/>
             </w:pPr>
             <w:r>
               <w:rPr>
                 <w:rFonts w:ascii="Calibri" w:hAnsi="Calibri"/>
-                <w:b w:val="0"/>
-                <w:i w:val="0"/>
-                <w:color w:val="000000"/>
-                <w:sz w:val="16"/>
-              </w:rPr>
-              <w:t>1,000</w:t>
-            </w:r>
-          </w:p>
-        </w:tc>
-        <w:tc>
-          <w:tcPr>
-            <w:tcW w:type="dxa" w:w="1247"/>
-            <w:tcBorders>
-              <w:top w:val="single" w:sz="4" w:space="0" w:color="808080"/>
-              <w:left w:val="single" w:sz="4" w:space="0" w:color="808080"/>
-              <w:bottom w:val="single" w:sz="4" w:space="0" w:color="808080"/>
-              <w:right w:val="single" w:sz="4" w:space="0" w:color="808080"/>
-            </w:tcBorders>
-          </w:tcPr>
-          <w:p>
-            <w:pPr>
-              <w:spacing w:before="20" w:after="20"/>
-              <w:jc w:val="right"/>
-            </w:pPr>
-            <w:r>
-              <w:rPr>
-                <w:rFonts w:ascii="Calibri" w:hAnsi="Calibri"/>
-                <w:b w:val="0"/>
-                <w:i w:val="0"/>
-                <w:color w:val="000000"/>
-                <w:sz w:val="16"/>
-              </w:rPr>
-              <w:t>38.000,00</w:t>
-            </w:r>
-          </w:p>
-        </w:tc>
-        <w:tc>
-          <w:tcPr>
-            <w:tcW w:type="dxa" w:w="1361"/>
-            <w:tcBorders>
-              <w:top w:val="single" w:sz="4" w:space="0" w:color="808080"/>
-              <w:left w:val="single" w:sz="4" w:space="0" w:color="808080"/>
-              <w:bottom w:val="single" w:sz="4" w:space="0" w:color="808080"/>
-              <w:right w:val="single" w:sz="4" w:space="0" w:color="808080"/>
-            </w:tcBorders>
-          </w:tcPr>
-          <w:p>
-            <w:pPr>
-              <w:spacing w:before="20" w:after="20"/>
-              <w:jc w:val="right"/>
-            </w:pPr>
-            <w:r>
-              <w:rPr>
-                <w:rFonts w:ascii="Calibri" w:hAnsi="Calibri"/>
-                <w:b w:val="0"/>
-                <w:i w:val="0"/>
-                <w:color w:val="000000"/>
-                <w:sz w:val="16"/>
-              </w:rPr>
-              <w:t>38.000,00</w:t>
-            </w:r>
-          </w:p>
-        </w:tc>
-      </w:tr>
-      <w:tr>
-        <w:tc>
-          <w:tcPr>
-            <w:tcW w:type="dxa" w:w="510"/>
-            <w:tcBorders>
-              <w:top w:val="single" w:sz="4" w:space="0" w:color="808080"/>
-              <w:left w:val="single" w:sz="4" w:space="0" w:color="808080"/>
-              <w:bottom w:val="single" w:sz="4" w:space="0" w:color="808080"/>
-              <w:right w:val="single" w:sz="4" w:space="0" w:color="808080"/>
-            </w:tcBorders>
-          </w:tcPr>
-          <w:p>
-            <w:pPr>
-              <w:spacing w:before="20" w:after="20"/>
-              <w:jc w:val="center"/>
-            </w:pPr>
-            <w:r>
-              <w:rPr>
-                <w:rFonts w:ascii="Calibri" w:hAnsi="Calibri"/>
-                <w:b w:val="0"/>
-                <w:i w:val="0"/>
-                <w:color w:val="000000"/>
-                <w:sz w:val="16"/>
-              </w:rPr>
-              <w:t>51</w:t>
-            </w:r>
-          </w:p>
-        </w:tc>
-        <w:tc>
-          <w:tcPr>
-            <w:tcW w:type="dxa" w:w="1191"/>
-            <w:tcBorders>
-              <w:top w:val="single" w:sz="4" w:space="0" w:color="808080"/>
-              <w:left w:val="single" w:sz="4" w:space="0" w:color="808080"/>
-              <w:bottom w:val="single" w:sz="4" w:space="0" w:color="808080"/>
-              <w:right w:val="single" w:sz="4" w:space="0" w:color="808080"/>
-            </w:tcBorders>
-          </w:tcPr>
-          <w:p>
-            <w:pPr>
-              <w:spacing w:before="20" w:after="20"/>
-              <w:jc w:val="center"/>
-            </w:pPr>
-            <w:r>
-              <w:rPr>
-                <w:rFonts w:ascii="Calibri" w:hAnsi="Calibri"/>
-                <w:b w:val="0"/>
-                <w:i w:val="0"/>
-                <w:color w:val="000000"/>
-                <w:sz w:val="16"/>
-              </w:rPr>
-              <w:t>—</w:t>
-            </w:r>
-          </w:p>
-        </w:tc>
-        <w:tc>
-          <w:tcPr>
-            <w:tcW w:type="dxa" w:w="4479"/>
-            <w:tcBorders>
-              <w:top w:val="single" w:sz="4" w:space="0" w:color="808080"/>
-              <w:left w:val="single" w:sz="4" w:space="0" w:color="808080"/>
-              <w:bottom w:val="single" w:sz="4" w:space="0" w:color="808080"/>
-              <w:right w:val="single" w:sz="4" w:space="0" w:color="808080"/>
-            </w:tcBorders>
-          </w:tcPr>
-          <w:p>
-            <w:pPr>
-              <w:spacing w:before="20" w:after="20"/>
-              <w:jc w:val="left"/>
-            </w:pPr>
-            <w:r>
-              <w:rPr>
-                <w:rFonts w:ascii="Calibri" w:hAnsi="Calibri"/>
-                <w:b w:val="0"/>
-                <w:i w:val="0"/>
-                <w:color w:val="000000"/>
-                <w:sz w:val="16"/>
-              </w:rPr>
-              <w:t>Pis su tesisatı — Ø50 / Ø70 / Ø100 sert PVC boru, kolon ve yatay hatlar, temizleme kapakları, yer süzgeçleri</w:t>
-            </w:r>
-          </w:p>
-        </w:tc>
-        <w:tc>
-          <w:tcPr>
-            <w:tcW w:type="dxa" w:w="624"/>
-            <w:tcBorders>
-              <w:top w:val="single" w:sz="4" w:space="0" w:color="808080"/>
-              <w:left w:val="single" w:sz="4" w:space="0" w:color="808080"/>
-              <w:bottom w:val="single" w:sz="4" w:space="0" w:color="808080"/>
-              <w:right w:val="single" w:sz="4" w:space="0" w:color="808080"/>
-            </w:tcBorders>
-          </w:tcPr>
-          <w:p>
-            <w:pPr>
-              <w:spacing w:before="20" w:after="20"/>
-              <w:jc w:val="center"/>
-            </w:pPr>
-            <w:r>
-              <w:rPr>
-                <w:rFonts w:ascii="Calibri" w:hAnsi="Calibri"/>
-                <w:b w:val="0"/>
-                <w:i w:val="0"/>
-                <w:color w:val="000000"/>
-                <w:sz w:val="16"/>
-              </w:rPr>
-              <w:t>tk</w:t>
-            </w:r>
-          </w:p>
-        </w:tc>
-        <w:tc>
-          <w:tcPr>
-            <w:tcW w:type="dxa" w:w="1020"/>
-            <w:tcBorders>
-              <w:top w:val="single" w:sz="4" w:space="0" w:color="808080"/>
-              <w:left w:val="single" w:sz="4" w:space="0" w:color="808080"/>
-              <w:bottom w:val="single" w:sz="4" w:space="0" w:color="808080"/>
-              <w:right w:val="single" w:sz="4" w:space="0" w:color="808080"/>
-            </w:tcBorders>
-          </w:tcPr>
-          <w:p>
-            <w:pPr>
-              <w:spacing w:before="20" w:after="20"/>
-              <w:jc w:val="right"/>
-            </w:pPr>
-            <w:r>
-              <w:rPr>
-                <w:rFonts w:ascii="Calibri" w:hAnsi="Calibri"/>
-                <w:b w:val="0"/>
-                <w:i w:val="0"/>
-                <w:color w:val="000000"/>
-                <w:sz w:val="16"/>
-              </w:rPr>
-              <w:t>1,000</w:t>
-            </w:r>
-          </w:p>
-        </w:tc>
-        <w:tc>
-          <w:tcPr>
-            <w:tcW w:type="dxa" w:w="1247"/>
-            <w:tcBorders>
-              <w:top w:val="single" w:sz="4" w:space="0" w:color="808080"/>
-              <w:left w:val="single" w:sz="4" w:space="0" w:color="808080"/>
-              <w:bottom w:val="single" w:sz="4" w:space="0" w:color="808080"/>
-              <w:right w:val="single" w:sz="4" w:space="0" w:color="808080"/>
-            </w:tcBorders>
-          </w:tcPr>
-          <w:p>
-            <w:pPr>
-              <w:spacing w:before="20" w:after="20"/>
-              <w:jc w:val="right"/>
-            </w:pPr>
-            <w:r>
-              <w:rPr>
-                <w:rFonts w:ascii="Calibri" w:hAnsi="Calibri"/>
-                <w:b w:val="0"/>
-                <w:i w:val="0"/>
-                <w:color w:val="000000"/>
-                <w:sz w:val="16"/>
-              </w:rPr>
-              <w:t>27.000,00</w:t>
-            </w:r>
-          </w:p>
-        </w:tc>
-        <w:tc>
-          <w:tcPr>
-            <w:tcW w:type="dxa" w:w="1361"/>
-            <w:tcBorders>
-              <w:top w:val="single" w:sz="4" w:space="0" w:color="808080"/>
-              <w:left w:val="single" w:sz="4" w:space="0" w:color="808080"/>
-              <w:bottom w:val="single" w:sz="4" w:space="0" w:color="808080"/>
-              <w:right w:val="single" w:sz="4" w:space="0" w:color="808080"/>
-            </w:tcBorders>
-          </w:tcPr>
-          <w:p>
-            <w:pPr>
-              <w:spacing w:before="20" w:after="20"/>
-              <w:jc w:val="right"/>
-            </w:pPr>
-            <w:r>
-              <w:rPr>
-                <w:rFonts w:ascii="Calibri" w:hAnsi="Calibri"/>
-                <w:b w:val="0"/>
-                <w:i w:val="0"/>
-                <w:color w:val="000000"/>
-                <w:sz w:val="16"/>
-              </w:rPr>
-              <w:t>27.000,00</w:t>
-            </w:r>
-          </w:p>
-        </w:tc>
-      </w:tr>
-      <w:tr>
-        <w:tc>
-          <w:tcPr>
-            <w:tcW w:type="dxa" w:w="510"/>
-            <w:tcBorders>
-              <w:top w:val="single" w:sz="4" w:space="0" w:color="808080"/>
-              <w:left w:val="single" w:sz="4" w:space="0" w:color="808080"/>
-              <w:bottom w:val="single" w:sz="4" w:space="0" w:color="808080"/>
-              <w:right w:val="single" w:sz="4" w:space="0" w:color="808080"/>
-            </w:tcBorders>
-          </w:tcPr>
-          <w:p>
-            <w:pPr>
-              <w:spacing w:before="20" w:after="20"/>
-              <w:jc w:val="center"/>
-            </w:pPr>
-            <w:r>
-              <w:rPr>
-                <w:rFonts w:ascii="Calibri" w:hAnsi="Calibri"/>
-                <w:b w:val="0"/>
-                <w:i w:val="0"/>
-                <w:color w:val="000000"/>
-                <w:sz w:val="16"/>
-              </w:rPr>
-              <w:t>52</w:t>
-            </w:r>
-          </w:p>
-        </w:tc>
-        <w:tc>
-          <w:tcPr>
-            <w:tcW w:type="dxa" w:w="1191"/>
-            <w:tcBorders>
-              <w:top w:val="single" w:sz="4" w:space="0" w:color="808080"/>
-              <w:left w:val="single" w:sz="4" w:space="0" w:color="808080"/>
-              <w:bottom w:val="single" w:sz="4" w:space="0" w:color="808080"/>
-              <w:right w:val="single" w:sz="4" w:space="0" w:color="808080"/>
-            </w:tcBorders>
-          </w:tcPr>
-          <w:p>
-            <w:pPr>
-              <w:spacing w:before="20" w:after="20"/>
-              <w:jc w:val="center"/>
-            </w:pPr>
-            <w:r>
-              <w:rPr>
-                <w:rFonts w:ascii="Calibri" w:hAnsi="Calibri"/>
-                <w:b w:val="0"/>
-                <w:i w:val="0"/>
-                <w:color w:val="000000"/>
-                <w:sz w:val="16"/>
-              </w:rPr>
-              <w:t>—</w:t>
-            </w:r>
-          </w:p>
-        </w:tc>
-        <w:tc>
-          <w:tcPr>
-            <w:tcW w:type="dxa" w:w="4479"/>
-            <w:tcBorders>
-              <w:top w:val="single" w:sz="4" w:space="0" w:color="808080"/>
-              <w:left w:val="single" w:sz="4" w:space="0" w:color="808080"/>
-              <w:bottom w:val="single" w:sz="4" w:space="0" w:color="808080"/>
-              <w:right w:val="single" w:sz="4" w:space="0" w:color="808080"/>
-            </w:tcBorders>
-          </w:tcPr>
-          <w:p>
-            <w:pPr>
-              <w:spacing w:before="20" w:after="20"/>
-              <w:jc w:val="left"/>
-            </w:pPr>
-            <w:r>
-              <w:rPr>
-                <w:rFonts w:ascii="Calibri" w:hAnsi="Calibri"/>
-                <w:b w:val="0"/>
-                <w:i w:val="0"/>
-                <w:color w:val="000000"/>
-                <w:sz w:val="16"/>
-              </w:rPr>
-              <w:t>Termosifon — sıcak su üretimi (proje raporu: sıcak su hatları termosifon vasıtasıyla)</w:t>
-            </w:r>
-          </w:p>
-        </w:tc>
-        <w:tc>
-          <w:tcPr>
-            <w:tcW w:type="dxa" w:w="624"/>
-            <w:tcBorders>
-              <w:top w:val="single" w:sz="4" w:space="0" w:color="808080"/>
-              <w:left w:val="single" w:sz="4" w:space="0" w:color="808080"/>
-              <w:bottom w:val="single" w:sz="4" w:space="0" w:color="808080"/>
-              <w:right w:val="single" w:sz="4" w:space="0" w:color="808080"/>
-            </w:tcBorders>
-          </w:tcPr>
-          <w:p>
-            <w:pPr>
-              <w:spacing w:before="20" w:after="20"/>
-              <w:jc w:val="center"/>
-            </w:pPr>
-            <w:r>
-              <w:rPr>
-                <w:rFonts w:ascii="Calibri" w:hAnsi="Calibri"/>
-                <w:b w:val="0"/>
-                <w:i w:val="0"/>
-                <w:color w:val="000000"/>
-                <w:sz w:val="16"/>
-              </w:rPr>
-              <w:t>ad</w:t>
-            </w:r>
-          </w:p>
-        </w:tc>
-        <w:tc>
-          <w:tcPr>
-            <w:tcW w:type="dxa" w:w="1020"/>
-            <w:tcBorders>
-              <w:top w:val="single" w:sz="4" w:space="0" w:color="808080"/>
-              <w:left w:val="single" w:sz="4" w:space="0" w:color="808080"/>
-              <w:bottom w:val="single" w:sz="4" w:space="0" w:color="808080"/>
-              <w:right w:val="single" w:sz="4" w:space="0" w:color="808080"/>
-            </w:tcBorders>
-          </w:tcPr>
-          <w:p>
-            <w:pPr>
-              <w:spacing w:before="20" w:after="20"/>
-              <w:jc w:val="right"/>
-            </w:pPr>
-            <w:r>
-              <w:rPr>
-                <w:rFonts w:ascii="Calibri" w:hAnsi="Calibri"/>
-                <w:b w:val="0"/>
-                <w:i w:val="0"/>
-                <w:color w:val="000000"/>
-                <w:sz w:val="16"/>
-              </w:rPr>
-              <w:t>1,000</w:t>
-            </w:r>
-          </w:p>
-        </w:tc>
-        <w:tc>
-          <w:tcPr>
-            <w:tcW w:type="dxa" w:w="1247"/>
-            <w:tcBorders>
-              <w:top w:val="single" w:sz="4" w:space="0" w:color="808080"/>
-              <w:left w:val="single" w:sz="4" w:space="0" w:color="808080"/>
-              <w:bottom w:val="single" w:sz="4" w:space="0" w:color="808080"/>
-              <w:right w:val="single" w:sz="4" w:space="0" w:color="808080"/>
-            </w:tcBorders>
-          </w:tcPr>
-          <w:p>
-            <w:pPr>
-              <w:spacing w:before="20" w:after="20"/>
-              <w:jc w:val="right"/>
-            </w:pPr>
-            <w:r>
-              <w:rPr>
-                <w:rFonts w:ascii="Calibri" w:hAnsi="Calibri"/>
-                <w:b w:val="0"/>
-                <w:i w:val="0"/>
-                <w:color w:val="000000"/>
-                <w:sz w:val="16"/>
-              </w:rPr>
-              <w:t>13.000,00</w:t>
-            </w:r>
-          </w:p>
-        </w:tc>
-        <w:tc>
-          <w:tcPr>
-            <w:tcW w:type="dxa" w:w="1361"/>
-            <w:tcBorders>
-              <w:top w:val="single" w:sz="4" w:space="0" w:color="808080"/>
-              <w:left w:val="single" w:sz="4" w:space="0" w:color="808080"/>
-              <w:bottom w:val="single" w:sz="4" w:space="0" w:color="808080"/>
-              <w:right w:val="single" w:sz="4" w:space="0" w:color="808080"/>
-            </w:tcBorders>
-          </w:tcPr>
-          <w:p>
-            <w:pPr>
-              <w:spacing w:before="20" w:after="20"/>
-              <w:jc w:val="right"/>
-            </w:pPr>
-            <w:r>
-              <w:rPr>
-                <w:rFonts w:ascii="Calibri" w:hAnsi="Calibri"/>
-                <w:b w:val="0"/>
-                <w:i w:val="0"/>
-                <w:color w:val="000000"/>
-                <w:sz w:val="16"/>
-              </w:rPr>
-              <w:t>13.000,00</w:t>
-            </w:r>
-          </w:p>
-        </w:tc>
-      </w:tr>
-      <w:tr>
-        <w:tc>
-          <w:tcPr>
-            <w:tcW w:type="dxa" w:w="510"/>
-            <w:tcBorders>
-              <w:top w:val="single" w:sz="4" w:space="0" w:color="808080"/>
-              <w:left w:val="single" w:sz="4" w:space="0" w:color="808080"/>
-              <w:bottom w:val="single" w:sz="4" w:space="0" w:color="808080"/>
-              <w:right w:val="single" w:sz="4" w:space="0" w:color="808080"/>
-            </w:tcBorders>
-          </w:tcPr>
-          <w:p>
-            <w:pPr>
-              <w:spacing w:before="20" w:after="20"/>
-              <w:jc w:val="center"/>
-            </w:pPr>
-            <w:r>
-              <w:rPr>
-                <w:rFonts w:ascii="Calibri" w:hAnsi="Calibri"/>
-                <w:b w:val="0"/>
-                <w:i w:val="0"/>
-                <w:color w:val="000000"/>
-                <w:sz w:val="16"/>
-              </w:rPr>
-              <w:t>53</w:t>
-            </w:r>
-          </w:p>
-        </w:tc>
-        <w:tc>
-          <w:tcPr>
-            <w:tcW w:type="dxa" w:w="1191"/>
-            <w:tcBorders>
-              <w:top w:val="single" w:sz="4" w:space="0" w:color="808080"/>
-              <w:left w:val="single" w:sz="4" w:space="0" w:color="808080"/>
-              <w:bottom w:val="single" w:sz="4" w:space="0" w:color="808080"/>
-              <w:right w:val="single" w:sz="4" w:space="0" w:color="808080"/>
-            </w:tcBorders>
-          </w:tcPr>
-          <w:p>
-            <w:pPr>
-              <w:spacing w:before="20" w:after="20"/>
-              <w:jc w:val="center"/>
-            </w:pPr>
-            <w:r>
-              <w:rPr>
-                <w:rFonts w:ascii="Calibri" w:hAnsi="Calibri"/>
-                <w:b w:val="0"/>
-                <w:i w:val="0"/>
-                <w:color w:val="000000"/>
-                <w:sz w:val="16"/>
-              </w:rPr>
-              <w:t>—</w:t>
-            </w:r>
-          </w:p>
-        </w:tc>
-        <w:tc>
-          <w:tcPr>
-            <w:tcW w:type="dxa" w:w="4479"/>
-            <w:tcBorders>
-              <w:top w:val="single" w:sz="4" w:space="0" w:color="808080"/>
-              <w:left w:val="single" w:sz="4" w:space="0" w:color="808080"/>
-              <w:bottom w:val="single" w:sz="4" w:space="0" w:color="808080"/>
-              <w:right w:val="single" w:sz="4" w:space="0" w:color="808080"/>
-            </w:tcBorders>
-          </w:tcPr>
-          <w:p>
-            <w:pPr>
-              <w:spacing w:before="20" w:after="20"/>
-              <w:jc w:val="left"/>
-            </w:pPr>
-            <w:r>
-              <w:rPr>
-                <w:rFonts w:ascii="Calibri" w:hAnsi="Calibri"/>
-                <w:b w:val="0"/>
-                <w:i w:val="0"/>
-                <w:color w:val="000000"/>
-                <w:sz w:val="16"/>
-              </w:rPr>
-              <w:t>Temiz su tesisatı — PPRC boru ve ek parçaları, 1/2" - 1 1/4" kolon ve kat tesisatı, küresel vanalar, boru askı ve kılıfları (kolon şemasına göre)</w:t>
-            </w:r>
-          </w:p>
-        </w:tc>
-        <w:tc>
-          <w:tcPr>
-            <w:tcW w:type="dxa" w:w="624"/>
-            <w:tcBorders>
-              <w:top w:val="single" w:sz="4" w:space="0" w:color="808080"/>
-              <w:left w:val="single" w:sz="4" w:space="0" w:color="808080"/>
-              <w:bottom w:val="single" w:sz="4" w:space="0" w:color="808080"/>
-              <w:right w:val="single" w:sz="4" w:space="0" w:color="808080"/>
-            </w:tcBorders>
-          </w:tcPr>
-          <w:p>
-            <w:pPr>
-              <w:spacing w:before="20" w:after="20"/>
-              <w:jc w:val="center"/>
-            </w:pPr>
-            <w:r>
-              <w:rPr>
-                <w:rFonts w:ascii="Calibri" w:hAnsi="Calibri"/>
-                <w:b w:val="0"/>
-                <w:i w:val="0"/>
-                <w:color w:val="000000"/>
-                <w:sz w:val="16"/>
-              </w:rPr>
-              <w:t>tk</w:t>
-            </w:r>
-          </w:p>
-        </w:tc>
-        <w:tc>
-          <w:tcPr>
-            <w:tcW w:type="dxa" w:w="1020"/>
-            <w:tcBorders>
-              <w:top w:val="single" w:sz="4" w:space="0" w:color="808080"/>
-              <w:left w:val="single" w:sz="4" w:space="0" w:color="808080"/>
-              <w:bottom w:val="single" w:sz="4" w:space="0" w:color="808080"/>
-              <w:right w:val="single" w:sz="4" w:space="0" w:color="808080"/>
-            </w:tcBorders>
-          </w:tcPr>
-          <w:p>
-            <w:pPr>
-              <w:spacing w:before="20" w:after="20"/>
-              <w:jc w:val="right"/>
-            </w:pPr>
-            <w:r>
-              <w:rPr>
-                <w:rFonts w:ascii="Calibri" w:hAnsi="Calibri"/>
-                <w:b w:val="0"/>
-                <w:i w:val="0"/>
-                <w:color w:val="000000"/>
-                <w:sz w:val="16"/>
-              </w:rPr>
-              <w:t>1,000</w:t>
-            </w:r>
-          </w:p>
-        </w:tc>
-        <w:tc>
-          <w:tcPr>
-            <w:tcW w:type="dxa" w:w="1247"/>
-            <w:tcBorders>
-              <w:top w:val="single" w:sz="4" w:space="0" w:color="808080"/>
-              <w:left w:val="single" w:sz="4" w:space="0" w:color="808080"/>
-              <w:bottom w:val="single" w:sz="4" w:space="0" w:color="808080"/>
-              <w:right w:val="single" w:sz="4" w:space="0" w:color="808080"/>
-            </w:tcBorders>
-          </w:tcPr>
-          <w:p>
-            <w:pPr>
-              <w:spacing w:before="20" w:after="20"/>
-              <w:jc w:val="right"/>
-            </w:pPr>
-            <w:r>
-              <w:rPr>
-                <w:rFonts w:ascii="Calibri" w:hAnsi="Calibri"/>
-                <w:b w:val="0"/>
-                <w:i w:val="0"/>
-                <w:color w:val="000000"/>
-                <w:sz w:val="16"/>
-              </w:rPr>
-              <w:t>38.000,00</w:t>
-            </w:r>
-          </w:p>
-        </w:tc>
-        <w:tc>
-          <w:tcPr>
-            <w:tcW w:type="dxa" w:w="1361"/>
-            <w:tcBorders>
-              <w:top w:val="single" w:sz="4" w:space="0" w:color="808080"/>
-              <w:left w:val="single" w:sz="4" w:space="0" w:color="808080"/>
-              <w:bottom w:val="single" w:sz="4" w:space="0" w:color="808080"/>
-              <w:right w:val="single" w:sz="4" w:space="0" w:color="808080"/>
-            </w:tcBorders>
-          </w:tcPr>
-          <w:p>
-            <w:pPr>
-              <w:spacing w:before="20" w:after="20"/>
-              <w:jc w:val="right"/>
-            </w:pPr>
-            <w:r>
-              <w:rPr>
-                <w:rFonts w:ascii="Calibri" w:hAnsi="Calibri"/>
-                <w:b w:val="0"/>
-                <w:i w:val="0"/>
-                <w:color w:val="000000"/>
-                <w:sz w:val="16"/>
-              </w:rPr>
-              <w:t>38.000,00</w:t>
-            </w:r>
-          </w:p>
-        </w:tc>
-      </w:tr>
-      <w:tr>
-        <w:tc>
-          <w:tcPr>
-            <w:tcW w:type="dxa" w:w="510"/>
-            <w:tcBorders>
-              <w:top w:val="single" w:sz="4" w:space="0" w:color="808080"/>
-              <w:left w:val="single" w:sz="4" w:space="0" w:color="808080"/>
-              <w:bottom w:val="single" w:sz="4" w:space="0" w:color="808080"/>
-              <w:right w:val="single" w:sz="4" w:space="0" w:color="808080"/>
-            </w:tcBorders>
-          </w:tcPr>
-          <w:p>
-            <w:pPr>
-              <w:spacing w:before="20" w:after="20"/>
-              <w:jc w:val="center"/>
-            </w:pPr>
-            <w:r>
-              <w:rPr>
-                <w:rFonts w:ascii="Calibri" w:hAnsi="Calibri"/>
-                <w:b w:val="0"/>
-                <w:i w:val="0"/>
-                <w:color w:val="000000"/>
-                <w:sz w:val="16"/>
-              </w:rPr>
-              <w:t>54</w:t>
-            </w:r>
-          </w:p>
-        </w:tc>
-        <w:tc>
-          <w:tcPr>
-            <w:tcW w:type="dxa" w:w="1191"/>
-            <w:tcBorders>
-              <w:top w:val="single" w:sz="4" w:space="0" w:color="808080"/>
-              <w:left w:val="single" w:sz="4" w:space="0" w:color="808080"/>
-              <w:bottom w:val="single" w:sz="4" w:space="0" w:color="808080"/>
-              <w:right w:val="single" w:sz="4" w:space="0" w:color="808080"/>
-            </w:tcBorders>
-          </w:tcPr>
-          <w:p>
-            <w:pPr>
-              <w:spacing w:before="20" w:after="20"/>
-              <w:jc w:val="center"/>
-            </w:pPr>
-            <w:r>
-              <w:rPr>
-                <w:rFonts w:ascii="Calibri" w:hAnsi="Calibri"/>
-                <w:b w:val="0"/>
-                <w:i w:val="0"/>
-                <w:color w:val="000000"/>
-                <w:sz w:val="16"/>
-              </w:rPr>
-              <w:t>—</w:t>
-            </w:r>
-          </w:p>
-        </w:tc>
-        <w:tc>
-          <w:tcPr>
-            <w:tcW w:type="dxa" w:w="4479"/>
-            <w:tcBorders>
-              <w:top w:val="single" w:sz="4" w:space="0" w:color="808080"/>
-              <w:left w:val="single" w:sz="4" w:space="0" w:color="808080"/>
-              <w:bottom w:val="single" w:sz="4" w:space="0" w:color="808080"/>
-              <w:right w:val="single" w:sz="4" w:space="0" w:color="808080"/>
-            </w:tcBorders>
-          </w:tcPr>
-          <w:p>
-            <w:pPr>
-              <w:spacing w:before="20" w:after="20"/>
-              <w:jc w:val="left"/>
-            </w:pPr>
-            <w:r>
-              <w:rPr>
-                <w:rFonts w:ascii="Calibri" w:hAnsi="Calibri"/>
-                <w:b w:val="0"/>
-                <w:i w:val="0"/>
-                <w:color w:val="000000"/>
-                <w:sz w:val="16"/>
-              </w:rPr>
-              <w:t>Pis su tesisatı — Ø50 / Ø70 / Ø100 sert PVC boru, kolon ve yatay hatlar, temizleme kapakları, yer süzgeçleri</w:t>
-            </w:r>
-          </w:p>
-        </w:tc>
-        <w:tc>
-          <w:tcPr>
-            <w:tcW w:type="dxa" w:w="624"/>
-            <w:tcBorders>
-              <w:top w:val="single" w:sz="4" w:space="0" w:color="808080"/>
-              <w:left w:val="single" w:sz="4" w:space="0" w:color="808080"/>
-              <w:bottom w:val="single" w:sz="4" w:space="0" w:color="808080"/>
-              <w:right w:val="single" w:sz="4" w:space="0" w:color="808080"/>
-            </w:tcBorders>
-          </w:tcPr>
-          <w:p>
-            <w:pPr>
-              <w:spacing w:before="20" w:after="20"/>
-              <w:jc w:val="center"/>
-            </w:pPr>
-            <w:r>
-              <w:rPr>
-                <w:rFonts w:ascii="Calibri" w:hAnsi="Calibri"/>
-                <w:b w:val="0"/>
-                <w:i w:val="0"/>
-                <w:color w:val="000000"/>
-                <w:sz w:val="16"/>
-              </w:rPr>
-              <w:t>tk</w:t>
-            </w:r>
-          </w:p>
-        </w:tc>
-        <w:tc>
-          <w:tcPr>
-            <w:tcW w:type="dxa" w:w="1020"/>
-            <w:tcBorders>
-              <w:top w:val="single" w:sz="4" w:space="0" w:color="808080"/>
-              <w:left w:val="single" w:sz="4" w:space="0" w:color="808080"/>
-              <w:bottom w:val="single" w:sz="4" w:space="0" w:color="808080"/>
-              <w:right w:val="single" w:sz="4" w:space="0" w:color="808080"/>
-            </w:tcBorders>
-          </w:tcPr>
-          <w:p>
-            <w:pPr>
-              <w:spacing w:before="20" w:after="20"/>
-              <w:jc w:val="right"/>
-            </w:pPr>
-            <w:r>
-              <w:rPr>
-                <w:rFonts w:ascii="Calibri" w:hAnsi="Calibri"/>
-                <w:b w:val="0"/>
-                <w:i w:val="0"/>
-                <w:color w:val="000000"/>
-                <w:sz w:val="16"/>
-              </w:rPr>
-              <w:t>1,000</w:t>
-            </w:r>
-          </w:p>
-        </w:tc>
-        <w:tc>
-          <w:tcPr>
-            <w:tcW w:type="dxa" w:w="1247"/>
-            <w:tcBorders>
-              <w:top w:val="single" w:sz="4" w:space="0" w:color="808080"/>
-              <w:left w:val="single" w:sz="4" w:space="0" w:color="808080"/>
-              <w:bottom w:val="single" w:sz="4" w:space="0" w:color="808080"/>
-              <w:right w:val="single" w:sz="4" w:space="0" w:color="808080"/>
-            </w:tcBorders>
-          </w:tcPr>
-          <w:p>
-            <w:pPr>
-              <w:spacing w:before="20" w:after="20"/>
-              <w:jc w:val="right"/>
-            </w:pPr>
-            <w:r>
-              <w:rPr>
-                <w:rFonts w:ascii="Calibri" w:hAnsi="Calibri"/>
-                <w:b w:val="0"/>
-                <w:i w:val="0"/>
-                <w:color w:val="000000"/>
-                <w:sz w:val="16"/>
-              </w:rPr>
-              <w:t>27.000,00</w:t>
-            </w:r>
-          </w:p>
-        </w:tc>
-        <w:tc>
-          <w:tcPr>
-            <w:tcW w:type="dxa" w:w="1361"/>
-            <w:tcBorders>
-              <w:top w:val="single" w:sz="4" w:space="0" w:color="808080"/>
-              <w:left w:val="single" w:sz="4" w:space="0" w:color="808080"/>
-              <w:bottom w:val="single" w:sz="4" w:space="0" w:color="808080"/>
-              <w:right w:val="single" w:sz="4" w:space="0" w:color="808080"/>
-            </w:tcBorders>
-          </w:tcPr>
-          <w:p>
-            <w:pPr>
-              <w:spacing w:before="20" w:after="20"/>
-              <w:jc w:val="right"/>
-            </w:pPr>
-            <w:r>
-              <w:rPr>
-                <w:rFonts w:ascii="Calibri" w:hAnsi="Calibri"/>
-                <w:b w:val="0"/>
-                <w:i w:val="0"/>
-                <w:color w:val="000000"/>
-                <w:sz w:val="16"/>
-              </w:rPr>
-              <w:t>27.000,00</w:t>
-            </w:r>
-          </w:p>
-        </w:tc>
-      </w:tr>
-      <w:tr>
-        <w:tc>
-          <w:tcPr>
-            <w:tcW w:type="dxa" w:w="510"/>
-            <w:tcBorders>
-              <w:top w:val="single" w:sz="4" w:space="0" w:color="808080"/>
-              <w:left w:val="single" w:sz="4" w:space="0" w:color="808080"/>
-              <w:bottom w:val="single" w:sz="4" w:space="0" w:color="808080"/>
-              <w:right w:val="single" w:sz="4" w:space="0" w:color="808080"/>
-            </w:tcBorders>
-          </w:tcPr>
-          <w:p>
-            <w:pPr>
-              <w:spacing w:before="20" w:after="20"/>
-              <w:jc w:val="center"/>
-            </w:pPr>
-            <w:r>
-              <w:rPr>
-                <w:rFonts w:ascii="Calibri" w:hAnsi="Calibri"/>
-                <w:b w:val="0"/>
-                <w:i w:val="0"/>
-                <w:color w:val="000000"/>
-                <w:sz w:val="16"/>
-              </w:rPr>
-              <w:t>55</w:t>
-            </w:r>
-          </w:p>
-        </w:tc>
-        <w:tc>
-          <w:tcPr>
-            <w:tcW w:type="dxa" w:w="1191"/>
-            <w:tcBorders>
-              <w:top w:val="single" w:sz="4" w:space="0" w:color="808080"/>
-              <w:left w:val="single" w:sz="4" w:space="0" w:color="808080"/>
-              <w:bottom w:val="single" w:sz="4" w:space="0" w:color="808080"/>
-              <w:right w:val="single" w:sz="4" w:space="0" w:color="808080"/>
-            </w:tcBorders>
-          </w:tcPr>
-          <w:p>
-            <w:pPr>
-              <w:spacing w:before="20" w:after="20"/>
-              <w:jc w:val="center"/>
-            </w:pPr>
-            <w:r>
-              <w:rPr>
-                <w:rFonts w:ascii="Calibri" w:hAnsi="Calibri"/>
-                <w:b w:val="0"/>
-                <w:i w:val="0"/>
-                <w:color w:val="000000"/>
-                <w:sz w:val="16"/>
-              </w:rPr>
-              <w:t>—</w:t>
-            </w:r>
-          </w:p>
-        </w:tc>
-        <w:tc>
-          <w:tcPr>
-            <w:tcW w:type="dxa" w:w="4479"/>
-            <w:tcBorders>
-              <w:top w:val="single" w:sz="4" w:space="0" w:color="808080"/>
-              <w:left w:val="single" w:sz="4" w:space="0" w:color="808080"/>
-              <w:bottom w:val="single" w:sz="4" w:space="0" w:color="808080"/>
-              <w:right w:val="single" w:sz="4" w:space="0" w:color="808080"/>
-            </w:tcBorders>
-          </w:tcPr>
-          <w:p>
-            <w:pPr>
-              <w:spacing w:before="20" w:after="20"/>
-              <w:jc w:val="left"/>
-            </w:pPr>
-            <w:r>
-              <w:rPr>
-                <w:rFonts w:ascii="Calibri" w:hAnsi="Calibri"/>
-                <w:b w:val="0"/>
-                <w:i w:val="0"/>
-                <w:color w:val="000000"/>
-                <w:sz w:val="16"/>
-              </w:rPr>
-              <w:t>Termosifon — sıcak su üretimi (proje raporu: sıcak su hatları termosifon vasıtasıyla)</w:t>
-            </w:r>
-          </w:p>
-        </w:tc>
-        <w:tc>
-          <w:tcPr>
-            <w:tcW w:type="dxa" w:w="624"/>
-            <w:tcBorders>
-              <w:top w:val="single" w:sz="4" w:space="0" w:color="808080"/>
-              <w:left w:val="single" w:sz="4" w:space="0" w:color="808080"/>
-              <w:bottom w:val="single" w:sz="4" w:space="0" w:color="808080"/>
-              <w:right w:val="single" w:sz="4" w:space="0" w:color="808080"/>
-            </w:tcBorders>
-          </w:tcPr>
-          <w:p>
-            <w:pPr>
-              <w:spacing w:before="20" w:after="20"/>
-              <w:jc w:val="center"/>
-            </w:pPr>
-            <w:r>
-              <w:rPr>
-                <w:rFonts w:ascii="Calibri" w:hAnsi="Calibri"/>
-                <w:b w:val="0"/>
-                <w:i w:val="0"/>
-                <w:color w:val="000000"/>
-                <w:sz w:val="16"/>
-              </w:rPr>
-              <w:t>ad</w:t>
-            </w:r>
-          </w:p>
-        </w:tc>
-        <w:tc>
-          <w:tcPr>
-            <w:tcW w:type="dxa" w:w="1020"/>
-            <w:tcBorders>
-              <w:top w:val="single" w:sz="4" w:space="0" w:color="808080"/>
-              <w:left w:val="single" w:sz="4" w:space="0" w:color="808080"/>
-              <w:bottom w:val="single" w:sz="4" w:space="0" w:color="808080"/>
-              <w:right w:val="single" w:sz="4" w:space="0" w:color="808080"/>
-            </w:tcBorders>
-          </w:tcPr>
-          <w:p>
-            <w:pPr>
-              <w:spacing w:before="20" w:after="20"/>
-              <w:jc w:val="right"/>
-            </w:pPr>
-            <w:r>
-              <w:rPr>
-                <w:rFonts w:ascii="Calibri" w:hAnsi="Calibri"/>
-                <w:b w:val="0"/>
-                <w:i w:val="0"/>
-                <w:color w:val="000000"/>
-                <w:sz w:val="16"/>
-              </w:rPr>
-              <w:t>1,000</w:t>
-            </w:r>
-          </w:p>
-        </w:tc>
-        <w:tc>
-          <w:tcPr>
-            <w:tcW w:type="dxa" w:w="1247"/>
-            <w:tcBorders>
-              <w:top w:val="single" w:sz="4" w:space="0" w:color="808080"/>
-              <w:left w:val="single" w:sz="4" w:space="0" w:color="808080"/>
-              <w:bottom w:val="single" w:sz="4" w:space="0" w:color="808080"/>
-              <w:right w:val="single" w:sz="4" w:space="0" w:color="808080"/>
-            </w:tcBorders>
-          </w:tcPr>
-          <w:p>
-            <w:pPr>
-              <w:spacing w:before="20" w:after="20"/>
-              <w:jc w:val="right"/>
-            </w:pPr>
-            <w:r>
-              <w:rPr>
-                <w:rFonts w:ascii="Calibri" w:hAnsi="Calibri"/>
-                <w:b w:val="0"/>
-                <w:i w:val="0"/>
-                <w:color w:val="000000"/>
-                <w:sz w:val="16"/>
-              </w:rPr>
-              <w:t>13.000,00</w:t>
-            </w:r>
-          </w:p>
-        </w:tc>
-        <w:tc>
-          <w:tcPr>
-            <w:tcW w:type="dxa" w:w="1361"/>
-            <w:tcBorders>
-              <w:top w:val="single" w:sz="4" w:space="0" w:color="808080"/>
-              <w:left w:val="single" w:sz="4" w:space="0" w:color="808080"/>
-              <w:bottom w:val="single" w:sz="4" w:space="0" w:color="808080"/>
-              <w:right w:val="single" w:sz="4" w:space="0" w:color="808080"/>
-            </w:tcBorders>
-          </w:tcPr>
-          <w:p>
-            <w:pPr>
-              <w:spacing w:before="20" w:after="20"/>
-              <w:jc w:val="right"/>
-            </w:pPr>
-            <w:r>
-              <w:rPr>
-                <w:rFonts w:ascii="Calibri" w:hAnsi="Calibri"/>
-                <w:b w:val="0"/>
-                <w:i w:val="0"/>
-                <w:color w:val="000000"/>
-                <w:sz w:val="16"/>
-              </w:rPr>
-              <w:t>13.000,00</w:t>
-            </w:r>
-          </w:p>
-        </w:tc>
-      </w:tr>
-      <w:tr>
-        <w:tc>
-          <w:tcPr>
-            <w:tcW w:type="dxa" w:w="510"/>
-            <w:tcBorders>
-              <w:top w:val="single" w:sz="4" w:space="0" w:color="808080"/>
-              <w:left w:val="single" w:sz="4" w:space="0" w:color="808080"/>
-              <w:bottom w:val="single" w:sz="4" w:space="0" w:color="808080"/>
-              <w:right w:val="single" w:sz="4" w:space="0" w:color="808080"/>
-            </w:tcBorders>
-          </w:tcPr>
-          <w:p>
-            <w:pPr>
-              <w:spacing w:before="20" w:after="20"/>
-              <w:jc w:val="center"/>
-            </w:pPr>
-            <w:r>
-              <w:rPr>
-                <w:rFonts w:ascii="Calibri" w:hAnsi="Calibri"/>
-                <w:b w:val="0"/>
-                <w:i w:val="0"/>
-                <w:color w:val="000000"/>
-                <w:sz w:val="16"/>
-              </w:rPr>
-              <w:t>56</w:t>
-            </w:r>
-          </w:p>
-        </w:tc>
-        <w:tc>
-          <w:tcPr>
-            <w:tcW w:type="dxa" w:w="1191"/>
-            <w:tcBorders>
-              <w:top w:val="single" w:sz="4" w:space="0" w:color="808080"/>
-              <w:left w:val="single" w:sz="4" w:space="0" w:color="808080"/>
-              <w:bottom w:val="single" w:sz="4" w:space="0" w:color="808080"/>
-              <w:right w:val="single" w:sz="4" w:space="0" w:color="808080"/>
-            </w:tcBorders>
-          </w:tcPr>
-          <w:p>
-            <w:pPr>
-              <w:spacing w:before="20" w:after="20"/>
-              <w:jc w:val="center"/>
-            </w:pPr>
-            <w:r>
-              <w:rPr>
-                <w:rFonts w:ascii="Calibri" w:hAnsi="Calibri"/>
-                <w:b w:val="0"/>
-                <w:i w:val="0"/>
-                <w:color w:val="000000"/>
-                <w:sz w:val="16"/>
-              </w:rPr>
-              <w:t>—</w:t>
-            </w:r>
-          </w:p>
-        </w:tc>
-        <w:tc>
-          <w:tcPr>
-            <w:tcW w:type="dxa" w:w="4479"/>
-            <w:tcBorders>
-              <w:top w:val="single" w:sz="4" w:space="0" w:color="808080"/>
-              <w:left w:val="single" w:sz="4" w:space="0" w:color="808080"/>
-              <w:bottom w:val="single" w:sz="4" w:space="0" w:color="808080"/>
-              <w:right w:val="single" w:sz="4" w:space="0" w:color="808080"/>
-            </w:tcBorders>
-          </w:tcPr>
-          <w:p>
-            <w:pPr>
-              <w:spacing w:before="20" w:after="20"/>
-              <w:jc w:val="left"/>
-            </w:pPr>
-            <w:r>
-              <w:rPr>
-                <w:rFonts w:ascii="Calibri" w:hAnsi="Calibri"/>
-                <w:b w:val="0"/>
-                <w:i w:val="0"/>
-                <w:color w:val="000000"/>
-                <w:sz w:val="16"/>
-              </w:rPr>
-              <w:t>Şebeke su bağlantısı ve 2" su sayacı — temiz su girişi 80 YB</w:t>
-            </w:r>
-          </w:p>
-        </w:tc>
-        <w:tc>
-          <w:tcPr>
-            <w:tcW w:type="dxa" w:w="624"/>
-            <w:tcBorders>
-              <w:top w:val="single" w:sz="4" w:space="0" w:color="808080"/>
-              <w:left w:val="single" w:sz="4" w:space="0" w:color="808080"/>
-              <w:bottom w:val="single" w:sz="4" w:space="0" w:color="808080"/>
-              <w:right w:val="single" w:sz="4" w:space="0" w:color="808080"/>
-            </w:tcBorders>
-          </w:tcPr>
-          <w:p>
-            <w:pPr>
-              <w:spacing w:before="20" w:after="20"/>
-              <w:jc w:val="center"/>
-            </w:pPr>
-            <w:r>
-              <w:rPr>
-                <w:rFonts w:ascii="Calibri" w:hAnsi="Calibri"/>
-                <w:b w:val="0"/>
-                <w:i w:val="0"/>
-                <w:color w:val="000000"/>
-                <w:sz w:val="16"/>
-              </w:rPr>
-              <w:t>ad</w:t>
-            </w:r>
-          </w:p>
-        </w:tc>
-        <w:tc>
-          <w:tcPr>
-            <w:tcW w:type="dxa" w:w="1020"/>
-            <w:tcBorders>
-              <w:top w:val="single" w:sz="4" w:space="0" w:color="808080"/>
-              <w:left w:val="single" w:sz="4" w:space="0" w:color="808080"/>
-              <w:bottom w:val="single" w:sz="4" w:space="0" w:color="808080"/>
-              <w:right w:val="single" w:sz="4" w:space="0" w:color="808080"/>
-            </w:tcBorders>
-          </w:tcPr>
-          <w:p>
-            <w:pPr>
-              <w:spacing w:before="20" w:after="20"/>
-              <w:jc w:val="right"/>
-            </w:pPr>
-            <w:r>
-              <w:rPr>
-                <w:rFonts w:ascii="Calibri" w:hAnsi="Calibri"/>
-                <w:b w:val="0"/>
-                <w:i w:val="0"/>
-                <w:color w:val="000000"/>
-                <w:sz w:val="16"/>
-              </w:rPr>
-              <w:t>1,000</w:t>
-            </w:r>
-          </w:p>
-        </w:tc>
-        <w:tc>
-          <w:tcPr>
-            <w:tcW w:type="dxa" w:w="1247"/>
-            <w:tcBorders>
-              <w:top w:val="single" w:sz="4" w:space="0" w:color="808080"/>
-              <w:left w:val="single" w:sz="4" w:space="0" w:color="808080"/>
-              <w:bottom w:val="single" w:sz="4" w:space="0" w:color="808080"/>
-              <w:right w:val="single" w:sz="4" w:space="0" w:color="808080"/>
-            </w:tcBorders>
-          </w:tcPr>
-          <w:p>
-            <w:pPr>
-              <w:spacing w:before="20" w:after="20"/>
-              <w:jc w:val="right"/>
-            </w:pPr>
-            <w:r>
-              <w:rPr>
-                <w:rFonts w:ascii="Calibri" w:hAnsi="Calibri"/>
-                <w:b w:val="0"/>
-                <w:i w:val="0"/>
-                <w:color w:val="000000"/>
-                <w:sz w:val="16"/>
-              </w:rPr>
-              <w:t>26.000,00</w:t>
-            </w:r>
-          </w:p>
-        </w:tc>
-        <w:tc>
-          <w:tcPr>
-            <w:tcW w:type="dxa" w:w="1361"/>
-            <w:tcBorders>
-              <w:top w:val="single" w:sz="4" w:space="0" w:color="808080"/>
-              <w:left w:val="single" w:sz="4" w:space="0" w:color="808080"/>
-              <w:bottom w:val="single" w:sz="4" w:space="0" w:color="808080"/>
-              <w:right w:val="single" w:sz="4" w:space="0" w:color="808080"/>
-            </w:tcBorders>
-          </w:tcPr>
-          <w:p>
-            <w:pPr>
-              <w:spacing w:before="20" w:after="20"/>
-              <w:jc w:val="right"/>
-            </w:pPr>
-            <w:r>
-              <w:rPr>
-                <w:rFonts w:ascii="Calibri" w:hAnsi="Calibri"/>
-                <w:b w:val="0"/>
-                <w:i w:val="0"/>
-                <w:color w:val="000000"/>
-                <w:sz w:val="16"/>
-              </w:rPr>
-              <w:t>26.000,00</w:t>
-            </w:r>
-          </w:p>
-        </w:tc>
-      </w:tr>
-      <w:tr>
-        <w:tc>
-          <w:tcPr>
-            <w:tcW w:type="dxa" w:w="510"/>
-            <w:tcBorders>
-              <w:top w:val="single" w:sz="4" w:space="0" w:color="808080"/>
-              <w:left w:val="single" w:sz="4" w:space="0" w:color="808080"/>
-              <w:bottom w:val="single" w:sz="4" w:space="0" w:color="808080"/>
-              <w:right w:val="single" w:sz="4" w:space="0" w:color="808080"/>
-            </w:tcBorders>
-          </w:tcPr>
-          <w:p>
-            <w:pPr>
-              <w:spacing w:before="20" w:after="20"/>
-              <w:jc w:val="center"/>
-            </w:pPr>
-            <w:r>
-              <w:rPr>
-                <w:rFonts w:ascii="Calibri" w:hAnsi="Calibri"/>
-                <w:b w:val="0"/>
-                <w:i w:val="0"/>
-                <w:color w:val="000000"/>
-                <w:sz w:val="16"/>
-              </w:rPr>
-              <w:t>57</w:t>
-            </w:r>
-          </w:p>
-        </w:tc>
-        <w:tc>
-          <w:tcPr>
-            <w:tcW w:type="dxa" w:w="1191"/>
-            <w:tcBorders>
-              <w:top w:val="single" w:sz="4" w:space="0" w:color="808080"/>
-              <w:left w:val="single" w:sz="4" w:space="0" w:color="808080"/>
-              <w:bottom w:val="single" w:sz="4" w:space="0" w:color="808080"/>
-              <w:right w:val="single" w:sz="4" w:space="0" w:color="808080"/>
-            </w:tcBorders>
-          </w:tcPr>
-          <w:p>
-            <w:pPr>
-              <w:spacing w:before="20" w:after="20"/>
-              <w:jc w:val="center"/>
-            </w:pPr>
-            <w:r>
-              <w:rPr>
-                <w:rFonts w:ascii="Calibri" w:hAnsi="Calibri"/>
-                <w:b w:val="0"/>
-                <w:i w:val="0"/>
-                <w:color w:val="000000"/>
-                <w:sz w:val="16"/>
-              </w:rPr>
-              <w:t>—</w:t>
-            </w:r>
-          </w:p>
-        </w:tc>
-        <w:tc>
-          <w:tcPr>
-            <w:tcW w:type="dxa" w:w="4479"/>
-            <w:tcBorders>
-              <w:top w:val="single" w:sz="4" w:space="0" w:color="808080"/>
-              <w:left w:val="single" w:sz="4" w:space="0" w:color="808080"/>
-              <w:bottom w:val="single" w:sz="4" w:space="0" w:color="808080"/>
-              <w:right w:val="single" w:sz="4" w:space="0" w:color="808080"/>
-            </w:tcBorders>
-          </w:tcPr>
-          <w:p>
-            <w:pPr>
-              <w:spacing w:before="20" w:after="20"/>
-              <w:jc w:val="left"/>
-            </w:pPr>
-            <w:r>
-              <w:rPr>
-                <w:rFonts w:ascii="Calibri" w:hAnsi="Calibri"/>
-                <w:b w:val="0"/>
-                <w:i w:val="0"/>
-                <w:color w:val="000000"/>
-                <w:sz w:val="16"/>
-              </w:rPr>
-              <w:t>Hidrofor — Q = 2 m³/h, P = 33-38 mSS</w:t>
-            </w:r>
-          </w:p>
-        </w:tc>
-        <w:tc>
-          <w:tcPr>
-            <w:tcW w:type="dxa" w:w="624"/>
-            <w:tcBorders>
-              <w:top w:val="single" w:sz="4" w:space="0" w:color="808080"/>
-              <w:left w:val="single" w:sz="4" w:space="0" w:color="808080"/>
-              <w:bottom w:val="single" w:sz="4" w:space="0" w:color="808080"/>
-              <w:right w:val="single" w:sz="4" w:space="0" w:color="808080"/>
-            </w:tcBorders>
-          </w:tcPr>
-          <w:p>
-            <w:pPr>
-              <w:spacing w:before="20" w:after="20"/>
-              <w:jc w:val="center"/>
-            </w:pPr>
-            <w:r>
-              <w:rPr>
-                <w:rFonts w:ascii="Calibri" w:hAnsi="Calibri"/>
-                <w:b w:val="0"/>
-                <w:i w:val="0"/>
-                <w:color w:val="000000"/>
-                <w:sz w:val="16"/>
-              </w:rPr>
-              <w:t>ad</w:t>
-            </w:r>
-          </w:p>
-        </w:tc>
-        <w:tc>
-          <w:tcPr>
-            <w:tcW w:type="dxa" w:w="1020"/>
-            <w:tcBorders>
-              <w:top w:val="single" w:sz="4" w:space="0" w:color="808080"/>
-              <w:left w:val="single" w:sz="4" w:space="0" w:color="808080"/>
-              <w:bottom w:val="single" w:sz="4" w:space="0" w:color="808080"/>
-              <w:right w:val="single" w:sz="4" w:space="0" w:color="808080"/>
-            </w:tcBorders>
-          </w:tcPr>
-          <w:p>
-            <w:pPr>
-              <w:spacing w:before="20" w:after="20"/>
-              <w:jc w:val="right"/>
-            </w:pPr>
-            <w:r>
-              <w:rPr>
-                <w:rFonts w:ascii="Calibri" w:hAnsi="Calibri"/>
-                <w:b w:val="0"/>
-                <w:i w:val="0"/>
-                <w:color w:val="000000"/>
-                <w:sz w:val="16"/>
-              </w:rPr>
-              <w:t>1,000</w:t>
-            </w:r>
-          </w:p>
-        </w:tc>
-        <w:tc>
-          <w:tcPr>
-            <w:tcW w:type="dxa" w:w="1247"/>
-            <w:tcBorders>
-              <w:top w:val="single" w:sz="4" w:space="0" w:color="808080"/>
-              <w:left w:val="single" w:sz="4" w:space="0" w:color="808080"/>
-              <w:bottom w:val="single" w:sz="4" w:space="0" w:color="808080"/>
-              <w:right w:val="single" w:sz="4" w:space="0" w:color="808080"/>
-            </w:tcBorders>
-          </w:tcPr>
-          <w:p>
-            <w:pPr>
-              <w:spacing w:before="20" w:after="20"/>
-              <w:jc w:val="right"/>
-            </w:pPr>
-            <w:r>
-              <w:rPr>
-                <w:rFonts w:ascii="Calibri" w:hAnsi="Calibri"/>
-                <w:b w:val="0"/>
-                <w:i w:val="0"/>
-                <w:color w:val="000000"/>
-                <w:sz w:val="16"/>
-              </w:rPr>
-              <w:t>48.000,00</w:t>
-            </w:r>
-          </w:p>
-        </w:tc>
-        <w:tc>
-          <w:tcPr>
-            <w:tcW w:type="dxa" w:w="1361"/>
-            <w:tcBorders>
-              <w:top w:val="single" w:sz="4" w:space="0" w:color="808080"/>
-              <w:left w:val="single" w:sz="4" w:space="0" w:color="808080"/>
-              <w:bottom w:val="single" w:sz="4" w:space="0" w:color="808080"/>
-              <w:right w:val="single" w:sz="4" w:space="0" w:color="808080"/>
-            </w:tcBorders>
-          </w:tcPr>
-          <w:p>
-            <w:pPr>
-              <w:spacing w:before="20" w:after="20"/>
-              <w:jc w:val="right"/>
-            </w:pPr>
-            <w:r>
-              <w:rPr>
-                <w:rFonts w:ascii="Calibri" w:hAnsi="Calibri"/>
-                <w:b w:val="0"/>
-                <w:i w:val="0"/>
-                <w:color w:val="000000"/>
-                <w:sz w:val="16"/>
-              </w:rPr>
-              <w:t>48.000,00</w:t>
-            </w:r>
-          </w:p>
-        </w:tc>
-      </w:tr>
-      <w:tr>
-        <w:tc>
-          <w:tcPr>
-            <w:tcW w:type="dxa" w:w="510"/>
-            <w:tcBorders>
-              <w:top w:val="single" w:sz="4" w:space="0" w:color="808080"/>
-              <w:left w:val="single" w:sz="4" w:space="0" w:color="808080"/>
-              <w:bottom w:val="single" w:sz="4" w:space="0" w:color="808080"/>
-              <w:right w:val="single" w:sz="4" w:space="0" w:color="808080"/>
-            </w:tcBorders>
-          </w:tcPr>
-          <w:p>
-            <w:pPr>
-              <w:spacing w:before="20" w:after="20"/>
-              <w:jc w:val="center"/>
-            </w:pPr>
-            <w:r>
-              <w:rPr>
-                <w:rFonts w:ascii="Calibri" w:hAnsi="Calibri"/>
-                <w:b w:val="0"/>
-                <w:i w:val="0"/>
-                <w:color w:val="000000"/>
-                <w:sz w:val="16"/>
-              </w:rPr>
-              <w:t>58</w:t>
-            </w:r>
-          </w:p>
-        </w:tc>
-        <w:tc>
-          <w:tcPr>
-            <w:tcW w:type="dxa" w:w="1191"/>
-            <w:tcBorders>
-              <w:top w:val="single" w:sz="4" w:space="0" w:color="808080"/>
-              <w:left w:val="single" w:sz="4" w:space="0" w:color="808080"/>
-              <w:bottom w:val="single" w:sz="4" w:space="0" w:color="808080"/>
-              <w:right w:val="single" w:sz="4" w:space="0" w:color="808080"/>
-            </w:tcBorders>
-          </w:tcPr>
-          <w:p>
-            <w:pPr>
-              <w:spacing w:before="20" w:after="20"/>
-              <w:jc w:val="center"/>
-            </w:pPr>
-            <w:r>
-              <w:rPr>
-                <w:rFonts w:ascii="Calibri" w:hAnsi="Calibri"/>
-                <w:b w:val="0"/>
-                <w:i w:val="0"/>
-                <w:color w:val="000000"/>
-                <w:sz w:val="16"/>
-              </w:rPr>
-              <w:t>—</w:t>
-            </w:r>
-          </w:p>
-        </w:tc>
-        <w:tc>
-          <w:tcPr>
-            <w:tcW w:type="dxa" w:w="4479"/>
-            <w:tcBorders>
-              <w:top w:val="single" w:sz="4" w:space="0" w:color="808080"/>
-              <w:left w:val="single" w:sz="4" w:space="0" w:color="808080"/>
-              <w:bottom w:val="single" w:sz="4" w:space="0" w:color="808080"/>
-              <w:right w:val="single" w:sz="4" w:space="0" w:color="808080"/>
-            </w:tcBorders>
-          </w:tcPr>
-          <w:p>
-            <w:pPr>
-              <w:spacing w:before="20" w:after="20"/>
-              <w:jc w:val="left"/>
-            </w:pPr>
-            <w:r>
-              <w:rPr>
-                <w:rFonts w:ascii="Calibri" w:hAnsi="Calibri"/>
-                <w:b w:val="0"/>
-                <w:i w:val="0"/>
-                <w:color w:val="000000"/>
-                <w:sz w:val="16"/>
-              </w:rPr>
-              <w:t>Tesisat hidroforu — 0,3 m³/h, 30 mSS (3A)</w:t>
-            </w:r>
-          </w:p>
-        </w:tc>
-        <w:tc>
-          <w:tcPr>
-            <w:tcW w:type="dxa" w:w="624"/>
-            <w:tcBorders>
-              <w:top w:val="single" w:sz="4" w:space="0" w:color="808080"/>
-              <w:left w:val="single" w:sz="4" w:space="0" w:color="808080"/>
-              <w:bottom w:val="single" w:sz="4" w:space="0" w:color="808080"/>
-              <w:right w:val="single" w:sz="4" w:space="0" w:color="808080"/>
-            </w:tcBorders>
-          </w:tcPr>
-          <w:p>
-            <w:pPr>
-              <w:spacing w:before="20" w:after="20"/>
-              <w:jc w:val="center"/>
-            </w:pPr>
-            <w:r>
-              <w:rPr>
-                <w:rFonts w:ascii="Calibri" w:hAnsi="Calibri"/>
-                <w:b w:val="0"/>
-                <w:i w:val="0"/>
-                <w:color w:val="000000"/>
-                <w:sz w:val="16"/>
-              </w:rPr>
-              <w:t>ad</w:t>
-            </w:r>
-          </w:p>
-        </w:tc>
-        <w:tc>
-          <w:tcPr>
-            <w:tcW w:type="dxa" w:w="1020"/>
-            <w:tcBorders>
-              <w:top w:val="single" w:sz="4" w:space="0" w:color="808080"/>
-              <w:left w:val="single" w:sz="4" w:space="0" w:color="808080"/>
-              <w:bottom w:val="single" w:sz="4" w:space="0" w:color="808080"/>
-              <w:right w:val="single" w:sz="4" w:space="0" w:color="808080"/>
-            </w:tcBorders>
-          </w:tcPr>
-          <w:p>
-            <w:pPr>
-              <w:spacing w:before="20" w:after="20"/>
-              <w:jc w:val="right"/>
-            </w:pPr>
-            <w:r>
-              <w:rPr>
-                <w:rFonts w:ascii="Calibri" w:hAnsi="Calibri"/>
-                <w:b w:val="0"/>
-                <w:i w:val="0"/>
-                <w:color w:val="000000"/>
-                <w:sz w:val="16"/>
-              </w:rPr>
-              <w:t>1,000</w:t>
-            </w:r>
-          </w:p>
-        </w:tc>
-        <w:tc>
-          <w:tcPr>
-            <w:tcW w:type="dxa" w:w="1247"/>
-            <w:tcBorders>
-              <w:top w:val="single" w:sz="4" w:space="0" w:color="808080"/>
-              <w:left w:val="single" w:sz="4" w:space="0" w:color="808080"/>
-              <w:bottom w:val="single" w:sz="4" w:space="0" w:color="808080"/>
-              <w:right w:val="single" w:sz="4" w:space="0" w:color="808080"/>
-            </w:tcBorders>
-          </w:tcPr>
-          <w:p>
-            <w:pPr>
-              <w:spacing w:before="20" w:after="20"/>
-              <w:jc w:val="right"/>
-            </w:pPr>
-            <w:r>
-              <w:rPr>
-                <w:rFonts w:ascii="Calibri" w:hAnsi="Calibri"/>
-                <w:b w:val="0"/>
-                <w:i w:val="0"/>
-                <w:color w:val="000000"/>
-                <w:sz w:val="16"/>
-              </w:rPr>
-              <w:t>19.000,00</w:t>
-            </w:r>
-          </w:p>
-        </w:tc>
-        <w:tc>
-          <w:tcPr>
-            <w:tcW w:type="dxa" w:w="1361"/>
-            <w:tcBorders>
-              <w:top w:val="single" w:sz="4" w:space="0" w:color="808080"/>
-              <w:left w:val="single" w:sz="4" w:space="0" w:color="808080"/>
-              <w:bottom w:val="single" w:sz="4" w:space="0" w:color="808080"/>
-              <w:right w:val="single" w:sz="4" w:space="0" w:color="808080"/>
-            </w:tcBorders>
-          </w:tcPr>
-          <w:p>
-            <w:pPr>
-              <w:spacing w:before="20" w:after="20"/>
-              <w:jc w:val="right"/>
-            </w:pPr>
-            <w:r>
-              <w:rPr>
-                <w:rFonts w:ascii="Calibri" w:hAnsi="Calibri"/>
-                <w:b w:val="0"/>
-                <w:i w:val="0"/>
-                <w:color w:val="000000"/>
-                <w:sz w:val="16"/>
-              </w:rPr>
-              <w:t>19.000,00</w:t>
-            </w:r>
-          </w:p>
-        </w:tc>
-      </w:tr>
-      <w:tr>
-        <w:tc>
-          <w:tcPr>
-            <w:tcW w:type="dxa" w:w="510"/>
-            <w:tcBorders>
-              <w:top w:val="single" w:sz="4" w:space="0" w:color="808080"/>
-              <w:left w:val="single" w:sz="4" w:space="0" w:color="808080"/>
-              <w:bottom w:val="single" w:sz="4" w:space="0" w:color="808080"/>
-              <w:right w:val="single" w:sz="4" w:space="0" w:color="808080"/>
-            </w:tcBorders>
-          </w:tcPr>
-          <w:p>
-            <w:pPr>
-              <w:spacing w:before="20" w:after="20"/>
-              <w:jc w:val="left"/>
-            </w:pPr>
-            <w:r>
-              <w:rPr>
-                <w:rFonts w:ascii="Calibri" w:hAnsi="Calibri"/>
                 <w:b/>
                 <w:i w:val="0"/>
                 <w:color w:val="000000"/>
                 <w:sz w:val="16"/>
               </w:rPr>
-              <w:t>Sıhhi Tesisat ara toplamı</w:t>
-            </w:r>
-          </w:p>
-        </w:tc>
-        <w:tc>
-          <w:tcPr>
-            <w:tcW w:type="dxa" w:w="1191"/>
-            <w:tcBorders>
-              <w:top w:val="single" w:sz="4" w:space="0" w:color="808080"/>
-              <w:left w:val="single" w:sz="4" w:space="0" w:color="808080"/>
-              <w:bottom w:val="single" w:sz="4" w:space="0" w:color="808080"/>
-              <w:right w:val="single" w:sz="4" w:space="0" w:color="808080"/>
-            </w:tcBorders>
-          </w:tcPr>
-          <w:p>
-            <w:pPr>
-              <w:spacing w:before="20" w:after="20"/>
-              <w:jc w:val="left"/>
-            </w:pPr>
-          </w:p>
-        </w:tc>
-        <w:tc>
-          <w:tcPr>
-            <w:tcW w:type="dxa" w:w="4479"/>
-            <w:tcBorders>
-              <w:top w:val="single" w:sz="4" w:space="0" w:color="808080"/>
-              <w:left w:val="single" w:sz="4" w:space="0" w:color="808080"/>
-              <w:bottom w:val="single" w:sz="4" w:space="0" w:color="808080"/>
-              <w:right w:val="single" w:sz="4" w:space="0" w:color="808080"/>
-            </w:tcBorders>
-          </w:tcPr>
-          <w:p>
-            <w:pPr>
-              <w:spacing w:before="20" w:after="20"/>
-              <w:jc w:val="left"/>
-            </w:pPr>
-          </w:p>
-        </w:tc>
-        <w:tc>
-          <w:tcPr>
-            <w:tcW w:type="dxa" w:w="624"/>
-            <w:tcBorders>
-              <w:top w:val="single" w:sz="4" w:space="0" w:color="808080"/>
-              <w:left w:val="single" w:sz="4" w:space="0" w:color="808080"/>
-              <w:bottom w:val="single" w:sz="4" w:space="0" w:color="808080"/>
-              <w:right w:val="single" w:sz="4" w:space="0" w:color="808080"/>
-            </w:tcBorders>
-          </w:tcPr>
-          <w:p>
-            <w:pPr>
-              <w:spacing w:before="20" w:after="20"/>
-              <w:jc w:val="left"/>
-            </w:pPr>
-          </w:p>
-        </w:tc>
-        <w:tc>
-          <w:tcPr>
-            <w:tcW w:type="dxa" w:w="1020"/>
-            <w:tcBorders>
-              <w:top w:val="single" w:sz="4" w:space="0" w:color="808080"/>
-              <w:left w:val="single" w:sz="4" w:space="0" w:color="808080"/>
-              <w:bottom w:val="single" w:sz="4" w:space="0" w:color="808080"/>
-              <w:right w:val="single" w:sz="4" w:space="0" w:color="808080"/>
-            </w:tcBorders>
-          </w:tcPr>
-          <w:p>
-            <w:pPr>
-              <w:spacing w:before="20" w:after="20"/>
-              <w:jc w:val="left"/>
-            </w:pPr>
-          </w:p>
-        </w:tc>
-        <w:tc>
-          <w:tcPr>
-            <w:tcW w:type="dxa" w:w="1247"/>
-            <w:tcBorders>
-              <w:top w:val="single" w:sz="4" w:space="0" w:color="808080"/>
-              <w:left w:val="single" w:sz="4" w:space="0" w:color="808080"/>
-              <w:bottom w:val="single" w:sz="4" w:space="0" w:color="808080"/>
-              <w:right w:val="single" w:sz="4" w:space="0" w:color="808080"/>
-            </w:tcBorders>
-          </w:tcPr>
-          <w:p>
-            <w:pPr>
-              <w:spacing w:before="20" w:after="20"/>
-              <w:jc w:val="left"/>
-            </w:pPr>
-          </w:p>
-        </w:tc>
-        <w:tc>
-          <w:tcPr>
-            <w:tcW w:type="dxa" w:w="1361"/>
-            <w:tcBorders>
-              <w:top w:val="single" w:sz="4" w:space="0" w:color="808080"/>
-              <w:left w:val="single" w:sz="4" w:space="0" w:color="808080"/>
-              <w:bottom w:val="single" w:sz="4" w:space="0" w:color="808080"/>
-              <w:right w:val="single" w:sz="4" w:space="0" w:color="808080"/>
-            </w:tcBorders>
-          </w:tcPr>
-          <w:p>
-            <w:pPr>
-              <w:spacing w:before="20" w:after="20"/>
-              <w:jc w:val="right"/>
-            </w:pPr>
-            <w:r>
-              <w:rPr>
-                <w:rFonts w:ascii="Calibri" w:hAnsi="Calibri"/>
-                <w:b/>
-                <w:i w:val="0"/>
-                <w:color w:val="000000"/>
-                <w:sz w:val="16"/>
-              </w:rPr>
-              <w:t>249.000,00</w:t>
-            </w:r>
-          </w:p>
-        </w:tc>
-      </w:tr>
-      <w:tr>
-        <w:tc>
-          <w:tcPr>
-            <w:tcW w:type="dxa" w:w="510"/>
-            <w:tcBorders>
-              <w:top w:val="single" w:sz="4" w:space="0" w:color="808080"/>
-              <w:left w:val="single" w:sz="4" w:space="0" w:color="808080"/>
-              <w:bottom w:val="single" w:sz="4" w:space="0" w:color="808080"/>
-              <w:right w:val="single" w:sz="4" w:space="0" w:color="808080"/>
-            </w:tcBorders>
-          </w:tcPr>
-          <w:p>
-            <w:pPr>
-              <w:spacing w:before="20" w:after="20"/>
-              <w:jc w:val="left"/>
-            </w:pPr>
-            <w:r>
-              <w:rPr>
-                <w:rFonts w:ascii="Calibri" w:hAnsi="Calibri"/>
-                <w:b/>
-                <w:i w:val="0"/>
-                <w:color w:val="000000"/>
-                <w:sz w:val="16"/>
-              </w:rPr>
-              <w:t>ARA TOPLAM (KDV hariç)</w:t>
-            </w:r>
-          </w:p>
-        </w:tc>
-        <w:tc>
-          <w:tcPr>
-            <w:tcW w:type="dxa" w:w="1191"/>
-            <w:tcBorders>
-              <w:top w:val="single" w:sz="4" w:space="0" w:color="808080"/>
-              <w:left w:val="single" w:sz="4" w:space="0" w:color="808080"/>
-              <w:bottom w:val="single" w:sz="4" w:space="0" w:color="808080"/>
-              <w:right w:val="single" w:sz="4" w:space="0" w:color="808080"/>
-            </w:tcBorders>
-          </w:tcPr>
-          <w:p>
-            <w:pPr>
-              <w:spacing w:before="20" w:after="20"/>
-              <w:jc w:val="left"/>
-            </w:pPr>
-          </w:p>
-        </w:tc>
-        <w:tc>
-          <w:tcPr>
-            <w:tcW w:type="dxa" w:w="4479"/>
-            <w:tcBorders>
-              <w:top w:val="single" w:sz="4" w:space="0" w:color="808080"/>
-              <w:left w:val="single" w:sz="4" w:space="0" w:color="808080"/>
-              <w:bottom w:val="single" w:sz="4" w:space="0" w:color="808080"/>
-              <w:right w:val="single" w:sz="4" w:space="0" w:color="808080"/>
-            </w:tcBorders>
-          </w:tcPr>
-          <w:p>
-            <w:pPr>
-              <w:spacing w:before="20" w:after="20"/>
-              <w:jc w:val="left"/>
-            </w:pPr>
-          </w:p>
-        </w:tc>
-        <w:tc>
-          <w:tcPr>
-            <w:tcW w:type="dxa" w:w="624"/>
-            <w:tcBorders>
-              <w:top w:val="single" w:sz="4" w:space="0" w:color="808080"/>
-              <w:left w:val="single" w:sz="4" w:space="0" w:color="808080"/>
-              <w:bottom w:val="single" w:sz="4" w:space="0" w:color="808080"/>
-              <w:right w:val="single" w:sz="4" w:space="0" w:color="808080"/>
-            </w:tcBorders>
-          </w:tcPr>
-          <w:p>
-            <w:pPr>
-              <w:spacing w:before="20" w:after="20"/>
-              <w:jc w:val="left"/>
-            </w:pPr>
-          </w:p>
-        </w:tc>
-        <w:tc>
-          <w:tcPr>
-            <w:tcW w:type="dxa" w:w="1020"/>
-            <w:tcBorders>
-              <w:top w:val="single" w:sz="4" w:space="0" w:color="808080"/>
-              <w:left w:val="single" w:sz="4" w:space="0" w:color="808080"/>
-              <w:bottom w:val="single" w:sz="4" w:space="0" w:color="808080"/>
-              <w:right w:val="single" w:sz="4" w:space="0" w:color="808080"/>
-            </w:tcBorders>
-          </w:tcPr>
-          <w:p>
-            <w:pPr>
-              <w:spacing w:before="20" w:after="20"/>
-              <w:jc w:val="left"/>
-            </w:pPr>
-          </w:p>
-        </w:tc>
-        <w:tc>
-          <w:tcPr>
-            <w:tcW w:type="dxa" w:w="1247"/>
-            <w:tcBorders>
-              <w:top w:val="single" w:sz="4" w:space="0" w:color="808080"/>
-              <w:left w:val="single" w:sz="4" w:space="0" w:color="808080"/>
-              <w:bottom w:val="single" w:sz="4" w:space="0" w:color="808080"/>
-              <w:right w:val="single" w:sz="4" w:space="0" w:color="808080"/>
-            </w:tcBorders>
-          </w:tcPr>
-          <w:p>
-            <w:pPr>
-              <w:spacing w:before="20" w:after="20"/>
-              <w:jc w:val="left"/>
-            </w:pPr>
-          </w:p>
-        </w:tc>
-        <w:tc>
-          <w:tcPr>
-            <w:tcW w:type="dxa" w:w="1361"/>
-            <w:tcBorders>
-              <w:top w:val="single" w:sz="4" w:space="0" w:color="808080"/>
-              <w:left w:val="single" w:sz="4" w:space="0" w:color="808080"/>
-              <w:bottom w:val="single" w:sz="4" w:space="0" w:color="808080"/>
-              <w:right w:val="single" w:sz="4" w:space="0" w:color="808080"/>
-            </w:tcBorders>
-          </w:tcPr>
-          <w:p>
-            <w:pPr>
-              <w:spacing w:before="20" w:after="20"/>
-              <w:jc w:val="right"/>
-            </w:pPr>
-            <w:r>
-              <w:rPr>
-                <w:rFonts w:ascii="Calibri" w:hAnsi="Calibri"/>
-                <w:b/>
-                <w:i w:val="0"/>
-                <w:color w:val="000000"/>
-                <w:sz w:val="16"/>
-              </w:rPr>
-              <w:t>5.867.052,75</w:t>
-            </w:r>
-          </w:p>
-        </w:tc>
-      </w:tr>
-      <w:tr>
-        <w:tc>
-          <w:tcPr>
-            <w:tcW w:type="dxa" w:w="510"/>
-            <w:tcBorders>
-              <w:top w:val="single" w:sz="4" w:space="0" w:color="808080"/>
-              <w:left w:val="single" w:sz="4" w:space="0" w:color="808080"/>
-              <w:bottom w:val="single" w:sz="4" w:space="0" w:color="808080"/>
-              <w:right w:val="single" w:sz="4" w:space="0" w:color="808080"/>
-            </w:tcBorders>
-          </w:tcPr>
-          <w:p>
-            <w:pPr>
-              <w:spacing w:before="20" w:after="20"/>
-              <w:jc w:val="left"/>
-            </w:pPr>
-            <w:r>
-              <w:rPr>
-                <w:rFonts w:ascii="Calibri" w:hAnsi="Calibri"/>
-                <w:b/>
-                <w:i w:val="0"/>
-                <w:color w:val="000000"/>
-                <w:sz w:val="16"/>
-              </w:rPr>
-              <w:t>KDV (%20)</w:t>
-            </w:r>
-          </w:p>
-        </w:tc>
-        <w:tc>
-          <w:tcPr>
-            <w:tcW w:type="dxa" w:w="1191"/>
-            <w:tcBorders>
-              <w:top w:val="single" w:sz="4" w:space="0" w:color="808080"/>
-              <w:left w:val="single" w:sz="4" w:space="0" w:color="808080"/>
-              <w:bottom w:val="single" w:sz="4" w:space="0" w:color="808080"/>
-              <w:right w:val="single" w:sz="4" w:space="0" w:color="808080"/>
-            </w:tcBorders>
-          </w:tcPr>
-          <w:p>
-            <w:pPr>
-              <w:spacing w:before="20" w:after="20"/>
-              <w:jc w:val="left"/>
-            </w:pPr>
-          </w:p>
-        </w:tc>
-        <w:tc>
-          <w:tcPr>
-            <w:tcW w:type="dxa" w:w="4479"/>
-            <w:tcBorders>
-              <w:top w:val="single" w:sz="4" w:space="0" w:color="808080"/>
-              <w:left w:val="single" w:sz="4" w:space="0" w:color="808080"/>
-              <w:bottom w:val="single" w:sz="4" w:space="0" w:color="808080"/>
-              <w:right w:val="single" w:sz="4" w:space="0" w:color="808080"/>
-            </w:tcBorders>
-          </w:tcPr>
-          <w:p>
-            <w:pPr>
-              <w:spacing w:before="20" w:after="20"/>
-              <w:jc w:val="left"/>
-            </w:pPr>
-          </w:p>
-        </w:tc>
-        <w:tc>
-          <w:tcPr>
-            <w:tcW w:type="dxa" w:w="624"/>
-            <w:tcBorders>
-              <w:top w:val="single" w:sz="4" w:space="0" w:color="808080"/>
-              <w:left w:val="single" w:sz="4" w:space="0" w:color="808080"/>
-              <w:bottom w:val="single" w:sz="4" w:space="0" w:color="808080"/>
-              <w:right w:val="single" w:sz="4" w:space="0" w:color="808080"/>
-            </w:tcBorders>
-          </w:tcPr>
-          <w:p>
-            <w:pPr>
-              <w:spacing w:before="20" w:after="20"/>
-              <w:jc w:val="left"/>
-            </w:pPr>
-          </w:p>
-        </w:tc>
-        <w:tc>
-          <w:tcPr>
-            <w:tcW w:type="dxa" w:w="1020"/>
-            <w:tcBorders>
-              <w:top w:val="single" w:sz="4" w:space="0" w:color="808080"/>
-              <w:left w:val="single" w:sz="4" w:space="0" w:color="808080"/>
-              <w:bottom w:val="single" w:sz="4" w:space="0" w:color="808080"/>
-              <w:right w:val="single" w:sz="4" w:space="0" w:color="808080"/>
-            </w:tcBorders>
-          </w:tcPr>
-          <w:p>
-            <w:pPr>
-              <w:spacing w:before="20" w:after="20"/>
-              <w:jc w:val="left"/>
-            </w:pPr>
-          </w:p>
-        </w:tc>
-        <w:tc>
-          <w:tcPr>
-            <w:tcW w:type="dxa" w:w="1247"/>
-            <w:tcBorders>
-              <w:top w:val="single" w:sz="4" w:space="0" w:color="808080"/>
-              <w:left w:val="single" w:sz="4" w:space="0" w:color="808080"/>
-              <w:bottom w:val="single" w:sz="4" w:space="0" w:color="808080"/>
-              <w:right w:val="single" w:sz="4" w:space="0" w:color="808080"/>
-            </w:tcBorders>
-          </w:tcPr>
-          <w:p>
-            <w:pPr>
-              <w:spacing w:before="20" w:after="20"/>
-              <w:jc w:val="left"/>
-            </w:pPr>
-          </w:p>
-        </w:tc>
-        <w:tc>
-          <w:tcPr>
-            <w:tcW w:type="dxa" w:w="1361"/>
-            <w:tcBorders>
-              <w:top w:val="single" w:sz="4" w:space="0" w:color="808080"/>
-              <w:left w:val="single" w:sz="4" w:space="0" w:color="808080"/>
-              <w:bottom w:val="single" w:sz="4" w:space="0" w:color="808080"/>
-              <w:right w:val="single" w:sz="4" w:space="0" w:color="808080"/>
-            </w:tcBorders>
-          </w:tcPr>
-          <w:p>
-            <w:pPr>
-              <w:spacing w:before="20" w:after="20"/>
-              <w:jc w:val="right"/>
-            </w:pPr>
-            <w:r>
-              <w:rPr>
-                <w:rFonts w:ascii="Calibri" w:hAnsi="Calibri"/>
-                <w:b/>
-                <w:i w:val="0"/>
-                <w:color w:val="000000"/>
-                <w:sz w:val="16"/>
-              </w:rPr>
-              <w:t>1.173.410,55</w:t>
-            </w:r>
-          </w:p>
-        </w:tc>
-      </w:tr>
-      <w:tr>
-        <w:tc>
-          <w:tcPr>
-            <w:tcW w:type="dxa" w:w="510"/>
-            <w:tcBorders>
-              <w:top w:val="single" w:sz="4" w:space="0" w:color="808080"/>
-              <w:left w:val="single" w:sz="4" w:space="0" w:color="808080"/>
-              <w:bottom w:val="single" w:sz="4" w:space="0" w:color="808080"/>
-              <w:right w:val="single" w:sz="4" w:space="0" w:color="808080"/>
-            </w:tcBorders>
-          </w:tcPr>
-          <w:p>
-            <w:pPr>
-              <w:spacing w:before="20" w:after="20"/>
-              <w:jc w:val="left"/>
-            </w:pPr>
-            <w:r>
-              <w:rPr>
-                <w:rFonts w:ascii="Calibri" w:hAnsi="Calibri"/>
-                <w:b/>
-                <w:i w:val="0"/>
-                <w:color w:val="000000"/>
-                <w:sz w:val="16"/>
-              </w:rPr>
-              <w:t>GENEL TOPLAM (KDV dâhil)</w:t>
-            </w:r>
-          </w:p>
-        </w:tc>
-        <w:tc>
-          <w:tcPr>
-            <w:tcW w:type="dxa" w:w="1191"/>
-            <w:tcBorders>
-              <w:top w:val="single" w:sz="4" w:space="0" w:color="808080"/>
-              <w:left w:val="single" w:sz="4" w:space="0" w:color="808080"/>
-              <w:bottom w:val="single" w:sz="4" w:space="0" w:color="808080"/>
-              <w:right w:val="single" w:sz="4" w:space="0" w:color="808080"/>
-            </w:tcBorders>
-          </w:tcPr>
-          <w:p>
-            <w:pPr>
-              <w:spacing w:before="20" w:after="20"/>
-              <w:jc w:val="left"/>
-            </w:pPr>
-          </w:p>
-        </w:tc>
-        <w:tc>
-          <w:tcPr>
-            <w:tcW w:type="dxa" w:w="4479"/>
-            <w:tcBorders>
-              <w:top w:val="single" w:sz="4" w:space="0" w:color="808080"/>
-              <w:left w:val="single" w:sz="4" w:space="0" w:color="808080"/>
-              <w:bottom w:val="single" w:sz="4" w:space="0" w:color="808080"/>
-              <w:right w:val="single" w:sz="4" w:space="0" w:color="808080"/>
-            </w:tcBorders>
-          </w:tcPr>
-          <w:p>
-            <w:pPr>
-              <w:spacing w:before="20" w:after="20"/>
-              <w:jc w:val="left"/>
-            </w:pPr>
-          </w:p>
-        </w:tc>
-        <w:tc>
-          <w:tcPr>
-            <w:tcW w:type="dxa" w:w="624"/>
-            <w:tcBorders>
-              <w:top w:val="single" w:sz="4" w:space="0" w:color="808080"/>
-              <w:left w:val="single" w:sz="4" w:space="0" w:color="808080"/>
-              <w:bottom w:val="single" w:sz="4" w:space="0" w:color="808080"/>
-              <w:right w:val="single" w:sz="4" w:space="0" w:color="808080"/>
-            </w:tcBorders>
-          </w:tcPr>
-          <w:p>
-            <w:pPr>
-              <w:spacing w:before="20" w:after="20"/>
-              <w:jc w:val="left"/>
-            </w:pPr>
-          </w:p>
-        </w:tc>
-        <w:tc>
-          <w:tcPr>
-            <w:tcW w:type="dxa" w:w="1020"/>
-            <w:tcBorders>
-              <w:top w:val="single" w:sz="4" w:space="0" w:color="808080"/>
-              <w:left w:val="single" w:sz="4" w:space="0" w:color="808080"/>
-              <w:bottom w:val="single" w:sz="4" w:space="0" w:color="808080"/>
-              <w:right w:val="single" w:sz="4" w:space="0" w:color="808080"/>
-            </w:tcBorders>
-          </w:tcPr>
-          <w:p>
-            <w:pPr>
-              <w:spacing w:before="20" w:after="20"/>
-              <w:jc w:val="left"/>
-            </w:pPr>
-          </w:p>
-        </w:tc>
-        <w:tc>
-          <w:tcPr>
-            <w:tcW w:type="dxa" w:w="1247"/>
-            <w:tcBorders>
-              <w:top w:val="single" w:sz="4" w:space="0" w:color="808080"/>
-              <w:left w:val="single" w:sz="4" w:space="0" w:color="808080"/>
-              <w:bottom w:val="single" w:sz="4" w:space="0" w:color="808080"/>
-              <w:right w:val="single" w:sz="4" w:space="0" w:color="808080"/>
-            </w:tcBorders>
-          </w:tcPr>
-          <w:p>
-            <w:pPr>
-              <w:spacing w:before="20" w:after="20"/>
-              <w:jc w:val="left"/>
-            </w:pPr>
-          </w:p>
-        </w:tc>
-        <w:tc>
-          <w:tcPr>
-            <w:tcW w:type="dxa" w:w="1361"/>
-            <w:tcBorders>
-              <w:top w:val="single" w:sz="4" w:space="0" w:color="808080"/>
-              <w:left w:val="single" w:sz="4" w:space="0" w:color="808080"/>
-              <w:bottom w:val="single" w:sz="4" w:space="0" w:color="808080"/>
-              <w:right w:val="single" w:sz="4" w:space="0" w:color="808080"/>
-            </w:tcBorders>
-          </w:tcPr>
-          <w:p>
-            <w:pPr>
-              <w:spacing w:before="20" w:after="20"/>
-              <w:jc w:val="right"/>
-            </w:pPr>
-            <w:r>
-              <w:rPr>
-                <w:rFonts w:ascii="Calibri" w:hAnsi="Calibri"/>
-                <w:b/>
-                <w:i w:val="0"/>
-                <w:color w:val="000000"/>
-                <w:sz w:val="16"/>
-              </w:rPr>
-              <w:t>7.040.463,30</w:t>
+              <w:t>6.649.309,31</w:t>
             </w:r>
           </w:p>
         </w:tc>
@@ -15769,58 +13587,6 @@
           <w:sz w:val="18"/>
         </w:rPr>
         <w:t>3. KDV, IPARD'da hiçbir harcama alanında uygun harcama değildir; A3 tablolarına KDV hariç tutar yazılır.</w:t>
-      </w:r>
-    </w:p>
-    <w:p>
-      <w:pPr>
-        <w:ind w:left="340"/>
-        <w:jc w:val="both"/>
-      </w:pPr>
-      <w:r>
-        <w:rPr>
-          <w:rFonts w:ascii="Calibri" w:hAnsi="Calibri"/>
-          <w:b w:val="0"/>
-          <w:i w:val="0"/>
-          <w:color w:val="000000"/>
-          <w:sz w:val="18"/>
-        </w:rPr>
-        <w:t xml:space="preserve">4. </w:t>
-      </w:r>
-      <w:r>
-        <w:rPr>
-          <w:rFonts w:ascii="Calibri" w:hAnsi="Calibri"/>
-          <w:b/>
-          <w:i w:val="0"/>
-          <w:color w:val="000000"/>
-          <w:sz w:val="18"/>
-        </w:rPr>
-        <w:t>Sıhhi tesisat kalemlerinin birim fiyatları piyasa araştırmasına dayanan tahmindir; kitap fiyatı değildir.</w:t>
-      </w:r>
-      <w:r>
-        <w:rPr>
-          <w:rFonts w:ascii="Calibri" w:hAnsi="Calibri"/>
-          <w:b w:val="0"/>
-          <w:i w:val="0"/>
-          <w:color w:val="000000"/>
-          <w:sz w:val="18"/>
-        </w:rPr>
-        <w:t xml:space="preserve"> Elimizdeki ÇŞB 2026 birim fiyat kitabında sıhhi tesisat fasikülü bulunmadığından bu kalemlere %16 tenzilat uygulanmamıştır — tenzilat kitap fiyatına uygulanır. Fiyatların kuruluşu kitabın kendi esasıyla aynıdır: malzeme piyasa bedeli, işçilik (ÇŞB 2026 rayiç listesi — tesisat ustası 310,00 TL/saat, usta yardımcısı 230,00 TL/saat) ve %25 müteahhit kârı ile genel giderleri. Tutarlar KDV hariç, montaj dâhildir. Miktarlar onaylı sıhhi tesisat projesinden alınmıştır.</w:t>
-      </w:r>
-    </w:p>
-    <w:p>
-      <w:pPr>
-        <w:ind w:left="340"/>
-        <w:jc w:val="both"/>
-      </w:pPr>
-      <w:r>
-        <w:rPr>
-          <w:rFonts w:ascii="Calibri" w:hAnsi="Calibri"/>
-          <w:b w:val="0"/>
-          <w:i w:val="0"/>
-          <w:color w:val="000000"/>
-          <w:sz w:val="18"/>
-        </w:rPr>
-        <w:t>5. Sıhhi tesisat kalemleri keşif özetinde yer almaz — hibe kapsamı Kümes A ve B bloklarının yapım işleriyle sınırlıdır; tesisat uygun olmayan harcama olarak burada beyan edilir ve tamamı öz kaynaktan karşılanır.</w:t>
       </w:r>
     </w:p>
     <w:p>

--- a/belgeler/36_PROFORMA_YAPIM_ISLERI.docx
+++ b/belgeler/36_PROFORMA_YAPIM_ISLERI.docx
@@ -13534,7 +13534,7 @@
           <w:color w:val="000000"/>
           <w:sz w:val="18"/>
         </w:rPr>
-        <w:t>1. Bu proforma, yatırımın hibe kapsamı dışında bırakılan yapım işlerini kapsar. Poz numaraları ve miktarlar keşif özetleri ve metraj cetvelleriyle birebir aynıdır. Birim fiyatlar ÇŞB 2026 birim fiyat kitabı ve TKDK 17.02.2026 Özel Poz Tablosu fiyatlarına %16 tenzilat uygulanarak bulunmuştur; hibe kapsamındaki işlerle aynı esastır.</w:t>
+        <w:t>1. Bu proforma, yatırımın hibe kapsamı dışında bırakılan yapım işlerini kapsar. Poz numaraları ve miktarlar metraj cetvelleriyle aynıdır; tek istisna, statik projesi bu teklif verildikten sonra kesinleşen YEM SİLOSU BETONARME KAİDELERİDİR — o yapının miktarları teklifin verildiği tarihteki hâliyle korunmuş, yüklenici fiyatını değiştirmemiştir. Birim fiyatlar ÇŞB 2026 birim fiyat kitabı ve TKDK 17.02.2026 Özel Poz Tablosu fiyatlarına %16 tenzilat uygulanarak bulunmuştur; hibe kapsamındaki işlerle aynı esastır.</w:t>
       </w:r>
     </w:p>
     <w:p>
